--- a/WebContent/docx/肺癌49报告-苏州市立医院-本部&北区.docx
+++ b/WebContent/docx/肺癌49报告-苏州市立医院-本部&北区.docx
@@ -11,8 +11,8 @@
           <w:lang w:eastAsia="zh-CN"/>
         </w:rPr>
       </w:pPr>
-      <w:bookmarkStart w:id="0" w:name="_Toc12869"/>
-      <w:bookmarkStart w:id="1" w:name="_Toc26189"/>
+      <w:bookmarkStart w:id="0" w:name="_Toc26189"/>
+      <w:bookmarkStart w:id="1" w:name="_Toc12869"/>
     </w:p>
     <w:p>
       <w:pPr>
@@ -3262,16 +3262,16 @@
           </w14:shadow>
         </w:rPr>
       </w:pPr>
-      <w:bookmarkStart w:id="2" w:name="_Toc13806"/>
-      <w:bookmarkStart w:id="3" w:name="_Toc17837"/>
-      <w:bookmarkStart w:id="4" w:name="_Toc3619"/>
-      <w:bookmarkStart w:id="5" w:name="_Toc21009_WPSOffice_Level1"/>
-      <w:bookmarkStart w:id="6" w:name="_Toc21669"/>
-      <w:bookmarkStart w:id="7" w:name="_Toc30143_WPSOffice_Level1"/>
+      <w:bookmarkStart w:id="2" w:name="_Toc24178_WPSOffice_Level1"/>
+      <w:bookmarkStart w:id="3" w:name="_Toc21669"/>
+      <w:bookmarkStart w:id="4" w:name="_Toc13806"/>
+      <w:bookmarkStart w:id="5" w:name="_Toc17837"/>
+      <w:bookmarkStart w:id="6" w:name="_Toc30143_WPSOffice_Level1"/>
+      <w:bookmarkStart w:id="7" w:name="_Toc21009_WPSOffice_Level1"/>
       <w:bookmarkStart w:id="8" w:name="_Toc23629"/>
       <w:bookmarkStart w:id="9" w:name="_Toc14123"/>
-      <w:bookmarkStart w:id="10" w:name="_Toc107825547"/>
-      <w:bookmarkStart w:id="11" w:name="_Toc24178_WPSOffice_Level1"/>
+      <w:bookmarkStart w:id="10" w:name="_Toc3619"/>
+      <w:bookmarkStart w:id="11" w:name="_Toc107825547"/>
       <w:r>
         <w:rPr>
           <w:rFonts w:ascii="Times New Roman" w:hAnsi="Times New Roman"/>
@@ -4148,15 +4148,15 @@
           </w14:shadow>
         </w:rPr>
       </w:pPr>
-      <w:bookmarkStart w:id="12" w:name="_Toc7021_WPSOffice_Level1"/>
-      <w:bookmarkStart w:id="13" w:name="_Toc11015_WPSOffice_Level1"/>
-      <w:bookmarkStart w:id="14" w:name="_Toc13210"/>
-      <w:bookmarkStart w:id="15" w:name="_Toc26731"/>
-      <w:bookmarkStart w:id="16" w:name="_Toc17451"/>
-      <w:bookmarkStart w:id="17" w:name="_Toc107825548"/>
-      <w:bookmarkStart w:id="18" w:name="_Toc18062_WPSOffice_Level1"/>
-      <w:bookmarkStart w:id="19" w:name="_Toc1775"/>
-      <w:bookmarkStart w:id="20" w:name="_Toc29272"/>
+      <w:bookmarkStart w:id="12" w:name="_Toc17451"/>
+      <w:bookmarkStart w:id="13" w:name="_Toc18062_WPSOffice_Level1"/>
+      <w:bookmarkStart w:id="14" w:name="_Toc29272"/>
+      <w:bookmarkStart w:id="15" w:name="_Toc107825548"/>
+      <w:bookmarkStart w:id="16" w:name="_Toc7021_WPSOffice_Level1"/>
+      <w:bookmarkStart w:id="17" w:name="_Toc13210"/>
+      <w:bookmarkStart w:id="18" w:name="_Toc1775"/>
+      <w:bookmarkStart w:id="19" w:name="_Toc11015_WPSOffice_Level1"/>
+      <w:bookmarkStart w:id="20" w:name="_Toc26731"/>
       <w:bookmarkStart w:id="21" w:name="_Toc3823"/>
       <w:r>
         <w:rPr>
@@ -4402,13 +4402,13 @@
           </w14:shadow>
         </w:rPr>
       </w:pPr>
-      <w:bookmarkStart w:id="23" w:name="_Toc12582"/>
-      <w:bookmarkStart w:id="24" w:name="_Toc23369_WPSOffice_Level1"/>
-      <w:bookmarkStart w:id="25" w:name="_Toc25920"/>
-      <w:bookmarkStart w:id="26" w:name="_Toc6221_WPSOffice_Level1"/>
-      <w:bookmarkStart w:id="27" w:name="_Toc107825549"/>
-      <w:bookmarkStart w:id="28" w:name="_Toc16576"/>
-      <w:bookmarkStart w:id="29" w:name="_Toc18058"/>
+      <w:bookmarkStart w:id="23" w:name="_Toc23369_WPSOffice_Level1"/>
+      <w:bookmarkStart w:id="24" w:name="_Toc25920"/>
+      <w:bookmarkStart w:id="25" w:name="_Toc6221_WPSOffice_Level1"/>
+      <w:bookmarkStart w:id="26" w:name="_Toc107825549"/>
+      <w:bookmarkStart w:id="27" w:name="_Toc16576"/>
+      <w:bookmarkStart w:id="28" w:name="_Toc18058"/>
+      <w:bookmarkStart w:id="29" w:name="_Toc12582"/>
       <w:bookmarkStart w:id="30" w:name="_Toc23690"/>
       <w:bookmarkStart w:id="31" w:name="_Toc14855"/>
       <w:r>
@@ -5406,13 +5406,13 @@
       </w:pPr>
       <w:bookmarkStart w:id="35" w:name="_Toc21059"/>
       <w:bookmarkStart w:id="36" w:name="_Toc14270"/>
-      <w:bookmarkStart w:id="37" w:name="_Toc22132"/>
-      <w:bookmarkStart w:id="38" w:name="_Toc2866"/>
-      <w:bookmarkStart w:id="39" w:name="_Toc19898_WPSOffice_Level1"/>
-      <w:bookmarkStart w:id="40" w:name="_Toc20136_WPSOffice_Level1"/>
-      <w:bookmarkStart w:id="41" w:name="_Toc24235"/>
-      <w:bookmarkStart w:id="42" w:name="_Toc107825550"/>
-      <w:bookmarkStart w:id="43" w:name="_Toc2781"/>
+      <w:bookmarkStart w:id="37" w:name="_Toc19898_WPSOffice_Level1"/>
+      <w:bookmarkStart w:id="38" w:name="_Toc24235"/>
+      <w:bookmarkStart w:id="39" w:name="_Toc107825550"/>
+      <w:bookmarkStart w:id="40" w:name="_Toc2781"/>
+      <w:bookmarkStart w:id="41" w:name="_Toc22132"/>
+      <w:bookmarkStart w:id="42" w:name="_Toc2866"/>
+      <w:bookmarkStart w:id="43" w:name="_Toc20136_WPSOffice_Level1"/>
       <w:r>
         <w:rPr>
           <w:rFonts w:hint="eastAsia" w:ascii="微软雅黑" w:hAnsi="微软雅黑" w:eastAsia="微软雅黑" w:cs="微软雅黑"/>
@@ -5501,16 +5501,11 @@
     </w:p>
     <w:p>
       <w:pPr>
-        <w:numPr>
-          <w:ilvl w:val="0"/>
-          <w:numId w:val="0"/>
-        </w:numPr>
-        <w:ind w:leftChars="0"/>
-        <w:rPr>
-          <w:rFonts w:ascii="Times New Roman" w:hAnsi="Times New Roman" w:eastAsia="微软雅黑" w:cs="Times New Roman"/>
+        <w:rPr>
+          <w:rFonts w:hint="default" w:ascii="Times New Roman" w:hAnsi="Times New Roman" w:eastAsia="微软雅黑" w:cs="Times New Roman"/>
           <w:sz w:val="24"/>
           <w:szCs w:val="24"/>
-          <w:lang w:eastAsia="zh-CN"/>
+          <w:lang w:val="en-US" w:eastAsia="zh-CN"/>
         </w:rPr>
       </w:pPr>
       <w:r>
@@ -5652,21 +5647,24 @@
               </w:rPr>
             </w:pPr>
             <w:r>
+              <w:rPr>
+                <w:sz w:val="22"/>
+              </w:rPr>
               <mc:AlternateContent>
                 <mc:Choice Requires="wpg">
                   <w:drawing>
-                    <wp:anchor distT="0" distB="0" distL="114300" distR="114300" simplePos="0" relativeHeight="251660288" behindDoc="0" locked="0" layoutInCell="1" allowOverlap="1">
+                    <wp:anchor distT="0" distB="0" distL="114300" distR="114300" simplePos="0" relativeHeight="251661312" behindDoc="0" locked="0" layoutInCell="1" allowOverlap="1">
                       <wp:simplePos x="0" y="0"/>
                       <wp:positionH relativeFrom="column">
-                        <wp:posOffset>31115</wp:posOffset>
+                        <wp:posOffset>0</wp:posOffset>
                       </wp:positionH>
                       <wp:positionV relativeFrom="paragraph">
-                        <wp:posOffset>-547370</wp:posOffset>
+                        <wp:posOffset>-460375</wp:posOffset>
                       </wp:positionV>
-                      <wp:extent cx="3160395" cy="1441450"/>
-                      <wp:effectExtent l="0" t="0" r="9525" b="6350"/>
+                      <wp:extent cx="3080385" cy="1442720"/>
+                      <wp:effectExtent l="0" t="0" r="13335" b="5080"/>
                       <wp:wrapNone/>
-                      <wp:docPr id="101" name="组合 101"/>
+                      <wp:docPr id="34" name="组合 34"/>
                       <wp:cNvGraphicFramePr/>
                       <a:graphic xmlns:a="http://schemas.openxmlformats.org/drawingml/2006/main">
                         <a:graphicData uri="http://schemas.microsoft.com/office/word/2010/wordprocessingGroup">
@@ -5675,25 +5673,25 @@
                             <wpg:grpSpPr>
                               <a:xfrm>
                                 <a:off x="0" y="0"/>
-                                <a:ext cx="3160395" cy="1441450"/>
-                                <a:chOff x="10964" y="3809"/>
-                                <a:chExt cx="4977" cy="2270"/>
+                                <a:ext cx="3080385" cy="1442720"/>
+                                <a:chOff x="17956" y="37747"/>
+                                <a:chExt cx="4851" cy="2272"/>
                               </a:xfrm>
                             </wpg:grpSpPr>
                             <wpg:grpSp>
-                              <wpg:cNvPr id="102" name="组合 6"/>
+                              <wpg:cNvPr id="35" name="组合 16"/>
                               <wpg:cNvGrpSpPr/>
                               <wpg:grpSpPr>
                                 <a:xfrm>
-                                  <a:off x="10964" y="4438"/>
-                                  <a:ext cx="4577" cy="734"/>
-                                  <a:chOff x="10964" y="4438"/>
-                                  <a:chExt cx="4577" cy="734"/>
+                                  <a:off x="17956" y="38313"/>
+                                  <a:ext cx="4049" cy="646"/>
+                                  <a:chOff x="17956" y="38313"/>
+                                  <a:chExt cx="4049" cy="646"/>
                                 </a:xfrm>
                               </wpg:grpSpPr>
                               <pic:pic xmlns:pic="http://schemas.openxmlformats.org/drawingml/2006/picture">
                                 <pic:nvPicPr>
-                                  <pic:cNvPr id="30" name="图片 30" descr="微信图片_20220215110121"/>
+                                  <pic:cNvPr id="12" name="图片 29" descr="IMG_256"/>
                                   <pic:cNvPicPr>
                                     <a:picLocks noChangeAspect="1"/>
                                   </pic:cNvPicPr>
@@ -5702,18 +5700,17 @@
                                   <a:blip r:embed="rId8">
                                     <a:clrChange>
                                       <a:clrFrom>
-                                        <a:srgbClr val="A09D98">
+                                        <a:srgbClr val="FFFFFF">
                                           <a:alpha val="100000"/>
                                         </a:srgbClr>
                                       </a:clrFrom>
                                       <a:clrTo>
-                                        <a:srgbClr val="A09D98">
+                                        <a:srgbClr val="FFFFFF">
                                           <a:alpha val="100000"/>
                                           <a:alpha val="0"/>
                                         </a:srgbClr>
                                       </a:clrTo>
                                     </a:clrChange>
-                                    <a:biLevel thresh="50000"/>
                                   </a:blip>
                                   <a:stretch>
                                     <a:fillRect/>
@@ -5721,57 +5718,46 @@
                                 </pic:blipFill>
                                 <pic:spPr>
                                   <a:xfrm>
-                                    <a:off x="10964" y="4458"/>
-                                    <a:ext cx="1234" cy="715"/>
+                                    <a:off x="21031" y="38313"/>
+                                    <a:ext cx="975" cy="570"/>
+                                  </a:xfrm>
+                                  <a:prstGeom prst="rect">
+                                    <a:avLst/>
+                                  </a:prstGeom>
+                                  <a:noFill/>
+                                  <a:ln w="9525">
+                                    <a:noFill/>
+                                  </a:ln>
+                                </pic:spPr>
+                              </pic:pic>
+                              <pic:pic xmlns:pic="http://schemas.openxmlformats.org/drawingml/2006/picture">
+                                <pic:nvPicPr>
+                                  <pic:cNvPr id="15" name="图片 15" descr="c9514d16fd70679bf0495aeebb03c72d_compress"/>
+                                  <pic:cNvPicPr>
+                                    <a:picLocks noChangeAspect="1"/>
+                                  </pic:cNvPicPr>
+                                </pic:nvPicPr>
+                                <pic:blipFill>
+                                  <a:blip r:embed="rId9"/>
+                                  <a:srcRect l="21003" t="56913" r="27176" b="26386"/>
+                                  <a:stretch>
+                                    <a:fillRect/>
+                                  </a:stretch>
+                                </pic:blipFill>
+                                <pic:spPr>
+                                  <a:xfrm>
+                                    <a:off x="17956" y="38485"/>
+                                    <a:ext cx="1550" cy="475"/>
                                   </a:xfrm>
                                   <a:prstGeom prst="rect">
                                     <a:avLst/>
                                   </a:prstGeom>
                                 </pic:spPr>
                               </pic:pic>
-                              <pic:pic xmlns:pic="http://schemas.openxmlformats.org/drawingml/2006/picture">
-                                <pic:nvPicPr>
-                                  <pic:cNvPr id="21" name="图片 34" descr="晓敏"/>
-                                  <pic:cNvPicPr>
-                                    <a:picLocks noChangeAspect="1"/>
-                                  </pic:cNvPicPr>
-                                </pic:nvPicPr>
-                                <pic:blipFill>
-                                  <a:blip r:embed="rId9">
-                                    <a:clrChange>
-                                      <a:clrFrom>
-                                        <a:srgbClr val="949FA1"/>
-                                      </a:clrFrom>
-                                      <a:clrTo>
-                                        <a:srgbClr val="949FA1">
-                                          <a:alpha val="0"/>
-                                        </a:srgbClr>
-                                      </a:clrTo>
-                                    </a:clrChange>
-                                  </a:blip>
-                                  <a:srcRect l="34062" t="26445" r="34097" b="9325"/>
-                                  <a:stretch>
-                                    <a:fillRect/>
-                                  </a:stretch>
-                                </pic:blipFill>
-                                <pic:spPr>
-                                  <a:xfrm rot="16200000">
-                                    <a:off x="14524" y="3981"/>
-                                    <a:ext cx="560" cy="1475"/>
-                                  </a:xfrm>
-                                  <a:prstGeom prst="rect">
-                                    <a:avLst/>
-                                  </a:prstGeom>
-                                  <a:noFill/>
-                                  <a:ln>
-                                    <a:noFill/>
-                                  </a:ln>
-                                </pic:spPr>
-                              </pic:pic>
                             </wpg:grpSp>
                             <pic:pic xmlns:pic="http://schemas.openxmlformats.org/drawingml/2006/picture">
                               <pic:nvPicPr>
-                                <pic:cNvPr id="18" name="图片 8"/>
+                                <pic:cNvPr id="18" name="图片 25"/>
                                 <pic:cNvPicPr>
                                   <a:picLocks noChangeAspect="1" noChangeArrowheads="1"/>
                                 </pic:cNvPicPr>
@@ -5791,8 +5777,8 @@
                               </pic:blipFill>
                               <pic:spPr>
                                 <a:xfrm>
-                                  <a:off x="13671" y="3809"/>
-                                  <a:ext cx="2271" cy="2271"/>
+                                  <a:off x="20535" y="37747"/>
+                                  <a:ext cx="2273" cy="2273"/>
                                 </a:xfrm>
                                 <a:prstGeom prst="rect">
                                   <a:avLst/>
@@ -5811,24 +5797,24 @@
                 </mc:Choice>
                 <mc:Fallback>
                   <w:pict>
-                    <v:group id="_x0000_s1026" o:spid="_x0000_s1026" o:spt="203" style="position:absolute;left:0pt;margin-left:2.45pt;margin-top:-43.1pt;height:113.5pt;width:248.85pt;z-index:251660288;mso-width-relative:page;mso-height-relative:page;" coordorigin="10964,3809" coordsize="4977,2270" o:gfxdata="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">
+                    <v:group id="_x0000_s1026" o:spid="_x0000_s1026" o:spt="203" style="position:absolute;left:0pt;margin-left:0pt;margin-top:-36.25pt;height:113.6pt;width:242.55pt;z-index:251661312;mso-width-relative:page;mso-height-relative:page;" coordorigin="17956,37747" coordsize="4851,2272" o:gfxdata="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">
                       <o:lock v:ext="edit" aspectratio="f"/>
-                      <v:group id="组合 6" o:spid="_x0000_s1026" o:spt="203" style="position:absolute;left:10964;top:4438;height:734;width:4577;" coordorigin="10964,4438" coordsize="4577,734" o:gfxdata="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">
+                      <v:group id="组合 16" o:spid="_x0000_s1026" o:spt="203" style="position:absolute;left:17956;top:38313;height:646;width:4049;" coordorigin="17956,38313" coordsize="4049,646" o:gfxdata="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">
                         <o:lock v:ext="edit" aspectratio="f"/>
-                        <v:shape id="_x0000_s1026" o:spid="_x0000_s1026" o:spt="75" alt="微信图片_20220215110121" type="#_x0000_t75" style="position:absolute;left:10964;top:4458;height:715;width:1234;" filled="f" o:preferrelative="t" stroked="f" coordsize="21600,21600" o:gfxdata="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">
+                        <v:shape id="图片 29" o:spid="_x0000_s1026" o:spt="75" alt="IMG_256" type="#_x0000_t75" style="position:absolute;left:21031;top:38313;height:570;width:975;" filled="f" o:preferrelative="t" stroked="f" coordsize="21600,21600" o:gfxdata="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">
                           <v:fill on="f" focussize="0,0"/>
                           <v:stroke on="f"/>
-                          <v:imagedata r:id="rId8" grayscale="t" bilevel="t" chromakey="#A09D98" o:title=""/>
+                          <v:imagedata r:id="rId8" chromakey="#FFFFFF" o:title=""/>
                           <o:lock v:ext="edit" aspectratio="t"/>
                         </v:shape>
-                        <v:shape id="图片 34" o:spid="_x0000_s1026" o:spt="75" alt="晓敏" type="#_x0000_t75" style="position:absolute;left:14524;top:3981;height:1475;width:560;rotation:-5898240f;" filled="f" o:preferrelative="t" stroked="f" coordsize="21600,21600" o:gfxdata="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">
+                        <v:shape id="_x0000_s1026" o:spid="_x0000_s1026" o:spt="75" alt="c9514d16fd70679bf0495aeebb03c72d_compress" type="#_x0000_t75" style="position:absolute;left:17956;top:38485;height:475;width:1550;" filled="f" o:preferrelative="t" stroked="f" coordsize="21600,21600" o:gfxdata="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">
                           <v:fill on="f" focussize="0,0"/>
                           <v:stroke on="f"/>
-                          <v:imagedata r:id="rId9" cropleft="22323f" croptop="17331f" cropright="22346f" cropbottom="6111f" chromakey="#949FA1" o:title=""/>
+                          <v:imagedata r:id="rId9" cropleft="13765f" croptop="37299f" cropright="17810f" cropbottom="17292f" o:title=""/>
                           <o:lock v:ext="edit" aspectratio="t"/>
                         </v:shape>
                       </v:group>
-                      <v:shape id="图片 8" o:spid="_x0000_s1026" o:spt="75" type="#_x0000_t75" style="position:absolute;left:13671;top:3809;height:2271;width:2271;" filled="f" o:preferrelative="t" stroked="f" coordsize="21600,21600" o:gfxdata="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">
+                      <v:shape id="图片 25" o:spid="_x0000_s1026" o:spt="75" type="#_x0000_t75" style="position:absolute;left:20535;top:37747;height:2273;width:2273;" filled="f" o:preferrelative="t" stroked="f" coordsize="21600,21600" o:gfxdata="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">
                         <v:fill on="f" focussize="0,0"/>
                         <v:stroke on="f"/>
                         <v:imagedata r:id="rId10" o:title=""/>
@@ -6125,8 +6111,9 @@
     <w:p>
       <w:pPr>
         <w:rPr>
+          <w:rFonts w:hint="default"/>
           <w:sz w:val="24"/>
-          <w:lang w:eastAsia="zh-CN"/>
+          <w:lang w:val="en-US" w:eastAsia="zh-CN"/>
         </w:rPr>
       </w:pPr>
     </w:p>
@@ -6216,6 +6203,185 @@
                 <w:szCs w:val="24"/>
               </w:rPr>
             </w:pPr>
+            <w:r>
+              <w:rPr>
+                <w:sz w:val="22"/>
+              </w:rPr>
+              <mc:AlternateContent>
+                <mc:Choice Requires="wpg">
+                  <w:drawing>
+                    <wp:anchor distT="0" distB="0" distL="114300" distR="114300" simplePos="0" relativeHeight="251662336" behindDoc="0" locked="0" layoutInCell="1" allowOverlap="1">
+                      <wp:simplePos x="0" y="0"/>
+                      <wp:positionH relativeFrom="column">
+                        <wp:posOffset>0</wp:posOffset>
+                      </wp:positionH>
+                      <wp:positionV relativeFrom="paragraph">
+                        <wp:posOffset>-490855</wp:posOffset>
+                      </wp:positionV>
+                      <wp:extent cx="3135630" cy="1442720"/>
+                      <wp:effectExtent l="0" t="0" r="3810" b="5080"/>
+                      <wp:wrapNone/>
+                      <wp:docPr id="36" name="组合 36"/>
+                      <wp:cNvGraphicFramePr/>
+                      <a:graphic xmlns:a="http://schemas.openxmlformats.org/drawingml/2006/main">
+                        <a:graphicData uri="http://schemas.microsoft.com/office/word/2010/wordprocessingGroup">
+                          <wpg:wgp>
+                            <wpg:cNvGrpSpPr/>
+                            <wpg:grpSpPr>
+                              <a:xfrm>
+                                <a:off x="0" y="0"/>
+                                <a:ext cx="3135630" cy="1442720"/>
+                                <a:chOff x="17956" y="39496"/>
+                                <a:chExt cx="4938" cy="2272"/>
+                              </a:xfrm>
+                            </wpg:grpSpPr>
+                            <wpg:grpSp>
+                              <wpg:cNvPr id="37" name="组合 30"/>
+                              <wpg:cNvGrpSpPr/>
+                              <wpg:grpSpPr>
+                                <a:xfrm>
+                                  <a:off x="17956" y="40098"/>
+                                  <a:ext cx="4213" cy="570"/>
+                                  <a:chOff x="17956" y="40098"/>
+                                  <a:chExt cx="4213" cy="570"/>
+                                </a:xfrm>
+                              </wpg:grpSpPr>
+                              <pic:pic xmlns:pic="http://schemas.openxmlformats.org/drawingml/2006/picture">
+                                <pic:nvPicPr>
+                                  <pic:cNvPr id="1" name="图片 1" descr="24f613a0-66be-430b-9e80-270d3393fac5"/>
+                                  <pic:cNvPicPr>
+                                    <a:picLocks noChangeAspect="1"/>
+                                  </pic:cNvPicPr>
+                                </pic:nvPicPr>
+                                <pic:blipFill>
+                                  <a:blip r:embed="rId11"/>
+                                  <a:srcRect l="43292" t="26660" r="21693" b="24394"/>
+                                  <a:stretch>
+                                    <a:fillRect/>
+                                  </a:stretch>
+                                </pic:blipFill>
+                                <pic:spPr>
+                                  <a:xfrm rot="16200000">
+                                    <a:off x="18366" y="39740"/>
+                                    <a:ext cx="506" cy="1327"/>
+                                  </a:xfrm>
+                                  <a:prstGeom prst="rect">
+                                    <a:avLst/>
+                                  </a:prstGeom>
+                                </pic:spPr>
+                              </pic:pic>
+                              <pic:pic xmlns:pic="http://schemas.openxmlformats.org/drawingml/2006/picture">
+                                <pic:nvPicPr>
+                                  <pic:cNvPr id="29" name="图片 29" descr="IMG_256"/>
+                                  <pic:cNvPicPr>
+                                    <a:picLocks noChangeAspect="1"/>
+                                  </pic:cNvPicPr>
+                                </pic:nvPicPr>
+                                <pic:blipFill>
+                                  <a:blip r:embed="rId8">
+                                    <a:clrChange>
+                                      <a:clrFrom>
+                                        <a:srgbClr val="FFFFFF">
+                                          <a:alpha val="100000"/>
+                                        </a:srgbClr>
+                                      </a:clrFrom>
+                                      <a:clrTo>
+                                        <a:srgbClr val="FFFFFF">
+                                          <a:alpha val="100000"/>
+                                          <a:alpha val="0"/>
+                                        </a:srgbClr>
+                                      </a:clrTo>
+                                    </a:clrChange>
+                                  </a:blip>
+                                  <a:stretch>
+                                    <a:fillRect/>
+                                  </a:stretch>
+                                </pic:blipFill>
+                                <pic:spPr>
+                                  <a:xfrm>
+                                    <a:off x="21195" y="40098"/>
+                                    <a:ext cx="975" cy="570"/>
+                                  </a:xfrm>
+                                  <a:prstGeom prst="rect">
+                                    <a:avLst/>
+                                  </a:prstGeom>
+                                  <a:noFill/>
+                                  <a:ln w="9525">
+                                    <a:noFill/>
+                                  </a:ln>
+                                </pic:spPr>
+                              </pic:pic>
+                            </wpg:grpSp>
+                            <pic:pic xmlns:pic="http://schemas.openxmlformats.org/drawingml/2006/picture">
+                              <pic:nvPicPr>
+                                <pic:cNvPr id="31" name="图片 25"/>
+                                <pic:cNvPicPr>
+                                  <a:picLocks noChangeAspect="1" noChangeArrowheads="1"/>
+                                </pic:cNvPicPr>
+                              </pic:nvPicPr>
+                              <pic:blipFill>
+                                <a:blip r:embed="rId10">
+                                  <a:extLst>
+                                    <a:ext uri="{28A0092B-C50C-407E-A947-70E740481C1C}">
+                                      <a14:useLocalDpi xmlns:a14="http://schemas.microsoft.com/office/drawing/2010/main" val="0"/>
+                                    </a:ext>
+                                  </a:extLst>
+                                </a:blip>
+                                <a:srcRect/>
+                                <a:stretch>
+                                  <a:fillRect/>
+                                </a:stretch>
+                              </pic:blipFill>
+                              <pic:spPr>
+                                <a:xfrm>
+                                  <a:off x="20622" y="39496"/>
+                                  <a:ext cx="2273" cy="2273"/>
+                                </a:xfrm>
+                                <a:prstGeom prst="rect">
+                                  <a:avLst/>
+                                </a:prstGeom>
+                                <a:noFill/>
+                                <a:ln>
+                                  <a:noFill/>
+                                </a:ln>
+                              </pic:spPr>
+                            </pic:pic>
+                          </wpg:wgp>
+                        </a:graphicData>
+                      </a:graphic>
+                    </wp:anchor>
+                  </w:drawing>
+                </mc:Choice>
+                <mc:Fallback>
+                  <w:pict>
+                    <v:group id="_x0000_s1026" o:spid="_x0000_s1026" o:spt="203" style="position:absolute;left:0pt;margin-left:0pt;margin-top:-38.65pt;height:113.6pt;width:246.9pt;z-index:251662336;mso-width-relative:page;mso-height-relative:page;" coordorigin="17956,39496" coordsize="4938,2272" o:gfxdata="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">
+                      <o:lock v:ext="edit" aspectratio="f"/>
+                      <v:group id="组合 30" o:spid="_x0000_s1026" o:spt="203" style="position:absolute;left:17956;top:40098;height:570;width:4213;" coordorigin="17956,40098" coordsize="4213,570" o:gfxdata="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">
+                        <o:lock v:ext="edit" aspectratio="f"/>
+                        <v:shape id="_x0000_s1026" o:spid="_x0000_s1026" o:spt="75" alt="24f613a0-66be-430b-9e80-270d3393fac5" type="#_x0000_t75" style="position:absolute;left:18366;top:39740;height:1327;width:506;rotation:-5898240f;" filled="f" o:preferrelative="t" stroked="f" coordsize="21600,21600" o:gfxdata="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">
+                          <v:fill on="f" focussize="0,0"/>
+                          <v:stroke on="f"/>
+                          <v:imagedata r:id="rId11" cropleft="28372f" croptop="17472f" cropright="14217f" cropbottom="15987f" o:title=""/>
+                          <o:lock v:ext="edit" aspectratio="t"/>
+                        </v:shape>
+                        <v:shape id="_x0000_s1026" o:spid="_x0000_s1026" o:spt="75" alt="IMG_256" type="#_x0000_t75" style="position:absolute;left:21195;top:40098;height:570;width:975;" filled="f" o:preferrelative="t" stroked="f" coordsize="21600,21600" o:gfxdata="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">
+                          <v:fill on="f" focussize="0,0"/>
+                          <v:stroke on="f"/>
+                          <v:imagedata r:id="rId8" chromakey="#FFFFFF" o:title=""/>
+                          <o:lock v:ext="edit" aspectratio="t"/>
+                        </v:shape>
+                      </v:group>
+                      <v:shape id="图片 25" o:spid="_x0000_s1026" o:spt="75" type="#_x0000_t75" style="position:absolute;left:20622;top:39496;height:2273;width:2273;" filled="f" o:preferrelative="t" stroked="f" coordsize="21600,21600" o:gfxdata="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">
+                        <v:fill on="f" focussize="0,0"/>
+                        <v:stroke on="f"/>
+                        <v:imagedata r:id="rId10" o:title=""/>
+                        <o:lock v:ext="edit" aspectratio="t"/>
+                      </v:shape>
+                    </v:group>
+                  </w:pict>
+                </mc:Fallback>
+              </mc:AlternateContent>
+            </w:r>
           </w:p>
         </w:tc>
         <w:tc>
@@ -6596,21 +6762,24 @@
               </w:rPr>
             </w:pPr>
             <w:r>
+              <w:rPr>
+                <w:sz w:val="24"/>
+              </w:rPr>
               <mc:AlternateContent>
                 <mc:Choice Requires="wpg">
                   <w:drawing>
-                    <wp:anchor distT="0" distB="0" distL="114300" distR="114300" simplePos="0" relativeHeight="251661312" behindDoc="0" locked="0" layoutInCell="1" allowOverlap="1">
+                    <wp:anchor distT="0" distB="0" distL="114300" distR="114300" simplePos="0" relativeHeight="251663360" behindDoc="0" locked="0" layoutInCell="1" allowOverlap="1">
                       <wp:simplePos x="0" y="0"/>
                       <wp:positionH relativeFrom="column">
-                        <wp:posOffset>-17780</wp:posOffset>
+                        <wp:posOffset>-59690</wp:posOffset>
                       </wp:positionH>
                       <wp:positionV relativeFrom="paragraph">
-                        <wp:posOffset>-485775</wp:posOffset>
+                        <wp:posOffset>-527685</wp:posOffset>
                       </wp:positionV>
-                      <wp:extent cx="3196590" cy="1442720"/>
-                      <wp:effectExtent l="0" t="0" r="3810" b="5080"/>
+                      <wp:extent cx="3114040" cy="1442720"/>
+                      <wp:effectExtent l="0" t="0" r="10160" b="5080"/>
                       <wp:wrapNone/>
-                      <wp:docPr id="105" name="组合 105"/>
+                      <wp:docPr id="38" name="组合 38"/>
                       <wp:cNvGraphicFramePr/>
                       <a:graphic xmlns:a="http://schemas.openxmlformats.org/drawingml/2006/main">
                         <a:graphicData uri="http://schemas.microsoft.com/office/word/2010/wordprocessingGroup">
@@ -6619,91 +6788,14 @@
                             <wpg:grpSpPr>
                               <a:xfrm>
                                 <a:off x="0" y="0"/>
-                                <a:ext cx="3196590" cy="1442720"/>
-                                <a:chOff x="19087" y="960"/>
-                                <a:chExt cx="5034" cy="2272"/>
+                                <a:ext cx="3114040" cy="1442720"/>
+                                <a:chOff x="17862" y="41199"/>
+                                <a:chExt cx="4904" cy="2272"/>
                               </a:xfrm>
                             </wpg:grpSpPr>
-                            <wpg:grpSp>
-                              <wpg:cNvPr id="106" name="组合 15"/>
-                              <wpg:cNvGrpSpPr/>
-                              <wpg:grpSpPr>
-                                <a:xfrm>
-                                  <a:off x="19087" y="1459"/>
-                                  <a:ext cx="4523" cy="714"/>
-                                  <a:chOff x="12357" y="7666"/>
-                                  <a:chExt cx="4523" cy="714"/>
-                                </a:xfrm>
-                              </wpg:grpSpPr>
-                              <pic:pic xmlns:pic="http://schemas.openxmlformats.org/drawingml/2006/picture">
-                                <pic:nvPicPr>
-                                  <pic:cNvPr id="22" name="图片 59" descr="图片1"/>
-                                  <pic:cNvPicPr>
-                                    <a:picLocks noChangeAspect="1"/>
-                                  </pic:cNvPicPr>
-                                </pic:nvPicPr>
-                                <pic:blipFill>
-                                  <a:blip r:embed="rId11">
-                                    <a:biLevel thresh="50000"/>
-                                  </a:blip>
-                                  <a:srcRect l="7865" t="11797" r="5322" b="19074"/>
-                                  <a:stretch>
-                                    <a:fillRect/>
-                                  </a:stretch>
-                                </pic:blipFill>
-                                <pic:spPr>
-                                  <a:xfrm>
-                                    <a:off x="12357" y="7738"/>
-                                    <a:ext cx="1468" cy="627"/>
-                                  </a:xfrm>
-                                  <a:prstGeom prst="rect">
-                                    <a:avLst/>
-                                  </a:prstGeom>
-                                  <a:noFill/>
-                                </pic:spPr>
-                              </pic:pic>
-                              <pic:pic xmlns:pic="http://schemas.openxmlformats.org/drawingml/2006/picture">
-                                <pic:nvPicPr>
-                                  <pic:cNvPr id="19" name="图片 14" descr="微信图片_20220215110121"/>
-                                  <pic:cNvPicPr>
-                                    <a:picLocks noChangeAspect="1"/>
-                                  </pic:cNvPicPr>
-                                </pic:nvPicPr>
-                                <pic:blipFill>
-                                  <a:blip r:embed="rId8">
-                                    <a:clrChange>
-                                      <a:clrFrom>
-                                        <a:srgbClr val="A09D98">
-                                          <a:alpha val="100000"/>
-                                        </a:srgbClr>
-                                      </a:clrFrom>
-                                      <a:clrTo>
-                                        <a:srgbClr val="A09D98">
-                                          <a:alpha val="100000"/>
-                                          <a:alpha val="0"/>
-                                        </a:srgbClr>
-                                      </a:clrTo>
-                                    </a:clrChange>
-                                    <a:biLevel thresh="50000"/>
-                                  </a:blip>
-                                  <a:stretch>
-                                    <a:fillRect/>
-                                  </a:stretch>
-                                </pic:blipFill>
-                                <pic:spPr>
-                                  <a:xfrm>
-                                    <a:off x="15646" y="7666"/>
-                                    <a:ext cx="1234" cy="715"/>
-                                  </a:xfrm>
-                                  <a:prstGeom prst="rect">
-                                    <a:avLst/>
-                                  </a:prstGeom>
-                                </pic:spPr>
-                              </pic:pic>
-                            </wpg:grpSp>
                             <pic:pic xmlns:pic="http://schemas.openxmlformats.org/drawingml/2006/picture">
                               <pic:nvPicPr>
-                                <pic:cNvPr id="107" name="图片 23"/>
+                                <pic:cNvPr id="6" name="图片 23"/>
                                 <pic:cNvPicPr>
                                   <a:picLocks noChangeAspect="1" noChangeArrowheads="1"/>
                                 </pic:cNvPicPr>
@@ -6723,7 +6815,7 @@
                               </pic:blipFill>
                               <pic:spPr>
                                 <a:xfrm>
-                                  <a:off x="21849" y="960"/>
+                                  <a:off x="20494" y="41199"/>
                                   <a:ext cx="2273" cy="2273"/>
                                 </a:xfrm>
                                 <a:prstGeom prst="rect">
@@ -6735,6 +6827,86 @@
                                 </a:ln>
                               </pic:spPr>
                             </pic:pic>
+                            <wpg:grpSp>
+                              <wpg:cNvPr id="39" name="组合 23"/>
+                              <wpg:cNvGrpSpPr/>
+                              <wpg:grpSpPr>
+                                <a:xfrm>
+                                  <a:off x="17862" y="41843"/>
+                                  <a:ext cx="4208" cy="652"/>
+                                  <a:chOff x="17862" y="41843"/>
+                                  <a:chExt cx="4208" cy="652"/>
+                                </a:xfrm>
+                              </wpg:grpSpPr>
+                              <pic:pic xmlns:pic="http://schemas.openxmlformats.org/drawingml/2006/picture">
+                                <pic:nvPicPr>
+                                  <pic:cNvPr id="22" name="图片 59" descr="图片1"/>
+                                  <pic:cNvPicPr>
+                                    <a:picLocks noChangeAspect="1"/>
+                                  </pic:cNvPicPr>
+                                </pic:nvPicPr>
+                                <pic:blipFill>
+                                  <a:blip r:embed="rId12">
+                                    <a:biLevel thresh="50000"/>
+                                  </a:blip>
+                                  <a:srcRect l="7865" t="11797" r="5322" b="19074"/>
+                                  <a:stretch>
+                                    <a:fillRect/>
+                                  </a:stretch>
+                                </pic:blipFill>
+                                <pic:spPr>
+                                  <a:xfrm>
+                                    <a:off x="17862" y="41869"/>
+                                    <a:ext cx="1468" cy="627"/>
+                                  </a:xfrm>
+                                  <a:prstGeom prst="rect">
+                                    <a:avLst/>
+                                  </a:prstGeom>
+                                  <a:noFill/>
+                                </pic:spPr>
+                              </pic:pic>
+                              <pic:pic xmlns:pic="http://schemas.openxmlformats.org/drawingml/2006/picture">
+                                <pic:nvPicPr>
+                                  <pic:cNvPr id="21" name="图片 29" descr="IMG_256"/>
+                                  <pic:cNvPicPr>
+                                    <a:picLocks noChangeAspect="1"/>
+                                  </pic:cNvPicPr>
+                                </pic:nvPicPr>
+                                <pic:blipFill>
+                                  <a:blip r:embed="rId8">
+                                    <a:clrChange>
+                                      <a:clrFrom>
+                                        <a:srgbClr val="FFFFFF">
+                                          <a:alpha val="100000"/>
+                                        </a:srgbClr>
+                                      </a:clrFrom>
+                                      <a:clrTo>
+                                        <a:srgbClr val="FFFFFF">
+                                          <a:alpha val="100000"/>
+                                          <a:alpha val="0"/>
+                                        </a:srgbClr>
+                                      </a:clrTo>
+                                    </a:clrChange>
+                                  </a:blip>
+                                  <a:stretch>
+                                    <a:fillRect/>
+                                  </a:stretch>
+                                </pic:blipFill>
+                                <pic:spPr>
+                                  <a:xfrm>
+                                    <a:off x="21096" y="41843"/>
+                                    <a:ext cx="975" cy="570"/>
+                                  </a:xfrm>
+                                  <a:prstGeom prst="rect">
+                                    <a:avLst/>
+                                  </a:prstGeom>
+                                  <a:noFill/>
+                                  <a:ln w="9525">
+                                    <a:noFill/>
+                                  </a:ln>
+                                </pic:spPr>
+                              </pic:pic>
+                            </wpg:grpSp>
                           </wpg:wgp>
                         </a:graphicData>
                       </a:graphic>
@@ -6743,29 +6915,29 @@
                 </mc:Choice>
                 <mc:Fallback>
                   <w:pict>
-                    <v:group id="_x0000_s1026" o:spid="_x0000_s1026" o:spt="203" style="position:absolute;left:0pt;margin-left:-1.4pt;margin-top:-38.25pt;height:113.6pt;width:251.7pt;z-index:251661312;mso-width-relative:page;mso-height-relative:page;" coordorigin="19087,960" coordsize="5034,2272" o:gfxdata="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">
+                    <v:group id="_x0000_s1026" o:spid="_x0000_s1026" o:spt="203" style="position:absolute;left:0pt;margin-left:-4.7pt;margin-top:-41.55pt;height:113.6pt;width:245.2pt;z-index:251663360;mso-width-relative:page;mso-height-relative:page;" coordorigin="17862,41199" coordsize="4904,2272" o:gfxdata="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">
                       <o:lock v:ext="edit" aspectratio="f"/>
-                      <v:group id="组合 15" o:spid="_x0000_s1026" o:spt="203" style="position:absolute;left:19087;top:1459;height:714;width:4523;" coordorigin="12357,7666" coordsize="4523,714" o:gfxdata="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">
-                        <o:lock v:ext="edit" aspectratio="f"/>
-                        <v:shape id="图片 59" o:spid="_x0000_s1026" o:spt="75" alt="图片1" type="#_x0000_t75" style="position:absolute;left:12357;top:7738;height:627;width:1468;" filled="f" o:preferrelative="t" stroked="f" coordsize="21600,21600" o:gfxdata="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">
-                          <v:fill on="f" focussize="0,0"/>
-                          <v:stroke on="f"/>
-                          <v:imagedata r:id="rId11" cropleft="5154f" croptop="7731f" cropright="3488f" cropbottom="12500f" grayscale="t" bilevel="t" o:title=""/>
-                          <o:lock v:ext="edit" aspectratio="t"/>
-                        </v:shape>
-                        <v:shape id="图片 14" o:spid="_x0000_s1026" o:spt="75" alt="微信图片_20220215110121" type="#_x0000_t75" style="position:absolute;left:15646;top:7666;height:715;width:1234;" filled="f" o:preferrelative="t" stroked="f" coordsize="21600,21600" o:gfxdata="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">
-                          <v:fill on="f" focussize="0,0"/>
-                          <v:stroke on="f"/>
-                          <v:imagedata r:id="rId8" grayscale="t" bilevel="t" chromakey="#A09D98" o:title=""/>
-                          <o:lock v:ext="edit" aspectratio="t"/>
-                        </v:shape>
-                      </v:group>
-                      <v:shape id="图片 23" o:spid="_x0000_s1026" o:spt="75" type="#_x0000_t75" style="position:absolute;left:21849;top:960;height:2273;width:2273;" filled="f" o:preferrelative="t" stroked="f" coordsize="21600,21600" o:gfxdata="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">
+                      <v:shape id="图片 23" o:spid="_x0000_s1026" o:spt="75" type="#_x0000_t75" style="position:absolute;left:20494;top:41199;height:2273;width:2273;" filled="f" o:preferrelative="t" stroked="f" coordsize="21600,21600" o:gfxdata="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">
                         <v:fill on="f" focussize="0,0"/>
                         <v:stroke on="f"/>
                         <v:imagedata r:id="rId10" o:title=""/>
                         <o:lock v:ext="edit" aspectratio="t"/>
                       </v:shape>
+                      <v:group id="组合 23" o:spid="_x0000_s1026" o:spt="203" style="position:absolute;left:17862;top:41843;height:652;width:4208;" coordorigin="17862,41843" coordsize="4208,652" o:gfxdata="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">
+                        <o:lock v:ext="edit" aspectratio="f"/>
+                        <v:shape id="图片 59" o:spid="_x0000_s1026" o:spt="75" alt="图片1" type="#_x0000_t75" style="position:absolute;left:17862;top:41869;height:627;width:1468;" filled="f" o:preferrelative="t" stroked="f" coordsize="21600,21600" o:gfxdata="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">
+                          <v:fill on="f" focussize="0,0"/>
+                          <v:stroke on="f"/>
+                          <v:imagedata r:id="rId12" cropleft="5154f" croptop="7731f" cropright="3488f" cropbottom="12500f" grayscale="t" bilevel="t" o:title=""/>
+                          <o:lock v:ext="edit" aspectratio="t"/>
+                        </v:shape>
+                        <v:shape id="图片 29" o:spid="_x0000_s1026" o:spt="75" alt="IMG_256" type="#_x0000_t75" style="position:absolute;left:21096;top:41843;height:570;width:975;" filled="f" o:preferrelative="t" stroked="f" coordsize="21600,21600" o:gfxdata="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">
+                          <v:fill on="f" focussize="0,0"/>
+                          <v:stroke on="f"/>
+                          <v:imagedata r:id="rId8" chromakey="#FFFFFF" o:title=""/>
+                          <o:lock v:ext="edit" aspectratio="t"/>
+                        </v:shape>
+                      </v:group>
                     </v:group>
                   </w:pict>
                 </mc:Fallback>
@@ -7153,10 +7325,13 @@
               </w:rPr>
             </w:pPr>
             <w:r>
+              <w:rPr>
+                <w:sz w:val="24"/>
+              </w:rPr>
               <mc:AlternateContent>
                 <mc:Choice Requires="wpg">
                   <w:drawing>
-                    <wp:anchor distT="0" distB="0" distL="114300" distR="114300" simplePos="0" relativeHeight="251662336" behindDoc="0" locked="0" layoutInCell="1" allowOverlap="1">
+                    <wp:anchor distT="0" distB="0" distL="114300" distR="114300" simplePos="0" relativeHeight="251664384" behindDoc="0" locked="0" layoutInCell="1" allowOverlap="1">
                       <wp:simplePos x="0" y="0"/>
                       <wp:positionH relativeFrom="column">
                         <wp:posOffset>12700</wp:posOffset>
@@ -7164,10 +7339,10 @@
                       <wp:positionV relativeFrom="paragraph">
                         <wp:posOffset>-514985</wp:posOffset>
                       </wp:positionV>
-                      <wp:extent cx="3143250" cy="1442720"/>
-                      <wp:effectExtent l="0" t="0" r="11430" b="5080"/>
+                      <wp:extent cx="3150235" cy="1442720"/>
+                      <wp:effectExtent l="0" t="0" r="4445" b="5080"/>
                       <wp:wrapNone/>
-                      <wp:docPr id="108" name="组合 108"/>
+                      <wp:docPr id="3" name="组合 3"/>
                       <wp:cNvGraphicFramePr/>
                       <a:graphic xmlns:a="http://schemas.openxmlformats.org/drawingml/2006/main">
                         <a:graphicData uri="http://schemas.microsoft.com/office/word/2010/wordprocessingGroup">
@@ -7176,31 +7351,65 @@
                             <wpg:grpSpPr>
                               <a:xfrm>
                                 <a:off x="0" y="0"/>
-                                <a:ext cx="3143250" cy="1442720"/>
-                                <a:chOff x="19315" y="2640"/>
-                                <a:chExt cx="4950" cy="2272"/>
+                                <a:ext cx="3150235" cy="1442720"/>
+                                <a:chOff x="17976" y="42945"/>
+                                <a:chExt cx="4961" cy="2272"/>
                               </a:xfrm>
                             </wpg:grpSpPr>
+                            <pic:pic xmlns:pic="http://schemas.openxmlformats.org/drawingml/2006/picture">
+                              <pic:nvPicPr>
+                                <pic:cNvPr id="9" name="图片 25"/>
+                                <pic:cNvPicPr>
+                                  <a:picLocks noChangeAspect="1" noChangeArrowheads="1"/>
+                                </pic:cNvPicPr>
+                              </pic:nvPicPr>
+                              <pic:blipFill>
+                                <a:blip r:embed="rId10">
+                                  <a:extLst>
+                                    <a:ext uri="{28A0092B-C50C-407E-A947-70E740481C1C}">
+                                      <a14:useLocalDpi xmlns:a14="http://schemas.microsoft.com/office/drawing/2010/main" val="0"/>
+                                    </a:ext>
+                                  </a:extLst>
+                                </a:blip>
+                                <a:srcRect/>
+                                <a:stretch>
+                                  <a:fillRect/>
+                                </a:stretch>
+                              </pic:blipFill>
+                              <pic:spPr>
+                                <a:xfrm>
+                                  <a:off x="20665" y="42945"/>
+                                  <a:ext cx="2273" cy="2273"/>
+                                </a:xfrm>
+                                <a:prstGeom prst="rect">
+                                  <a:avLst/>
+                                </a:prstGeom>
+                                <a:noFill/>
+                                <a:ln>
+                                  <a:noFill/>
+                                </a:ln>
+                              </pic:spPr>
+                            </pic:pic>
                             <wpg:grpSp>
-                              <wpg:cNvPr id="109" name="组合 22"/>
+                              <wpg:cNvPr id="41" name="组合 27"/>
                               <wpg:cNvGrpSpPr/>
                               <wpg:grpSpPr>
                                 <a:xfrm>
-                                  <a:off x="19315" y="3174"/>
-                                  <a:ext cx="4415" cy="714"/>
-                                  <a:chOff x="12525" y="9562"/>
-                                  <a:chExt cx="4415" cy="714"/>
+                                  <a:off x="17976" y="43614"/>
+                                  <a:ext cx="4551" cy="626"/>
+                                  <a:chOff x="17976" y="43614"/>
+                                  <a:chExt cx="4551" cy="626"/>
                                 </a:xfrm>
                               </wpg:grpSpPr>
                               <pic:pic xmlns:pic="http://schemas.openxmlformats.org/drawingml/2006/picture">
                                 <pic:nvPicPr>
-                                  <pic:cNvPr id="110" name="图片 29" descr="IMG_256"/>
+                                  <pic:cNvPr id="8" name="图片 29" descr="IMG_256"/>
                                   <pic:cNvPicPr>
                                     <a:picLocks noChangeAspect="1"/>
                                   </pic:cNvPicPr>
                                 </pic:nvPicPr>
                                 <pic:blipFill>
-                                  <a:blip r:embed="rId12">
+                                  <a:blip r:embed="rId8">
                                     <a:clrChange>
                                       <a:clrFrom>
                                         <a:srgbClr val="FFFFFF">
@@ -7221,7 +7430,7 @@
                                 </pic:blipFill>
                                 <pic:spPr>
                                   <a:xfrm>
-                                    <a:off x="12525" y="9698"/>
+                                    <a:off x="17976" y="43615"/>
                                     <a:ext cx="975" cy="570"/>
                                   </a:xfrm>
                                   <a:prstGeom prst="rect">
@@ -7235,77 +7444,32 @@
                               </pic:pic>
                               <pic:pic xmlns:pic="http://schemas.openxmlformats.org/drawingml/2006/picture">
                                 <pic:nvPicPr>
-                                  <pic:cNvPr id="29" name="图片 20" descr="微信图片_20220215110121"/>
+                                  <pic:cNvPr id="4" name="图片 59" descr="图片1"/>
                                   <pic:cNvPicPr>
                                     <a:picLocks noChangeAspect="1"/>
                                   </pic:cNvPicPr>
                                 </pic:nvPicPr>
                                 <pic:blipFill>
-                                  <a:blip r:embed="rId8">
-                                    <a:clrChange>
-                                      <a:clrFrom>
-                                        <a:srgbClr val="A09D98">
-                                          <a:alpha val="100000"/>
-                                        </a:srgbClr>
-                                      </a:clrFrom>
-                                      <a:clrTo>
-                                        <a:srgbClr val="A09D98">
-                                          <a:alpha val="100000"/>
-                                          <a:alpha val="0"/>
-                                        </a:srgbClr>
-                                      </a:clrTo>
-                                    </a:clrChange>
+                                  <a:blip r:embed="rId12">
                                     <a:biLevel thresh="50000"/>
                                   </a:blip>
+                                  <a:srcRect l="7865" t="11797" r="5322" b="19074"/>
                                   <a:stretch>
                                     <a:fillRect/>
                                   </a:stretch>
                                 </pic:blipFill>
                                 <pic:spPr>
                                   <a:xfrm>
-                                    <a:off x="15706" y="9562"/>
-                                    <a:ext cx="1234" cy="715"/>
+                                    <a:off x="21059" y="43614"/>
+                                    <a:ext cx="1468" cy="627"/>
                                   </a:xfrm>
                                   <a:prstGeom prst="rect">
                                     <a:avLst/>
                                   </a:prstGeom>
+                                  <a:noFill/>
                                 </pic:spPr>
                               </pic:pic>
                             </wpg:grpSp>
-                            <pic:pic xmlns:pic="http://schemas.openxmlformats.org/drawingml/2006/picture">
-                              <pic:nvPicPr>
-                                <pic:cNvPr id="3" name="图片 25"/>
-                                <pic:cNvPicPr>
-                                  <a:picLocks noChangeAspect="1" noChangeArrowheads="1"/>
-                                </pic:cNvPicPr>
-                              </pic:nvPicPr>
-                              <pic:blipFill>
-                                <a:blip r:embed="rId10">
-                                  <a:extLst>
-                                    <a:ext uri="{28A0092B-C50C-407E-A947-70E740481C1C}">
-                                      <a14:useLocalDpi xmlns:a14="http://schemas.microsoft.com/office/drawing/2010/main" val="0"/>
-                                    </a:ext>
-                                  </a:extLst>
-                                </a:blip>
-                                <a:srcRect/>
-                                <a:stretch>
-                                  <a:fillRect/>
-                                </a:stretch>
-                              </pic:blipFill>
-                              <pic:spPr>
-                                <a:xfrm>
-                                  <a:off x="21993" y="2640"/>
-                                  <a:ext cx="2273" cy="2273"/>
-                                </a:xfrm>
-                                <a:prstGeom prst="rect">
-                                  <a:avLst/>
-                                </a:prstGeom>
-                                <a:noFill/>
-                                <a:ln>
-                                  <a:noFill/>
-                                </a:ln>
-                              </pic:spPr>
-                            </pic:pic>
                           </wpg:wgp>
                         </a:graphicData>
                       </a:graphic>
@@ -7314,29 +7478,29 @@
                 </mc:Choice>
                 <mc:Fallback>
                   <w:pict>
-                    <v:group id="_x0000_s1026" o:spid="_x0000_s1026" o:spt="203" style="position:absolute;left:0pt;margin-left:1pt;margin-top:-40.55pt;height:113.6pt;width:247.5pt;z-index:251662336;mso-width-relative:page;mso-height-relative:page;" coordorigin="19315,2640" coordsize="4950,2272" o:gfxdata="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">
+                    <v:group id="_x0000_s1026" o:spid="_x0000_s1026" o:spt="203" style="position:absolute;left:0pt;margin-left:1pt;margin-top:-40.55pt;height:113.6pt;width:248.05pt;z-index:251664384;mso-width-relative:page;mso-height-relative:page;" coordorigin="17976,42945" coordsize="4961,2272" o:gfxdata="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">
                       <o:lock v:ext="edit" aspectratio="f"/>
-                      <v:group id="组合 22" o:spid="_x0000_s1026" o:spt="203" style="position:absolute;left:19315;top:3174;height:714;width:4415;" coordorigin="12525,9562" coordsize="4415,714" o:gfxdata="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">
-                        <o:lock v:ext="edit" aspectratio="f"/>
-                        <v:shape id="图片 29" o:spid="_x0000_s1026" o:spt="75" alt="IMG_256" type="#_x0000_t75" style="position:absolute;left:12525;top:9698;height:570;width:975;" filled="f" o:preferrelative="t" stroked="f" coordsize="21600,21600" o:gfxdata="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">
-                          <v:fill on="f" focussize="0,0"/>
-                          <v:stroke on="f"/>
-                          <v:imagedata r:id="rId12" chromakey="#FFFFFF" o:title=""/>
-                          <o:lock v:ext="edit" aspectratio="t"/>
-                        </v:shape>
-                        <v:shape id="图片 20" o:spid="_x0000_s1026" o:spt="75" alt="微信图片_20220215110121" type="#_x0000_t75" style="position:absolute;left:15706;top:9562;height:715;width:1234;" filled="f" o:preferrelative="t" stroked="f" coordsize="21600,21600" o:gfxdata="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">
-                          <v:fill on="f" focussize="0,0"/>
-                          <v:stroke on="f"/>
-                          <v:imagedata r:id="rId8" grayscale="t" bilevel="t" chromakey="#A09D98" o:title=""/>
-                          <o:lock v:ext="edit" aspectratio="t"/>
-                        </v:shape>
-                      </v:group>
-                      <v:shape id="图片 25" o:spid="_x0000_s1026" o:spt="75" type="#_x0000_t75" style="position:absolute;left:21993;top:2640;height:2273;width:2273;" filled="f" o:preferrelative="t" stroked="f" coordsize="21600,21600" o:gfxdata="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">
+                      <v:shape id="图片 25" o:spid="_x0000_s1026" o:spt="75" type="#_x0000_t75" style="position:absolute;left:20665;top:42945;height:2273;width:2273;" filled="f" o:preferrelative="t" stroked="f" coordsize="21600,21600" o:gfxdata="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">
                         <v:fill on="f" focussize="0,0"/>
                         <v:stroke on="f"/>
                         <v:imagedata r:id="rId10" o:title=""/>
                         <o:lock v:ext="edit" aspectratio="t"/>
                       </v:shape>
+                      <v:group id="组合 27" o:spid="_x0000_s1026" o:spt="203" style="position:absolute;left:17976;top:43614;height:626;width:4551;" coordorigin="17976,43614" coordsize="4551,626" o:gfxdata="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">
+                        <o:lock v:ext="edit" aspectratio="f"/>
+                        <v:shape id="图片 29" o:spid="_x0000_s1026" o:spt="75" alt="IMG_256" type="#_x0000_t75" style="position:absolute;left:17976;top:43615;height:570;width:975;" filled="f" o:preferrelative="t" stroked="f" coordsize="21600,21600" o:gfxdata="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">
+                          <v:fill on="f" focussize="0,0"/>
+                          <v:stroke on="f"/>
+                          <v:imagedata r:id="rId8" chromakey="#FFFFFF" o:title=""/>
+                          <o:lock v:ext="edit" aspectratio="t"/>
+                        </v:shape>
+                        <v:shape id="图片 59" o:spid="_x0000_s1026" o:spt="75" alt="图片1" type="#_x0000_t75" style="position:absolute;left:21059;top:43614;height:627;width:1468;" filled="f" o:preferrelative="t" stroked="f" coordsize="21600,21600" o:gfxdata="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">
+                          <v:fill on="f" focussize="0,0"/>
+                          <v:stroke on="f"/>
+                          <v:imagedata r:id="rId12" cropleft="5154f" croptop="7731f" cropright="3488f" cropbottom="12500f" grayscale="t" bilevel="t" o:title=""/>
+                          <o:lock v:ext="edit" aspectratio="t"/>
+                        </v:shape>
+                      </v:group>
                     </v:group>
                   </w:pict>
                 </mc:Fallback>
@@ -8098,197 +8262,6 @@
                 <w:szCs w:val="24"/>
               </w:rPr>
             </w:pPr>
-            <w:r>
-              <mc:AlternateContent>
-                <mc:Choice Requires="wpg">
-                  <w:drawing>
-                    <wp:anchor distT="0" distB="0" distL="114300" distR="114300" simplePos="0" relativeHeight="251663360" behindDoc="0" locked="0" layoutInCell="1" allowOverlap="1">
-                      <wp:simplePos x="0" y="0"/>
-                      <wp:positionH relativeFrom="column">
-                        <wp:posOffset>111760</wp:posOffset>
-                      </wp:positionH>
-                      <wp:positionV relativeFrom="paragraph">
-                        <wp:posOffset>-577215</wp:posOffset>
-                      </wp:positionV>
-                      <wp:extent cx="3059430" cy="1442720"/>
-                      <wp:effectExtent l="0" t="0" r="3810" b="5080"/>
-                      <wp:wrapNone/>
-                      <wp:docPr id="114" name="组合 114"/>
-                      <wp:cNvGraphicFramePr/>
-                      <a:graphic xmlns:a="http://schemas.openxmlformats.org/drawingml/2006/main">
-                        <a:graphicData uri="http://schemas.microsoft.com/office/word/2010/wordprocessingGroup">
-                          <wpg:wgp>
-                            <wpg:cNvGrpSpPr/>
-                            <wpg:grpSpPr>
-                              <a:xfrm>
-                                <a:off x="0" y="0"/>
-                                <a:ext cx="3059430" cy="1442720"/>
-                                <a:chOff x="19399" y="6180"/>
-                                <a:chExt cx="4818" cy="2272"/>
-                              </a:xfrm>
-                            </wpg:grpSpPr>
-                            <wpg:grpSp>
-                              <wpg:cNvPr id="115" name="组合 34"/>
-                              <wpg:cNvGrpSpPr/>
-                              <wpg:grpSpPr>
-                                <a:xfrm>
-                                  <a:off x="19399" y="6701"/>
-                                  <a:ext cx="4343" cy="988"/>
-                                  <a:chOff x="12609" y="13215"/>
-                                  <a:chExt cx="4343" cy="988"/>
-                                </a:xfrm>
-                              </wpg:grpSpPr>
-                              <pic:pic xmlns:pic="http://schemas.openxmlformats.org/drawingml/2006/picture">
-                                <pic:nvPicPr>
-                                  <pic:cNvPr id="50" name="图片 1" descr="IMG_256"/>
-                                  <pic:cNvPicPr>
-                                    <a:picLocks noChangeAspect="1"/>
-                                  </pic:cNvPicPr>
-                                </pic:nvPicPr>
-                                <pic:blipFill>
-                                  <a:blip r:embed="rId13">
-                                    <a:clrChange>
-                                      <a:clrFrom>
-                                        <a:srgbClr val="AAA9A5">
-                                          <a:alpha val="100000"/>
-                                        </a:srgbClr>
-                                      </a:clrFrom>
-                                      <a:clrTo>
-                                        <a:srgbClr val="AAA9A5">
-                                          <a:alpha val="100000"/>
-                                          <a:alpha val="0"/>
-                                        </a:srgbClr>
-                                      </a:clrTo>
-                                    </a:clrChange>
-                                  </a:blip>
-                                  <a:srcRect l="27431" t="30452" r="31962" b="18126"/>
-                                  <a:stretch>
-                                    <a:fillRect/>
-                                  </a:stretch>
-                                </pic:blipFill>
-                                <pic:spPr>
-                                  <a:xfrm>
-                                    <a:off x="12609" y="13215"/>
-                                    <a:ext cx="781" cy="989"/>
-                                  </a:xfrm>
-                                  <a:prstGeom prst="rect">
-                                    <a:avLst/>
-                                  </a:prstGeom>
-                                  <a:noFill/>
-                                  <a:ln w="9525">
-                                    <a:noFill/>
-                                  </a:ln>
-                                </pic:spPr>
-                              </pic:pic>
-                              <pic:pic xmlns:pic="http://schemas.openxmlformats.org/drawingml/2006/picture">
-                                <pic:nvPicPr>
-                                  <pic:cNvPr id="116" name="图片 31" descr="微信图片_20220215110121"/>
-                                  <pic:cNvPicPr>
-                                    <a:picLocks noChangeAspect="1"/>
-                                  </pic:cNvPicPr>
-                                </pic:nvPicPr>
-                                <pic:blipFill>
-                                  <a:blip r:embed="rId8">
-                                    <a:clrChange>
-                                      <a:clrFrom>
-                                        <a:srgbClr val="A09D98">
-                                          <a:alpha val="100000"/>
-                                        </a:srgbClr>
-                                      </a:clrFrom>
-                                      <a:clrTo>
-                                        <a:srgbClr val="A09D98">
-                                          <a:alpha val="100000"/>
-                                          <a:alpha val="0"/>
-                                        </a:srgbClr>
-                                      </a:clrTo>
-                                    </a:clrChange>
-                                    <a:biLevel thresh="50000"/>
-                                  </a:blip>
-                                  <a:stretch>
-                                    <a:fillRect/>
-                                  </a:stretch>
-                                </pic:blipFill>
-                                <pic:spPr>
-                                  <a:xfrm>
-                                    <a:off x="15718" y="13246"/>
-                                    <a:ext cx="1234" cy="715"/>
-                                  </a:xfrm>
-                                  <a:prstGeom prst="rect">
-                                    <a:avLst/>
-                                  </a:prstGeom>
-                                </pic:spPr>
-                              </pic:pic>
-                            </wpg:grpSp>
-                            <pic:pic xmlns:pic="http://schemas.openxmlformats.org/drawingml/2006/picture">
-                              <pic:nvPicPr>
-                                <pic:cNvPr id="117" name="图片 32"/>
-                                <pic:cNvPicPr>
-                                  <a:picLocks noChangeAspect="1" noChangeArrowheads="1"/>
-                                </pic:cNvPicPr>
-                              </pic:nvPicPr>
-                              <pic:blipFill>
-                                <a:blip r:embed="rId10">
-                                  <a:extLst>
-                                    <a:ext uri="{28A0092B-C50C-407E-A947-70E740481C1C}">
-                                      <a14:useLocalDpi xmlns:a14="http://schemas.microsoft.com/office/drawing/2010/main" val="0"/>
-                                    </a:ext>
-                                  </a:extLst>
-                                </a:blip>
-                                <a:srcRect/>
-                                <a:stretch>
-                                  <a:fillRect/>
-                                </a:stretch>
-                              </pic:blipFill>
-                              <pic:spPr>
-                                <a:xfrm>
-                                  <a:off x="21945" y="6180"/>
-                                  <a:ext cx="2273" cy="2273"/>
-                                </a:xfrm>
-                                <a:prstGeom prst="rect">
-                                  <a:avLst/>
-                                </a:prstGeom>
-                                <a:noFill/>
-                                <a:ln>
-                                  <a:noFill/>
-                                </a:ln>
-                              </pic:spPr>
-                            </pic:pic>
-                          </wpg:wgp>
-                        </a:graphicData>
-                      </a:graphic>
-                    </wp:anchor>
-                  </w:drawing>
-                </mc:Choice>
-                <mc:Fallback>
-                  <w:pict>
-                    <v:group id="_x0000_s1026" o:spid="_x0000_s1026" o:spt="203" style="position:absolute;left:0pt;margin-left:8.8pt;margin-top:-45.45pt;height:113.6pt;width:240.9pt;z-index:251663360;mso-width-relative:page;mso-height-relative:page;" coordorigin="19399,6180" coordsize="4818,2272" o:gfxdata="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">
-                      <o:lock v:ext="edit" aspectratio="f"/>
-                      <v:group id="组合 34" o:spid="_x0000_s1026" o:spt="203" style="position:absolute;left:19399;top:6701;height:988;width:4343;" coordorigin="12609,13215" coordsize="4343,988" o:gfxdata="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">
-                        <o:lock v:ext="edit" aspectratio="f"/>
-                        <v:shape id="图片 1" o:spid="_x0000_s1026" o:spt="75" alt="IMG_256" type="#_x0000_t75" style="position:absolute;left:12609;top:13215;height:989;width:781;" filled="f" o:preferrelative="t" stroked="f" coordsize="21600,21600" o:gfxdata="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">
-                          <v:fill on="f" focussize="0,0"/>
-                          <v:stroke on="f"/>
-                          <v:imagedata r:id="rId13" cropleft="17977f" croptop="19957f" cropright="20947f" cropbottom="11879f" chromakey="#AAA9A5" o:title=""/>
-                          <o:lock v:ext="edit" aspectratio="t"/>
-                        </v:shape>
-                        <v:shape id="图片 31" o:spid="_x0000_s1026" o:spt="75" alt="微信图片_20220215110121" type="#_x0000_t75" style="position:absolute;left:15718;top:13246;height:715;width:1234;" filled="f" o:preferrelative="t" stroked="f" coordsize="21600,21600" o:gfxdata="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">
-                          <v:fill on="f" focussize="0,0"/>
-                          <v:stroke on="f"/>
-                          <v:imagedata r:id="rId8" grayscale="t" bilevel="t" chromakey="#A09D98" o:title=""/>
-                          <o:lock v:ext="edit" aspectratio="t"/>
-                        </v:shape>
-                      </v:group>
-                      <v:shape id="图片 32" o:spid="_x0000_s1026" o:spt="75" type="#_x0000_t75" style="position:absolute;left:21945;top:6180;height:2273;width:2273;" filled="f" o:preferrelative="t" stroked="f" coordsize="21600,21600" o:gfxdata="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">
-                        <v:fill on="f" focussize="0,0"/>
-                        <v:stroke on="f"/>
-                        <v:imagedata r:id="rId10" o:title=""/>
-                        <o:lock v:ext="edit" aspectratio="t"/>
-                      </v:shape>
-                    </v:group>
-                  </w:pict>
-                </mc:Fallback>
-              </mc:AlternateContent>
-            </w:r>
           </w:p>
         </w:tc>
         <w:tc>
@@ -8520,38 +8493,28 @@
     <w:p>
       <w:pPr>
         <w:rPr>
-          <w:rFonts w:hint="eastAsia" w:eastAsia="宋体"/>
-          <w:b/>
-          <w:bCs/>
-          <w:lang w:val="en-US" w:eastAsia="zh-CN"/>
-        </w:rPr>
-      </w:pPr>
-      <w:r>
-        <w:rPr>
           <w:rFonts w:hint="eastAsia" w:ascii="Times New Roman" w:hAnsi="Times New Roman" w:eastAsia="微软雅黑" w:cs="Times New Roman"/>
           <w:sz w:val="24"/>
           <w:szCs w:val="24"/>
           <w:lang w:eastAsia="zh-CN"/>
         </w:rPr>
+      </w:pPr>
+      <w:r>
+        <w:rPr>
+          <w:rFonts w:hint="eastAsia" w:ascii="Times New Roman" w:hAnsi="Times New Roman" w:eastAsia="微软雅黑" w:cs="Times New Roman"/>
+          <w:sz w:val="24"/>
+          <w:szCs w:val="24"/>
+          <w:lang w:eastAsia="zh-CN"/>
+        </w:rPr>
         <w:t>{% endif %}</w:t>
       </w:r>
     </w:p>
     <w:p>
       <w:pPr>
         <w:rPr>
-          <w:rFonts w:hint="eastAsia" w:eastAsia="宋体"/>
-          <w:b/>
-          <w:bCs/>
-          <w:lang w:val="en-US" w:eastAsia="zh-CN"/>
-        </w:rPr>
-      </w:pPr>
-    </w:p>
-    <w:p>
-      <w:pPr>
-        <w:rPr>
-          <w:rFonts w:hint="eastAsia" w:eastAsia="宋体"/>
-          <w:b/>
-          <w:bCs/>
+          <w:rFonts w:hint="eastAsia" w:ascii="Times New Roman" w:hAnsi="Times New Roman" w:eastAsia="微软雅黑" w:cs="Times New Roman"/>
+          <w:sz w:val="24"/>
+          <w:szCs w:val="24"/>
           <w:lang w:val="en-US" w:eastAsia="zh-CN"/>
         </w:rPr>
       </w:pPr>
@@ -10439,16 +10402,16 @@
           <w:sz w:val="30"/>
         </w:rPr>
       </w:pPr>
-      <w:bookmarkStart w:id="50" w:name="_Toc11015_WPSOffice_Level2"/>
-      <w:bookmarkStart w:id="51" w:name="_Toc107825552"/>
-      <w:bookmarkStart w:id="52" w:name="_Toc9088"/>
-      <w:bookmarkStart w:id="53" w:name="_Toc23375"/>
-      <w:bookmarkStart w:id="54" w:name="_Toc27379"/>
+      <w:bookmarkStart w:id="50" w:name="_Toc9088"/>
+      <w:bookmarkStart w:id="51" w:name="_Toc6338"/>
+      <w:bookmarkStart w:id="52" w:name="_Toc107825552"/>
+      <w:bookmarkStart w:id="53" w:name="_Toc27379"/>
+      <w:bookmarkStart w:id="54" w:name="_Toc15063"/>
       <w:bookmarkStart w:id="55" w:name="_Toc18062_WPSOffice_Level2"/>
-      <w:bookmarkStart w:id="56" w:name="_Toc5728"/>
-      <w:bookmarkStart w:id="57" w:name="_Toc6338"/>
-      <w:bookmarkStart w:id="58" w:name="_Toc32551"/>
-      <w:bookmarkStart w:id="59" w:name="_Toc15063"/>
+      <w:bookmarkStart w:id="56" w:name="_Toc32551"/>
+      <w:bookmarkStart w:id="57" w:name="_Toc5728"/>
+      <w:bookmarkStart w:id="58" w:name="_Toc11015_WPSOffice_Level2"/>
+      <w:bookmarkStart w:id="59" w:name="_Toc23375"/>
       <w:r>
         <w:rPr>
           <w:rFonts w:ascii="Times New Roman" w:hAnsi="Times New Roman"/>
@@ -15398,17 +15361,17 @@
       </w:r>
       <w:bookmarkStart w:id="60" w:name="_Toc30669"/>
       <w:bookmarkStart w:id="61" w:name="_Toc149832733"/>
-      <w:bookmarkStart w:id="62" w:name="_Toc22117"/>
-      <w:bookmarkStart w:id="63" w:name="_Toc149826009"/>
-      <w:bookmarkStart w:id="64" w:name="_Toc25727"/>
-      <w:bookmarkStart w:id="65" w:name="_Toc23903"/>
+      <w:bookmarkStart w:id="62" w:name="_Toc149826009"/>
+      <w:bookmarkStart w:id="63" w:name="_Toc22117"/>
+      <w:bookmarkStart w:id="64" w:name="_Toc23846_WPSOffice_Level1"/>
+      <w:bookmarkStart w:id="65" w:name="_Toc29372"/>
       <w:bookmarkStart w:id="66" w:name="_Toc4331_WPSOffice_Level1"/>
-      <w:bookmarkStart w:id="67" w:name="_Toc107825555"/>
-      <w:bookmarkStart w:id="68" w:name="_Toc24960"/>
-      <w:bookmarkStart w:id="69" w:name="_Toc180"/>
-      <w:bookmarkStart w:id="70" w:name="_Toc23846_WPSOffice_Level1"/>
-      <w:bookmarkStart w:id="71" w:name="_Toc29372"/>
-      <w:bookmarkStart w:id="72" w:name="_Toc32443_WPSOffice_Level1"/>
+      <w:bookmarkStart w:id="67" w:name="_Toc32443_WPSOffice_Level1"/>
+      <w:bookmarkStart w:id="68" w:name="_Toc180"/>
+      <w:bookmarkStart w:id="69" w:name="_Toc23903"/>
+      <w:bookmarkStart w:id="70" w:name="_Toc107825555"/>
+      <w:bookmarkStart w:id="71" w:name="_Toc25727"/>
+      <w:bookmarkStart w:id="72" w:name="_Toc24960"/>
       <w:r>
         <w:rPr>
           <w:rFonts w:hint="default" w:ascii="Times New Roman" w:hAnsi="Times New Roman" w:eastAsia="微软雅黑" w:cs="Times New Roman"/>
@@ -16027,11 +15990,11 @@
           <w:lang w:eastAsia="zh-CN"/>
         </w:rPr>
       </w:pPr>
-      <w:bookmarkStart w:id="74" w:name="_Toc19989"/>
-      <w:bookmarkStart w:id="75" w:name="_Toc16158"/>
-      <w:bookmarkStart w:id="76" w:name="_Toc149832735"/>
-      <w:bookmarkStart w:id="77" w:name="_Toc8496"/>
-      <w:bookmarkStart w:id="78" w:name="_Toc149826011"/>
+      <w:bookmarkStart w:id="74" w:name="_Toc149832735"/>
+      <w:bookmarkStart w:id="75" w:name="_Toc8496"/>
+      <w:bookmarkStart w:id="76" w:name="_Toc149826011"/>
+      <w:bookmarkStart w:id="77" w:name="_Toc19989"/>
+      <w:bookmarkStart w:id="78" w:name="_Toc16158"/>
       <w:r>
         <w:rPr>
           <w:rFonts w:hint="eastAsia"/>
@@ -18015,6 +17978,12 @@
             <w:insideH w:val="none" w:color="auto" w:sz="0" w:space="0"/>
             <w:insideV w:val="none" w:color="auto" w:sz="0" w:space="0"/>
           </w:tblBorders>
+          <w:tblCellMar>
+            <w:top w:w="0" w:type="dxa"/>
+            <w:left w:w="108" w:type="dxa"/>
+            <w:bottom w:w="0" w:type="dxa"/>
+            <w:right w:w="108" w:type="dxa"/>
+          </w:tblCellMar>
         </w:tblPrEx>
         <w:trPr>
           <w:trHeight w:val="313" w:hRule="atLeast"/>
@@ -19405,6 +19374,7 @@
             <w:insideH w:val="dotted" w:color="A5A5A5" w:sz="4" w:space="0"/>
             <w:insideV w:val="dotted" w:color="A5A5A5" w:sz="4" w:space="0"/>
           </w:tblBorders>
+          <w:shd w:val="clear" w:color="auto" w:fill="auto"/>
           <w:tblCellMar>
             <w:top w:w="0" w:type="dxa"/>
             <w:left w:w="108" w:type="dxa"/>
@@ -20549,6 +20519,7 @@
             <w:insideH w:val="dotted" w:color="A5A5A5" w:sz="4" w:space="0"/>
             <w:insideV w:val="dotted" w:color="A5A5A5" w:sz="4" w:space="0"/>
           </w:tblBorders>
+          <w:shd w:val="clear" w:color="auto" w:fill="auto"/>
           <w:tblCellMar>
             <w:top w:w="0" w:type="dxa"/>
             <w:left w:w="108" w:type="dxa"/>
@@ -20670,8 +20641,6 @@
           <w:lang w:eastAsia="zh-CN"/>
         </w:rPr>
       </w:pPr>
-      <w:bookmarkStart w:id="166" w:name="_GoBack"/>
-      <w:bookmarkEnd w:id="166"/>
     </w:p>
     <w:p>
       <w:pPr>
@@ -20801,20 +20770,20 @@
           <w:lang w:eastAsia="zh-CN"/>
         </w:rPr>
       </w:pPr>
-      <w:bookmarkStart w:id="83" w:name="_Toc23822"/>
-      <w:bookmarkStart w:id="84" w:name="_Toc32302"/>
+      <w:bookmarkStart w:id="83" w:name="_Toc32302"/>
+      <w:bookmarkStart w:id="84" w:name="_Toc23822"/>
       <w:bookmarkStart w:id="85" w:name="_Toc8516"/>
-      <w:bookmarkStart w:id="86" w:name="_Toc149832737"/>
-      <w:bookmarkStart w:id="87" w:name="_Toc6997"/>
-      <w:bookmarkStart w:id="88" w:name="_Toc149826013"/>
-      <w:bookmarkStart w:id="89" w:name="_Toc28240"/>
-      <w:bookmarkStart w:id="90" w:name="_Toc21764_WPSOffice_Level1"/>
-      <w:bookmarkStart w:id="91" w:name="_Toc13698"/>
-      <w:bookmarkStart w:id="92" w:name="_Toc11294"/>
-      <w:bookmarkStart w:id="93" w:name="_Toc27302"/>
+      <w:bookmarkStart w:id="86" w:name="_Toc149826013"/>
+      <w:bookmarkStart w:id="87" w:name="_Toc149832737"/>
+      <w:bookmarkStart w:id="88" w:name="_Toc6997"/>
+      <w:bookmarkStart w:id="89" w:name="_Toc21764_WPSOffice_Level1"/>
+      <w:bookmarkStart w:id="90" w:name="_Toc11294"/>
+      <w:bookmarkStart w:id="91" w:name="_Toc107825561"/>
+      <w:bookmarkStart w:id="92" w:name="_Toc27302"/>
+      <w:bookmarkStart w:id="93" w:name="_Toc13196_WPSOffice_Level1"/>
       <w:bookmarkStart w:id="94" w:name="_Toc1707_WPSOffice_Level1"/>
-      <w:bookmarkStart w:id="95" w:name="_Toc107825561"/>
-      <w:bookmarkStart w:id="96" w:name="_Toc13196_WPSOffice_Level1"/>
+      <w:bookmarkStart w:id="95" w:name="_Toc28240"/>
+      <w:bookmarkStart w:id="96" w:name="_Toc13698"/>
       <w:bookmarkStart w:id="97" w:name="_Toc16835"/>
       <w:r>
         <w:rPr>
@@ -29896,8 +29865,8 @@
           </w14:shadow>
         </w:rPr>
       </w:pPr>
-      <w:bookmarkStart w:id="98" w:name="_Toc30055"/>
-      <w:bookmarkStart w:id="99" w:name="_Toc12199"/>
+      <w:bookmarkStart w:id="98" w:name="_Toc12199"/>
+      <w:bookmarkStart w:id="99" w:name="_Toc30055"/>
       <w:r>
         <w:rPr>
           <w:rStyle w:val="37"/>
@@ -29959,19 +29928,19 @@
           <w:lang w:eastAsia="zh-CN"/>
         </w:rPr>
       </w:pPr>
-      <w:bookmarkStart w:id="100" w:name="_Toc15840_WPSOffice_Level1"/>
-      <w:bookmarkStart w:id="101" w:name="_Toc27230"/>
-      <w:bookmarkStart w:id="102" w:name="_Toc8676"/>
-      <w:bookmarkStart w:id="103" w:name="_Toc4882"/>
-      <w:bookmarkStart w:id="104" w:name="_Toc3674"/>
-      <w:bookmarkStart w:id="105" w:name="_Toc32150"/>
-      <w:bookmarkStart w:id="106" w:name="_Toc9066"/>
-      <w:bookmarkStart w:id="107" w:name="_Toc28605"/>
-      <w:bookmarkStart w:id="108" w:name="_Toc14255_WPSOffice_Level1"/>
-      <w:bookmarkStart w:id="109" w:name="_Toc24085_WPSOffice_Level1"/>
+      <w:bookmarkStart w:id="100" w:name="_Toc8676"/>
+      <w:bookmarkStart w:id="101" w:name="_Toc14255_WPSOffice_Level1"/>
+      <w:bookmarkStart w:id="102" w:name="_Toc4882"/>
+      <w:bookmarkStart w:id="103" w:name="_Toc24085_WPSOffice_Level1"/>
+      <w:bookmarkStart w:id="104" w:name="_Toc15840_WPSOffice_Level1"/>
+      <w:bookmarkStart w:id="105" w:name="_Toc27230"/>
+      <w:bookmarkStart w:id="106" w:name="_Toc3674"/>
+      <w:bookmarkStart w:id="107" w:name="_Toc32150"/>
+      <w:bookmarkStart w:id="108" w:name="_Toc28605"/>
+      <w:bookmarkStart w:id="109" w:name="_Toc9066"/>
       <w:bookmarkStart w:id="110" w:name="_Toc23688"/>
-      <w:bookmarkStart w:id="111" w:name="_Toc11193_WPSOffice_Level1"/>
-      <w:bookmarkStart w:id="112" w:name="_Toc28810_WPSOffice_Level1"/>
+      <w:bookmarkStart w:id="111" w:name="_Toc28810_WPSOffice_Level1"/>
+      <w:bookmarkStart w:id="112" w:name="_Toc11193_WPSOffice_Level1"/>
       <w:bookmarkStart w:id="113" w:name="_Toc11896_WPSOffice_Level1"/>
       <w:r>
         <w:rPr>
@@ -32204,9 +32173,9 @@
           <w:lang w:eastAsia="zh-CN"/>
         </w:rPr>
       </w:pPr>
-      <w:bookmarkStart w:id="114" w:name="_Toc107330130"/>
-      <w:bookmarkStart w:id="115" w:name="_Hlk33190413"/>
-      <w:bookmarkStart w:id="116" w:name="_Toc31843"/>
+      <w:bookmarkStart w:id="114" w:name="_Hlk33190413"/>
+      <w:bookmarkStart w:id="115" w:name="_Toc31843"/>
+      <w:bookmarkStart w:id="116" w:name="_Toc107330130"/>
       <w:bookmarkStart w:id="117" w:name="_Toc4303"/>
       <w:bookmarkStart w:id="118" w:name="_Toc24780"/>
       <w:r>
@@ -32712,10 +32681,10 @@
         </w:rPr>
       </w:pPr>
       <w:bookmarkStart w:id="119" w:name="_Toc107825567"/>
-      <w:bookmarkStart w:id="120" w:name="_Toc771"/>
-      <w:bookmarkStart w:id="121" w:name="_Toc28435"/>
-      <w:bookmarkStart w:id="122" w:name="_Toc31498"/>
-      <w:bookmarkStart w:id="123" w:name="_Toc4640"/>
+      <w:bookmarkStart w:id="120" w:name="_Toc28435"/>
+      <w:bookmarkStart w:id="121" w:name="_Toc4640"/>
+      <w:bookmarkStart w:id="122" w:name="_Toc771"/>
+      <w:bookmarkStart w:id="123" w:name="_Toc31498"/>
       <w:r>
         <w:rPr>
           <w:rFonts w:hint="eastAsia" w:ascii="Times New Roman" w:hAnsi="Times New Roman"/>
@@ -32815,18 +32784,18 @@
                 </w14:textFill>
               </w:rPr>
             </w:pPr>
-            <w:bookmarkStart w:id="124" w:name="_Toc14645_WPSOffice_Level1"/>
-            <w:bookmarkStart w:id="125" w:name="_Toc32730"/>
+            <w:bookmarkStart w:id="124" w:name="_Toc13557_WPSOffice_Level1"/>
+            <w:bookmarkStart w:id="125" w:name="_Toc14645_WPSOffice_Level1"/>
             <w:bookmarkStart w:id="126" w:name="_Toc107825568"/>
-            <w:bookmarkStart w:id="127" w:name="_Toc13557_WPSOffice_Level1"/>
-            <w:bookmarkStart w:id="128" w:name="_Toc25415_WPSOffice_Level1"/>
-            <w:bookmarkStart w:id="129" w:name="_Toc11823"/>
-            <w:bookmarkStart w:id="130" w:name="_Toc22381"/>
-            <w:bookmarkStart w:id="131" w:name="_Toc15690"/>
-            <w:bookmarkStart w:id="132" w:name="_Toc5476"/>
-            <w:bookmarkStart w:id="133" w:name="_Toc20170_WPSOffice_Level1"/>
-            <w:bookmarkStart w:id="134" w:name="_Toc26985_WPSOffice_Level1"/>
-            <w:bookmarkStart w:id="135" w:name="_Toc28454_WPSOffice_Level1"/>
+            <w:bookmarkStart w:id="127" w:name="_Toc32730"/>
+            <w:bookmarkStart w:id="128" w:name="_Toc11823"/>
+            <w:bookmarkStart w:id="129" w:name="_Toc15690"/>
+            <w:bookmarkStart w:id="130" w:name="_Toc25415_WPSOffice_Level1"/>
+            <w:bookmarkStart w:id="131" w:name="_Toc22381"/>
+            <w:bookmarkStart w:id="132" w:name="_Toc28454_WPSOffice_Level1"/>
+            <w:bookmarkStart w:id="133" w:name="_Toc26985_WPSOffice_Level1"/>
+            <w:bookmarkStart w:id="134" w:name="_Toc5476"/>
+            <w:bookmarkStart w:id="135" w:name="_Toc20170_WPSOffice_Level1"/>
             <w:r>
               <w:rPr>
                 <w:rFonts w:hint="default" w:ascii="Times New Roman" w:hAnsi="Times New Roman" w:eastAsia="微软雅黑" w:cs="Times New Roman"/>
@@ -33427,16 +33396,16 @@
         </w:rPr>
       </w:pPr>
       <w:bookmarkStart w:id="136" w:name="_Toc19099"/>
-      <w:bookmarkStart w:id="137" w:name="_Toc28910_WPSOffice_Level1"/>
-      <w:bookmarkStart w:id="138" w:name="_Toc14772"/>
-      <w:bookmarkStart w:id="139" w:name="_Toc16368_WPSOffice_Level1"/>
-      <w:bookmarkStart w:id="140" w:name="_Toc11722"/>
-      <w:bookmarkStart w:id="141" w:name="_Toc5711"/>
-      <w:bookmarkStart w:id="142" w:name="_Toc29696"/>
-      <w:bookmarkStart w:id="143" w:name="_Toc10119"/>
-      <w:bookmarkStart w:id="144" w:name="_Toc22484_WPSOffice_Level1"/>
-      <w:bookmarkStart w:id="145" w:name="_Toc7549"/>
-      <w:bookmarkStart w:id="146" w:name="_Toc107825569"/>
+      <w:bookmarkStart w:id="137" w:name="_Toc16368_WPSOffice_Level1"/>
+      <w:bookmarkStart w:id="138" w:name="_Toc11722"/>
+      <w:bookmarkStart w:id="139" w:name="_Toc28910_WPSOffice_Level1"/>
+      <w:bookmarkStart w:id="140" w:name="_Toc14772"/>
+      <w:bookmarkStart w:id="141" w:name="_Toc10119"/>
+      <w:bookmarkStart w:id="142" w:name="_Toc5711"/>
+      <w:bookmarkStart w:id="143" w:name="_Toc22484_WPSOffice_Level1"/>
+      <w:bookmarkStart w:id="144" w:name="_Toc7549"/>
+      <w:bookmarkStart w:id="145" w:name="_Toc107825569"/>
+      <w:bookmarkStart w:id="146" w:name="_Toc29696"/>
       <w:r>
         <w:rPr>
           <w:rFonts w:hint="eastAsia" w:ascii="Times New Roman" w:hAnsi="Times New Roman"/>
@@ -33902,9 +33871,9 @@
           <w:lang w:eastAsia="zh-CN"/>
         </w:rPr>
       </w:pPr>
-      <w:bookmarkStart w:id="147" w:name="_Toc27034"/>
-      <w:bookmarkStart w:id="148" w:name="_Toc8911"/>
-      <w:bookmarkStart w:id="149" w:name="_Toc107825570"/>
+      <w:bookmarkStart w:id="147" w:name="_Toc107825570"/>
+      <w:bookmarkStart w:id="148" w:name="_Toc27034"/>
+      <w:bookmarkStart w:id="149" w:name="_Toc8911"/>
       <w:r>
         <w:rPr>
           <w:rFonts w:ascii="Times New Roman" w:hAnsi="Times New Roman" w:eastAsia="微软雅黑" w:cs="Times New Roman"/>
@@ -33992,10 +33961,10 @@
           <w:lang w:eastAsia="zh-CN"/>
         </w:rPr>
       </w:pPr>
-      <w:bookmarkStart w:id="150" w:name="_Toc3409"/>
-      <w:bookmarkStart w:id="151" w:name="_Toc12972"/>
-      <w:bookmarkStart w:id="152" w:name="_Toc15114"/>
-      <w:bookmarkStart w:id="153" w:name="_Toc14626"/>
+      <w:bookmarkStart w:id="150" w:name="_Toc15114"/>
+      <w:bookmarkStart w:id="151" w:name="_Toc14626"/>
+      <w:bookmarkStart w:id="152" w:name="_Toc3409"/>
+      <w:bookmarkStart w:id="153" w:name="_Toc12972"/>
       <w:r>
         <w:rPr>
           <w:rFonts w:hint="eastAsia"/>
@@ -34242,18 +34211,20 @@
           <w:lang w:eastAsia="zh-CN"/>
         </w:rPr>
       </w:pPr>
-      <w:bookmarkStart w:id="154" w:name="_Toc30837"/>
-      <w:bookmarkStart w:id="155" w:name="_Toc16927"/>
-      <w:bookmarkStart w:id="156" w:name="_Toc9662"/>
-      <w:bookmarkStart w:id="157" w:name="_Toc107825571"/>
-      <w:bookmarkStart w:id="158" w:name="_Toc8838"/>
-      <w:bookmarkStart w:id="159" w:name="_Toc21361"/>
-      <w:bookmarkStart w:id="160" w:name="_Toc17792_WPSOffice_Level2"/>
-      <w:bookmarkStart w:id="161" w:name="_Toc14611_WPSOffice_Level1"/>
+      <w:bookmarkStart w:id="154" w:name="_Toc107825571"/>
+      <w:bookmarkStart w:id="155" w:name="_Toc21361"/>
+      <w:bookmarkStart w:id="156" w:name="_Toc30837"/>
+      <w:bookmarkStart w:id="157" w:name="_Toc16927"/>
+      <w:bookmarkStart w:id="158" w:name="_Toc9662"/>
+      <w:bookmarkStart w:id="159" w:name="_Toc8838"/>
+      <w:bookmarkStart w:id="160" w:name="_Toc22623"/>
+      <w:bookmarkStart w:id="161" w:name="_Toc17792_WPSOffice_Level2"/>
       <w:bookmarkStart w:id="162" w:name="_Toc13275"/>
       <w:bookmarkStart w:id="163" w:name="_Toc19584_WPSOffice_Level1"/>
-      <w:bookmarkStart w:id="164" w:name="_Toc22623"/>
+      <w:bookmarkStart w:id="164" w:name="_Toc14611_WPSOffice_Level1"/>
       <w:bookmarkStart w:id="165" w:name="_Toc22162_WPSOffice_Level1"/>
+      <w:bookmarkStart w:id="166" w:name="_GoBack"/>
+      <w:bookmarkEnd w:id="166"/>
       <w:r>
         <w:rPr>
           <w:rFonts w:hint="eastAsia" w:ascii="Times New Roman" w:hAnsi="Times New Roman"/>
@@ -39855,16 +39826,11 @@
     <customSectPr/>
     <customSectPr/>
     <customSectPr/>
-    <customSectPr/>
   </customSectProps>
   <customShpExts>
     <customShpInfo spid="_x0000_s1026" textRotate="1"/>
   </customShpExts>
 </s:customData>
-</file>
-
-<file path=customXml/item2.xml><?xml version="1.0" encoding="utf-8"?>
-<b:Sources xmlns:b="http://schemas.openxmlformats.org/officeDocument/2006/bibliography" xmlns="http://schemas.openxmlformats.org/officeDocument/2006/bibliography" SelectedStyle="\APA.XSL" StyleName="APA"/>
 </file>
 
 <file path=customXml/itemProps1.xml><?xml version="1.0" encoding="utf-8"?>
@@ -39873,10 +39839,4 @@
     <ds:schemaRef ds:uri="http://www.wps.cn/officeDocument/2013/wpsCustomData"/>
   </ds:schemaRefs>
 </ds:datastoreItem>
-</file>
-
-<file path=customXml/itemProps2.xml><?xml version="1.0" encoding="utf-8"?>
-<ds:datastoreItem xmlns:ds="http://schemas.openxmlformats.org/officeDocument/2006/customXml" ds:itemID="{AF0FCD33-2FD2-40CF-9CDF-F2193CE32997}">
-  <ds:schemaRefs/>
-</ds:datastoreItem>
 </file>
--- a/WebContent/docx/肺癌49报告-苏州市立医院-本部&北区.docx
+++ b/WebContent/docx/肺癌49报告-苏州市立医院-本部&北区.docx
@@ -11,8 +11,8 @@
           <w:lang w:eastAsia="zh-CN"/>
         </w:rPr>
       </w:pPr>
-      <w:bookmarkStart w:id="0" w:name="_Toc26189"/>
-      <w:bookmarkStart w:id="1" w:name="_Toc12869"/>
+      <w:bookmarkStart w:id="0" w:name="_Toc12869"/>
+      <w:bookmarkStart w:id="1" w:name="_Toc26189"/>
     </w:p>
     <w:p>
       <w:pPr>
@@ -3262,16 +3262,16 @@
           </w14:shadow>
         </w:rPr>
       </w:pPr>
-      <w:bookmarkStart w:id="2" w:name="_Toc24178_WPSOffice_Level1"/>
-      <w:bookmarkStart w:id="3" w:name="_Toc21669"/>
-      <w:bookmarkStart w:id="4" w:name="_Toc13806"/>
-      <w:bookmarkStart w:id="5" w:name="_Toc17837"/>
-      <w:bookmarkStart w:id="6" w:name="_Toc30143_WPSOffice_Level1"/>
-      <w:bookmarkStart w:id="7" w:name="_Toc21009_WPSOffice_Level1"/>
+      <w:bookmarkStart w:id="2" w:name="_Toc13806"/>
+      <w:bookmarkStart w:id="3" w:name="_Toc17837"/>
+      <w:bookmarkStart w:id="4" w:name="_Toc3619"/>
+      <w:bookmarkStart w:id="5" w:name="_Toc21009_WPSOffice_Level1"/>
+      <w:bookmarkStart w:id="6" w:name="_Toc21669"/>
+      <w:bookmarkStart w:id="7" w:name="_Toc30143_WPSOffice_Level1"/>
       <w:bookmarkStart w:id="8" w:name="_Toc23629"/>
       <w:bookmarkStart w:id="9" w:name="_Toc14123"/>
-      <w:bookmarkStart w:id="10" w:name="_Toc3619"/>
-      <w:bookmarkStart w:id="11" w:name="_Toc107825547"/>
+      <w:bookmarkStart w:id="10" w:name="_Toc107825547"/>
+      <w:bookmarkStart w:id="11" w:name="_Toc24178_WPSOffice_Level1"/>
       <w:r>
         <w:rPr>
           <w:rFonts w:ascii="Times New Roman" w:hAnsi="Times New Roman"/>
@@ -4148,15 +4148,15 @@
           </w14:shadow>
         </w:rPr>
       </w:pPr>
-      <w:bookmarkStart w:id="12" w:name="_Toc17451"/>
-      <w:bookmarkStart w:id="13" w:name="_Toc18062_WPSOffice_Level1"/>
-      <w:bookmarkStart w:id="14" w:name="_Toc29272"/>
-      <w:bookmarkStart w:id="15" w:name="_Toc107825548"/>
-      <w:bookmarkStart w:id="16" w:name="_Toc7021_WPSOffice_Level1"/>
-      <w:bookmarkStart w:id="17" w:name="_Toc13210"/>
-      <w:bookmarkStart w:id="18" w:name="_Toc1775"/>
-      <w:bookmarkStart w:id="19" w:name="_Toc11015_WPSOffice_Level1"/>
-      <w:bookmarkStart w:id="20" w:name="_Toc26731"/>
+      <w:bookmarkStart w:id="12" w:name="_Toc7021_WPSOffice_Level1"/>
+      <w:bookmarkStart w:id="13" w:name="_Toc11015_WPSOffice_Level1"/>
+      <w:bookmarkStart w:id="14" w:name="_Toc13210"/>
+      <w:bookmarkStart w:id="15" w:name="_Toc26731"/>
+      <w:bookmarkStart w:id="16" w:name="_Toc17451"/>
+      <w:bookmarkStart w:id="17" w:name="_Toc107825548"/>
+      <w:bookmarkStart w:id="18" w:name="_Toc18062_WPSOffice_Level1"/>
+      <w:bookmarkStart w:id="19" w:name="_Toc1775"/>
+      <w:bookmarkStart w:id="20" w:name="_Toc29272"/>
       <w:bookmarkStart w:id="21" w:name="_Toc3823"/>
       <w:r>
         <w:rPr>
@@ -4402,13 +4402,13 @@
           </w14:shadow>
         </w:rPr>
       </w:pPr>
-      <w:bookmarkStart w:id="23" w:name="_Toc23369_WPSOffice_Level1"/>
-      <w:bookmarkStart w:id="24" w:name="_Toc25920"/>
-      <w:bookmarkStart w:id="25" w:name="_Toc6221_WPSOffice_Level1"/>
-      <w:bookmarkStart w:id="26" w:name="_Toc107825549"/>
-      <w:bookmarkStart w:id="27" w:name="_Toc16576"/>
-      <w:bookmarkStart w:id="28" w:name="_Toc18058"/>
-      <w:bookmarkStart w:id="29" w:name="_Toc12582"/>
+      <w:bookmarkStart w:id="23" w:name="_Toc12582"/>
+      <w:bookmarkStart w:id="24" w:name="_Toc23369_WPSOffice_Level1"/>
+      <w:bookmarkStart w:id="25" w:name="_Toc25920"/>
+      <w:bookmarkStart w:id="26" w:name="_Toc6221_WPSOffice_Level1"/>
+      <w:bookmarkStart w:id="27" w:name="_Toc107825549"/>
+      <w:bookmarkStart w:id="28" w:name="_Toc16576"/>
+      <w:bookmarkStart w:id="29" w:name="_Toc18058"/>
       <w:bookmarkStart w:id="30" w:name="_Toc23690"/>
       <w:bookmarkStart w:id="31" w:name="_Toc14855"/>
       <w:r>
@@ -5406,13 +5406,13 @@
       </w:pPr>
       <w:bookmarkStart w:id="35" w:name="_Toc21059"/>
       <w:bookmarkStart w:id="36" w:name="_Toc14270"/>
-      <w:bookmarkStart w:id="37" w:name="_Toc19898_WPSOffice_Level1"/>
-      <w:bookmarkStart w:id="38" w:name="_Toc24235"/>
-      <w:bookmarkStart w:id="39" w:name="_Toc107825550"/>
-      <w:bookmarkStart w:id="40" w:name="_Toc2781"/>
-      <w:bookmarkStart w:id="41" w:name="_Toc22132"/>
-      <w:bookmarkStart w:id="42" w:name="_Toc2866"/>
-      <w:bookmarkStart w:id="43" w:name="_Toc20136_WPSOffice_Level1"/>
+      <w:bookmarkStart w:id="37" w:name="_Toc22132"/>
+      <w:bookmarkStart w:id="38" w:name="_Toc2866"/>
+      <w:bookmarkStart w:id="39" w:name="_Toc19898_WPSOffice_Level1"/>
+      <w:bookmarkStart w:id="40" w:name="_Toc20136_WPSOffice_Level1"/>
+      <w:bookmarkStart w:id="41" w:name="_Toc24235"/>
+      <w:bookmarkStart w:id="42" w:name="_Toc107825550"/>
+      <w:bookmarkStart w:id="43" w:name="_Toc2781"/>
       <w:r>
         <w:rPr>
           <w:rFonts w:hint="eastAsia" w:ascii="微软雅黑" w:hAnsi="微软雅黑" w:eastAsia="微软雅黑" w:cs="微软雅黑"/>
@@ -5501,11 +5501,16 @@
     </w:p>
     <w:p>
       <w:pPr>
-        <w:rPr>
-          <w:rFonts w:hint="default" w:ascii="Times New Roman" w:hAnsi="Times New Roman" w:eastAsia="微软雅黑" w:cs="Times New Roman"/>
+        <w:numPr>
+          <w:ilvl w:val="0"/>
+          <w:numId w:val="0"/>
+        </w:numPr>
+        <w:ind w:leftChars="0"/>
+        <w:rPr>
+          <w:rFonts w:ascii="Times New Roman" w:hAnsi="Times New Roman" w:eastAsia="微软雅黑" w:cs="Times New Roman"/>
           <w:sz w:val="24"/>
           <w:szCs w:val="24"/>
-          <w:lang w:val="en-US" w:eastAsia="zh-CN"/>
+          <w:lang w:eastAsia="zh-CN"/>
         </w:rPr>
       </w:pPr>
       <w:r>
@@ -5647,24 +5652,21 @@
               </w:rPr>
             </w:pPr>
             <w:r>
-              <w:rPr>
-                <w:sz w:val="22"/>
-              </w:rPr>
               <mc:AlternateContent>
                 <mc:Choice Requires="wpg">
                   <w:drawing>
-                    <wp:anchor distT="0" distB="0" distL="114300" distR="114300" simplePos="0" relativeHeight="251661312" behindDoc="0" locked="0" layoutInCell="1" allowOverlap="1">
+                    <wp:anchor distT="0" distB="0" distL="114300" distR="114300" simplePos="0" relativeHeight="251660288" behindDoc="0" locked="0" layoutInCell="1" allowOverlap="1">
                       <wp:simplePos x="0" y="0"/>
                       <wp:positionH relativeFrom="column">
-                        <wp:posOffset>0</wp:posOffset>
+                        <wp:posOffset>31115</wp:posOffset>
                       </wp:positionH>
                       <wp:positionV relativeFrom="paragraph">
-                        <wp:posOffset>-460375</wp:posOffset>
+                        <wp:posOffset>-547370</wp:posOffset>
                       </wp:positionV>
-                      <wp:extent cx="3080385" cy="1442720"/>
-                      <wp:effectExtent l="0" t="0" r="13335" b="5080"/>
+                      <wp:extent cx="3160395" cy="1441450"/>
+                      <wp:effectExtent l="0" t="0" r="9525" b="6350"/>
                       <wp:wrapNone/>
-                      <wp:docPr id="34" name="组合 34"/>
+                      <wp:docPr id="101" name="组合 101"/>
                       <wp:cNvGraphicFramePr/>
                       <a:graphic xmlns:a="http://schemas.openxmlformats.org/drawingml/2006/main">
                         <a:graphicData uri="http://schemas.microsoft.com/office/word/2010/wordprocessingGroup">
@@ -5673,25 +5675,25 @@
                             <wpg:grpSpPr>
                               <a:xfrm>
                                 <a:off x="0" y="0"/>
-                                <a:ext cx="3080385" cy="1442720"/>
-                                <a:chOff x="17956" y="37747"/>
-                                <a:chExt cx="4851" cy="2272"/>
+                                <a:ext cx="3160395" cy="1441450"/>
+                                <a:chOff x="10964" y="3809"/>
+                                <a:chExt cx="4977" cy="2270"/>
                               </a:xfrm>
                             </wpg:grpSpPr>
                             <wpg:grpSp>
-                              <wpg:cNvPr id="35" name="组合 16"/>
+                              <wpg:cNvPr id="102" name="组合 6"/>
                               <wpg:cNvGrpSpPr/>
                               <wpg:grpSpPr>
                                 <a:xfrm>
-                                  <a:off x="17956" y="38313"/>
-                                  <a:ext cx="4049" cy="646"/>
-                                  <a:chOff x="17956" y="38313"/>
-                                  <a:chExt cx="4049" cy="646"/>
+                                  <a:off x="10964" y="4438"/>
+                                  <a:ext cx="4577" cy="734"/>
+                                  <a:chOff x="10964" y="4438"/>
+                                  <a:chExt cx="4577" cy="734"/>
                                 </a:xfrm>
                               </wpg:grpSpPr>
                               <pic:pic xmlns:pic="http://schemas.openxmlformats.org/drawingml/2006/picture">
                                 <pic:nvPicPr>
-                                  <pic:cNvPr id="12" name="图片 29" descr="IMG_256"/>
+                                  <pic:cNvPr id="30" name="图片 30" descr="微信图片_20220215110121"/>
                                   <pic:cNvPicPr>
                                     <a:picLocks noChangeAspect="1"/>
                                   </pic:cNvPicPr>
@@ -5700,17 +5702,18 @@
                                   <a:blip r:embed="rId8">
                                     <a:clrChange>
                                       <a:clrFrom>
-                                        <a:srgbClr val="FFFFFF">
+                                        <a:srgbClr val="A09D98">
                                           <a:alpha val="100000"/>
                                         </a:srgbClr>
                                       </a:clrFrom>
                                       <a:clrTo>
-                                        <a:srgbClr val="FFFFFF">
+                                        <a:srgbClr val="A09D98">
                                           <a:alpha val="100000"/>
                                           <a:alpha val="0"/>
                                         </a:srgbClr>
                                       </a:clrTo>
                                     </a:clrChange>
+                                    <a:biLevel thresh="50000"/>
                                   </a:blip>
                                   <a:stretch>
                                     <a:fillRect/>
@@ -5718,46 +5721,57 @@
                                 </pic:blipFill>
                                 <pic:spPr>
                                   <a:xfrm>
-                                    <a:off x="21031" y="38313"/>
-                                    <a:ext cx="975" cy="570"/>
-                                  </a:xfrm>
-                                  <a:prstGeom prst="rect">
-                                    <a:avLst/>
-                                  </a:prstGeom>
-                                  <a:noFill/>
-                                  <a:ln w="9525">
-                                    <a:noFill/>
-                                  </a:ln>
-                                </pic:spPr>
-                              </pic:pic>
-                              <pic:pic xmlns:pic="http://schemas.openxmlformats.org/drawingml/2006/picture">
-                                <pic:nvPicPr>
-                                  <pic:cNvPr id="15" name="图片 15" descr="c9514d16fd70679bf0495aeebb03c72d_compress"/>
-                                  <pic:cNvPicPr>
-                                    <a:picLocks noChangeAspect="1"/>
-                                  </pic:cNvPicPr>
-                                </pic:nvPicPr>
-                                <pic:blipFill>
-                                  <a:blip r:embed="rId9"/>
-                                  <a:srcRect l="21003" t="56913" r="27176" b="26386"/>
-                                  <a:stretch>
-                                    <a:fillRect/>
-                                  </a:stretch>
-                                </pic:blipFill>
-                                <pic:spPr>
-                                  <a:xfrm>
-                                    <a:off x="17956" y="38485"/>
-                                    <a:ext cx="1550" cy="475"/>
+                                    <a:off x="10964" y="4458"/>
+                                    <a:ext cx="1234" cy="715"/>
                                   </a:xfrm>
                                   <a:prstGeom prst="rect">
                                     <a:avLst/>
                                   </a:prstGeom>
                                 </pic:spPr>
                               </pic:pic>
+                              <pic:pic xmlns:pic="http://schemas.openxmlformats.org/drawingml/2006/picture">
+                                <pic:nvPicPr>
+                                  <pic:cNvPr id="21" name="图片 34" descr="晓敏"/>
+                                  <pic:cNvPicPr>
+                                    <a:picLocks noChangeAspect="1"/>
+                                  </pic:cNvPicPr>
+                                </pic:nvPicPr>
+                                <pic:blipFill>
+                                  <a:blip r:embed="rId9">
+                                    <a:clrChange>
+                                      <a:clrFrom>
+                                        <a:srgbClr val="949FA1"/>
+                                      </a:clrFrom>
+                                      <a:clrTo>
+                                        <a:srgbClr val="949FA1">
+                                          <a:alpha val="0"/>
+                                        </a:srgbClr>
+                                      </a:clrTo>
+                                    </a:clrChange>
+                                  </a:blip>
+                                  <a:srcRect l="34062" t="26445" r="34097" b="9325"/>
+                                  <a:stretch>
+                                    <a:fillRect/>
+                                  </a:stretch>
+                                </pic:blipFill>
+                                <pic:spPr>
+                                  <a:xfrm rot="16200000">
+                                    <a:off x="14524" y="3981"/>
+                                    <a:ext cx="560" cy="1475"/>
+                                  </a:xfrm>
+                                  <a:prstGeom prst="rect">
+                                    <a:avLst/>
+                                  </a:prstGeom>
+                                  <a:noFill/>
+                                  <a:ln>
+                                    <a:noFill/>
+                                  </a:ln>
+                                </pic:spPr>
+                              </pic:pic>
                             </wpg:grpSp>
                             <pic:pic xmlns:pic="http://schemas.openxmlformats.org/drawingml/2006/picture">
                               <pic:nvPicPr>
-                                <pic:cNvPr id="18" name="图片 25"/>
+                                <pic:cNvPr id="18" name="图片 8"/>
                                 <pic:cNvPicPr>
                                   <a:picLocks noChangeAspect="1" noChangeArrowheads="1"/>
                                 </pic:cNvPicPr>
@@ -5777,8 +5791,8 @@
                               </pic:blipFill>
                               <pic:spPr>
                                 <a:xfrm>
-                                  <a:off x="20535" y="37747"/>
-                                  <a:ext cx="2273" cy="2273"/>
+                                  <a:off x="13671" y="3809"/>
+                                  <a:ext cx="2271" cy="2271"/>
                                 </a:xfrm>
                                 <a:prstGeom prst="rect">
                                   <a:avLst/>
@@ -5797,24 +5811,24 @@
                 </mc:Choice>
                 <mc:Fallback>
                   <w:pict>
-                    <v:group id="_x0000_s1026" o:spid="_x0000_s1026" o:spt="203" style="position:absolute;left:0pt;margin-left:0pt;margin-top:-36.25pt;height:113.6pt;width:242.55pt;z-index:251661312;mso-width-relative:page;mso-height-relative:page;" coordorigin="17956,37747" coordsize="4851,2272" o:gfxdata="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">
+                    <v:group id="_x0000_s1026" o:spid="_x0000_s1026" o:spt="203" style="position:absolute;left:0pt;margin-left:2.45pt;margin-top:-43.1pt;height:113.5pt;width:248.85pt;z-index:251660288;mso-width-relative:page;mso-height-relative:page;" coordorigin="10964,3809" coordsize="4977,2270" o:gfxdata="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">
                       <o:lock v:ext="edit" aspectratio="f"/>
-                      <v:group id="组合 16" o:spid="_x0000_s1026" o:spt="203" style="position:absolute;left:17956;top:38313;height:646;width:4049;" coordorigin="17956,38313" coordsize="4049,646" o:gfxdata="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">
+                      <v:group id="组合 6" o:spid="_x0000_s1026" o:spt="203" style="position:absolute;left:10964;top:4438;height:734;width:4577;" coordorigin="10964,4438" coordsize="4577,734" o:gfxdata="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">
                         <o:lock v:ext="edit" aspectratio="f"/>
-                        <v:shape id="图片 29" o:spid="_x0000_s1026" o:spt="75" alt="IMG_256" type="#_x0000_t75" style="position:absolute;left:21031;top:38313;height:570;width:975;" filled="f" o:preferrelative="t" stroked="f" coordsize="21600,21600" o:gfxdata="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">
+                        <v:shape id="_x0000_s1026" o:spid="_x0000_s1026" o:spt="75" alt="微信图片_20220215110121" type="#_x0000_t75" style="position:absolute;left:10964;top:4458;height:715;width:1234;" filled="f" o:preferrelative="t" stroked="f" coordsize="21600,21600" o:gfxdata="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">
                           <v:fill on="f" focussize="0,0"/>
                           <v:stroke on="f"/>
-                          <v:imagedata r:id="rId8" chromakey="#FFFFFF" o:title=""/>
+                          <v:imagedata r:id="rId8" grayscale="t" bilevel="t" chromakey="#A09D98" o:title=""/>
                           <o:lock v:ext="edit" aspectratio="t"/>
                         </v:shape>
-                        <v:shape id="_x0000_s1026" o:spid="_x0000_s1026" o:spt="75" alt="c9514d16fd70679bf0495aeebb03c72d_compress" type="#_x0000_t75" style="position:absolute;left:17956;top:38485;height:475;width:1550;" filled="f" o:preferrelative="t" stroked="f" coordsize="21600,21600" o:gfxdata="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">
+                        <v:shape id="图片 34" o:spid="_x0000_s1026" o:spt="75" alt="晓敏" type="#_x0000_t75" style="position:absolute;left:14524;top:3981;height:1475;width:560;rotation:-5898240f;" filled="f" o:preferrelative="t" stroked="f" coordsize="21600,21600" o:gfxdata="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">
                           <v:fill on="f" focussize="0,0"/>
                           <v:stroke on="f"/>
-                          <v:imagedata r:id="rId9" cropleft="13765f" croptop="37299f" cropright="17810f" cropbottom="17292f" o:title=""/>
+                          <v:imagedata r:id="rId9" cropleft="22323f" croptop="17331f" cropright="22346f" cropbottom="6111f" chromakey="#949FA1" o:title=""/>
                           <o:lock v:ext="edit" aspectratio="t"/>
                         </v:shape>
                       </v:group>
-                      <v:shape id="图片 25" o:spid="_x0000_s1026" o:spt="75" type="#_x0000_t75" style="position:absolute;left:20535;top:37747;height:2273;width:2273;" filled="f" o:preferrelative="t" stroked="f" coordsize="21600,21600" o:gfxdata="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">
+                      <v:shape id="图片 8" o:spid="_x0000_s1026" o:spt="75" type="#_x0000_t75" style="position:absolute;left:13671;top:3809;height:2271;width:2271;" filled="f" o:preferrelative="t" stroked="f" coordsize="21600,21600" o:gfxdata="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">
                         <v:fill on="f" focussize="0,0"/>
                         <v:stroke on="f"/>
                         <v:imagedata r:id="rId10" o:title=""/>
@@ -6111,9 +6125,8 @@
     <w:p>
       <w:pPr>
         <w:rPr>
-          <w:rFonts w:hint="default"/>
           <w:sz w:val="24"/>
-          <w:lang w:val="en-US" w:eastAsia="zh-CN"/>
+          <w:lang w:eastAsia="zh-CN"/>
         </w:rPr>
       </w:pPr>
     </w:p>
@@ -6203,185 +6216,6 @@
                 <w:szCs w:val="24"/>
               </w:rPr>
             </w:pPr>
-            <w:r>
-              <w:rPr>
-                <w:sz w:val="22"/>
-              </w:rPr>
-              <mc:AlternateContent>
-                <mc:Choice Requires="wpg">
-                  <w:drawing>
-                    <wp:anchor distT="0" distB="0" distL="114300" distR="114300" simplePos="0" relativeHeight="251662336" behindDoc="0" locked="0" layoutInCell="1" allowOverlap="1">
-                      <wp:simplePos x="0" y="0"/>
-                      <wp:positionH relativeFrom="column">
-                        <wp:posOffset>0</wp:posOffset>
-                      </wp:positionH>
-                      <wp:positionV relativeFrom="paragraph">
-                        <wp:posOffset>-490855</wp:posOffset>
-                      </wp:positionV>
-                      <wp:extent cx="3135630" cy="1442720"/>
-                      <wp:effectExtent l="0" t="0" r="3810" b="5080"/>
-                      <wp:wrapNone/>
-                      <wp:docPr id="36" name="组合 36"/>
-                      <wp:cNvGraphicFramePr/>
-                      <a:graphic xmlns:a="http://schemas.openxmlformats.org/drawingml/2006/main">
-                        <a:graphicData uri="http://schemas.microsoft.com/office/word/2010/wordprocessingGroup">
-                          <wpg:wgp>
-                            <wpg:cNvGrpSpPr/>
-                            <wpg:grpSpPr>
-                              <a:xfrm>
-                                <a:off x="0" y="0"/>
-                                <a:ext cx="3135630" cy="1442720"/>
-                                <a:chOff x="17956" y="39496"/>
-                                <a:chExt cx="4938" cy="2272"/>
-                              </a:xfrm>
-                            </wpg:grpSpPr>
-                            <wpg:grpSp>
-                              <wpg:cNvPr id="37" name="组合 30"/>
-                              <wpg:cNvGrpSpPr/>
-                              <wpg:grpSpPr>
-                                <a:xfrm>
-                                  <a:off x="17956" y="40098"/>
-                                  <a:ext cx="4213" cy="570"/>
-                                  <a:chOff x="17956" y="40098"/>
-                                  <a:chExt cx="4213" cy="570"/>
-                                </a:xfrm>
-                              </wpg:grpSpPr>
-                              <pic:pic xmlns:pic="http://schemas.openxmlformats.org/drawingml/2006/picture">
-                                <pic:nvPicPr>
-                                  <pic:cNvPr id="1" name="图片 1" descr="24f613a0-66be-430b-9e80-270d3393fac5"/>
-                                  <pic:cNvPicPr>
-                                    <a:picLocks noChangeAspect="1"/>
-                                  </pic:cNvPicPr>
-                                </pic:nvPicPr>
-                                <pic:blipFill>
-                                  <a:blip r:embed="rId11"/>
-                                  <a:srcRect l="43292" t="26660" r="21693" b="24394"/>
-                                  <a:stretch>
-                                    <a:fillRect/>
-                                  </a:stretch>
-                                </pic:blipFill>
-                                <pic:spPr>
-                                  <a:xfrm rot="16200000">
-                                    <a:off x="18366" y="39740"/>
-                                    <a:ext cx="506" cy="1327"/>
-                                  </a:xfrm>
-                                  <a:prstGeom prst="rect">
-                                    <a:avLst/>
-                                  </a:prstGeom>
-                                </pic:spPr>
-                              </pic:pic>
-                              <pic:pic xmlns:pic="http://schemas.openxmlformats.org/drawingml/2006/picture">
-                                <pic:nvPicPr>
-                                  <pic:cNvPr id="29" name="图片 29" descr="IMG_256"/>
-                                  <pic:cNvPicPr>
-                                    <a:picLocks noChangeAspect="1"/>
-                                  </pic:cNvPicPr>
-                                </pic:nvPicPr>
-                                <pic:blipFill>
-                                  <a:blip r:embed="rId8">
-                                    <a:clrChange>
-                                      <a:clrFrom>
-                                        <a:srgbClr val="FFFFFF">
-                                          <a:alpha val="100000"/>
-                                        </a:srgbClr>
-                                      </a:clrFrom>
-                                      <a:clrTo>
-                                        <a:srgbClr val="FFFFFF">
-                                          <a:alpha val="100000"/>
-                                          <a:alpha val="0"/>
-                                        </a:srgbClr>
-                                      </a:clrTo>
-                                    </a:clrChange>
-                                  </a:blip>
-                                  <a:stretch>
-                                    <a:fillRect/>
-                                  </a:stretch>
-                                </pic:blipFill>
-                                <pic:spPr>
-                                  <a:xfrm>
-                                    <a:off x="21195" y="40098"/>
-                                    <a:ext cx="975" cy="570"/>
-                                  </a:xfrm>
-                                  <a:prstGeom prst="rect">
-                                    <a:avLst/>
-                                  </a:prstGeom>
-                                  <a:noFill/>
-                                  <a:ln w="9525">
-                                    <a:noFill/>
-                                  </a:ln>
-                                </pic:spPr>
-                              </pic:pic>
-                            </wpg:grpSp>
-                            <pic:pic xmlns:pic="http://schemas.openxmlformats.org/drawingml/2006/picture">
-                              <pic:nvPicPr>
-                                <pic:cNvPr id="31" name="图片 25"/>
-                                <pic:cNvPicPr>
-                                  <a:picLocks noChangeAspect="1" noChangeArrowheads="1"/>
-                                </pic:cNvPicPr>
-                              </pic:nvPicPr>
-                              <pic:blipFill>
-                                <a:blip r:embed="rId10">
-                                  <a:extLst>
-                                    <a:ext uri="{28A0092B-C50C-407E-A947-70E740481C1C}">
-                                      <a14:useLocalDpi xmlns:a14="http://schemas.microsoft.com/office/drawing/2010/main" val="0"/>
-                                    </a:ext>
-                                  </a:extLst>
-                                </a:blip>
-                                <a:srcRect/>
-                                <a:stretch>
-                                  <a:fillRect/>
-                                </a:stretch>
-                              </pic:blipFill>
-                              <pic:spPr>
-                                <a:xfrm>
-                                  <a:off x="20622" y="39496"/>
-                                  <a:ext cx="2273" cy="2273"/>
-                                </a:xfrm>
-                                <a:prstGeom prst="rect">
-                                  <a:avLst/>
-                                </a:prstGeom>
-                                <a:noFill/>
-                                <a:ln>
-                                  <a:noFill/>
-                                </a:ln>
-                              </pic:spPr>
-                            </pic:pic>
-                          </wpg:wgp>
-                        </a:graphicData>
-                      </a:graphic>
-                    </wp:anchor>
-                  </w:drawing>
-                </mc:Choice>
-                <mc:Fallback>
-                  <w:pict>
-                    <v:group id="_x0000_s1026" o:spid="_x0000_s1026" o:spt="203" style="position:absolute;left:0pt;margin-left:0pt;margin-top:-38.65pt;height:113.6pt;width:246.9pt;z-index:251662336;mso-width-relative:page;mso-height-relative:page;" coordorigin="17956,39496" coordsize="4938,2272" o:gfxdata="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">
-                      <o:lock v:ext="edit" aspectratio="f"/>
-                      <v:group id="组合 30" o:spid="_x0000_s1026" o:spt="203" style="position:absolute;left:17956;top:40098;height:570;width:4213;" coordorigin="17956,40098" coordsize="4213,570" o:gfxdata="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">
-                        <o:lock v:ext="edit" aspectratio="f"/>
-                        <v:shape id="_x0000_s1026" o:spid="_x0000_s1026" o:spt="75" alt="24f613a0-66be-430b-9e80-270d3393fac5" type="#_x0000_t75" style="position:absolute;left:18366;top:39740;height:1327;width:506;rotation:-5898240f;" filled="f" o:preferrelative="t" stroked="f" coordsize="21600,21600" o:gfxdata="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">
-                          <v:fill on="f" focussize="0,0"/>
-                          <v:stroke on="f"/>
-                          <v:imagedata r:id="rId11" cropleft="28372f" croptop="17472f" cropright="14217f" cropbottom="15987f" o:title=""/>
-                          <o:lock v:ext="edit" aspectratio="t"/>
-                        </v:shape>
-                        <v:shape id="_x0000_s1026" o:spid="_x0000_s1026" o:spt="75" alt="IMG_256" type="#_x0000_t75" style="position:absolute;left:21195;top:40098;height:570;width:975;" filled="f" o:preferrelative="t" stroked="f" coordsize="21600,21600" o:gfxdata="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">
-                          <v:fill on="f" focussize="0,0"/>
-                          <v:stroke on="f"/>
-                          <v:imagedata r:id="rId8" chromakey="#FFFFFF" o:title=""/>
-                          <o:lock v:ext="edit" aspectratio="t"/>
-                        </v:shape>
-                      </v:group>
-                      <v:shape id="图片 25" o:spid="_x0000_s1026" o:spt="75" type="#_x0000_t75" style="position:absolute;left:20622;top:39496;height:2273;width:2273;" filled="f" o:preferrelative="t" stroked="f" coordsize="21600,21600" o:gfxdata="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">
-                        <v:fill on="f" focussize="0,0"/>
-                        <v:stroke on="f"/>
-                        <v:imagedata r:id="rId10" o:title=""/>
-                        <o:lock v:ext="edit" aspectratio="t"/>
-                      </v:shape>
-                    </v:group>
-                  </w:pict>
-                </mc:Fallback>
-              </mc:AlternateContent>
-            </w:r>
           </w:p>
         </w:tc>
         <w:tc>
@@ -6762,24 +6596,21 @@
               </w:rPr>
             </w:pPr>
             <w:r>
-              <w:rPr>
-                <w:sz w:val="24"/>
-              </w:rPr>
               <mc:AlternateContent>
                 <mc:Choice Requires="wpg">
                   <w:drawing>
-                    <wp:anchor distT="0" distB="0" distL="114300" distR="114300" simplePos="0" relativeHeight="251663360" behindDoc="0" locked="0" layoutInCell="1" allowOverlap="1">
+                    <wp:anchor distT="0" distB="0" distL="114300" distR="114300" simplePos="0" relativeHeight="251661312" behindDoc="0" locked="0" layoutInCell="1" allowOverlap="1">
                       <wp:simplePos x="0" y="0"/>
                       <wp:positionH relativeFrom="column">
-                        <wp:posOffset>-59690</wp:posOffset>
+                        <wp:posOffset>-17780</wp:posOffset>
                       </wp:positionH>
                       <wp:positionV relativeFrom="paragraph">
-                        <wp:posOffset>-527685</wp:posOffset>
+                        <wp:posOffset>-485775</wp:posOffset>
                       </wp:positionV>
-                      <wp:extent cx="3114040" cy="1442720"/>
-                      <wp:effectExtent l="0" t="0" r="10160" b="5080"/>
+                      <wp:extent cx="3196590" cy="1442720"/>
+                      <wp:effectExtent l="0" t="0" r="3810" b="5080"/>
                       <wp:wrapNone/>
-                      <wp:docPr id="38" name="组合 38"/>
+                      <wp:docPr id="105" name="组合 105"/>
                       <wp:cNvGraphicFramePr/>
                       <a:graphic xmlns:a="http://schemas.openxmlformats.org/drawingml/2006/main">
                         <a:graphicData uri="http://schemas.microsoft.com/office/word/2010/wordprocessingGroup">
@@ -6788,14 +6619,91 @@
                             <wpg:grpSpPr>
                               <a:xfrm>
                                 <a:off x="0" y="0"/>
-                                <a:ext cx="3114040" cy="1442720"/>
-                                <a:chOff x="17862" y="41199"/>
-                                <a:chExt cx="4904" cy="2272"/>
+                                <a:ext cx="3196590" cy="1442720"/>
+                                <a:chOff x="19087" y="960"/>
+                                <a:chExt cx="5034" cy="2272"/>
                               </a:xfrm>
                             </wpg:grpSpPr>
+                            <wpg:grpSp>
+                              <wpg:cNvPr id="106" name="组合 15"/>
+                              <wpg:cNvGrpSpPr/>
+                              <wpg:grpSpPr>
+                                <a:xfrm>
+                                  <a:off x="19087" y="1459"/>
+                                  <a:ext cx="4523" cy="714"/>
+                                  <a:chOff x="12357" y="7666"/>
+                                  <a:chExt cx="4523" cy="714"/>
+                                </a:xfrm>
+                              </wpg:grpSpPr>
+                              <pic:pic xmlns:pic="http://schemas.openxmlformats.org/drawingml/2006/picture">
+                                <pic:nvPicPr>
+                                  <pic:cNvPr id="22" name="图片 59" descr="图片1"/>
+                                  <pic:cNvPicPr>
+                                    <a:picLocks noChangeAspect="1"/>
+                                  </pic:cNvPicPr>
+                                </pic:nvPicPr>
+                                <pic:blipFill>
+                                  <a:blip r:embed="rId11">
+                                    <a:biLevel thresh="50000"/>
+                                  </a:blip>
+                                  <a:srcRect l="7865" t="11797" r="5322" b="19074"/>
+                                  <a:stretch>
+                                    <a:fillRect/>
+                                  </a:stretch>
+                                </pic:blipFill>
+                                <pic:spPr>
+                                  <a:xfrm>
+                                    <a:off x="12357" y="7738"/>
+                                    <a:ext cx="1468" cy="627"/>
+                                  </a:xfrm>
+                                  <a:prstGeom prst="rect">
+                                    <a:avLst/>
+                                  </a:prstGeom>
+                                  <a:noFill/>
+                                </pic:spPr>
+                              </pic:pic>
+                              <pic:pic xmlns:pic="http://schemas.openxmlformats.org/drawingml/2006/picture">
+                                <pic:nvPicPr>
+                                  <pic:cNvPr id="19" name="图片 14" descr="微信图片_20220215110121"/>
+                                  <pic:cNvPicPr>
+                                    <a:picLocks noChangeAspect="1"/>
+                                  </pic:cNvPicPr>
+                                </pic:nvPicPr>
+                                <pic:blipFill>
+                                  <a:blip r:embed="rId8">
+                                    <a:clrChange>
+                                      <a:clrFrom>
+                                        <a:srgbClr val="A09D98">
+                                          <a:alpha val="100000"/>
+                                        </a:srgbClr>
+                                      </a:clrFrom>
+                                      <a:clrTo>
+                                        <a:srgbClr val="A09D98">
+                                          <a:alpha val="100000"/>
+                                          <a:alpha val="0"/>
+                                        </a:srgbClr>
+                                      </a:clrTo>
+                                    </a:clrChange>
+                                    <a:biLevel thresh="50000"/>
+                                  </a:blip>
+                                  <a:stretch>
+                                    <a:fillRect/>
+                                  </a:stretch>
+                                </pic:blipFill>
+                                <pic:spPr>
+                                  <a:xfrm>
+                                    <a:off x="15646" y="7666"/>
+                                    <a:ext cx="1234" cy="715"/>
+                                  </a:xfrm>
+                                  <a:prstGeom prst="rect">
+                                    <a:avLst/>
+                                  </a:prstGeom>
+                                </pic:spPr>
+                              </pic:pic>
+                            </wpg:grpSp>
                             <pic:pic xmlns:pic="http://schemas.openxmlformats.org/drawingml/2006/picture">
                               <pic:nvPicPr>
-                                <pic:cNvPr id="6" name="图片 23"/>
+                                <pic:cNvPr id="107" name="图片 23"/>
                                 <pic:cNvPicPr>
                                   <a:picLocks noChangeAspect="1" noChangeArrowheads="1"/>
                                 </pic:cNvPicPr>
@@ -6815,7 +6723,7 @@
                               </pic:blipFill>
                               <pic:spPr>
                                 <a:xfrm>
-                                  <a:off x="20494" y="41199"/>
+                                  <a:off x="21849" y="960"/>
                                   <a:ext cx="2273" cy="2273"/>
                                 </a:xfrm>
                                 <a:prstGeom prst="rect">
@@ -6827,86 +6735,6 @@
                                 </a:ln>
                               </pic:spPr>
                             </pic:pic>
-                            <wpg:grpSp>
-                              <wpg:cNvPr id="39" name="组合 23"/>
-                              <wpg:cNvGrpSpPr/>
-                              <wpg:grpSpPr>
-                                <a:xfrm>
-                                  <a:off x="17862" y="41843"/>
-                                  <a:ext cx="4208" cy="652"/>
-                                  <a:chOff x="17862" y="41843"/>
-                                  <a:chExt cx="4208" cy="652"/>
-                                </a:xfrm>
-                              </wpg:grpSpPr>
-                              <pic:pic xmlns:pic="http://schemas.openxmlformats.org/drawingml/2006/picture">
-                                <pic:nvPicPr>
-                                  <pic:cNvPr id="22" name="图片 59" descr="图片1"/>
-                                  <pic:cNvPicPr>
-                                    <a:picLocks noChangeAspect="1"/>
-                                  </pic:cNvPicPr>
-                                </pic:nvPicPr>
-                                <pic:blipFill>
-                                  <a:blip r:embed="rId12">
-                                    <a:biLevel thresh="50000"/>
-                                  </a:blip>
-                                  <a:srcRect l="7865" t="11797" r="5322" b="19074"/>
-                                  <a:stretch>
-                                    <a:fillRect/>
-                                  </a:stretch>
-                                </pic:blipFill>
-                                <pic:spPr>
-                                  <a:xfrm>
-                                    <a:off x="17862" y="41869"/>
-                                    <a:ext cx="1468" cy="627"/>
-                                  </a:xfrm>
-                                  <a:prstGeom prst="rect">
-                                    <a:avLst/>
-                                  </a:prstGeom>
-                                  <a:noFill/>
-                                </pic:spPr>
-                              </pic:pic>
-                              <pic:pic xmlns:pic="http://schemas.openxmlformats.org/drawingml/2006/picture">
-                                <pic:nvPicPr>
-                                  <pic:cNvPr id="21" name="图片 29" descr="IMG_256"/>
-                                  <pic:cNvPicPr>
-                                    <a:picLocks noChangeAspect="1"/>
-                                  </pic:cNvPicPr>
-                                </pic:nvPicPr>
-                                <pic:blipFill>
-                                  <a:blip r:embed="rId8">
-                                    <a:clrChange>
-                                      <a:clrFrom>
-                                        <a:srgbClr val="FFFFFF">
-                                          <a:alpha val="100000"/>
-                                        </a:srgbClr>
-                                      </a:clrFrom>
-                                      <a:clrTo>
-                                        <a:srgbClr val="FFFFFF">
-                                          <a:alpha val="100000"/>
-                                          <a:alpha val="0"/>
-                                        </a:srgbClr>
-                                      </a:clrTo>
-                                    </a:clrChange>
-                                  </a:blip>
-                                  <a:stretch>
-                                    <a:fillRect/>
-                                  </a:stretch>
-                                </pic:blipFill>
-                                <pic:spPr>
-                                  <a:xfrm>
-                                    <a:off x="21096" y="41843"/>
-                                    <a:ext cx="975" cy="570"/>
-                                  </a:xfrm>
-                                  <a:prstGeom prst="rect">
-                                    <a:avLst/>
-                                  </a:prstGeom>
-                                  <a:noFill/>
-                                  <a:ln w="9525">
-                                    <a:noFill/>
-                                  </a:ln>
-                                </pic:spPr>
-                              </pic:pic>
-                            </wpg:grpSp>
                           </wpg:wgp>
                         </a:graphicData>
                       </a:graphic>
@@ -6915,29 +6743,29 @@
                 </mc:Choice>
                 <mc:Fallback>
                   <w:pict>
-                    <v:group id="_x0000_s1026" o:spid="_x0000_s1026" o:spt="203" style="position:absolute;left:0pt;margin-left:-4.7pt;margin-top:-41.55pt;height:113.6pt;width:245.2pt;z-index:251663360;mso-width-relative:page;mso-height-relative:page;" coordorigin="17862,41199" coordsize="4904,2272" o:gfxdata="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">
+                    <v:group id="_x0000_s1026" o:spid="_x0000_s1026" o:spt="203" style="position:absolute;left:0pt;margin-left:-1.4pt;margin-top:-38.25pt;height:113.6pt;width:251.7pt;z-index:251661312;mso-width-relative:page;mso-height-relative:page;" coordorigin="19087,960" coordsize="5034,2272" o:gfxdata="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">
                       <o:lock v:ext="edit" aspectratio="f"/>
-                      <v:shape id="图片 23" o:spid="_x0000_s1026" o:spt="75" type="#_x0000_t75" style="position:absolute;left:20494;top:41199;height:2273;width:2273;" filled="f" o:preferrelative="t" stroked="f" coordsize="21600,21600" o:gfxdata="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">
+                      <v:group id="组合 15" o:spid="_x0000_s1026" o:spt="203" style="position:absolute;left:19087;top:1459;height:714;width:4523;" coordorigin="12357,7666" coordsize="4523,714" o:gfxdata="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">
+                        <o:lock v:ext="edit" aspectratio="f"/>
+                        <v:shape id="图片 59" o:spid="_x0000_s1026" o:spt="75" alt="图片1" type="#_x0000_t75" style="position:absolute;left:12357;top:7738;height:627;width:1468;" filled="f" o:preferrelative="t" stroked="f" coordsize="21600,21600" o:gfxdata="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">
+                          <v:fill on="f" focussize="0,0"/>
+                          <v:stroke on="f"/>
+                          <v:imagedata r:id="rId11" cropleft="5154f" croptop="7731f" cropright="3488f" cropbottom="12500f" grayscale="t" bilevel="t" o:title=""/>
+                          <o:lock v:ext="edit" aspectratio="t"/>
+                        </v:shape>
+                        <v:shape id="图片 14" o:spid="_x0000_s1026" o:spt="75" alt="微信图片_20220215110121" type="#_x0000_t75" style="position:absolute;left:15646;top:7666;height:715;width:1234;" filled="f" o:preferrelative="t" stroked="f" coordsize="21600,21600" o:gfxdata="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">
+                          <v:fill on="f" focussize="0,0"/>
+                          <v:stroke on="f"/>
+                          <v:imagedata r:id="rId8" grayscale="t" bilevel="t" chromakey="#A09D98" o:title=""/>
+                          <o:lock v:ext="edit" aspectratio="t"/>
+                        </v:shape>
+                      </v:group>
+                      <v:shape id="图片 23" o:spid="_x0000_s1026" o:spt="75" type="#_x0000_t75" style="position:absolute;left:21849;top:960;height:2273;width:2273;" filled="f" o:preferrelative="t" stroked="f" coordsize="21600,21600" o:gfxdata="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">
                         <v:fill on="f" focussize="0,0"/>
                         <v:stroke on="f"/>
                         <v:imagedata r:id="rId10" o:title=""/>
                         <o:lock v:ext="edit" aspectratio="t"/>
                       </v:shape>
-                      <v:group id="组合 23" o:spid="_x0000_s1026" o:spt="203" style="position:absolute;left:17862;top:41843;height:652;width:4208;" coordorigin="17862,41843" coordsize="4208,652" o:gfxdata="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">
-                        <o:lock v:ext="edit" aspectratio="f"/>
-                        <v:shape id="图片 59" o:spid="_x0000_s1026" o:spt="75" alt="图片1" type="#_x0000_t75" style="position:absolute;left:17862;top:41869;height:627;width:1468;" filled="f" o:preferrelative="t" stroked="f" coordsize="21600,21600" o:gfxdata="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">
-                          <v:fill on="f" focussize="0,0"/>
-                          <v:stroke on="f"/>
-                          <v:imagedata r:id="rId12" cropleft="5154f" croptop="7731f" cropright="3488f" cropbottom="12500f" grayscale="t" bilevel="t" o:title=""/>
-                          <o:lock v:ext="edit" aspectratio="t"/>
-                        </v:shape>
-                        <v:shape id="图片 29" o:spid="_x0000_s1026" o:spt="75" alt="IMG_256" type="#_x0000_t75" style="position:absolute;left:21096;top:41843;height:570;width:975;" filled="f" o:preferrelative="t" stroked="f" coordsize="21600,21600" o:gfxdata="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">
-                          <v:fill on="f" focussize="0,0"/>
-                          <v:stroke on="f"/>
-                          <v:imagedata r:id="rId8" chromakey="#FFFFFF" o:title=""/>
-                          <o:lock v:ext="edit" aspectratio="t"/>
-                        </v:shape>
-                      </v:group>
                     </v:group>
                   </w:pict>
                 </mc:Fallback>
@@ -7325,13 +7153,10 @@
               </w:rPr>
             </w:pPr>
             <w:r>
-              <w:rPr>
-                <w:sz w:val="24"/>
-              </w:rPr>
               <mc:AlternateContent>
                 <mc:Choice Requires="wpg">
                   <w:drawing>
-                    <wp:anchor distT="0" distB="0" distL="114300" distR="114300" simplePos="0" relativeHeight="251664384" behindDoc="0" locked="0" layoutInCell="1" allowOverlap="1">
+                    <wp:anchor distT="0" distB="0" distL="114300" distR="114300" simplePos="0" relativeHeight="251662336" behindDoc="0" locked="0" layoutInCell="1" allowOverlap="1">
                       <wp:simplePos x="0" y="0"/>
                       <wp:positionH relativeFrom="column">
                         <wp:posOffset>12700</wp:posOffset>
@@ -7339,10 +7164,10 @@
                       <wp:positionV relativeFrom="paragraph">
                         <wp:posOffset>-514985</wp:posOffset>
                       </wp:positionV>
-                      <wp:extent cx="3150235" cy="1442720"/>
-                      <wp:effectExtent l="0" t="0" r="4445" b="5080"/>
+                      <wp:extent cx="3143250" cy="1442720"/>
+                      <wp:effectExtent l="0" t="0" r="11430" b="5080"/>
                       <wp:wrapNone/>
-                      <wp:docPr id="3" name="组合 3"/>
+                      <wp:docPr id="108" name="组合 108"/>
                       <wp:cNvGraphicFramePr/>
                       <a:graphic xmlns:a="http://schemas.openxmlformats.org/drawingml/2006/main">
                         <a:graphicData uri="http://schemas.microsoft.com/office/word/2010/wordprocessingGroup">
@@ -7351,65 +7176,31 @@
                             <wpg:grpSpPr>
                               <a:xfrm>
                                 <a:off x="0" y="0"/>
-                                <a:ext cx="3150235" cy="1442720"/>
-                                <a:chOff x="17976" y="42945"/>
-                                <a:chExt cx="4961" cy="2272"/>
+                                <a:ext cx="3143250" cy="1442720"/>
+                                <a:chOff x="19315" y="2640"/>
+                                <a:chExt cx="4950" cy="2272"/>
                               </a:xfrm>
                             </wpg:grpSpPr>
-                            <pic:pic xmlns:pic="http://schemas.openxmlformats.org/drawingml/2006/picture">
-                              <pic:nvPicPr>
-                                <pic:cNvPr id="9" name="图片 25"/>
-                                <pic:cNvPicPr>
-                                  <a:picLocks noChangeAspect="1" noChangeArrowheads="1"/>
-                                </pic:cNvPicPr>
-                              </pic:nvPicPr>
-                              <pic:blipFill>
-                                <a:blip r:embed="rId10">
-                                  <a:extLst>
-                                    <a:ext uri="{28A0092B-C50C-407E-A947-70E740481C1C}">
-                                      <a14:useLocalDpi xmlns:a14="http://schemas.microsoft.com/office/drawing/2010/main" val="0"/>
-                                    </a:ext>
-                                  </a:extLst>
-                                </a:blip>
-                                <a:srcRect/>
-                                <a:stretch>
-                                  <a:fillRect/>
-                                </a:stretch>
-                              </pic:blipFill>
-                              <pic:spPr>
-                                <a:xfrm>
-                                  <a:off x="20665" y="42945"/>
-                                  <a:ext cx="2273" cy="2273"/>
-                                </a:xfrm>
-                                <a:prstGeom prst="rect">
-                                  <a:avLst/>
-                                </a:prstGeom>
-                                <a:noFill/>
-                                <a:ln>
-                                  <a:noFill/>
-                                </a:ln>
-                              </pic:spPr>
-                            </pic:pic>
                             <wpg:grpSp>
-                              <wpg:cNvPr id="41" name="组合 27"/>
+                              <wpg:cNvPr id="109" name="组合 22"/>
                               <wpg:cNvGrpSpPr/>
                               <wpg:grpSpPr>
                                 <a:xfrm>
-                                  <a:off x="17976" y="43614"/>
-                                  <a:ext cx="4551" cy="626"/>
-                                  <a:chOff x="17976" y="43614"/>
-                                  <a:chExt cx="4551" cy="626"/>
+                                  <a:off x="19315" y="3174"/>
+                                  <a:ext cx="4415" cy="714"/>
+                                  <a:chOff x="12525" y="9562"/>
+                                  <a:chExt cx="4415" cy="714"/>
                                 </a:xfrm>
                               </wpg:grpSpPr>
                               <pic:pic xmlns:pic="http://schemas.openxmlformats.org/drawingml/2006/picture">
                                 <pic:nvPicPr>
-                                  <pic:cNvPr id="8" name="图片 29" descr="IMG_256"/>
+                                  <pic:cNvPr id="110" name="图片 29" descr="IMG_256"/>
                                   <pic:cNvPicPr>
                                     <a:picLocks noChangeAspect="1"/>
                                   </pic:cNvPicPr>
                                 </pic:nvPicPr>
                                 <pic:blipFill>
-                                  <a:blip r:embed="rId8">
+                                  <a:blip r:embed="rId12">
                                     <a:clrChange>
                                       <a:clrFrom>
                                         <a:srgbClr val="FFFFFF">
@@ -7430,7 +7221,7 @@
                                 </pic:blipFill>
                                 <pic:spPr>
                                   <a:xfrm>
-                                    <a:off x="17976" y="43615"/>
+                                    <a:off x="12525" y="9698"/>
                                     <a:ext cx="975" cy="570"/>
                                   </a:xfrm>
                                   <a:prstGeom prst="rect">
@@ -7444,32 +7235,77 @@
                               </pic:pic>
                               <pic:pic xmlns:pic="http://schemas.openxmlformats.org/drawingml/2006/picture">
                                 <pic:nvPicPr>
-                                  <pic:cNvPr id="4" name="图片 59" descr="图片1"/>
+                                  <pic:cNvPr id="29" name="图片 20" descr="微信图片_20220215110121"/>
                                   <pic:cNvPicPr>
                                     <a:picLocks noChangeAspect="1"/>
                                   </pic:cNvPicPr>
                                 </pic:nvPicPr>
                                 <pic:blipFill>
-                                  <a:blip r:embed="rId12">
+                                  <a:blip r:embed="rId8">
+                                    <a:clrChange>
+                                      <a:clrFrom>
+                                        <a:srgbClr val="A09D98">
+                                          <a:alpha val="100000"/>
+                                        </a:srgbClr>
+                                      </a:clrFrom>
+                                      <a:clrTo>
+                                        <a:srgbClr val="A09D98">
+                                          <a:alpha val="100000"/>
+                                          <a:alpha val="0"/>
+                                        </a:srgbClr>
+                                      </a:clrTo>
+                                    </a:clrChange>
                                     <a:biLevel thresh="50000"/>
                                   </a:blip>
-                                  <a:srcRect l="7865" t="11797" r="5322" b="19074"/>
                                   <a:stretch>
                                     <a:fillRect/>
                                   </a:stretch>
                                 </pic:blipFill>
                                 <pic:spPr>
                                   <a:xfrm>
-                                    <a:off x="21059" y="43614"/>
-                                    <a:ext cx="1468" cy="627"/>
+                                    <a:off x="15706" y="9562"/>
+                                    <a:ext cx="1234" cy="715"/>
                                   </a:xfrm>
                                   <a:prstGeom prst="rect">
                                     <a:avLst/>
                                   </a:prstGeom>
-                                  <a:noFill/>
                                 </pic:spPr>
                               </pic:pic>
                             </wpg:grpSp>
+                            <pic:pic xmlns:pic="http://schemas.openxmlformats.org/drawingml/2006/picture">
+                              <pic:nvPicPr>
+                                <pic:cNvPr id="3" name="图片 25"/>
+                                <pic:cNvPicPr>
+                                  <a:picLocks noChangeAspect="1" noChangeArrowheads="1"/>
+                                </pic:cNvPicPr>
+                              </pic:nvPicPr>
+                              <pic:blipFill>
+                                <a:blip r:embed="rId10">
+                                  <a:extLst>
+                                    <a:ext uri="{28A0092B-C50C-407E-A947-70E740481C1C}">
+                                      <a14:useLocalDpi xmlns:a14="http://schemas.microsoft.com/office/drawing/2010/main" val="0"/>
+                                    </a:ext>
+                                  </a:extLst>
+                                </a:blip>
+                                <a:srcRect/>
+                                <a:stretch>
+                                  <a:fillRect/>
+                                </a:stretch>
+                              </pic:blipFill>
+                              <pic:spPr>
+                                <a:xfrm>
+                                  <a:off x="21993" y="2640"/>
+                                  <a:ext cx="2273" cy="2273"/>
+                                </a:xfrm>
+                                <a:prstGeom prst="rect">
+                                  <a:avLst/>
+                                </a:prstGeom>
+                                <a:noFill/>
+                                <a:ln>
+                                  <a:noFill/>
+                                </a:ln>
+                              </pic:spPr>
+                            </pic:pic>
                           </wpg:wgp>
                         </a:graphicData>
                       </a:graphic>
@@ -7478,29 +7314,29 @@
                 </mc:Choice>
                 <mc:Fallback>
                   <w:pict>
-                    <v:group id="_x0000_s1026" o:spid="_x0000_s1026" o:spt="203" style="position:absolute;left:0pt;margin-left:1pt;margin-top:-40.55pt;height:113.6pt;width:248.05pt;z-index:251664384;mso-width-relative:page;mso-height-relative:page;" coordorigin="17976,42945" coordsize="4961,2272" o:gfxdata="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">
+                    <v:group id="_x0000_s1026" o:spid="_x0000_s1026" o:spt="203" style="position:absolute;left:0pt;margin-left:1pt;margin-top:-40.55pt;height:113.6pt;width:247.5pt;z-index:251662336;mso-width-relative:page;mso-height-relative:page;" coordorigin="19315,2640" coordsize="4950,2272" o:gfxdata="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">
                       <o:lock v:ext="edit" aspectratio="f"/>
-                      <v:shape id="图片 25" o:spid="_x0000_s1026" o:spt="75" type="#_x0000_t75" style="position:absolute;left:20665;top:42945;height:2273;width:2273;" filled="f" o:preferrelative="t" stroked="f" coordsize="21600,21600" o:gfxdata="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">
+                      <v:group id="组合 22" o:spid="_x0000_s1026" o:spt="203" style="position:absolute;left:19315;top:3174;height:714;width:4415;" coordorigin="12525,9562" coordsize="4415,714" o:gfxdata="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">
+                        <o:lock v:ext="edit" aspectratio="f"/>
+                        <v:shape id="图片 29" o:spid="_x0000_s1026" o:spt="75" alt="IMG_256" type="#_x0000_t75" style="position:absolute;left:12525;top:9698;height:570;width:975;" filled="f" o:preferrelative="t" stroked="f" coordsize="21600,21600" o:gfxdata="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">
+                          <v:fill on="f" focussize="0,0"/>
+                          <v:stroke on="f"/>
+                          <v:imagedata r:id="rId12" chromakey="#FFFFFF" o:title=""/>
+                          <o:lock v:ext="edit" aspectratio="t"/>
+                        </v:shape>
+                        <v:shape id="图片 20" o:spid="_x0000_s1026" o:spt="75" alt="微信图片_20220215110121" type="#_x0000_t75" style="position:absolute;left:15706;top:9562;height:715;width:1234;" filled="f" o:preferrelative="t" stroked="f" coordsize="21600,21600" o:gfxdata="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">
+                          <v:fill on="f" focussize="0,0"/>
+                          <v:stroke on="f"/>
+                          <v:imagedata r:id="rId8" grayscale="t" bilevel="t" chromakey="#A09D98" o:title=""/>
+                          <o:lock v:ext="edit" aspectratio="t"/>
+                        </v:shape>
+                      </v:group>
+                      <v:shape id="图片 25" o:spid="_x0000_s1026" o:spt="75" type="#_x0000_t75" style="position:absolute;left:21993;top:2640;height:2273;width:2273;" filled="f" o:preferrelative="t" stroked="f" coordsize="21600,21600" o:gfxdata="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">
                         <v:fill on="f" focussize="0,0"/>
                         <v:stroke on="f"/>
                         <v:imagedata r:id="rId10" o:title=""/>
                         <o:lock v:ext="edit" aspectratio="t"/>
                       </v:shape>
-                      <v:group id="组合 27" o:spid="_x0000_s1026" o:spt="203" style="position:absolute;left:17976;top:43614;height:626;width:4551;" coordorigin="17976,43614" coordsize="4551,626" o:gfxdata="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">
-                        <o:lock v:ext="edit" aspectratio="f"/>
-                        <v:shape id="图片 29" o:spid="_x0000_s1026" o:spt="75" alt="IMG_256" type="#_x0000_t75" style="position:absolute;left:17976;top:43615;height:570;width:975;" filled="f" o:preferrelative="t" stroked="f" coordsize="21600,21600" o:gfxdata="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">
-                          <v:fill on="f" focussize="0,0"/>
-                          <v:stroke on="f"/>
-                          <v:imagedata r:id="rId8" chromakey="#FFFFFF" o:title=""/>
-                          <o:lock v:ext="edit" aspectratio="t"/>
-                        </v:shape>
-                        <v:shape id="图片 59" o:spid="_x0000_s1026" o:spt="75" alt="图片1" type="#_x0000_t75" style="position:absolute;left:21059;top:43614;height:627;width:1468;" filled="f" o:preferrelative="t" stroked="f" coordsize="21600,21600" o:gfxdata="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">
-                          <v:fill on="f" focussize="0,0"/>
-                          <v:stroke on="f"/>
-                          <v:imagedata r:id="rId12" cropleft="5154f" croptop="7731f" cropright="3488f" cropbottom="12500f" grayscale="t" bilevel="t" o:title=""/>
-                          <o:lock v:ext="edit" aspectratio="t"/>
-                        </v:shape>
-                      </v:group>
                     </v:group>
                   </w:pict>
                 </mc:Fallback>
@@ -8262,6 +8098,197 @@
                 <w:szCs w:val="24"/>
               </w:rPr>
             </w:pPr>
+            <w:r>
+              <mc:AlternateContent>
+                <mc:Choice Requires="wpg">
+                  <w:drawing>
+                    <wp:anchor distT="0" distB="0" distL="114300" distR="114300" simplePos="0" relativeHeight="251663360" behindDoc="0" locked="0" layoutInCell="1" allowOverlap="1">
+                      <wp:simplePos x="0" y="0"/>
+                      <wp:positionH relativeFrom="column">
+                        <wp:posOffset>111760</wp:posOffset>
+                      </wp:positionH>
+                      <wp:positionV relativeFrom="paragraph">
+                        <wp:posOffset>-577215</wp:posOffset>
+                      </wp:positionV>
+                      <wp:extent cx="3059430" cy="1442720"/>
+                      <wp:effectExtent l="0" t="0" r="3810" b="5080"/>
+                      <wp:wrapNone/>
+                      <wp:docPr id="114" name="组合 114"/>
+                      <wp:cNvGraphicFramePr/>
+                      <a:graphic xmlns:a="http://schemas.openxmlformats.org/drawingml/2006/main">
+                        <a:graphicData uri="http://schemas.microsoft.com/office/word/2010/wordprocessingGroup">
+                          <wpg:wgp>
+                            <wpg:cNvGrpSpPr/>
+                            <wpg:grpSpPr>
+                              <a:xfrm>
+                                <a:off x="0" y="0"/>
+                                <a:ext cx="3059430" cy="1442720"/>
+                                <a:chOff x="19399" y="6180"/>
+                                <a:chExt cx="4818" cy="2272"/>
+                              </a:xfrm>
+                            </wpg:grpSpPr>
+                            <wpg:grpSp>
+                              <wpg:cNvPr id="115" name="组合 34"/>
+                              <wpg:cNvGrpSpPr/>
+                              <wpg:grpSpPr>
+                                <a:xfrm>
+                                  <a:off x="19399" y="6701"/>
+                                  <a:ext cx="4343" cy="988"/>
+                                  <a:chOff x="12609" y="13215"/>
+                                  <a:chExt cx="4343" cy="988"/>
+                                </a:xfrm>
+                              </wpg:grpSpPr>
+                              <pic:pic xmlns:pic="http://schemas.openxmlformats.org/drawingml/2006/picture">
+                                <pic:nvPicPr>
+                                  <pic:cNvPr id="50" name="图片 1" descr="IMG_256"/>
+                                  <pic:cNvPicPr>
+                                    <a:picLocks noChangeAspect="1"/>
+                                  </pic:cNvPicPr>
+                                </pic:nvPicPr>
+                                <pic:blipFill>
+                                  <a:blip r:embed="rId13">
+                                    <a:clrChange>
+                                      <a:clrFrom>
+                                        <a:srgbClr val="AAA9A5">
+                                          <a:alpha val="100000"/>
+                                        </a:srgbClr>
+                                      </a:clrFrom>
+                                      <a:clrTo>
+                                        <a:srgbClr val="AAA9A5">
+                                          <a:alpha val="100000"/>
+                                          <a:alpha val="0"/>
+                                        </a:srgbClr>
+                                      </a:clrTo>
+                                    </a:clrChange>
+                                  </a:blip>
+                                  <a:srcRect l="27431" t="30452" r="31962" b="18126"/>
+                                  <a:stretch>
+                                    <a:fillRect/>
+                                  </a:stretch>
+                                </pic:blipFill>
+                                <pic:spPr>
+                                  <a:xfrm>
+                                    <a:off x="12609" y="13215"/>
+                                    <a:ext cx="781" cy="989"/>
+                                  </a:xfrm>
+                                  <a:prstGeom prst="rect">
+                                    <a:avLst/>
+                                  </a:prstGeom>
+                                  <a:noFill/>
+                                  <a:ln w="9525">
+                                    <a:noFill/>
+                                  </a:ln>
+                                </pic:spPr>
+                              </pic:pic>
+                              <pic:pic xmlns:pic="http://schemas.openxmlformats.org/drawingml/2006/picture">
+                                <pic:nvPicPr>
+                                  <pic:cNvPr id="116" name="图片 31" descr="微信图片_20220215110121"/>
+                                  <pic:cNvPicPr>
+                                    <a:picLocks noChangeAspect="1"/>
+                                  </pic:cNvPicPr>
+                                </pic:nvPicPr>
+                                <pic:blipFill>
+                                  <a:blip r:embed="rId8">
+                                    <a:clrChange>
+                                      <a:clrFrom>
+                                        <a:srgbClr val="A09D98">
+                                          <a:alpha val="100000"/>
+                                        </a:srgbClr>
+                                      </a:clrFrom>
+                                      <a:clrTo>
+                                        <a:srgbClr val="A09D98">
+                                          <a:alpha val="100000"/>
+                                          <a:alpha val="0"/>
+                                        </a:srgbClr>
+                                      </a:clrTo>
+                                    </a:clrChange>
+                                    <a:biLevel thresh="50000"/>
+                                  </a:blip>
+                                  <a:stretch>
+                                    <a:fillRect/>
+                                  </a:stretch>
+                                </pic:blipFill>
+                                <pic:spPr>
+                                  <a:xfrm>
+                                    <a:off x="15718" y="13246"/>
+                                    <a:ext cx="1234" cy="715"/>
+                                  </a:xfrm>
+                                  <a:prstGeom prst="rect">
+                                    <a:avLst/>
+                                  </a:prstGeom>
+                                </pic:spPr>
+                              </pic:pic>
+                            </wpg:grpSp>
+                            <pic:pic xmlns:pic="http://schemas.openxmlformats.org/drawingml/2006/picture">
+                              <pic:nvPicPr>
+                                <pic:cNvPr id="117" name="图片 32"/>
+                                <pic:cNvPicPr>
+                                  <a:picLocks noChangeAspect="1" noChangeArrowheads="1"/>
+                                </pic:cNvPicPr>
+                              </pic:nvPicPr>
+                              <pic:blipFill>
+                                <a:blip r:embed="rId10">
+                                  <a:extLst>
+                                    <a:ext uri="{28A0092B-C50C-407E-A947-70E740481C1C}">
+                                      <a14:useLocalDpi xmlns:a14="http://schemas.microsoft.com/office/drawing/2010/main" val="0"/>
+                                    </a:ext>
+                                  </a:extLst>
+                                </a:blip>
+                                <a:srcRect/>
+                                <a:stretch>
+                                  <a:fillRect/>
+                                </a:stretch>
+                              </pic:blipFill>
+                              <pic:spPr>
+                                <a:xfrm>
+                                  <a:off x="21945" y="6180"/>
+                                  <a:ext cx="2273" cy="2273"/>
+                                </a:xfrm>
+                                <a:prstGeom prst="rect">
+                                  <a:avLst/>
+                                </a:prstGeom>
+                                <a:noFill/>
+                                <a:ln>
+                                  <a:noFill/>
+                                </a:ln>
+                              </pic:spPr>
+                            </pic:pic>
+                          </wpg:wgp>
+                        </a:graphicData>
+                      </a:graphic>
+                    </wp:anchor>
+                  </w:drawing>
+                </mc:Choice>
+                <mc:Fallback>
+                  <w:pict>
+                    <v:group id="_x0000_s1026" o:spid="_x0000_s1026" o:spt="203" style="position:absolute;left:0pt;margin-left:8.8pt;margin-top:-45.45pt;height:113.6pt;width:240.9pt;z-index:251663360;mso-width-relative:page;mso-height-relative:page;" coordorigin="19399,6180" coordsize="4818,2272" o:gfxdata="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">
+                      <o:lock v:ext="edit" aspectratio="f"/>
+                      <v:group id="组合 34" o:spid="_x0000_s1026" o:spt="203" style="position:absolute;left:19399;top:6701;height:988;width:4343;" coordorigin="12609,13215" coordsize="4343,988" o:gfxdata="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">
+                        <o:lock v:ext="edit" aspectratio="f"/>
+                        <v:shape id="图片 1" o:spid="_x0000_s1026" o:spt="75" alt="IMG_256" type="#_x0000_t75" style="position:absolute;left:12609;top:13215;height:989;width:781;" filled="f" o:preferrelative="t" stroked="f" coordsize="21600,21600" o:gfxdata="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">
+                          <v:fill on="f" focussize="0,0"/>
+                          <v:stroke on="f"/>
+                          <v:imagedata r:id="rId13" cropleft="17977f" croptop="19957f" cropright="20947f" cropbottom="11879f" chromakey="#AAA9A5" o:title=""/>
+                          <o:lock v:ext="edit" aspectratio="t"/>
+                        </v:shape>
+                        <v:shape id="图片 31" o:spid="_x0000_s1026" o:spt="75" alt="微信图片_20220215110121" type="#_x0000_t75" style="position:absolute;left:15718;top:13246;height:715;width:1234;" filled="f" o:preferrelative="t" stroked="f" coordsize="21600,21600" o:gfxdata="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">
+                          <v:fill on="f" focussize="0,0"/>
+                          <v:stroke on="f"/>
+                          <v:imagedata r:id="rId8" grayscale="t" bilevel="t" chromakey="#A09D98" o:title=""/>
+                          <o:lock v:ext="edit" aspectratio="t"/>
+                        </v:shape>
+                      </v:group>
+                      <v:shape id="图片 32" o:spid="_x0000_s1026" o:spt="75" type="#_x0000_t75" style="position:absolute;left:21945;top:6180;height:2273;width:2273;" filled="f" o:preferrelative="t" stroked="f" coordsize="21600,21600" o:gfxdata="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">
+                        <v:fill on="f" focussize="0,0"/>
+                        <v:stroke on="f"/>
+                        <v:imagedata r:id="rId10" o:title=""/>
+                        <o:lock v:ext="edit" aspectratio="t"/>
+                      </v:shape>
+                    </v:group>
+                  </w:pict>
+                </mc:Fallback>
+              </mc:AlternateContent>
+            </w:r>
           </w:p>
         </w:tc>
         <w:tc>
@@ -8493,28 +8520,38 @@
     <w:p>
       <w:pPr>
         <w:rPr>
+          <w:rFonts w:hint="eastAsia" w:eastAsia="宋体"/>
+          <w:b/>
+          <w:bCs/>
+          <w:lang w:val="en-US" w:eastAsia="zh-CN"/>
+        </w:rPr>
+      </w:pPr>
+      <w:r>
+        <w:rPr>
           <w:rFonts w:hint="eastAsia" w:ascii="Times New Roman" w:hAnsi="Times New Roman" w:eastAsia="微软雅黑" w:cs="Times New Roman"/>
           <w:sz w:val="24"/>
           <w:szCs w:val="24"/>
           <w:lang w:eastAsia="zh-CN"/>
         </w:rPr>
-      </w:pPr>
-      <w:r>
-        <w:rPr>
-          <w:rFonts w:hint="eastAsia" w:ascii="Times New Roman" w:hAnsi="Times New Roman" w:eastAsia="微软雅黑" w:cs="Times New Roman"/>
-          <w:sz w:val="24"/>
-          <w:szCs w:val="24"/>
-          <w:lang w:eastAsia="zh-CN"/>
-        </w:rPr>
         <w:t>{% endif %}</w:t>
       </w:r>
     </w:p>
     <w:p>
       <w:pPr>
         <w:rPr>
-          <w:rFonts w:hint="eastAsia" w:ascii="Times New Roman" w:hAnsi="Times New Roman" w:eastAsia="微软雅黑" w:cs="Times New Roman"/>
-          <w:sz w:val="24"/>
-          <w:szCs w:val="24"/>
+          <w:rFonts w:hint="eastAsia" w:eastAsia="宋体"/>
+          <w:b/>
+          <w:bCs/>
+          <w:lang w:val="en-US" w:eastAsia="zh-CN"/>
+        </w:rPr>
+      </w:pPr>
+    </w:p>
+    <w:p>
+      <w:pPr>
+        <w:rPr>
+          <w:rFonts w:hint="eastAsia" w:eastAsia="宋体"/>
+          <w:b/>
+          <w:bCs/>
           <w:lang w:val="en-US" w:eastAsia="zh-CN"/>
         </w:rPr>
       </w:pPr>
@@ -10402,16 +10439,16 @@
           <w:sz w:val="30"/>
         </w:rPr>
       </w:pPr>
-      <w:bookmarkStart w:id="50" w:name="_Toc9088"/>
-      <w:bookmarkStart w:id="51" w:name="_Toc6338"/>
-      <w:bookmarkStart w:id="52" w:name="_Toc107825552"/>
-      <w:bookmarkStart w:id="53" w:name="_Toc27379"/>
-      <w:bookmarkStart w:id="54" w:name="_Toc15063"/>
+      <w:bookmarkStart w:id="50" w:name="_Toc11015_WPSOffice_Level2"/>
+      <w:bookmarkStart w:id="51" w:name="_Toc107825552"/>
+      <w:bookmarkStart w:id="52" w:name="_Toc9088"/>
+      <w:bookmarkStart w:id="53" w:name="_Toc23375"/>
+      <w:bookmarkStart w:id="54" w:name="_Toc27379"/>
       <w:bookmarkStart w:id="55" w:name="_Toc18062_WPSOffice_Level2"/>
-      <w:bookmarkStart w:id="56" w:name="_Toc32551"/>
-      <w:bookmarkStart w:id="57" w:name="_Toc5728"/>
-      <w:bookmarkStart w:id="58" w:name="_Toc11015_WPSOffice_Level2"/>
-      <w:bookmarkStart w:id="59" w:name="_Toc23375"/>
+      <w:bookmarkStart w:id="56" w:name="_Toc5728"/>
+      <w:bookmarkStart w:id="57" w:name="_Toc6338"/>
+      <w:bookmarkStart w:id="58" w:name="_Toc32551"/>
+      <w:bookmarkStart w:id="59" w:name="_Toc15063"/>
       <w:r>
         <w:rPr>
           <w:rFonts w:ascii="Times New Roman" w:hAnsi="Times New Roman"/>
@@ -15361,17 +15398,17 @@
       </w:r>
       <w:bookmarkStart w:id="60" w:name="_Toc30669"/>
       <w:bookmarkStart w:id="61" w:name="_Toc149832733"/>
-      <w:bookmarkStart w:id="62" w:name="_Toc149826009"/>
-      <w:bookmarkStart w:id="63" w:name="_Toc22117"/>
-      <w:bookmarkStart w:id="64" w:name="_Toc23846_WPSOffice_Level1"/>
-      <w:bookmarkStart w:id="65" w:name="_Toc29372"/>
+      <w:bookmarkStart w:id="62" w:name="_Toc22117"/>
+      <w:bookmarkStart w:id="63" w:name="_Toc149826009"/>
+      <w:bookmarkStart w:id="64" w:name="_Toc25727"/>
+      <w:bookmarkStart w:id="65" w:name="_Toc23903"/>
       <w:bookmarkStart w:id="66" w:name="_Toc4331_WPSOffice_Level1"/>
-      <w:bookmarkStart w:id="67" w:name="_Toc32443_WPSOffice_Level1"/>
-      <w:bookmarkStart w:id="68" w:name="_Toc180"/>
-      <w:bookmarkStart w:id="69" w:name="_Toc23903"/>
-      <w:bookmarkStart w:id="70" w:name="_Toc107825555"/>
-      <w:bookmarkStart w:id="71" w:name="_Toc25727"/>
-      <w:bookmarkStart w:id="72" w:name="_Toc24960"/>
+      <w:bookmarkStart w:id="67" w:name="_Toc107825555"/>
+      <w:bookmarkStart w:id="68" w:name="_Toc24960"/>
+      <w:bookmarkStart w:id="69" w:name="_Toc180"/>
+      <w:bookmarkStart w:id="70" w:name="_Toc23846_WPSOffice_Level1"/>
+      <w:bookmarkStart w:id="71" w:name="_Toc29372"/>
+      <w:bookmarkStart w:id="72" w:name="_Toc32443_WPSOffice_Level1"/>
       <w:r>
         <w:rPr>
           <w:rFonts w:hint="default" w:ascii="Times New Roman" w:hAnsi="Times New Roman" w:eastAsia="微软雅黑" w:cs="Times New Roman"/>
@@ -15990,11 +16027,11 @@
           <w:lang w:eastAsia="zh-CN"/>
         </w:rPr>
       </w:pPr>
-      <w:bookmarkStart w:id="74" w:name="_Toc149832735"/>
-      <w:bookmarkStart w:id="75" w:name="_Toc8496"/>
-      <w:bookmarkStart w:id="76" w:name="_Toc149826011"/>
-      <w:bookmarkStart w:id="77" w:name="_Toc19989"/>
-      <w:bookmarkStart w:id="78" w:name="_Toc16158"/>
+      <w:bookmarkStart w:id="74" w:name="_Toc19989"/>
+      <w:bookmarkStart w:id="75" w:name="_Toc16158"/>
+      <w:bookmarkStart w:id="76" w:name="_Toc149832735"/>
+      <w:bookmarkStart w:id="77" w:name="_Toc8496"/>
+      <w:bookmarkStart w:id="78" w:name="_Toc149826011"/>
       <w:r>
         <w:rPr>
           <w:rFonts w:hint="eastAsia"/>
@@ -17978,12 +18015,6 @@
             <w:insideH w:val="none" w:color="auto" w:sz="0" w:space="0"/>
             <w:insideV w:val="none" w:color="auto" w:sz="0" w:space="0"/>
           </w:tblBorders>
-          <w:tblCellMar>
-            <w:top w:w="0" w:type="dxa"/>
-            <w:left w:w="108" w:type="dxa"/>
-            <w:bottom w:w="0" w:type="dxa"/>
-            <w:right w:w="108" w:type="dxa"/>
-          </w:tblCellMar>
         </w:tblPrEx>
         <w:trPr>
           <w:trHeight w:val="313" w:hRule="atLeast"/>
@@ -19374,7 +19405,6 @@
             <w:insideH w:val="dotted" w:color="A5A5A5" w:sz="4" w:space="0"/>
             <w:insideV w:val="dotted" w:color="A5A5A5" w:sz="4" w:space="0"/>
           </w:tblBorders>
-          <w:shd w:val="clear" w:color="auto" w:fill="auto"/>
           <w:tblCellMar>
             <w:top w:w="0" w:type="dxa"/>
             <w:left w:w="108" w:type="dxa"/>
@@ -20519,7 +20549,6 @@
             <w:insideH w:val="dotted" w:color="A5A5A5" w:sz="4" w:space="0"/>
             <w:insideV w:val="dotted" w:color="A5A5A5" w:sz="4" w:space="0"/>
           </w:tblBorders>
-          <w:shd w:val="clear" w:color="auto" w:fill="auto"/>
           <w:tblCellMar>
             <w:top w:w="0" w:type="dxa"/>
             <w:left w:w="108" w:type="dxa"/>
@@ -20641,6 +20670,8 @@
           <w:lang w:eastAsia="zh-CN"/>
         </w:rPr>
       </w:pPr>
+      <w:bookmarkStart w:id="166" w:name="_GoBack"/>
+      <w:bookmarkEnd w:id="166"/>
     </w:p>
     <w:p>
       <w:pPr>
@@ -20770,20 +20801,20 @@
           <w:lang w:eastAsia="zh-CN"/>
         </w:rPr>
       </w:pPr>
-      <w:bookmarkStart w:id="83" w:name="_Toc32302"/>
-      <w:bookmarkStart w:id="84" w:name="_Toc23822"/>
+      <w:bookmarkStart w:id="83" w:name="_Toc23822"/>
+      <w:bookmarkStart w:id="84" w:name="_Toc32302"/>
       <w:bookmarkStart w:id="85" w:name="_Toc8516"/>
-      <w:bookmarkStart w:id="86" w:name="_Toc149826013"/>
-      <w:bookmarkStart w:id="87" w:name="_Toc149832737"/>
-      <w:bookmarkStart w:id="88" w:name="_Toc6997"/>
-      <w:bookmarkStart w:id="89" w:name="_Toc21764_WPSOffice_Level1"/>
-      <w:bookmarkStart w:id="90" w:name="_Toc11294"/>
-      <w:bookmarkStart w:id="91" w:name="_Toc107825561"/>
-      <w:bookmarkStart w:id="92" w:name="_Toc27302"/>
-      <w:bookmarkStart w:id="93" w:name="_Toc13196_WPSOffice_Level1"/>
+      <w:bookmarkStart w:id="86" w:name="_Toc149832737"/>
+      <w:bookmarkStart w:id="87" w:name="_Toc6997"/>
+      <w:bookmarkStart w:id="88" w:name="_Toc149826013"/>
+      <w:bookmarkStart w:id="89" w:name="_Toc28240"/>
+      <w:bookmarkStart w:id="90" w:name="_Toc21764_WPSOffice_Level1"/>
+      <w:bookmarkStart w:id="91" w:name="_Toc13698"/>
+      <w:bookmarkStart w:id="92" w:name="_Toc11294"/>
+      <w:bookmarkStart w:id="93" w:name="_Toc27302"/>
       <w:bookmarkStart w:id="94" w:name="_Toc1707_WPSOffice_Level1"/>
-      <w:bookmarkStart w:id="95" w:name="_Toc28240"/>
-      <w:bookmarkStart w:id="96" w:name="_Toc13698"/>
+      <w:bookmarkStart w:id="95" w:name="_Toc107825561"/>
+      <w:bookmarkStart w:id="96" w:name="_Toc13196_WPSOffice_Level1"/>
       <w:bookmarkStart w:id="97" w:name="_Toc16835"/>
       <w:r>
         <w:rPr>
@@ -29865,8 +29896,8 @@
           </w14:shadow>
         </w:rPr>
       </w:pPr>
-      <w:bookmarkStart w:id="98" w:name="_Toc12199"/>
-      <w:bookmarkStart w:id="99" w:name="_Toc30055"/>
+      <w:bookmarkStart w:id="98" w:name="_Toc30055"/>
+      <w:bookmarkStart w:id="99" w:name="_Toc12199"/>
       <w:r>
         <w:rPr>
           <w:rStyle w:val="37"/>
@@ -29928,19 +29959,19 @@
           <w:lang w:eastAsia="zh-CN"/>
         </w:rPr>
       </w:pPr>
-      <w:bookmarkStart w:id="100" w:name="_Toc8676"/>
-      <w:bookmarkStart w:id="101" w:name="_Toc14255_WPSOffice_Level1"/>
-      <w:bookmarkStart w:id="102" w:name="_Toc4882"/>
-      <w:bookmarkStart w:id="103" w:name="_Toc24085_WPSOffice_Level1"/>
-      <w:bookmarkStart w:id="104" w:name="_Toc15840_WPSOffice_Level1"/>
-      <w:bookmarkStart w:id="105" w:name="_Toc27230"/>
-      <w:bookmarkStart w:id="106" w:name="_Toc3674"/>
-      <w:bookmarkStart w:id="107" w:name="_Toc32150"/>
-      <w:bookmarkStart w:id="108" w:name="_Toc28605"/>
-      <w:bookmarkStart w:id="109" w:name="_Toc9066"/>
+      <w:bookmarkStart w:id="100" w:name="_Toc15840_WPSOffice_Level1"/>
+      <w:bookmarkStart w:id="101" w:name="_Toc27230"/>
+      <w:bookmarkStart w:id="102" w:name="_Toc8676"/>
+      <w:bookmarkStart w:id="103" w:name="_Toc4882"/>
+      <w:bookmarkStart w:id="104" w:name="_Toc3674"/>
+      <w:bookmarkStart w:id="105" w:name="_Toc32150"/>
+      <w:bookmarkStart w:id="106" w:name="_Toc9066"/>
+      <w:bookmarkStart w:id="107" w:name="_Toc28605"/>
+      <w:bookmarkStart w:id="108" w:name="_Toc14255_WPSOffice_Level1"/>
+      <w:bookmarkStart w:id="109" w:name="_Toc24085_WPSOffice_Level1"/>
       <w:bookmarkStart w:id="110" w:name="_Toc23688"/>
-      <w:bookmarkStart w:id="111" w:name="_Toc28810_WPSOffice_Level1"/>
-      <w:bookmarkStart w:id="112" w:name="_Toc11193_WPSOffice_Level1"/>
+      <w:bookmarkStart w:id="111" w:name="_Toc11193_WPSOffice_Level1"/>
+      <w:bookmarkStart w:id="112" w:name="_Toc28810_WPSOffice_Level1"/>
       <w:bookmarkStart w:id="113" w:name="_Toc11896_WPSOffice_Level1"/>
       <w:r>
         <w:rPr>
@@ -32173,9 +32204,9 @@
           <w:lang w:eastAsia="zh-CN"/>
         </w:rPr>
       </w:pPr>
-      <w:bookmarkStart w:id="114" w:name="_Hlk33190413"/>
-      <w:bookmarkStart w:id="115" w:name="_Toc31843"/>
-      <w:bookmarkStart w:id="116" w:name="_Toc107330130"/>
+      <w:bookmarkStart w:id="114" w:name="_Toc107330130"/>
+      <w:bookmarkStart w:id="115" w:name="_Hlk33190413"/>
+      <w:bookmarkStart w:id="116" w:name="_Toc31843"/>
       <w:bookmarkStart w:id="117" w:name="_Toc4303"/>
       <w:bookmarkStart w:id="118" w:name="_Toc24780"/>
       <w:r>
@@ -32681,10 +32712,10 @@
         </w:rPr>
       </w:pPr>
       <w:bookmarkStart w:id="119" w:name="_Toc107825567"/>
-      <w:bookmarkStart w:id="120" w:name="_Toc28435"/>
-      <w:bookmarkStart w:id="121" w:name="_Toc4640"/>
-      <w:bookmarkStart w:id="122" w:name="_Toc771"/>
-      <w:bookmarkStart w:id="123" w:name="_Toc31498"/>
+      <w:bookmarkStart w:id="120" w:name="_Toc771"/>
+      <w:bookmarkStart w:id="121" w:name="_Toc28435"/>
+      <w:bookmarkStart w:id="122" w:name="_Toc31498"/>
+      <w:bookmarkStart w:id="123" w:name="_Toc4640"/>
       <w:r>
         <w:rPr>
           <w:rFonts w:hint="eastAsia" w:ascii="Times New Roman" w:hAnsi="Times New Roman"/>
@@ -32784,18 +32815,18 @@
                 </w14:textFill>
               </w:rPr>
             </w:pPr>
-            <w:bookmarkStart w:id="124" w:name="_Toc13557_WPSOffice_Level1"/>
-            <w:bookmarkStart w:id="125" w:name="_Toc14645_WPSOffice_Level1"/>
+            <w:bookmarkStart w:id="124" w:name="_Toc14645_WPSOffice_Level1"/>
+            <w:bookmarkStart w:id="125" w:name="_Toc32730"/>
             <w:bookmarkStart w:id="126" w:name="_Toc107825568"/>
-            <w:bookmarkStart w:id="127" w:name="_Toc32730"/>
-            <w:bookmarkStart w:id="128" w:name="_Toc11823"/>
-            <w:bookmarkStart w:id="129" w:name="_Toc15690"/>
-            <w:bookmarkStart w:id="130" w:name="_Toc25415_WPSOffice_Level1"/>
-            <w:bookmarkStart w:id="131" w:name="_Toc22381"/>
-            <w:bookmarkStart w:id="132" w:name="_Toc28454_WPSOffice_Level1"/>
-            <w:bookmarkStart w:id="133" w:name="_Toc26985_WPSOffice_Level1"/>
-            <w:bookmarkStart w:id="134" w:name="_Toc5476"/>
-            <w:bookmarkStart w:id="135" w:name="_Toc20170_WPSOffice_Level1"/>
+            <w:bookmarkStart w:id="127" w:name="_Toc13557_WPSOffice_Level1"/>
+            <w:bookmarkStart w:id="128" w:name="_Toc25415_WPSOffice_Level1"/>
+            <w:bookmarkStart w:id="129" w:name="_Toc11823"/>
+            <w:bookmarkStart w:id="130" w:name="_Toc22381"/>
+            <w:bookmarkStart w:id="131" w:name="_Toc15690"/>
+            <w:bookmarkStart w:id="132" w:name="_Toc5476"/>
+            <w:bookmarkStart w:id="133" w:name="_Toc20170_WPSOffice_Level1"/>
+            <w:bookmarkStart w:id="134" w:name="_Toc26985_WPSOffice_Level1"/>
+            <w:bookmarkStart w:id="135" w:name="_Toc28454_WPSOffice_Level1"/>
             <w:r>
               <w:rPr>
                 <w:rFonts w:hint="default" w:ascii="Times New Roman" w:hAnsi="Times New Roman" w:eastAsia="微软雅黑" w:cs="Times New Roman"/>
@@ -33396,16 +33427,16 @@
         </w:rPr>
       </w:pPr>
       <w:bookmarkStart w:id="136" w:name="_Toc19099"/>
-      <w:bookmarkStart w:id="137" w:name="_Toc16368_WPSOffice_Level1"/>
-      <w:bookmarkStart w:id="138" w:name="_Toc11722"/>
-      <w:bookmarkStart w:id="139" w:name="_Toc28910_WPSOffice_Level1"/>
-      <w:bookmarkStart w:id="140" w:name="_Toc14772"/>
-      <w:bookmarkStart w:id="141" w:name="_Toc10119"/>
-      <w:bookmarkStart w:id="142" w:name="_Toc5711"/>
-      <w:bookmarkStart w:id="143" w:name="_Toc22484_WPSOffice_Level1"/>
-      <w:bookmarkStart w:id="144" w:name="_Toc7549"/>
-      <w:bookmarkStart w:id="145" w:name="_Toc107825569"/>
-      <w:bookmarkStart w:id="146" w:name="_Toc29696"/>
+      <w:bookmarkStart w:id="137" w:name="_Toc28910_WPSOffice_Level1"/>
+      <w:bookmarkStart w:id="138" w:name="_Toc14772"/>
+      <w:bookmarkStart w:id="139" w:name="_Toc16368_WPSOffice_Level1"/>
+      <w:bookmarkStart w:id="140" w:name="_Toc11722"/>
+      <w:bookmarkStart w:id="141" w:name="_Toc5711"/>
+      <w:bookmarkStart w:id="142" w:name="_Toc29696"/>
+      <w:bookmarkStart w:id="143" w:name="_Toc10119"/>
+      <w:bookmarkStart w:id="144" w:name="_Toc22484_WPSOffice_Level1"/>
+      <w:bookmarkStart w:id="145" w:name="_Toc7549"/>
+      <w:bookmarkStart w:id="146" w:name="_Toc107825569"/>
       <w:r>
         <w:rPr>
           <w:rFonts w:hint="eastAsia" w:ascii="Times New Roman" w:hAnsi="Times New Roman"/>
@@ -33871,9 +33902,9 @@
           <w:lang w:eastAsia="zh-CN"/>
         </w:rPr>
       </w:pPr>
-      <w:bookmarkStart w:id="147" w:name="_Toc107825570"/>
-      <w:bookmarkStart w:id="148" w:name="_Toc27034"/>
-      <w:bookmarkStart w:id="149" w:name="_Toc8911"/>
+      <w:bookmarkStart w:id="147" w:name="_Toc27034"/>
+      <w:bookmarkStart w:id="148" w:name="_Toc8911"/>
+      <w:bookmarkStart w:id="149" w:name="_Toc107825570"/>
       <w:r>
         <w:rPr>
           <w:rFonts w:ascii="Times New Roman" w:hAnsi="Times New Roman" w:eastAsia="微软雅黑" w:cs="Times New Roman"/>
@@ -33961,10 +33992,10 @@
           <w:lang w:eastAsia="zh-CN"/>
         </w:rPr>
       </w:pPr>
-      <w:bookmarkStart w:id="150" w:name="_Toc15114"/>
-      <w:bookmarkStart w:id="151" w:name="_Toc14626"/>
-      <w:bookmarkStart w:id="152" w:name="_Toc3409"/>
-      <w:bookmarkStart w:id="153" w:name="_Toc12972"/>
+      <w:bookmarkStart w:id="150" w:name="_Toc3409"/>
+      <w:bookmarkStart w:id="151" w:name="_Toc12972"/>
+      <w:bookmarkStart w:id="152" w:name="_Toc15114"/>
+      <w:bookmarkStart w:id="153" w:name="_Toc14626"/>
       <w:r>
         <w:rPr>
           <w:rFonts w:hint="eastAsia"/>
@@ -34211,20 +34242,18 @@
           <w:lang w:eastAsia="zh-CN"/>
         </w:rPr>
       </w:pPr>
-      <w:bookmarkStart w:id="154" w:name="_Toc107825571"/>
-      <w:bookmarkStart w:id="155" w:name="_Toc21361"/>
-      <w:bookmarkStart w:id="156" w:name="_Toc30837"/>
-      <w:bookmarkStart w:id="157" w:name="_Toc16927"/>
-      <w:bookmarkStart w:id="158" w:name="_Toc9662"/>
-      <w:bookmarkStart w:id="159" w:name="_Toc8838"/>
-      <w:bookmarkStart w:id="160" w:name="_Toc22623"/>
-      <w:bookmarkStart w:id="161" w:name="_Toc17792_WPSOffice_Level2"/>
+      <w:bookmarkStart w:id="154" w:name="_Toc30837"/>
+      <w:bookmarkStart w:id="155" w:name="_Toc16927"/>
+      <w:bookmarkStart w:id="156" w:name="_Toc9662"/>
+      <w:bookmarkStart w:id="157" w:name="_Toc107825571"/>
+      <w:bookmarkStart w:id="158" w:name="_Toc8838"/>
+      <w:bookmarkStart w:id="159" w:name="_Toc21361"/>
+      <w:bookmarkStart w:id="160" w:name="_Toc17792_WPSOffice_Level2"/>
+      <w:bookmarkStart w:id="161" w:name="_Toc14611_WPSOffice_Level1"/>
       <w:bookmarkStart w:id="162" w:name="_Toc13275"/>
       <w:bookmarkStart w:id="163" w:name="_Toc19584_WPSOffice_Level1"/>
-      <w:bookmarkStart w:id="164" w:name="_Toc14611_WPSOffice_Level1"/>
+      <w:bookmarkStart w:id="164" w:name="_Toc22623"/>
       <w:bookmarkStart w:id="165" w:name="_Toc22162_WPSOffice_Level1"/>
-      <w:bookmarkStart w:id="166" w:name="_GoBack"/>
-      <w:bookmarkEnd w:id="166"/>
       <w:r>
         <w:rPr>
           <w:rFonts w:hint="eastAsia" w:ascii="Times New Roman" w:hAnsi="Times New Roman"/>
@@ -39826,11 +39855,16 @@
     <customSectPr/>
     <customSectPr/>
     <customSectPr/>
+    <customSectPr/>
   </customSectProps>
   <customShpExts>
     <customShpInfo spid="_x0000_s1026" textRotate="1"/>
   </customShpExts>
 </s:customData>
+</file>
+
+<file path=customXml/item2.xml><?xml version="1.0" encoding="utf-8"?>
+<b:Sources xmlns:b="http://schemas.openxmlformats.org/officeDocument/2006/bibliography" xmlns="http://schemas.openxmlformats.org/officeDocument/2006/bibliography" SelectedStyle="\APA.XSL" StyleName="APA"/>
 </file>
 
 <file path=customXml/itemProps1.xml><?xml version="1.0" encoding="utf-8"?>
@@ -39839,4 +39873,10 @@
     <ds:schemaRef ds:uri="http://www.wps.cn/officeDocument/2013/wpsCustomData"/>
   </ds:schemaRefs>
 </ds:datastoreItem>
+</file>
+
+<file path=customXml/itemProps2.xml><?xml version="1.0" encoding="utf-8"?>
+<ds:datastoreItem xmlns:ds="http://schemas.openxmlformats.org/officeDocument/2006/customXml" ds:itemID="{AF0FCD33-2FD2-40CF-9CDF-F2193CE32997}">
+  <ds:schemaRefs/>
+</ds:datastoreItem>
 </file>
--- a/WebContent/docx/肺癌49报告-苏州市立医院-本部&北区.docx
+++ b/WebContent/docx/肺癌49报告-苏州市立医院-本部&北区.docx
@@ -3265,12 +3265,12 @@
       <w:bookmarkStart w:id="2" w:name="_Toc24178_WPSOffice_Level1"/>
       <w:bookmarkStart w:id="3" w:name="_Toc21669"/>
       <w:bookmarkStart w:id="4" w:name="_Toc13806"/>
-      <w:bookmarkStart w:id="5" w:name="_Toc17837"/>
-      <w:bookmarkStart w:id="6" w:name="_Toc30143_WPSOffice_Level1"/>
-      <w:bookmarkStart w:id="7" w:name="_Toc21009_WPSOffice_Level1"/>
-      <w:bookmarkStart w:id="8" w:name="_Toc23629"/>
+      <w:bookmarkStart w:id="5" w:name="_Toc21009_WPSOffice_Level1"/>
+      <w:bookmarkStart w:id="6" w:name="_Toc17837"/>
+      <w:bookmarkStart w:id="7" w:name="_Toc30143_WPSOffice_Level1"/>
+      <w:bookmarkStart w:id="8" w:name="_Toc3619"/>
       <w:bookmarkStart w:id="9" w:name="_Toc14123"/>
-      <w:bookmarkStart w:id="10" w:name="_Toc3619"/>
+      <w:bookmarkStart w:id="10" w:name="_Toc23629"/>
       <w:bookmarkStart w:id="11" w:name="_Toc107825547"/>
       <w:r>
         <w:rPr>
@@ -4148,14 +4148,14 @@
           </w14:shadow>
         </w:rPr>
       </w:pPr>
-      <w:bookmarkStart w:id="12" w:name="_Toc17451"/>
-      <w:bookmarkStart w:id="13" w:name="_Toc18062_WPSOffice_Level1"/>
-      <w:bookmarkStart w:id="14" w:name="_Toc29272"/>
-      <w:bookmarkStart w:id="15" w:name="_Toc107825548"/>
-      <w:bookmarkStart w:id="16" w:name="_Toc7021_WPSOffice_Level1"/>
-      <w:bookmarkStart w:id="17" w:name="_Toc13210"/>
-      <w:bookmarkStart w:id="18" w:name="_Toc1775"/>
-      <w:bookmarkStart w:id="19" w:name="_Toc11015_WPSOffice_Level1"/>
+      <w:bookmarkStart w:id="12" w:name="_Toc29272"/>
+      <w:bookmarkStart w:id="13" w:name="_Toc17451"/>
+      <w:bookmarkStart w:id="14" w:name="_Toc13210"/>
+      <w:bookmarkStart w:id="15" w:name="_Toc1775"/>
+      <w:bookmarkStart w:id="16" w:name="_Toc107825548"/>
+      <w:bookmarkStart w:id="17" w:name="_Toc11015_WPSOffice_Level1"/>
+      <w:bookmarkStart w:id="18" w:name="_Toc7021_WPSOffice_Level1"/>
+      <w:bookmarkStart w:id="19" w:name="_Toc18062_WPSOffice_Level1"/>
       <w:bookmarkStart w:id="20" w:name="_Toc26731"/>
       <w:bookmarkStart w:id="21" w:name="_Toc3823"/>
       <w:r>
@@ -4402,15 +4402,15 @@
           </w14:shadow>
         </w:rPr>
       </w:pPr>
-      <w:bookmarkStart w:id="23" w:name="_Toc23369_WPSOffice_Level1"/>
-      <w:bookmarkStart w:id="24" w:name="_Toc25920"/>
-      <w:bookmarkStart w:id="25" w:name="_Toc6221_WPSOffice_Level1"/>
-      <w:bookmarkStart w:id="26" w:name="_Toc107825549"/>
-      <w:bookmarkStart w:id="27" w:name="_Toc16576"/>
-      <w:bookmarkStart w:id="28" w:name="_Toc18058"/>
-      <w:bookmarkStart w:id="29" w:name="_Toc12582"/>
-      <w:bookmarkStart w:id="30" w:name="_Toc23690"/>
-      <w:bookmarkStart w:id="31" w:name="_Toc14855"/>
+      <w:bookmarkStart w:id="23" w:name="_Toc6221_WPSOffice_Level1"/>
+      <w:bookmarkStart w:id="24" w:name="_Toc12582"/>
+      <w:bookmarkStart w:id="25" w:name="_Toc23369_WPSOffice_Level1"/>
+      <w:bookmarkStart w:id="26" w:name="_Toc16576"/>
+      <w:bookmarkStart w:id="27" w:name="_Toc25920"/>
+      <w:bookmarkStart w:id="28" w:name="_Toc107825549"/>
+      <w:bookmarkStart w:id="29" w:name="_Toc18058"/>
+      <w:bookmarkStart w:id="30" w:name="_Toc14855"/>
+      <w:bookmarkStart w:id="31" w:name="_Toc23690"/>
       <w:r>
         <w:rPr>
           <w:rStyle w:val="37"/>
@@ -4486,9 +4486,9 @@
           <w:lang w:eastAsia="zh-CN" w:bidi="ar"/>
         </w:rPr>
       </w:pPr>
-      <w:bookmarkStart w:id="32" w:name="_Toc149837254"/>
-      <w:bookmarkStart w:id="33" w:name="_Toc20741"/>
-      <w:bookmarkStart w:id="34" w:name="_Toc28333"/>
+      <w:bookmarkStart w:id="32" w:name="_Toc28333"/>
+      <w:bookmarkStart w:id="33" w:name="_Toc149837254"/>
+      <w:bookmarkStart w:id="34" w:name="_Toc20741"/>
       <w:r>
         <w:rPr>
           <w:rFonts w:hint="eastAsia"/>
@@ -5407,12 +5407,12 @@
       <w:bookmarkStart w:id="35" w:name="_Toc21059"/>
       <w:bookmarkStart w:id="36" w:name="_Toc14270"/>
       <w:bookmarkStart w:id="37" w:name="_Toc19898_WPSOffice_Level1"/>
-      <w:bookmarkStart w:id="38" w:name="_Toc24235"/>
-      <w:bookmarkStart w:id="39" w:name="_Toc107825550"/>
+      <w:bookmarkStart w:id="38" w:name="_Toc20136_WPSOffice_Level1"/>
+      <w:bookmarkStart w:id="39" w:name="_Toc2866"/>
       <w:bookmarkStart w:id="40" w:name="_Toc2781"/>
-      <w:bookmarkStart w:id="41" w:name="_Toc22132"/>
-      <w:bookmarkStart w:id="42" w:name="_Toc2866"/>
-      <w:bookmarkStart w:id="43" w:name="_Toc20136_WPSOffice_Level1"/>
+      <w:bookmarkStart w:id="41" w:name="_Toc24235"/>
+      <w:bookmarkStart w:id="42" w:name="_Toc22132"/>
+      <w:bookmarkStart w:id="43" w:name="_Toc107825550"/>
       <w:r>
         <w:rPr>
           <w:rFonts w:hint="eastAsia" w:ascii="微软雅黑" w:hAnsi="微软雅黑" w:eastAsia="微软雅黑" w:cs="微软雅黑"/>
@@ -5656,15 +5656,15 @@
                     <wp:anchor distT="0" distB="0" distL="114300" distR="114300" simplePos="0" relativeHeight="251661312" behindDoc="0" locked="0" layoutInCell="1" allowOverlap="1">
                       <wp:simplePos x="0" y="0"/>
                       <wp:positionH relativeFrom="column">
-                        <wp:posOffset>0</wp:posOffset>
+                        <wp:posOffset>7620</wp:posOffset>
                       </wp:positionH>
                       <wp:positionV relativeFrom="paragraph">
-                        <wp:posOffset>-460375</wp:posOffset>
+                        <wp:posOffset>-480060</wp:posOffset>
                       </wp:positionV>
-                      <wp:extent cx="3080385" cy="1442720"/>
-                      <wp:effectExtent l="0" t="0" r="13335" b="5080"/>
+                      <wp:extent cx="3058160" cy="1442720"/>
+                      <wp:effectExtent l="0" t="0" r="0" b="0"/>
                       <wp:wrapNone/>
-                      <wp:docPr id="34" name="组合 34"/>
+                      <wp:docPr id="9" name="组合 9"/>
                       <wp:cNvGraphicFramePr/>
                       <a:graphic xmlns:a="http://schemas.openxmlformats.org/drawingml/2006/main">
                         <a:graphicData uri="http://schemas.microsoft.com/office/word/2010/wordprocessingGroup">
@@ -5673,25 +5673,25 @@
                             <wpg:grpSpPr>
                               <a:xfrm>
                                 <a:off x="0" y="0"/>
-                                <a:ext cx="3080385" cy="1442720"/>
-                                <a:chOff x="17956" y="37747"/>
-                                <a:chExt cx="4851" cy="2272"/>
+                                <a:ext cx="3058160" cy="1442720"/>
+                                <a:chOff x="19211" y="18842"/>
+                                <a:chExt cx="4816" cy="2272"/>
                               </a:xfrm>
                             </wpg:grpSpPr>
                             <wpg:grpSp>
-                              <wpg:cNvPr id="35" name="组合 16"/>
+                              <wpg:cNvPr id="10" name="组合 6"/>
                               <wpg:cNvGrpSpPr/>
                               <wpg:grpSpPr>
                                 <a:xfrm>
-                                  <a:off x="17956" y="38313"/>
-                                  <a:ext cx="4049" cy="646"/>
-                                  <a:chOff x="17956" y="38313"/>
-                                  <a:chExt cx="4049" cy="646"/>
+                                  <a:off x="19211" y="18842"/>
+                                  <a:ext cx="4816" cy="2273"/>
+                                  <a:chOff x="19199" y="18902"/>
+                                  <a:chExt cx="4816" cy="2273"/>
                                 </a:xfrm>
                               </wpg:grpSpPr>
                               <pic:pic xmlns:pic="http://schemas.openxmlformats.org/drawingml/2006/picture">
                                 <pic:nvPicPr>
-                                  <pic:cNvPr id="12" name="图片 29" descr="IMG_256"/>
+                                  <pic:cNvPr id="16" name="图片 6" descr="蔡冬雪"/>
                                   <pic:cNvPicPr>
                                     <a:picLocks noChangeAspect="1"/>
                                   </pic:cNvPicPr>
@@ -5712,81 +5712,91 @@
                                       </a:clrTo>
                                     </a:clrChange>
                                   </a:blip>
+                                  <a:srcRect l="18656" t="33322" r="18897" b="26699"/>
                                   <a:stretch>
                                     <a:fillRect/>
                                   </a:stretch>
                                 </pic:blipFill>
                                 <pic:spPr>
                                   <a:xfrm>
-                                    <a:off x="21031" y="38313"/>
-                                    <a:ext cx="975" cy="570"/>
+                                    <a:off x="19199" y="19551"/>
+                                    <a:ext cx="1261" cy="566"/>
                                   </a:xfrm>
                                   <a:prstGeom prst="rect">
                                     <a:avLst/>
                                   </a:prstGeom>
-                                  <a:noFill/>
-                                  <a:ln w="9525">
-                                    <a:noFill/>
-                                  </a:ln>
                                 </pic:spPr>
                               </pic:pic>
                               <pic:pic xmlns:pic="http://schemas.openxmlformats.org/drawingml/2006/picture">
                                 <pic:nvPicPr>
-                                  <pic:cNvPr id="15" name="图片 15" descr="c9514d16fd70679bf0495aeebb03c72d_compress"/>
+                                  <pic:cNvPr id="21" name="图片 25"/>
                                   <pic:cNvPicPr>
-                                    <a:picLocks noChangeAspect="1"/>
+                                    <a:picLocks noChangeAspect="1" noChangeArrowheads="1"/>
                                   </pic:cNvPicPr>
                                 </pic:nvPicPr>
                                 <pic:blipFill>
-                                  <a:blip r:embed="rId9"/>
-                                  <a:srcRect l="21003" t="56913" r="27176" b="26386"/>
+                                  <a:blip r:embed="rId9">
+                                    <a:extLst>
+                                      <a:ext uri="{28A0092B-C50C-407E-A947-70E740481C1C}">
+                                        <a14:useLocalDpi xmlns:a14="http://schemas.microsoft.com/office/drawing/2010/main" val="0"/>
+                                      </a:ext>
+                                    </a:extLst>
+                                  </a:blip>
+                                  <a:srcRect/>
                                   <a:stretch>
                                     <a:fillRect/>
                                   </a:stretch>
                                 </pic:blipFill>
                                 <pic:spPr>
                                   <a:xfrm>
-                                    <a:off x="17956" y="38485"/>
-                                    <a:ext cx="1550" cy="475"/>
+                                    <a:off x="21742" y="18902"/>
+                                    <a:ext cx="2273" cy="2273"/>
                                   </a:xfrm>
                                   <a:prstGeom prst="rect">
                                     <a:avLst/>
                                   </a:prstGeom>
+                                  <a:noFill/>
+                                  <a:ln>
+                                    <a:noFill/>
+                                  </a:ln>
                                 </pic:spPr>
                               </pic:pic>
                             </wpg:grpSp>
                             <pic:pic xmlns:pic="http://schemas.openxmlformats.org/drawingml/2006/picture">
                               <pic:nvPicPr>
-                                <pic:cNvPr id="18" name="图片 25"/>
+                                <pic:cNvPr id="4" name="图片 4" descr="王建丽"/>
                                 <pic:cNvPicPr>
-                                  <a:picLocks noChangeAspect="1" noChangeArrowheads="1"/>
+                                  <a:picLocks noChangeAspect="1"/>
                                 </pic:cNvPicPr>
                               </pic:nvPicPr>
                               <pic:blipFill>
                                 <a:blip r:embed="rId10">
-                                  <a:extLst>
-                                    <a:ext uri="{28A0092B-C50C-407E-A947-70E740481C1C}">
-                                      <a14:useLocalDpi xmlns:a14="http://schemas.microsoft.com/office/drawing/2010/main" val="0"/>
-                                    </a:ext>
-                                  </a:extLst>
+                                  <a:clrChange>
+                                    <a:clrFrom>
+                                      <a:srgbClr val="FFFFFF">
+                                        <a:alpha val="100000"/>
+                                      </a:srgbClr>
+                                    </a:clrFrom>
+                                    <a:clrTo>
+                                      <a:srgbClr val="FFFFFF">
+                                        <a:alpha val="100000"/>
+                                        <a:alpha val="0"/>
+                                      </a:srgbClr>
+                                    </a:clrTo>
+                                  </a:clrChange>
                                 </a:blip>
-                                <a:srcRect/>
                                 <a:stretch>
                                   <a:fillRect/>
                                 </a:stretch>
                               </pic:blipFill>
                               <pic:spPr>
                                 <a:xfrm>
-                                  <a:off x="20535" y="37747"/>
-                                  <a:ext cx="2273" cy="2273"/>
+                                  <a:off x="22261" y="19395"/>
+                                  <a:ext cx="1258" cy="713"/>
                                 </a:xfrm>
                                 <a:prstGeom prst="rect">
                                   <a:avLst/>
                                 </a:prstGeom>
-                                <a:noFill/>
-                                <a:ln>
-                                  <a:noFill/>
-                                </a:ln>
                               </pic:spPr>
                             </pic:pic>
                           </wpg:wgp>
@@ -5797,27 +5807,27 @@
                 </mc:Choice>
                 <mc:Fallback>
                   <w:pict>
-                    <v:group id="_x0000_s1026" o:spid="_x0000_s1026" o:spt="203" style="position:absolute;left:0pt;margin-left:0pt;margin-top:-36.25pt;height:113.6pt;width:242.55pt;z-index:251661312;mso-width-relative:page;mso-height-relative:page;" coordorigin="17956,37747" coordsize="4851,2272" o:gfxdata="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">
+                    <v:group id="_x0000_s1026" o:spid="_x0000_s1026" o:spt="203" style="position:absolute;left:0pt;margin-left:0.6pt;margin-top:-37.8pt;height:113.6pt;width:240.8pt;z-index:251661312;mso-width-relative:page;mso-height-relative:page;" coordorigin="19211,18842" coordsize="4816,2272" o:gfxdata="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">
                       <o:lock v:ext="edit" aspectratio="f"/>
-                      <v:group id="组合 16" o:spid="_x0000_s1026" o:spt="203" style="position:absolute;left:17956;top:38313;height:646;width:4049;" coordorigin="17956,38313" coordsize="4049,646" o:gfxdata="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">
+                      <v:group id="组合 6" o:spid="_x0000_s1026" o:spt="203" style="position:absolute;left:19211;top:18842;height:2273;width:4816;" coordorigin="19199,18902" coordsize="4816,2273" o:gfxdata="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">
                         <o:lock v:ext="edit" aspectratio="f"/>
-                        <v:shape id="图片 29" o:spid="_x0000_s1026" o:spt="75" alt="IMG_256" type="#_x0000_t75" style="position:absolute;left:21031;top:38313;height:570;width:975;" filled="f" o:preferrelative="t" stroked="f" coordsize="21600,21600" o:gfxdata="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">
+                        <v:shape id="图片 6" o:spid="_x0000_s1026" o:spt="75" alt="蔡冬雪" type="#_x0000_t75" style="position:absolute;left:19199;top:19551;height:566;width:1261;" filled="f" o:preferrelative="t" stroked="f" coordsize="21600,21600" o:gfxdata="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">
                           <v:fill on="f" focussize="0,0"/>
                           <v:stroke on="f"/>
-                          <v:imagedata r:id="rId8" chromakey="#FFFFFF" o:title=""/>
+                          <v:imagedata r:id="rId8" cropleft="12226f" croptop="21838f" cropright="12384f" cropbottom="17497f" chromakey="#FFFFFF" o:title=""/>
                           <o:lock v:ext="edit" aspectratio="t"/>
                         </v:shape>
-                        <v:shape id="_x0000_s1026" o:spid="_x0000_s1026" o:spt="75" alt="c9514d16fd70679bf0495aeebb03c72d_compress" type="#_x0000_t75" style="position:absolute;left:17956;top:38485;height:475;width:1550;" filled="f" o:preferrelative="t" stroked="f" coordsize="21600,21600" o:gfxdata="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">
+                        <v:shape id="图片 25" o:spid="_x0000_s1026" o:spt="75" type="#_x0000_t75" style="position:absolute;left:21742;top:18902;height:2273;width:2273;" filled="f" o:preferrelative="t" stroked="f" coordsize="21600,21600" o:gfxdata="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">
                           <v:fill on="f" focussize="0,0"/>
                           <v:stroke on="f"/>
-                          <v:imagedata r:id="rId9" cropleft="13765f" croptop="37299f" cropright="17810f" cropbottom="17292f" o:title=""/>
+                          <v:imagedata r:id="rId9" o:title=""/>
                           <o:lock v:ext="edit" aspectratio="t"/>
                         </v:shape>
                       </v:group>
-                      <v:shape id="图片 25" o:spid="_x0000_s1026" o:spt="75" type="#_x0000_t75" style="position:absolute;left:20535;top:37747;height:2273;width:2273;" filled="f" o:preferrelative="t" stroked="f" coordsize="21600,21600" o:gfxdata="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">
+                      <v:shape id="_x0000_s1026" o:spid="_x0000_s1026" o:spt="75" alt="王建丽" type="#_x0000_t75" style="position:absolute;left:22261;top:19395;height:713;width:1258;" filled="f" o:preferrelative="t" stroked="f" coordsize="21600,21600" o:gfxdata="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">
                         <v:fill on="f" focussize="0,0"/>
                         <v:stroke on="f"/>
-                        <v:imagedata r:id="rId10" o:title=""/>
+                        <v:imagedata r:id="rId10" chromakey="#FFFFFF" o:title=""/>
                         <o:lock v:ext="edit" aspectratio="t"/>
                       </v:shape>
                     </v:group>
@@ -6216,12 +6226,12 @@
                         <wp:posOffset>0</wp:posOffset>
                       </wp:positionH>
                       <wp:positionV relativeFrom="paragraph">
-                        <wp:posOffset>-490855</wp:posOffset>
+                        <wp:posOffset>-370840</wp:posOffset>
                       </wp:positionV>
-                      <wp:extent cx="3135630" cy="1442720"/>
-                      <wp:effectExtent l="0" t="0" r="3810" b="5080"/>
+                      <wp:extent cx="3134360" cy="1443355"/>
+                      <wp:effectExtent l="0" t="0" r="0" b="0"/>
                       <wp:wrapNone/>
-                      <wp:docPr id="36" name="组合 36"/>
+                      <wp:docPr id="14" name="组合 14"/>
                       <wp:cNvGraphicFramePr/>
                       <a:graphic xmlns:a="http://schemas.openxmlformats.org/drawingml/2006/main">
                         <a:graphicData uri="http://schemas.microsoft.com/office/word/2010/wordprocessingGroup">
@@ -6230,55 +6240,31 @@
                             <wpg:grpSpPr>
                               <a:xfrm>
                                 <a:off x="0" y="0"/>
-                                <a:ext cx="3135630" cy="1442720"/>
-                                <a:chOff x="17956" y="39496"/>
-                                <a:chExt cx="4938" cy="2272"/>
+                                <a:ext cx="3134360" cy="1443355"/>
+                                <a:chOff x="19199" y="20810"/>
+                                <a:chExt cx="4936" cy="2273"/>
                               </a:xfrm>
                             </wpg:grpSpPr>
                             <wpg:grpSp>
-                              <wpg:cNvPr id="37" name="组合 30"/>
+                              <wpg:cNvPr id="15" name="组合 23"/>
                               <wpg:cNvGrpSpPr/>
                               <wpg:grpSpPr>
                                 <a:xfrm>
-                                  <a:off x="17956" y="40098"/>
-                                  <a:ext cx="4213" cy="570"/>
-                                  <a:chOff x="17956" y="40098"/>
-                                  <a:chExt cx="4213" cy="570"/>
+                                  <a:off x="19199" y="20810"/>
+                                  <a:ext cx="4936" cy="2273"/>
+                                  <a:chOff x="19199" y="20810"/>
+                                  <a:chExt cx="4936" cy="2273"/>
                                 </a:xfrm>
                               </wpg:grpSpPr>
                               <pic:pic xmlns:pic="http://schemas.openxmlformats.org/drawingml/2006/picture">
                                 <pic:nvPicPr>
-                                  <pic:cNvPr id="1" name="图片 1" descr="24f613a0-66be-430b-9e80-270d3393fac5"/>
+                                  <pic:cNvPr id="12" name="图片 1"/>
                                   <pic:cNvPicPr>
                                     <a:picLocks noChangeAspect="1"/>
                                   </pic:cNvPicPr>
                                 </pic:nvPicPr>
                                 <pic:blipFill>
-                                  <a:blip r:embed="rId11"/>
-                                  <a:srcRect l="43292" t="26660" r="21693" b="24394"/>
-                                  <a:stretch>
-                                    <a:fillRect/>
-                                  </a:stretch>
-                                </pic:blipFill>
-                                <pic:spPr>
-                                  <a:xfrm rot="16200000">
-                                    <a:off x="18366" y="39740"/>
-                                    <a:ext cx="506" cy="1327"/>
-                                  </a:xfrm>
-                                  <a:prstGeom prst="rect">
-                                    <a:avLst/>
-                                  </a:prstGeom>
-                                </pic:spPr>
-                              </pic:pic>
-                              <pic:pic xmlns:pic="http://schemas.openxmlformats.org/drawingml/2006/picture">
-                                <pic:nvPicPr>
-                                  <pic:cNvPr id="29" name="图片 29" descr="IMG_256"/>
-                                  <pic:cNvPicPr>
-                                    <a:picLocks noChangeAspect="1"/>
-                                  </pic:cNvPicPr>
-                                </pic:nvPicPr>
-                                <pic:blipFill>
-                                  <a:blip r:embed="rId8">
+                                  <a:blip r:embed="rId11">
                                     <a:clrChange>
                                       <a:clrFrom>
                                         <a:srgbClr val="FFFFFF">
@@ -6293,20 +6279,55 @@
                                       </a:clrTo>
                                     </a:clrChange>
                                   </a:blip>
+                                  <a:srcRect l="10922" t="11667"/>
                                   <a:stretch>
                                     <a:fillRect/>
                                   </a:stretch>
                                 </pic:blipFill>
                                 <pic:spPr>
                                   <a:xfrm>
-                                    <a:off x="21195" y="40098"/>
-                                    <a:ext cx="975" cy="570"/>
+                                    <a:off x="19199" y="21203"/>
+                                    <a:ext cx="1672" cy="901"/>
                                   </a:xfrm>
                                   <a:prstGeom prst="rect">
                                     <a:avLst/>
                                   </a:prstGeom>
                                   <a:noFill/>
-                                  <a:ln w="9525">
+                                  <a:ln>
+                                    <a:noFill/>
+                                  </a:ln>
+                                </pic:spPr>
+                              </pic:pic>
+                              <pic:pic xmlns:pic="http://schemas.openxmlformats.org/drawingml/2006/picture">
+                                <pic:nvPicPr>
+                                  <pic:cNvPr id="18" name="图片 25"/>
+                                  <pic:cNvPicPr>
+                                    <a:picLocks noChangeAspect="1" noChangeArrowheads="1"/>
+                                  </pic:cNvPicPr>
+                                </pic:nvPicPr>
+                                <pic:blipFill>
+                                  <a:blip r:embed="rId9">
+                                    <a:extLst>
+                                      <a:ext uri="{28A0092B-C50C-407E-A947-70E740481C1C}">
+                                        <a14:useLocalDpi xmlns:a14="http://schemas.microsoft.com/office/drawing/2010/main" val="0"/>
+                                      </a:ext>
+                                    </a:extLst>
+                                  </a:blip>
+                                  <a:srcRect/>
+                                  <a:stretch>
+                                    <a:fillRect/>
+                                  </a:stretch>
+                                </pic:blipFill>
+                                <pic:spPr>
+                                  <a:xfrm>
+                                    <a:off x="21862" y="20810"/>
+                                    <a:ext cx="2273" cy="2273"/>
+                                  </a:xfrm>
+                                  <a:prstGeom prst="rect">
+                                    <a:avLst/>
+                                  </a:prstGeom>
+                                  <a:noFill/>
+                                  <a:ln>
                                     <a:noFill/>
                                   </a:ln>
                                 </pic:spPr>
@@ -6314,36 +6335,39 @@
                             </wpg:grpSp>
                             <pic:pic xmlns:pic="http://schemas.openxmlformats.org/drawingml/2006/picture">
                               <pic:nvPicPr>
-                                <pic:cNvPr id="31" name="图片 25"/>
+                                <pic:cNvPr id="11" name="图片 11" descr="王建丽"/>
                                 <pic:cNvPicPr>
-                                  <a:picLocks noChangeAspect="1" noChangeArrowheads="1"/>
+                                  <a:picLocks noChangeAspect="1"/>
                                 </pic:cNvPicPr>
                               </pic:nvPicPr>
                               <pic:blipFill>
                                 <a:blip r:embed="rId10">
-                                  <a:extLst>
-                                    <a:ext uri="{28A0092B-C50C-407E-A947-70E740481C1C}">
-                                      <a14:useLocalDpi xmlns:a14="http://schemas.microsoft.com/office/drawing/2010/main" val="0"/>
-                                    </a:ext>
-                                  </a:extLst>
+                                  <a:clrChange>
+                                    <a:clrFrom>
+                                      <a:srgbClr val="FFFFFF">
+                                        <a:alpha val="100000"/>
+                                      </a:srgbClr>
+                                    </a:clrFrom>
+                                    <a:clrTo>
+                                      <a:srgbClr val="FFFFFF">
+                                        <a:alpha val="100000"/>
+                                        <a:alpha val="0"/>
+                                      </a:srgbClr>
+                                    </a:clrTo>
+                                  </a:clrChange>
                                 </a:blip>
-                                <a:srcRect/>
                                 <a:stretch>
                                   <a:fillRect/>
                                 </a:stretch>
                               </pic:blipFill>
                               <pic:spPr>
                                 <a:xfrm>
-                                  <a:off x="20622" y="39496"/>
-                                  <a:ext cx="2273" cy="2273"/>
+                                  <a:off x="22321" y="21215"/>
+                                  <a:ext cx="1488" cy="842"/>
                                 </a:xfrm>
                                 <a:prstGeom prst="rect">
                                   <a:avLst/>
                                 </a:prstGeom>
-                                <a:noFill/>
-                                <a:ln>
-                                  <a:noFill/>
-                                </a:ln>
                               </pic:spPr>
                             </pic:pic>
                           </wpg:wgp>
@@ -6354,27 +6378,27 @@
                 </mc:Choice>
                 <mc:Fallback>
                   <w:pict>
-                    <v:group id="_x0000_s1026" o:spid="_x0000_s1026" o:spt="203" style="position:absolute;left:0pt;margin-left:0pt;margin-top:-38.65pt;height:113.6pt;width:246.9pt;z-index:251662336;mso-width-relative:page;mso-height-relative:page;" coordorigin="17956,39496" coordsize="4938,2272" o:gfxdata="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">
+                    <v:group id="_x0000_s1026" o:spid="_x0000_s1026" o:spt="203" style="position:absolute;left:0pt;margin-left:0pt;margin-top:-29.2pt;height:113.65pt;width:246.8pt;z-index:251662336;mso-width-relative:page;mso-height-relative:page;" coordorigin="19199,20810" coordsize="4936,2273" o:gfxdata="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">
                       <o:lock v:ext="edit" aspectratio="f"/>
-                      <v:group id="组合 30" o:spid="_x0000_s1026" o:spt="203" style="position:absolute;left:17956;top:40098;height:570;width:4213;" coordorigin="17956,40098" coordsize="4213,570" o:gfxdata="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">
+                      <v:group id="组合 23" o:spid="_x0000_s1026" o:spt="203" style="position:absolute;left:19199;top:20810;height:2273;width:4936;" coordorigin="19199,20810" coordsize="4936,2273" o:gfxdata="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">
                         <o:lock v:ext="edit" aspectratio="f"/>
-                        <v:shape id="_x0000_s1026" o:spid="_x0000_s1026" o:spt="75" alt="24f613a0-66be-430b-9e80-270d3393fac5" type="#_x0000_t75" style="position:absolute;left:18366;top:39740;height:1327;width:506;rotation:-5898240f;" filled="f" o:preferrelative="t" stroked="f" coordsize="21600,21600" o:gfxdata="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">
+                        <v:shape id="图片 1" o:spid="_x0000_s1026" o:spt="75" type="#_x0000_t75" style="position:absolute;left:19199;top:21203;height:901;width:1672;" filled="f" o:preferrelative="t" stroked="f" coordsize="21600,21600" o:gfxdata="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">
                           <v:fill on="f" focussize="0,0"/>
                           <v:stroke on="f"/>
-                          <v:imagedata r:id="rId11" cropleft="28372f" croptop="17472f" cropright="14217f" cropbottom="15987f" o:title=""/>
+                          <v:imagedata r:id="rId11" cropleft="7158f" croptop="7646f" chromakey="#FFFFFF" o:title=""/>
                           <o:lock v:ext="edit" aspectratio="t"/>
                         </v:shape>
-                        <v:shape id="_x0000_s1026" o:spid="_x0000_s1026" o:spt="75" alt="IMG_256" type="#_x0000_t75" style="position:absolute;left:21195;top:40098;height:570;width:975;" filled="f" o:preferrelative="t" stroked="f" coordsize="21600,21600" o:gfxdata="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">
+                        <v:shape id="图片 25" o:spid="_x0000_s1026" o:spt="75" type="#_x0000_t75" style="position:absolute;left:21862;top:20810;height:2273;width:2273;" filled="f" o:preferrelative="t" stroked="f" coordsize="21600,21600" o:gfxdata="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">
                           <v:fill on="f" focussize="0,0"/>
                           <v:stroke on="f"/>
-                          <v:imagedata r:id="rId8" chromakey="#FFFFFF" o:title=""/>
+                          <v:imagedata r:id="rId9" o:title=""/>
                           <o:lock v:ext="edit" aspectratio="t"/>
                         </v:shape>
                       </v:group>
-                      <v:shape id="图片 25" o:spid="_x0000_s1026" o:spt="75" type="#_x0000_t75" style="position:absolute;left:20622;top:39496;height:2273;width:2273;" filled="f" o:preferrelative="t" stroked="f" coordsize="21600,21600" o:gfxdata="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">
+                      <v:shape id="_x0000_s1026" o:spid="_x0000_s1026" o:spt="75" alt="王建丽" type="#_x0000_t75" style="position:absolute;left:22321;top:21215;height:842;width:1488;" filled="f" o:preferrelative="t" stroked="f" coordsize="21600,21600" o:gfxdata="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">
                         <v:fill on="f" focussize="0,0"/>
                         <v:stroke on="f"/>
-                        <v:imagedata r:id="rId10" o:title=""/>
+                        <v:imagedata r:id="rId10" chromakey="#FFFFFF" o:title=""/>
                         <o:lock v:ext="edit" aspectratio="t"/>
                       </v:shape>
                     </v:group>
@@ -6613,30 +6637,12 @@
     <w:p>
       <w:pPr>
         <w:rPr>
-          <w:rFonts w:ascii="Times New Roman" w:hAnsi="Times New Roman" w:eastAsia="微软雅黑" w:cs="Times New Roman"/>
-          <w:sz w:val="24"/>
-          <w:szCs w:val="24"/>
-          <w:lang w:eastAsia="zh-CN"/>
-        </w:rPr>
-      </w:pPr>
-      <w:r>
-        <w:rPr>
           <w:rFonts w:hint="eastAsia" w:ascii="Times New Roman" w:hAnsi="Times New Roman" w:eastAsia="微软雅黑" w:cs="Times New Roman"/>
           <w:sz w:val="24"/>
           <w:szCs w:val="24"/>
           <w:lang w:eastAsia="zh-CN"/>
         </w:rPr>
-        <w:t xml:space="preserve">{% endif %}{% if testedby == </w:t>
-      </w:r>
-      <w:r>
-        <w:rPr>
-          <w:rFonts w:ascii="Times New Roman" w:hAnsi="Times New Roman" w:eastAsia="微软雅黑" w:cs="Times New Roman"/>
-          <w:sz w:val="24"/>
-          <w:szCs w:val="24"/>
-          <w:lang w:eastAsia="zh-CN"/>
-        </w:rPr>
-        <w:t>“</w:t>
-      </w:r>
+      </w:pPr>
       <w:r>
         <w:rPr>
           <w:rFonts w:hint="eastAsia" w:ascii="Times New Roman" w:hAnsi="Times New Roman" w:eastAsia="微软雅黑" w:cs="Times New Roman"/>
@@ -6644,1870 +6650,18 @@
           <w:szCs w:val="24"/>
           <w:lang w:eastAsia="zh-CN"/>
         </w:rPr>
-        <w:t>3</w:t>
-      </w:r>
-      <w:r>
-        <w:rPr>
-          <w:rFonts w:ascii="Times New Roman" w:hAnsi="Times New Roman" w:eastAsia="微软雅黑" w:cs="Times New Roman"/>
-          <w:sz w:val="24"/>
-          <w:szCs w:val="24"/>
-          <w:lang w:eastAsia="zh-CN"/>
-        </w:rPr>
-        <w:t>”</w:t>
-      </w:r>
-      <w:r>
+        <w:t>{% endif %}</w:t>
+      </w:r>
+    </w:p>
+    <w:p>
+      <w:pPr>
         <w:rPr>
           <w:rFonts w:hint="eastAsia" w:ascii="Times New Roman" w:hAnsi="Times New Roman" w:eastAsia="微软雅黑" w:cs="Times New Roman"/>
           <w:sz w:val="24"/>
           <w:szCs w:val="24"/>
           <w:lang w:eastAsia="zh-CN"/>
         </w:rPr>
-        <w:t xml:space="preserve"> %}</w:t>
-      </w:r>
-    </w:p>
-    <w:p>
-      <w:pPr>
-        <w:rPr>
-          <w:rFonts w:ascii="Times New Roman" w:hAnsi="Times New Roman" w:eastAsia="微软雅黑" w:cs="Times New Roman"/>
-          <w:sz w:val="24"/>
-          <w:szCs w:val="24"/>
-          <w:lang w:eastAsia="zh-CN"/>
-        </w:rPr>
       </w:pPr>
-    </w:p>
-    <w:p>
-      <w:pPr>
-        <w:rPr>
-          <w:sz w:val="24"/>
-          <w:lang w:eastAsia="zh-CN"/>
-        </w:rPr>
-      </w:pPr>
-    </w:p>
-    <w:tbl>
-      <w:tblPr>
-        <w:tblStyle w:val="36"/>
-        <w:tblW w:w="6772" w:type="dxa"/>
-        <w:jc w:val="right"/>
-        <w:tblLayout w:type="fixed"/>
-        <w:tblCellMar>
-          <w:top w:w="0" w:type="dxa"/>
-          <w:left w:w="0" w:type="dxa"/>
-          <w:bottom w:w="0" w:type="dxa"/>
-          <w:right w:w="0" w:type="dxa"/>
-        </w:tblCellMar>
-      </w:tblPr>
-      <w:tblGrid>
-        <w:gridCol w:w="1272"/>
-        <w:gridCol w:w="2040"/>
-        <w:gridCol w:w="1166"/>
-        <w:gridCol w:w="2294"/>
-      </w:tblGrid>
-      <w:tr>
-        <w:tblPrEx>
-          <w:tblCellMar>
-            <w:top w:w="0" w:type="dxa"/>
-            <w:left w:w="0" w:type="dxa"/>
-            <w:bottom w:w="0" w:type="dxa"/>
-            <w:right w:w="0" w:type="dxa"/>
-          </w:tblCellMar>
-        </w:tblPrEx>
-        <w:trPr>
-          <w:trHeight w:val="441" w:hRule="exact"/>
-          <w:jc w:val="right"/>
-        </w:trPr>
-        <w:tc>
-          <w:tcPr>
-            <w:tcW w:w="1272" w:type="dxa"/>
-            <w:vAlign w:val="center"/>
-          </w:tcPr>
-          <w:p>
-            <w:pPr>
-              <w:pStyle w:val="20"/>
-              <w:spacing w:before="13"/>
-              <w:ind w:left="13" w:right="95"/>
-              <w:jc w:val="both"/>
-              <w:rPr>
-                <w:rFonts w:ascii="Times New Roman" w:hAnsi="Times New Roman" w:cs="Times New Roman"/>
-                <w:b/>
-                <w:sz w:val="24"/>
-                <w:szCs w:val="24"/>
-              </w:rPr>
-            </w:pPr>
-            <w:r>
-              <w:rPr>
-                <w:rFonts w:ascii="Times New Roman" w:hAnsi="Times New Roman" w:cs="Times New Roman"/>
-                <w:b/>
-                <w:sz w:val="24"/>
-                <w:szCs w:val="24"/>
-              </w:rPr>
-              <w:t>检测人：</w:t>
-            </w:r>
-          </w:p>
-        </w:tc>
-        <w:tc>
-          <w:tcPr>
-            <w:tcW w:w="2040" w:type="dxa"/>
-            <w:vAlign w:val="center"/>
-          </w:tcPr>
-          <w:p>
-            <w:pPr>
-              <w:pStyle w:val="20"/>
-              <w:spacing w:before="13"/>
-              <w:jc w:val="both"/>
-              <w:rPr>
-                <w:rFonts w:ascii="Times New Roman" w:hAnsi="Times New Roman" w:cs="Times New Roman"/>
-                <w:b/>
-                <w:sz w:val="24"/>
-                <w:szCs w:val="24"/>
-              </w:rPr>
-            </w:pPr>
-            <w:r>
-              <w:rPr>
-                <w:sz w:val="24"/>
-              </w:rPr>
-              <mc:AlternateContent>
-                <mc:Choice Requires="wpg">
-                  <w:drawing>
-                    <wp:anchor distT="0" distB="0" distL="114300" distR="114300" simplePos="0" relativeHeight="251663360" behindDoc="0" locked="0" layoutInCell="1" allowOverlap="1">
-                      <wp:simplePos x="0" y="0"/>
-                      <wp:positionH relativeFrom="column">
-                        <wp:posOffset>-59690</wp:posOffset>
-                      </wp:positionH>
-                      <wp:positionV relativeFrom="paragraph">
-                        <wp:posOffset>-527685</wp:posOffset>
-                      </wp:positionV>
-                      <wp:extent cx="3114040" cy="1442720"/>
-                      <wp:effectExtent l="0" t="0" r="10160" b="5080"/>
-                      <wp:wrapNone/>
-                      <wp:docPr id="38" name="组合 38"/>
-                      <wp:cNvGraphicFramePr/>
-                      <a:graphic xmlns:a="http://schemas.openxmlformats.org/drawingml/2006/main">
-                        <a:graphicData uri="http://schemas.microsoft.com/office/word/2010/wordprocessingGroup">
-                          <wpg:wgp>
-                            <wpg:cNvGrpSpPr/>
-                            <wpg:grpSpPr>
-                              <a:xfrm>
-                                <a:off x="0" y="0"/>
-                                <a:ext cx="3114040" cy="1442720"/>
-                                <a:chOff x="17862" y="41199"/>
-                                <a:chExt cx="4904" cy="2272"/>
-                              </a:xfrm>
-                            </wpg:grpSpPr>
-                            <pic:pic xmlns:pic="http://schemas.openxmlformats.org/drawingml/2006/picture">
-                              <pic:nvPicPr>
-                                <pic:cNvPr id="6" name="图片 23"/>
-                                <pic:cNvPicPr>
-                                  <a:picLocks noChangeAspect="1" noChangeArrowheads="1"/>
-                                </pic:cNvPicPr>
-                              </pic:nvPicPr>
-                              <pic:blipFill>
-                                <a:blip r:embed="rId10">
-                                  <a:extLst>
-                                    <a:ext uri="{28A0092B-C50C-407E-A947-70E740481C1C}">
-                                      <a14:useLocalDpi xmlns:a14="http://schemas.microsoft.com/office/drawing/2010/main" val="0"/>
-                                    </a:ext>
-                                  </a:extLst>
-                                </a:blip>
-                                <a:srcRect/>
-                                <a:stretch>
-                                  <a:fillRect/>
-                                </a:stretch>
-                              </pic:blipFill>
-                              <pic:spPr>
-                                <a:xfrm>
-                                  <a:off x="20494" y="41199"/>
-                                  <a:ext cx="2273" cy="2273"/>
-                                </a:xfrm>
-                                <a:prstGeom prst="rect">
-                                  <a:avLst/>
-                                </a:prstGeom>
-                                <a:noFill/>
-                                <a:ln>
-                                  <a:noFill/>
-                                </a:ln>
-                              </pic:spPr>
-                            </pic:pic>
-                            <wpg:grpSp>
-                              <wpg:cNvPr id="39" name="组合 23"/>
-                              <wpg:cNvGrpSpPr/>
-                              <wpg:grpSpPr>
-                                <a:xfrm>
-                                  <a:off x="17862" y="41843"/>
-                                  <a:ext cx="4208" cy="652"/>
-                                  <a:chOff x="17862" y="41843"/>
-                                  <a:chExt cx="4208" cy="652"/>
-                                </a:xfrm>
-                              </wpg:grpSpPr>
-                              <pic:pic xmlns:pic="http://schemas.openxmlformats.org/drawingml/2006/picture">
-                                <pic:nvPicPr>
-                                  <pic:cNvPr id="22" name="图片 59" descr="图片1"/>
-                                  <pic:cNvPicPr>
-                                    <a:picLocks noChangeAspect="1"/>
-                                  </pic:cNvPicPr>
-                                </pic:nvPicPr>
-                                <pic:blipFill>
-                                  <a:blip r:embed="rId12">
-                                    <a:biLevel thresh="50000"/>
-                                  </a:blip>
-                                  <a:srcRect l="7865" t="11797" r="5322" b="19074"/>
-                                  <a:stretch>
-                                    <a:fillRect/>
-                                  </a:stretch>
-                                </pic:blipFill>
-                                <pic:spPr>
-                                  <a:xfrm>
-                                    <a:off x="17862" y="41869"/>
-                                    <a:ext cx="1468" cy="627"/>
-                                  </a:xfrm>
-                                  <a:prstGeom prst="rect">
-                                    <a:avLst/>
-                                  </a:prstGeom>
-                                  <a:noFill/>
-                                </pic:spPr>
-                              </pic:pic>
-                              <pic:pic xmlns:pic="http://schemas.openxmlformats.org/drawingml/2006/picture">
-                                <pic:nvPicPr>
-                                  <pic:cNvPr id="21" name="图片 29" descr="IMG_256"/>
-                                  <pic:cNvPicPr>
-                                    <a:picLocks noChangeAspect="1"/>
-                                  </pic:cNvPicPr>
-                                </pic:nvPicPr>
-                                <pic:blipFill>
-                                  <a:blip r:embed="rId8">
-                                    <a:clrChange>
-                                      <a:clrFrom>
-                                        <a:srgbClr val="FFFFFF">
-                                          <a:alpha val="100000"/>
-                                        </a:srgbClr>
-                                      </a:clrFrom>
-                                      <a:clrTo>
-                                        <a:srgbClr val="FFFFFF">
-                                          <a:alpha val="100000"/>
-                                          <a:alpha val="0"/>
-                                        </a:srgbClr>
-                                      </a:clrTo>
-                                    </a:clrChange>
-                                  </a:blip>
-                                  <a:stretch>
-                                    <a:fillRect/>
-                                  </a:stretch>
-                                </pic:blipFill>
-                                <pic:spPr>
-                                  <a:xfrm>
-                                    <a:off x="21096" y="41843"/>
-                                    <a:ext cx="975" cy="570"/>
-                                  </a:xfrm>
-                                  <a:prstGeom prst="rect">
-                                    <a:avLst/>
-                                  </a:prstGeom>
-                                  <a:noFill/>
-                                  <a:ln w="9525">
-                                    <a:noFill/>
-                                  </a:ln>
-                                </pic:spPr>
-                              </pic:pic>
-                            </wpg:grpSp>
-                          </wpg:wgp>
-                        </a:graphicData>
-                      </a:graphic>
-                    </wp:anchor>
-                  </w:drawing>
-                </mc:Choice>
-                <mc:Fallback>
-                  <w:pict>
-                    <v:group id="_x0000_s1026" o:spid="_x0000_s1026" o:spt="203" style="position:absolute;left:0pt;margin-left:-4.7pt;margin-top:-41.55pt;height:113.6pt;width:245.2pt;z-index:251663360;mso-width-relative:page;mso-height-relative:page;" coordorigin="17862,41199" coordsize="4904,2272" o:gfxdata="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">
-                      <o:lock v:ext="edit" aspectratio="f"/>
-                      <v:shape id="图片 23" o:spid="_x0000_s1026" o:spt="75" type="#_x0000_t75" style="position:absolute;left:20494;top:41199;height:2273;width:2273;" filled="f" o:preferrelative="t" stroked="f" coordsize="21600,21600" o:gfxdata="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">
-                        <v:fill on="f" focussize="0,0"/>
-                        <v:stroke on="f"/>
-                        <v:imagedata r:id="rId10" o:title=""/>
-                        <o:lock v:ext="edit" aspectratio="t"/>
-                      </v:shape>
-                      <v:group id="组合 23" o:spid="_x0000_s1026" o:spt="203" style="position:absolute;left:17862;top:41843;height:652;width:4208;" coordorigin="17862,41843" coordsize="4208,652" o:gfxdata="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">
-                        <o:lock v:ext="edit" aspectratio="f"/>
-                        <v:shape id="图片 59" o:spid="_x0000_s1026" o:spt="75" alt="图片1" type="#_x0000_t75" style="position:absolute;left:17862;top:41869;height:627;width:1468;" filled="f" o:preferrelative="t" stroked="f" coordsize="21600,21600" o:gfxdata="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">
-                          <v:fill on="f" focussize="0,0"/>
-                          <v:stroke on="f"/>
-                          <v:imagedata r:id="rId12" cropleft="5154f" croptop="7731f" cropright="3488f" cropbottom="12500f" grayscale="t" bilevel="t" o:title=""/>
-                          <o:lock v:ext="edit" aspectratio="t"/>
-                        </v:shape>
-                        <v:shape id="图片 29" o:spid="_x0000_s1026" o:spt="75" alt="IMG_256" type="#_x0000_t75" style="position:absolute;left:21096;top:41843;height:570;width:975;" filled="f" o:preferrelative="t" stroked="f" coordsize="21600,21600" o:gfxdata="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">
-                          <v:fill on="f" focussize="0,0"/>
-                          <v:stroke on="f"/>
-                          <v:imagedata r:id="rId8" chromakey="#FFFFFF" o:title=""/>
-                          <o:lock v:ext="edit" aspectratio="t"/>
-                        </v:shape>
-                      </v:group>
-                    </v:group>
-                  </w:pict>
-                </mc:Fallback>
-              </mc:AlternateContent>
-            </w:r>
-          </w:p>
-        </w:tc>
-        <w:tc>
-          <w:tcPr>
-            <w:tcW w:w="1166" w:type="dxa"/>
-            <w:vAlign w:val="center"/>
-          </w:tcPr>
-          <w:p>
-            <w:pPr>
-              <w:pStyle w:val="20"/>
-              <w:spacing w:before="13"/>
-              <w:jc w:val="both"/>
-              <w:rPr>
-                <w:rFonts w:ascii="Times New Roman" w:hAnsi="Times New Roman" w:cs="Times New Roman"/>
-                <w:b/>
-                <w:sz w:val="24"/>
-                <w:szCs w:val="24"/>
-              </w:rPr>
-            </w:pPr>
-            <w:r>
-              <w:rPr>
-                <w:rFonts w:ascii="Times New Roman" w:hAnsi="Times New Roman" w:cs="Times New Roman"/>
-                <w:b/>
-                <w:sz w:val="24"/>
-                <w:szCs w:val="24"/>
-              </w:rPr>
-              <w:t>复核人</w:t>
-            </w:r>
-            <w:r>
-              <w:rPr>
-                <w:rFonts w:ascii="Times New Roman" w:hAnsi="Times New Roman" w:cs="Times New Roman"/>
-                <w:b/>
-                <w:sz w:val="24"/>
-                <w:szCs w:val="24"/>
-                <w:lang w:eastAsia="zh-CN"/>
-              </w:rPr>
-              <w:t>：</w:t>
-            </w:r>
-          </w:p>
-        </w:tc>
-        <w:tc>
-          <w:tcPr>
-            <w:tcW w:w="2294" w:type="dxa"/>
-            <w:vAlign w:val="center"/>
-          </w:tcPr>
-          <w:p>
-            <w:pPr>
-              <w:pStyle w:val="20"/>
-              <w:spacing w:before="13"/>
-              <w:ind w:right="15"/>
-              <w:jc w:val="both"/>
-              <w:rPr>
-                <w:rFonts w:ascii="Times New Roman" w:hAnsi="Times New Roman" w:cs="Times New Roman"/>
-                <w:b/>
-                <w:sz w:val="24"/>
-                <w:szCs w:val="24"/>
-              </w:rPr>
-            </w:pPr>
-          </w:p>
-        </w:tc>
-      </w:tr>
-      <w:tr>
-        <w:tblPrEx>
-          <w:tblCellMar>
-            <w:top w:w="0" w:type="dxa"/>
-            <w:left w:w="0" w:type="dxa"/>
-            <w:bottom w:w="0" w:type="dxa"/>
-            <w:right w:w="0" w:type="dxa"/>
-          </w:tblCellMar>
-        </w:tblPrEx>
-        <w:trPr>
-          <w:trHeight w:val="457" w:hRule="exact"/>
-          <w:jc w:val="right"/>
-        </w:trPr>
-        <w:tc>
-          <w:tcPr>
-            <w:tcW w:w="1272" w:type="dxa"/>
-            <w:vAlign w:val="center"/>
-          </w:tcPr>
-          <w:p>
-            <w:pPr>
-              <w:pStyle w:val="20"/>
-              <w:spacing w:line="341" w:lineRule="exact"/>
-              <w:ind w:left="13" w:right="165"/>
-              <w:jc w:val="both"/>
-              <w:rPr>
-                <w:rFonts w:ascii="Times New Roman" w:hAnsi="Times New Roman" w:cs="Times New Roman"/>
-                <w:b/>
-                <w:sz w:val="24"/>
-                <w:szCs w:val="24"/>
-              </w:rPr>
-            </w:pPr>
-            <w:r>
-              <w:rPr>
-                <w:rFonts w:ascii="Times New Roman" w:hAnsi="Times New Roman" w:cs="Times New Roman"/>
-                <w:b/>
-                <w:sz w:val="24"/>
-                <w:szCs w:val="24"/>
-              </w:rPr>
-              <w:t>日</w:t>
-            </w:r>
-            <w:r>
-              <w:rPr>
-                <w:rFonts w:ascii="Times New Roman" w:hAnsi="Times New Roman" w:cs="Times New Roman"/>
-                <w:b/>
-                <w:sz w:val="24"/>
-                <w:szCs w:val="24"/>
-                <w:lang w:eastAsia="zh-CN"/>
-              </w:rPr>
-              <w:t xml:space="preserve">  </w:t>
-            </w:r>
-            <w:r>
-              <w:rPr>
-                <w:rFonts w:ascii="Times New Roman" w:hAnsi="Times New Roman" w:cs="Times New Roman"/>
-                <w:b/>
-                <w:sz w:val="24"/>
-                <w:szCs w:val="24"/>
-              </w:rPr>
-              <w:t>期：</w:t>
-            </w:r>
-          </w:p>
-        </w:tc>
-        <w:tc>
-          <w:tcPr>
-            <w:tcW w:w="2040" w:type="dxa"/>
-            <w:vAlign w:val="center"/>
-          </w:tcPr>
-          <w:p>
-            <w:pPr>
-              <w:pStyle w:val="20"/>
-              <w:spacing w:line="363" w:lineRule="exact"/>
-              <w:jc w:val="both"/>
-              <w:rPr>
-                <w:rFonts w:ascii="Times New Roman" w:hAnsi="Times New Roman" w:cs="Times New Roman"/>
-                <w:sz w:val="24"/>
-                <w:szCs w:val="24"/>
-              </w:rPr>
-            </w:pPr>
-            <w:r>
-              <w:rPr>
-                <w:rFonts w:ascii="Times New Roman" w:hAnsi="Times New Roman" w:cs="Times New Roman"/>
-                <w:kern w:val="2"/>
-                <w:sz w:val="24"/>
-                <w:szCs w:val="24"/>
-                <w:lang w:eastAsia="zh-CN"/>
-              </w:rPr>
-              <w:t>{{ reportdate }}</w:t>
-            </w:r>
-          </w:p>
-        </w:tc>
-        <w:tc>
-          <w:tcPr>
-            <w:tcW w:w="1166" w:type="dxa"/>
-            <w:vAlign w:val="center"/>
-          </w:tcPr>
-          <w:p>
-            <w:pPr>
-              <w:pStyle w:val="20"/>
-              <w:spacing w:line="341" w:lineRule="exact"/>
-              <w:jc w:val="both"/>
-              <w:rPr>
-                <w:rFonts w:ascii="Times New Roman" w:hAnsi="Times New Roman" w:cs="Times New Roman"/>
-                <w:b/>
-                <w:sz w:val="24"/>
-                <w:szCs w:val="24"/>
-              </w:rPr>
-            </w:pPr>
-            <w:r>
-              <w:rPr>
-                <w:rFonts w:ascii="Times New Roman" w:hAnsi="Times New Roman" w:cs="Times New Roman"/>
-                <w:b/>
-                <w:sz w:val="24"/>
-                <w:szCs w:val="24"/>
-              </w:rPr>
-              <w:t>日</w:t>
-            </w:r>
-            <w:r>
-              <w:rPr>
-                <w:rFonts w:ascii="Times New Roman" w:hAnsi="Times New Roman" w:cs="Times New Roman"/>
-                <w:b/>
-                <w:sz w:val="24"/>
-                <w:szCs w:val="24"/>
-                <w:lang w:eastAsia="zh-CN"/>
-              </w:rPr>
-              <w:t xml:space="preserve">  </w:t>
-            </w:r>
-            <w:r>
-              <w:rPr>
-                <w:rFonts w:ascii="Times New Roman" w:hAnsi="Times New Roman" w:cs="Times New Roman"/>
-                <w:b/>
-                <w:sz w:val="24"/>
-                <w:szCs w:val="24"/>
-              </w:rPr>
-              <w:t>期：</w:t>
-            </w:r>
-          </w:p>
-        </w:tc>
-        <w:tc>
-          <w:tcPr>
-            <w:tcW w:w="2294" w:type="dxa"/>
-            <w:vAlign w:val="center"/>
-          </w:tcPr>
-          <w:p>
-            <w:pPr>
-              <w:pStyle w:val="20"/>
-              <w:spacing w:line="363" w:lineRule="exact"/>
-              <w:ind w:right="15"/>
-              <w:jc w:val="both"/>
-              <w:rPr>
-                <w:rFonts w:ascii="Times New Roman" w:hAnsi="Times New Roman" w:cs="Times New Roman"/>
-                <w:sz w:val="24"/>
-                <w:szCs w:val="24"/>
-              </w:rPr>
-            </w:pPr>
-            <w:r>
-              <w:rPr>
-                <w:rFonts w:ascii="Times New Roman" w:hAnsi="Times New Roman" w:cs="Times New Roman"/>
-                <w:kern w:val="2"/>
-                <w:sz w:val="24"/>
-                <w:szCs w:val="24"/>
-                <w:lang w:eastAsia="zh-CN"/>
-              </w:rPr>
-              <w:t>{{ reportdate }}</w:t>
-            </w:r>
-          </w:p>
-        </w:tc>
-      </w:tr>
-    </w:tbl>
-    <w:p>
-      <w:pPr>
-        <w:rPr>
-          <w:rFonts w:ascii="Times New Roman" w:hAnsi="Times New Roman" w:eastAsia="微软雅黑" w:cs="Times New Roman"/>
-          <w:sz w:val="24"/>
-          <w:szCs w:val="24"/>
-          <w:lang w:eastAsia="zh-CN"/>
-        </w:rPr>
-      </w:pPr>
-      <w:r>
-        <w:rPr>
-          <w:rFonts w:hint="eastAsia" w:ascii="Times New Roman" w:hAnsi="Times New Roman" w:eastAsia="微软雅黑" w:cs="Times New Roman"/>
-          <w:sz w:val="24"/>
-          <w:szCs w:val="24"/>
-          <w:lang w:eastAsia="zh-CN"/>
-        </w:rPr>
-        <w:t xml:space="preserve">{% endif %}{% if testedby == </w:t>
-      </w:r>
-      <w:r>
-        <w:rPr>
-          <w:rFonts w:ascii="Times New Roman" w:hAnsi="Times New Roman" w:eastAsia="微软雅黑" w:cs="Times New Roman"/>
-          <w:sz w:val="24"/>
-          <w:szCs w:val="24"/>
-          <w:lang w:eastAsia="zh-CN"/>
-        </w:rPr>
-        <w:t>“</w:t>
-      </w:r>
-      <w:r>
-        <w:rPr>
-          <w:rFonts w:hint="eastAsia" w:ascii="Times New Roman" w:hAnsi="Times New Roman" w:eastAsia="微软雅黑" w:cs="Times New Roman"/>
-          <w:sz w:val="24"/>
-          <w:szCs w:val="24"/>
-          <w:lang w:eastAsia="zh-CN"/>
-        </w:rPr>
-        <w:t>4</w:t>
-      </w:r>
-      <w:r>
-        <w:rPr>
-          <w:rFonts w:ascii="Times New Roman" w:hAnsi="Times New Roman" w:eastAsia="微软雅黑" w:cs="Times New Roman"/>
-          <w:sz w:val="24"/>
-          <w:szCs w:val="24"/>
-          <w:lang w:eastAsia="zh-CN"/>
-        </w:rPr>
-        <w:t>”</w:t>
-      </w:r>
-      <w:r>
-        <w:rPr>
-          <w:rFonts w:hint="eastAsia" w:ascii="Times New Roman" w:hAnsi="Times New Roman" w:eastAsia="微软雅黑" w:cs="Times New Roman"/>
-          <w:sz w:val="24"/>
-          <w:szCs w:val="24"/>
-          <w:lang w:eastAsia="zh-CN"/>
-        </w:rPr>
-        <w:t xml:space="preserve"> %}</w:t>
-      </w:r>
-    </w:p>
-    <w:p>
-      <w:pPr>
-        <w:rPr>
-          <w:rFonts w:ascii="Times New Roman" w:hAnsi="Times New Roman" w:eastAsia="微软雅黑" w:cs="Times New Roman"/>
-          <w:sz w:val="24"/>
-          <w:szCs w:val="24"/>
-          <w:lang w:eastAsia="zh-CN"/>
-        </w:rPr>
-      </w:pPr>
-    </w:p>
-    <w:p>
-      <w:pPr>
-        <w:rPr>
-          <w:rFonts w:ascii="Times New Roman" w:hAnsi="Times New Roman" w:eastAsia="微软雅黑" w:cs="Times New Roman"/>
-          <w:sz w:val="24"/>
-          <w:szCs w:val="24"/>
-          <w:lang w:eastAsia="zh-CN"/>
-        </w:rPr>
-      </w:pPr>
-    </w:p>
-    <w:tbl>
-      <w:tblPr>
-        <w:tblStyle w:val="36"/>
-        <w:tblW w:w="6772" w:type="dxa"/>
-        <w:jc w:val="right"/>
-        <w:tblLayout w:type="fixed"/>
-        <w:tblCellMar>
-          <w:top w:w="0" w:type="dxa"/>
-          <w:left w:w="0" w:type="dxa"/>
-          <w:bottom w:w="0" w:type="dxa"/>
-          <w:right w:w="0" w:type="dxa"/>
-        </w:tblCellMar>
-      </w:tblPr>
-      <w:tblGrid>
-        <w:gridCol w:w="1272"/>
-        <w:gridCol w:w="2040"/>
-        <w:gridCol w:w="1166"/>
-        <w:gridCol w:w="2294"/>
-      </w:tblGrid>
-      <w:tr>
-        <w:tblPrEx>
-          <w:tblCellMar>
-            <w:top w:w="0" w:type="dxa"/>
-            <w:left w:w="0" w:type="dxa"/>
-            <w:bottom w:w="0" w:type="dxa"/>
-            <w:right w:w="0" w:type="dxa"/>
-          </w:tblCellMar>
-        </w:tblPrEx>
-        <w:trPr>
-          <w:trHeight w:val="441" w:hRule="exact"/>
-          <w:jc w:val="right"/>
-        </w:trPr>
-        <w:tc>
-          <w:tcPr>
-            <w:tcW w:w="1272" w:type="dxa"/>
-            <w:vAlign w:val="center"/>
-          </w:tcPr>
-          <w:p>
-            <w:pPr>
-              <w:pStyle w:val="20"/>
-              <w:spacing w:before="13"/>
-              <w:ind w:left="13" w:right="95"/>
-              <w:jc w:val="both"/>
-              <w:rPr>
-                <w:rFonts w:ascii="Times New Roman" w:hAnsi="Times New Roman" w:cs="Times New Roman"/>
-                <w:b/>
-                <w:sz w:val="24"/>
-                <w:szCs w:val="24"/>
-              </w:rPr>
-            </w:pPr>
-            <w:r>
-              <w:rPr>
-                <w:rFonts w:ascii="Times New Roman" w:hAnsi="Times New Roman" w:cs="Times New Roman"/>
-                <w:b/>
-                <w:sz w:val="24"/>
-                <w:szCs w:val="24"/>
-              </w:rPr>
-              <w:t>检测人：</w:t>
-            </w:r>
-          </w:p>
-        </w:tc>
-        <w:tc>
-          <w:tcPr>
-            <w:tcW w:w="2040" w:type="dxa"/>
-            <w:vAlign w:val="center"/>
-          </w:tcPr>
-          <w:p>
-            <w:pPr>
-              <w:pStyle w:val="20"/>
-              <w:spacing w:before="13"/>
-              <w:jc w:val="both"/>
-              <w:rPr>
-                <w:rFonts w:ascii="Times New Roman" w:hAnsi="Times New Roman" w:cs="Times New Roman"/>
-                <w:b/>
-                <w:sz w:val="24"/>
-                <w:szCs w:val="24"/>
-              </w:rPr>
-            </w:pPr>
-            <w:r>
-              <w:rPr>
-                <w:sz w:val="24"/>
-              </w:rPr>
-              <mc:AlternateContent>
-                <mc:Choice Requires="wpg">
-                  <w:drawing>
-                    <wp:anchor distT="0" distB="0" distL="114300" distR="114300" simplePos="0" relativeHeight="251664384" behindDoc="0" locked="0" layoutInCell="1" allowOverlap="1">
-                      <wp:simplePos x="0" y="0"/>
-                      <wp:positionH relativeFrom="column">
-                        <wp:posOffset>12700</wp:posOffset>
-                      </wp:positionH>
-                      <wp:positionV relativeFrom="paragraph">
-                        <wp:posOffset>-514985</wp:posOffset>
-                      </wp:positionV>
-                      <wp:extent cx="3150235" cy="1442720"/>
-                      <wp:effectExtent l="0" t="0" r="4445" b="5080"/>
-                      <wp:wrapNone/>
-                      <wp:docPr id="3" name="组合 3"/>
-                      <wp:cNvGraphicFramePr/>
-                      <a:graphic xmlns:a="http://schemas.openxmlformats.org/drawingml/2006/main">
-                        <a:graphicData uri="http://schemas.microsoft.com/office/word/2010/wordprocessingGroup">
-                          <wpg:wgp>
-                            <wpg:cNvGrpSpPr/>
-                            <wpg:grpSpPr>
-                              <a:xfrm>
-                                <a:off x="0" y="0"/>
-                                <a:ext cx="3150235" cy="1442720"/>
-                                <a:chOff x="17976" y="42945"/>
-                                <a:chExt cx="4961" cy="2272"/>
-                              </a:xfrm>
-                            </wpg:grpSpPr>
-                            <pic:pic xmlns:pic="http://schemas.openxmlformats.org/drawingml/2006/picture">
-                              <pic:nvPicPr>
-                                <pic:cNvPr id="9" name="图片 25"/>
-                                <pic:cNvPicPr>
-                                  <a:picLocks noChangeAspect="1" noChangeArrowheads="1"/>
-                                </pic:cNvPicPr>
-                              </pic:nvPicPr>
-                              <pic:blipFill>
-                                <a:blip r:embed="rId10">
-                                  <a:extLst>
-                                    <a:ext uri="{28A0092B-C50C-407E-A947-70E740481C1C}">
-                                      <a14:useLocalDpi xmlns:a14="http://schemas.microsoft.com/office/drawing/2010/main" val="0"/>
-                                    </a:ext>
-                                  </a:extLst>
-                                </a:blip>
-                                <a:srcRect/>
-                                <a:stretch>
-                                  <a:fillRect/>
-                                </a:stretch>
-                              </pic:blipFill>
-                              <pic:spPr>
-                                <a:xfrm>
-                                  <a:off x="20665" y="42945"/>
-                                  <a:ext cx="2273" cy="2273"/>
-                                </a:xfrm>
-                                <a:prstGeom prst="rect">
-                                  <a:avLst/>
-                                </a:prstGeom>
-                                <a:noFill/>
-                                <a:ln>
-                                  <a:noFill/>
-                                </a:ln>
-                              </pic:spPr>
-                            </pic:pic>
-                            <wpg:grpSp>
-                              <wpg:cNvPr id="41" name="组合 27"/>
-                              <wpg:cNvGrpSpPr/>
-                              <wpg:grpSpPr>
-                                <a:xfrm>
-                                  <a:off x="17976" y="43614"/>
-                                  <a:ext cx="4551" cy="626"/>
-                                  <a:chOff x="17976" y="43614"/>
-                                  <a:chExt cx="4551" cy="626"/>
-                                </a:xfrm>
-                              </wpg:grpSpPr>
-                              <pic:pic xmlns:pic="http://schemas.openxmlformats.org/drawingml/2006/picture">
-                                <pic:nvPicPr>
-                                  <pic:cNvPr id="8" name="图片 29" descr="IMG_256"/>
-                                  <pic:cNvPicPr>
-                                    <a:picLocks noChangeAspect="1"/>
-                                  </pic:cNvPicPr>
-                                </pic:nvPicPr>
-                                <pic:blipFill>
-                                  <a:blip r:embed="rId8">
-                                    <a:clrChange>
-                                      <a:clrFrom>
-                                        <a:srgbClr val="FFFFFF">
-                                          <a:alpha val="100000"/>
-                                        </a:srgbClr>
-                                      </a:clrFrom>
-                                      <a:clrTo>
-                                        <a:srgbClr val="FFFFFF">
-                                          <a:alpha val="100000"/>
-                                          <a:alpha val="0"/>
-                                        </a:srgbClr>
-                                      </a:clrTo>
-                                    </a:clrChange>
-                                  </a:blip>
-                                  <a:stretch>
-                                    <a:fillRect/>
-                                  </a:stretch>
-                                </pic:blipFill>
-                                <pic:spPr>
-                                  <a:xfrm>
-                                    <a:off x="17976" y="43615"/>
-                                    <a:ext cx="975" cy="570"/>
-                                  </a:xfrm>
-                                  <a:prstGeom prst="rect">
-                                    <a:avLst/>
-                                  </a:prstGeom>
-                                  <a:noFill/>
-                                  <a:ln w="9525">
-                                    <a:noFill/>
-                                  </a:ln>
-                                </pic:spPr>
-                              </pic:pic>
-                              <pic:pic xmlns:pic="http://schemas.openxmlformats.org/drawingml/2006/picture">
-                                <pic:nvPicPr>
-                                  <pic:cNvPr id="4" name="图片 59" descr="图片1"/>
-                                  <pic:cNvPicPr>
-                                    <a:picLocks noChangeAspect="1"/>
-                                  </pic:cNvPicPr>
-                                </pic:nvPicPr>
-                                <pic:blipFill>
-                                  <a:blip r:embed="rId12">
-                                    <a:biLevel thresh="50000"/>
-                                  </a:blip>
-                                  <a:srcRect l="7865" t="11797" r="5322" b="19074"/>
-                                  <a:stretch>
-                                    <a:fillRect/>
-                                  </a:stretch>
-                                </pic:blipFill>
-                                <pic:spPr>
-                                  <a:xfrm>
-                                    <a:off x="21059" y="43614"/>
-                                    <a:ext cx="1468" cy="627"/>
-                                  </a:xfrm>
-                                  <a:prstGeom prst="rect">
-                                    <a:avLst/>
-                                  </a:prstGeom>
-                                  <a:noFill/>
-                                </pic:spPr>
-                              </pic:pic>
-                            </wpg:grpSp>
-                          </wpg:wgp>
-                        </a:graphicData>
-                      </a:graphic>
-                    </wp:anchor>
-                  </w:drawing>
-                </mc:Choice>
-                <mc:Fallback>
-                  <w:pict>
-                    <v:group id="_x0000_s1026" o:spid="_x0000_s1026" o:spt="203" style="position:absolute;left:0pt;margin-left:1pt;margin-top:-40.55pt;height:113.6pt;width:248.05pt;z-index:251664384;mso-width-relative:page;mso-height-relative:page;" coordorigin="17976,42945" coordsize="4961,2272" o:gfxdata="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">
-                      <o:lock v:ext="edit" aspectratio="f"/>
-                      <v:shape id="图片 25" o:spid="_x0000_s1026" o:spt="75" type="#_x0000_t75" style="position:absolute;left:20665;top:42945;height:2273;width:2273;" filled="f" o:preferrelative="t" stroked="f" coordsize="21600,21600" o:gfxdata="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">
-                        <v:fill on="f" focussize="0,0"/>
-                        <v:stroke on="f"/>
-                        <v:imagedata r:id="rId10" o:title=""/>
-                        <o:lock v:ext="edit" aspectratio="t"/>
-                      </v:shape>
-                      <v:group id="组合 27" o:spid="_x0000_s1026" o:spt="203" style="position:absolute;left:17976;top:43614;height:626;width:4551;" coordorigin="17976,43614" coordsize="4551,626" o:gfxdata="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">
-                        <o:lock v:ext="edit" aspectratio="f"/>
-                        <v:shape id="图片 29" o:spid="_x0000_s1026" o:spt="75" alt="IMG_256" type="#_x0000_t75" style="position:absolute;left:17976;top:43615;height:570;width:975;" filled="f" o:preferrelative="t" stroked="f" coordsize="21600,21600" o:gfxdata="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">
-                          <v:fill on="f" focussize="0,0"/>
-                          <v:stroke on="f"/>
-                          <v:imagedata r:id="rId8" chromakey="#FFFFFF" o:title=""/>
-                          <o:lock v:ext="edit" aspectratio="t"/>
-                        </v:shape>
-                        <v:shape id="图片 59" o:spid="_x0000_s1026" o:spt="75" alt="图片1" type="#_x0000_t75" style="position:absolute;left:21059;top:43614;height:627;width:1468;" filled="f" o:preferrelative="t" stroked="f" coordsize="21600,21600" o:gfxdata="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">
-                          <v:fill on="f" focussize="0,0"/>
-                          <v:stroke on="f"/>
-                          <v:imagedata r:id="rId12" cropleft="5154f" croptop="7731f" cropright="3488f" cropbottom="12500f" grayscale="t" bilevel="t" o:title=""/>
-                          <o:lock v:ext="edit" aspectratio="t"/>
-                        </v:shape>
-                      </v:group>
-                    </v:group>
-                  </w:pict>
-                </mc:Fallback>
-              </mc:AlternateContent>
-            </w:r>
-          </w:p>
-        </w:tc>
-        <w:tc>
-          <w:tcPr>
-            <w:tcW w:w="1166" w:type="dxa"/>
-            <w:vAlign w:val="center"/>
-          </w:tcPr>
-          <w:p>
-            <w:pPr>
-              <w:pStyle w:val="20"/>
-              <w:spacing w:before="13"/>
-              <w:jc w:val="both"/>
-              <w:rPr>
-                <w:rFonts w:ascii="Times New Roman" w:hAnsi="Times New Roman" w:cs="Times New Roman"/>
-                <w:b/>
-                <w:sz w:val="24"/>
-                <w:szCs w:val="24"/>
-              </w:rPr>
-            </w:pPr>
-            <w:r>
-              <w:rPr>
-                <w:rFonts w:ascii="Times New Roman" w:hAnsi="Times New Roman" w:cs="Times New Roman"/>
-                <w:b/>
-                <w:sz w:val="24"/>
-                <w:szCs w:val="24"/>
-              </w:rPr>
-              <w:t>复核人</w:t>
-            </w:r>
-            <w:r>
-              <w:rPr>
-                <w:rFonts w:ascii="Times New Roman" w:hAnsi="Times New Roman" w:cs="Times New Roman"/>
-                <w:b/>
-                <w:sz w:val="24"/>
-                <w:szCs w:val="24"/>
-                <w:lang w:eastAsia="zh-CN"/>
-              </w:rPr>
-              <w:t>：</w:t>
-            </w:r>
-          </w:p>
-        </w:tc>
-        <w:tc>
-          <w:tcPr>
-            <w:tcW w:w="2294" w:type="dxa"/>
-            <w:vAlign w:val="center"/>
-          </w:tcPr>
-          <w:p>
-            <w:pPr>
-              <w:pStyle w:val="20"/>
-              <w:spacing w:before="13"/>
-              <w:ind w:right="15"/>
-              <w:jc w:val="both"/>
-              <w:rPr>
-                <w:rFonts w:ascii="Times New Roman" w:hAnsi="Times New Roman" w:cs="Times New Roman"/>
-                <w:b/>
-                <w:sz w:val="24"/>
-                <w:szCs w:val="24"/>
-              </w:rPr>
-            </w:pPr>
-          </w:p>
-        </w:tc>
-      </w:tr>
-      <w:tr>
-        <w:tblPrEx>
-          <w:tblCellMar>
-            <w:top w:w="0" w:type="dxa"/>
-            <w:left w:w="0" w:type="dxa"/>
-            <w:bottom w:w="0" w:type="dxa"/>
-            <w:right w:w="0" w:type="dxa"/>
-          </w:tblCellMar>
-        </w:tblPrEx>
-        <w:trPr>
-          <w:trHeight w:val="457" w:hRule="exact"/>
-          <w:jc w:val="right"/>
-        </w:trPr>
-        <w:tc>
-          <w:tcPr>
-            <w:tcW w:w="1272" w:type="dxa"/>
-            <w:vAlign w:val="center"/>
-          </w:tcPr>
-          <w:p>
-            <w:pPr>
-              <w:pStyle w:val="20"/>
-              <w:spacing w:line="341" w:lineRule="exact"/>
-              <w:ind w:left="13" w:right="165"/>
-              <w:jc w:val="both"/>
-              <w:rPr>
-                <w:rFonts w:ascii="Times New Roman" w:hAnsi="Times New Roman" w:cs="Times New Roman"/>
-                <w:b/>
-                <w:sz w:val="24"/>
-                <w:szCs w:val="24"/>
-              </w:rPr>
-            </w:pPr>
-            <w:r>
-              <w:rPr>
-                <w:rFonts w:ascii="Times New Roman" w:hAnsi="Times New Roman" w:cs="Times New Roman"/>
-                <w:b/>
-                <w:sz w:val="24"/>
-                <w:szCs w:val="24"/>
-              </w:rPr>
-              <w:t>日</w:t>
-            </w:r>
-            <w:r>
-              <w:rPr>
-                <w:rFonts w:ascii="Times New Roman" w:hAnsi="Times New Roman" w:cs="Times New Roman"/>
-                <w:b/>
-                <w:sz w:val="24"/>
-                <w:szCs w:val="24"/>
-                <w:lang w:eastAsia="zh-CN"/>
-              </w:rPr>
-              <w:t xml:space="preserve">  </w:t>
-            </w:r>
-            <w:r>
-              <w:rPr>
-                <w:rFonts w:ascii="Times New Roman" w:hAnsi="Times New Roman" w:cs="Times New Roman"/>
-                <w:b/>
-                <w:sz w:val="24"/>
-                <w:szCs w:val="24"/>
-              </w:rPr>
-              <w:t>期：</w:t>
-            </w:r>
-          </w:p>
-        </w:tc>
-        <w:tc>
-          <w:tcPr>
-            <w:tcW w:w="2040" w:type="dxa"/>
-            <w:vAlign w:val="center"/>
-          </w:tcPr>
-          <w:p>
-            <w:pPr>
-              <w:pStyle w:val="20"/>
-              <w:spacing w:line="363" w:lineRule="exact"/>
-              <w:jc w:val="both"/>
-              <w:rPr>
-                <w:rFonts w:ascii="Times New Roman" w:hAnsi="Times New Roman" w:cs="Times New Roman"/>
-                <w:sz w:val="24"/>
-                <w:szCs w:val="24"/>
-              </w:rPr>
-            </w:pPr>
-            <w:r>
-              <w:rPr>
-                <w:rFonts w:ascii="Times New Roman" w:hAnsi="Times New Roman" w:cs="Times New Roman"/>
-                <w:kern w:val="2"/>
-                <w:sz w:val="24"/>
-                <w:szCs w:val="24"/>
-                <w:lang w:eastAsia="zh-CN"/>
-              </w:rPr>
-              <w:t>{{ reportdate }}</w:t>
-            </w:r>
-          </w:p>
-        </w:tc>
-        <w:tc>
-          <w:tcPr>
-            <w:tcW w:w="1166" w:type="dxa"/>
-            <w:vAlign w:val="center"/>
-          </w:tcPr>
-          <w:p>
-            <w:pPr>
-              <w:pStyle w:val="20"/>
-              <w:spacing w:line="341" w:lineRule="exact"/>
-              <w:jc w:val="both"/>
-              <w:rPr>
-                <w:rFonts w:ascii="Times New Roman" w:hAnsi="Times New Roman" w:cs="Times New Roman"/>
-                <w:b/>
-                <w:sz w:val="24"/>
-                <w:szCs w:val="24"/>
-              </w:rPr>
-            </w:pPr>
-            <w:r>
-              <w:rPr>
-                <w:rFonts w:ascii="Times New Roman" w:hAnsi="Times New Roman" w:cs="Times New Roman"/>
-                <w:b/>
-                <w:sz w:val="24"/>
-                <w:szCs w:val="24"/>
-              </w:rPr>
-              <w:t>日</w:t>
-            </w:r>
-            <w:r>
-              <w:rPr>
-                <w:rFonts w:ascii="Times New Roman" w:hAnsi="Times New Roman" w:cs="Times New Roman"/>
-                <w:b/>
-                <w:sz w:val="24"/>
-                <w:szCs w:val="24"/>
-                <w:lang w:eastAsia="zh-CN"/>
-              </w:rPr>
-              <w:t xml:space="preserve">  </w:t>
-            </w:r>
-            <w:r>
-              <w:rPr>
-                <w:rFonts w:ascii="Times New Roman" w:hAnsi="Times New Roman" w:cs="Times New Roman"/>
-                <w:b/>
-                <w:sz w:val="24"/>
-                <w:szCs w:val="24"/>
-              </w:rPr>
-              <w:t>期：</w:t>
-            </w:r>
-          </w:p>
-        </w:tc>
-        <w:tc>
-          <w:tcPr>
-            <w:tcW w:w="2294" w:type="dxa"/>
-            <w:vAlign w:val="center"/>
-          </w:tcPr>
-          <w:p>
-            <w:pPr>
-              <w:pStyle w:val="20"/>
-              <w:spacing w:line="363" w:lineRule="exact"/>
-              <w:ind w:right="15"/>
-              <w:jc w:val="both"/>
-              <w:rPr>
-                <w:rFonts w:ascii="Times New Roman" w:hAnsi="Times New Roman" w:cs="Times New Roman"/>
-                <w:sz w:val="24"/>
-                <w:szCs w:val="24"/>
-              </w:rPr>
-            </w:pPr>
-            <w:r>
-              <w:rPr>
-                <w:rFonts w:ascii="Times New Roman" w:hAnsi="Times New Roman" w:cs="Times New Roman"/>
-                <w:kern w:val="2"/>
-                <w:sz w:val="24"/>
-                <w:szCs w:val="24"/>
-                <w:lang w:eastAsia="zh-CN"/>
-              </w:rPr>
-              <w:t>{{ reportdate }}</w:t>
-            </w:r>
-          </w:p>
-        </w:tc>
-      </w:tr>
-    </w:tbl>
-    <w:p>
-      <w:pPr>
-        <w:rPr>
-          <w:rFonts w:ascii="Times New Roman" w:hAnsi="Times New Roman" w:eastAsia="微软雅黑" w:cs="Times New Roman"/>
-          <w:sz w:val="24"/>
-          <w:szCs w:val="24"/>
-          <w:lang w:eastAsia="zh-CN"/>
-        </w:rPr>
-      </w:pPr>
-      <w:r>
-        <w:rPr>
-          <w:rFonts w:hint="eastAsia" w:ascii="Times New Roman" w:hAnsi="Times New Roman" w:eastAsia="微软雅黑" w:cs="Times New Roman"/>
-          <w:sz w:val="24"/>
-          <w:szCs w:val="24"/>
-          <w:lang w:eastAsia="zh-CN"/>
-        </w:rPr>
-        <w:t xml:space="preserve">{% endif %}{% if testedby == </w:t>
-      </w:r>
-      <w:r>
-        <w:rPr>
-          <w:rFonts w:ascii="Times New Roman" w:hAnsi="Times New Roman" w:eastAsia="微软雅黑" w:cs="Times New Roman"/>
-          <w:sz w:val="24"/>
-          <w:szCs w:val="24"/>
-          <w:lang w:eastAsia="zh-CN"/>
-        </w:rPr>
-        <w:t>“</w:t>
-      </w:r>
-      <w:r>
-        <w:rPr>
-          <w:rFonts w:hint="eastAsia" w:ascii="Times New Roman" w:hAnsi="Times New Roman" w:eastAsia="微软雅黑" w:cs="Times New Roman"/>
-          <w:sz w:val="24"/>
-          <w:szCs w:val="24"/>
-          <w:lang w:eastAsia="zh-CN"/>
-        </w:rPr>
-        <w:t>5</w:t>
-      </w:r>
-      <w:r>
-        <w:rPr>
-          <w:rFonts w:ascii="Times New Roman" w:hAnsi="Times New Roman" w:eastAsia="微软雅黑" w:cs="Times New Roman"/>
-          <w:sz w:val="24"/>
-          <w:szCs w:val="24"/>
-          <w:lang w:eastAsia="zh-CN"/>
-        </w:rPr>
-        <w:t>”</w:t>
-      </w:r>
-      <w:r>
-        <w:rPr>
-          <w:rFonts w:hint="eastAsia" w:ascii="Times New Roman" w:hAnsi="Times New Roman" w:eastAsia="微软雅黑" w:cs="Times New Roman"/>
-          <w:sz w:val="24"/>
-          <w:szCs w:val="24"/>
-          <w:lang w:eastAsia="zh-CN"/>
-        </w:rPr>
-        <w:t xml:space="preserve"> %}</w:t>
-      </w:r>
-    </w:p>
-    <w:p>
-      <w:pPr>
-        <w:rPr>
-          <w:lang w:eastAsia="zh-CN"/>
-        </w:rPr>
-      </w:pPr>
-    </w:p>
-    <w:p>
-      <w:pPr>
-        <w:rPr>
-          <w:lang w:eastAsia="zh-CN"/>
-        </w:rPr>
-      </w:pPr>
-    </w:p>
-    <w:tbl>
-      <w:tblPr>
-        <w:tblStyle w:val="36"/>
-        <w:tblW w:w="6772" w:type="dxa"/>
-        <w:jc w:val="right"/>
-        <w:tblLayout w:type="fixed"/>
-        <w:tblCellMar>
-          <w:top w:w="0" w:type="dxa"/>
-          <w:left w:w="0" w:type="dxa"/>
-          <w:bottom w:w="0" w:type="dxa"/>
-          <w:right w:w="0" w:type="dxa"/>
-        </w:tblCellMar>
-      </w:tblPr>
-      <w:tblGrid>
-        <w:gridCol w:w="1272"/>
-        <w:gridCol w:w="2040"/>
-        <w:gridCol w:w="1166"/>
-        <w:gridCol w:w="2294"/>
-      </w:tblGrid>
-      <w:tr>
-        <w:tblPrEx>
-          <w:tblCellMar>
-            <w:top w:w="0" w:type="dxa"/>
-            <w:left w:w="0" w:type="dxa"/>
-            <w:bottom w:w="0" w:type="dxa"/>
-            <w:right w:w="0" w:type="dxa"/>
-          </w:tblCellMar>
-        </w:tblPrEx>
-        <w:trPr>
-          <w:trHeight w:val="441" w:hRule="exact"/>
-          <w:jc w:val="right"/>
-        </w:trPr>
-        <w:tc>
-          <w:tcPr>
-            <w:tcW w:w="1272" w:type="dxa"/>
-            <w:vAlign w:val="center"/>
-          </w:tcPr>
-          <w:p>
-            <w:pPr>
-              <w:pStyle w:val="20"/>
-              <w:spacing w:before="13"/>
-              <w:ind w:left="13" w:right="95"/>
-              <w:jc w:val="both"/>
-              <w:rPr>
-                <w:rFonts w:ascii="Times New Roman" w:hAnsi="Times New Roman" w:cs="Times New Roman"/>
-                <w:b/>
-                <w:sz w:val="24"/>
-                <w:szCs w:val="24"/>
-              </w:rPr>
-            </w:pPr>
-            <w:r>
-              <w:rPr>
-                <w:rFonts w:ascii="Times New Roman" w:hAnsi="Times New Roman" w:cs="Times New Roman"/>
-                <w:b/>
-                <w:sz w:val="24"/>
-                <w:szCs w:val="24"/>
-              </w:rPr>
-              <w:t>检测人：</w:t>
-            </w:r>
-          </w:p>
-        </w:tc>
-        <w:tc>
-          <w:tcPr>
-            <w:tcW w:w="2040" w:type="dxa"/>
-            <w:vAlign w:val="center"/>
-          </w:tcPr>
-          <w:p>
-            <w:pPr>
-              <w:pStyle w:val="20"/>
-              <w:spacing w:before="13"/>
-              <w:jc w:val="both"/>
-              <w:rPr>
-                <w:rFonts w:ascii="Times New Roman" w:hAnsi="Times New Roman" w:cs="Times New Roman"/>
-                <w:b/>
-                <w:sz w:val="24"/>
-                <w:szCs w:val="24"/>
-              </w:rPr>
-            </w:pPr>
-          </w:p>
-        </w:tc>
-        <w:tc>
-          <w:tcPr>
-            <w:tcW w:w="1166" w:type="dxa"/>
-            <w:vAlign w:val="center"/>
-          </w:tcPr>
-          <w:p>
-            <w:pPr>
-              <w:pStyle w:val="20"/>
-              <w:spacing w:before="13"/>
-              <w:jc w:val="both"/>
-              <w:rPr>
-                <w:rFonts w:ascii="Times New Roman" w:hAnsi="Times New Roman" w:cs="Times New Roman"/>
-                <w:b/>
-                <w:sz w:val="24"/>
-                <w:szCs w:val="24"/>
-              </w:rPr>
-            </w:pPr>
-            <w:r>
-              <w:rPr>
-                <w:rFonts w:ascii="Times New Roman" w:hAnsi="Times New Roman" w:cs="Times New Roman"/>
-                <w:b/>
-                <w:sz w:val="24"/>
-                <w:szCs w:val="24"/>
-              </w:rPr>
-              <w:t>复核人</w:t>
-            </w:r>
-            <w:r>
-              <w:rPr>
-                <w:rFonts w:ascii="Times New Roman" w:hAnsi="Times New Roman" w:cs="Times New Roman"/>
-                <w:b/>
-                <w:sz w:val="24"/>
-                <w:szCs w:val="24"/>
-                <w:lang w:eastAsia="zh-CN"/>
-              </w:rPr>
-              <w:t>：</w:t>
-            </w:r>
-          </w:p>
-        </w:tc>
-        <w:tc>
-          <w:tcPr>
-            <w:tcW w:w="2294" w:type="dxa"/>
-            <w:vAlign w:val="center"/>
-          </w:tcPr>
-          <w:p>
-            <w:pPr>
-              <w:pStyle w:val="20"/>
-              <w:spacing w:before="13"/>
-              <w:ind w:right="15"/>
-              <w:jc w:val="both"/>
-              <w:rPr>
-                <w:rFonts w:ascii="Times New Roman" w:hAnsi="Times New Roman" w:cs="Times New Roman"/>
-                <w:b/>
-                <w:sz w:val="24"/>
-                <w:szCs w:val="24"/>
-              </w:rPr>
-            </w:pPr>
-          </w:p>
-        </w:tc>
-      </w:tr>
-      <w:tr>
-        <w:tblPrEx>
-          <w:tblCellMar>
-            <w:top w:w="0" w:type="dxa"/>
-            <w:left w:w="0" w:type="dxa"/>
-            <w:bottom w:w="0" w:type="dxa"/>
-            <w:right w:w="0" w:type="dxa"/>
-          </w:tblCellMar>
-        </w:tblPrEx>
-        <w:trPr>
-          <w:trHeight w:val="457" w:hRule="exact"/>
-          <w:jc w:val="right"/>
-        </w:trPr>
-        <w:tc>
-          <w:tcPr>
-            <w:tcW w:w="1272" w:type="dxa"/>
-            <w:vAlign w:val="center"/>
-          </w:tcPr>
-          <w:p>
-            <w:pPr>
-              <w:pStyle w:val="20"/>
-              <w:spacing w:line="341" w:lineRule="exact"/>
-              <w:ind w:left="13" w:right="165"/>
-              <w:jc w:val="both"/>
-              <w:rPr>
-                <w:rFonts w:ascii="Times New Roman" w:hAnsi="Times New Roman" w:cs="Times New Roman"/>
-                <w:b/>
-                <w:sz w:val="24"/>
-                <w:szCs w:val="24"/>
-              </w:rPr>
-            </w:pPr>
-            <w:r>
-              <w:rPr>
-                <w:rFonts w:ascii="Times New Roman" w:hAnsi="Times New Roman" w:cs="Times New Roman"/>
-                <w:b/>
-                <w:sz w:val="24"/>
-                <w:szCs w:val="24"/>
-              </w:rPr>
-              <w:t>日</w:t>
-            </w:r>
-            <w:r>
-              <w:rPr>
-                <w:rFonts w:ascii="Times New Roman" w:hAnsi="Times New Roman" w:cs="Times New Roman"/>
-                <w:b/>
-                <w:sz w:val="24"/>
-                <w:szCs w:val="24"/>
-                <w:lang w:eastAsia="zh-CN"/>
-              </w:rPr>
-              <w:t xml:space="preserve">  </w:t>
-            </w:r>
-            <w:r>
-              <w:rPr>
-                <w:rFonts w:ascii="Times New Roman" w:hAnsi="Times New Roman" w:cs="Times New Roman"/>
-                <w:b/>
-                <w:sz w:val="24"/>
-                <w:szCs w:val="24"/>
-              </w:rPr>
-              <w:t>期：</w:t>
-            </w:r>
-          </w:p>
-        </w:tc>
-        <w:tc>
-          <w:tcPr>
-            <w:tcW w:w="2040" w:type="dxa"/>
-            <w:vAlign w:val="center"/>
-          </w:tcPr>
-          <w:p>
-            <w:pPr>
-              <w:pStyle w:val="20"/>
-              <w:spacing w:line="363" w:lineRule="exact"/>
-              <w:jc w:val="both"/>
-              <w:rPr>
-                <w:rFonts w:ascii="Times New Roman" w:hAnsi="Times New Roman" w:cs="Times New Roman"/>
-                <w:sz w:val="24"/>
-                <w:szCs w:val="24"/>
-              </w:rPr>
-            </w:pPr>
-            <w:r>
-              <w:rPr>
-                <w:rFonts w:ascii="Times New Roman" w:hAnsi="Times New Roman" w:cs="Times New Roman"/>
-                <w:kern w:val="2"/>
-                <w:sz w:val="24"/>
-                <w:szCs w:val="24"/>
-                <w:lang w:eastAsia="zh-CN"/>
-              </w:rPr>
-              <w:t>{{ reportdate }}</w:t>
-            </w:r>
-          </w:p>
-        </w:tc>
-        <w:tc>
-          <w:tcPr>
-            <w:tcW w:w="1166" w:type="dxa"/>
-            <w:vAlign w:val="center"/>
-          </w:tcPr>
-          <w:p>
-            <w:pPr>
-              <w:pStyle w:val="20"/>
-              <w:spacing w:line="341" w:lineRule="exact"/>
-              <w:jc w:val="both"/>
-              <w:rPr>
-                <w:rFonts w:ascii="Times New Roman" w:hAnsi="Times New Roman" w:cs="Times New Roman"/>
-                <w:b/>
-                <w:sz w:val="24"/>
-                <w:szCs w:val="24"/>
-              </w:rPr>
-            </w:pPr>
-            <w:r>
-              <w:rPr>
-                <w:rFonts w:ascii="Times New Roman" w:hAnsi="Times New Roman" w:cs="Times New Roman"/>
-                <w:b/>
-                <w:sz w:val="24"/>
-                <w:szCs w:val="24"/>
-              </w:rPr>
-              <w:t>日</w:t>
-            </w:r>
-            <w:r>
-              <w:rPr>
-                <w:rFonts w:ascii="Times New Roman" w:hAnsi="Times New Roman" w:cs="Times New Roman"/>
-                <w:b/>
-                <w:sz w:val="24"/>
-                <w:szCs w:val="24"/>
-                <w:lang w:eastAsia="zh-CN"/>
-              </w:rPr>
-              <w:t xml:space="preserve">  </w:t>
-            </w:r>
-            <w:r>
-              <w:rPr>
-                <w:rFonts w:ascii="Times New Roman" w:hAnsi="Times New Roman" w:cs="Times New Roman"/>
-                <w:b/>
-                <w:sz w:val="24"/>
-                <w:szCs w:val="24"/>
-              </w:rPr>
-              <w:t>期：</w:t>
-            </w:r>
-          </w:p>
-        </w:tc>
-        <w:tc>
-          <w:tcPr>
-            <w:tcW w:w="2294" w:type="dxa"/>
-            <w:vAlign w:val="center"/>
-          </w:tcPr>
-          <w:p>
-            <w:pPr>
-              <w:pStyle w:val="20"/>
-              <w:spacing w:line="363" w:lineRule="exact"/>
-              <w:ind w:right="15"/>
-              <w:jc w:val="both"/>
-              <w:rPr>
-                <w:rFonts w:ascii="Times New Roman" w:hAnsi="Times New Roman" w:cs="Times New Roman"/>
-                <w:sz w:val="24"/>
-                <w:szCs w:val="24"/>
-              </w:rPr>
-            </w:pPr>
-            <w:r>
-              <w:rPr>
-                <w:rFonts w:ascii="Times New Roman" w:hAnsi="Times New Roman" w:cs="Times New Roman"/>
-                <w:kern w:val="2"/>
-                <w:sz w:val="24"/>
-                <w:szCs w:val="24"/>
-                <w:lang w:eastAsia="zh-CN"/>
-              </w:rPr>
-              <w:t>{{ reportdate }}</w:t>
-            </w:r>
-          </w:p>
-        </w:tc>
-      </w:tr>
-    </w:tbl>
-    <w:p>
-      <w:pPr>
-        <w:rPr>
-          <w:rFonts w:ascii="Times New Roman" w:hAnsi="Times New Roman" w:eastAsia="微软雅黑" w:cs="Times New Roman"/>
-          <w:sz w:val="24"/>
-          <w:szCs w:val="24"/>
-          <w:lang w:eastAsia="zh-CN"/>
-        </w:rPr>
-      </w:pPr>
-      <w:r>
-        <w:rPr>
-          <w:rFonts w:hint="eastAsia" w:ascii="Times New Roman" w:hAnsi="Times New Roman" w:eastAsia="微软雅黑" w:cs="Times New Roman"/>
-          <w:sz w:val="24"/>
-          <w:szCs w:val="24"/>
-          <w:lang w:eastAsia="zh-CN"/>
-        </w:rPr>
-        <w:t xml:space="preserve">{% endif %}{% if testedby == </w:t>
-      </w:r>
-      <w:r>
-        <w:rPr>
-          <w:rFonts w:ascii="Times New Roman" w:hAnsi="Times New Roman" w:eastAsia="微软雅黑" w:cs="Times New Roman"/>
-          <w:sz w:val="24"/>
-          <w:szCs w:val="24"/>
-          <w:lang w:eastAsia="zh-CN"/>
-        </w:rPr>
-        <w:t>“</w:t>
-      </w:r>
-      <w:r>
-        <w:rPr>
-          <w:rFonts w:hint="eastAsia" w:ascii="Times New Roman" w:hAnsi="Times New Roman" w:eastAsia="微软雅黑" w:cs="Times New Roman"/>
-          <w:sz w:val="24"/>
-          <w:szCs w:val="24"/>
-          <w:lang w:eastAsia="zh-CN"/>
-        </w:rPr>
-        <w:t>6</w:t>
-      </w:r>
-      <w:r>
-        <w:rPr>
-          <w:rFonts w:ascii="Times New Roman" w:hAnsi="Times New Roman" w:eastAsia="微软雅黑" w:cs="Times New Roman"/>
-          <w:sz w:val="24"/>
-          <w:szCs w:val="24"/>
-          <w:lang w:eastAsia="zh-CN"/>
-        </w:rPr>
-        <w:t>”</w:t>
-      </w:r>
-      <w:r>
-        <w:rPr>
-          <w:rFonts w:hint="eastAsia" w:ascii="Times New Roman" w:hAnsi="Times New Roman" w:eastAsia="微软雅黑" w:cs="Times New Roman"/>
-          <w:sz w:val="24"/>
-          <w:szCs w:val="24"/>
-          <w:lang w:eastAsia="zh-CN"/>
-        </w:rPr>
-        <w:t xml:space="preserve"> %}</w:t>
-      </w:r>
-    </w:p>
-    <w:p>
-      <w:pPr>
-        <w:rPr>
-          <w:rFonts w:ascii="Times New Roman" w:hAnsi="Times New Roman" w:eastAsia="微软雅黑" w:cs="Times New Roman"/>
-          <w:sz w:val="24"/>
-          <w:szCs w:val="24"/>
-          <w:lang w:eastAsia="zh-CN"/>
-        </w:rPr>
-      </w:pPr>
-    </w:p>
-    <w:p>
-      <w:pPr>
-        <w:rPr>
-          <w:rFonts w:ascii="Times New Roman" w:hAnsi="Times New Roman" w:eastAsia="微软雅黑" w:cs="Times New Roman"/>
-          <w:sz w:val="24"/>
-          <w:szCs w:val="24"/>
-          <w:lang w:eastAsia="zh-CN"/>
-        </w:rPr>
-      </w:pPr>
-    </w:p>
-    <w:tbl>
-      <w:tblPr>
-        <w:tblStyle w:val="36"/>
-        <w:tblW w:w="6772" w:type="dxa"/>
-        <w:jc w:val="right"/>
-        <w:tblLayout w:type="fixed"/>
-        <w:tblCellMar>
-          <w:top w:w="0" w:type="dxa"/>
-          <w:left w:w="0" w:type="dxa"/>
-          <w:bottom w:w="0" w:type="dxa"/>
-          <w:right w:w="0" w:type="dxa"/>
-        </w:tblCellMar>
-      </w:tblPr>
-      <w:tblGrid>
-        <w:gridCol w:w="1272"/>
-        <w:gridCol w:w="2040"/>
-        <w:gridCol w:w="1166"/>
-        <w:gridCol w:w="2294"/>
-      </w:tblGrid>
-      <w:tr>
-        <w:tblPrEx>
-          <w:tblCellMar>
-            <w:top w:w="0" w:type="dxa"/>
-            <w:left w:w="0" w:type="dxa"/>
-            <w:bottom w:w="0" w:type="dxa"/>
-            <w:right w:w="0" w:type="dxa"/>
-          </w:tblCellMar>
-        </w:tblPrEx>
-        <w:trPr>
-          <w:trHeight w:val="441" w:hRule="exact"/>
-          <w:jc w:val="right"/>
-        </w:trPr>
-        <w:tc>
-          <w:tcPr>
-            <w:tcW w:w="1272" w:type="dxa"/>
-            <w:vAlign w:val="center"/>
-          </w:tcPr>
-          <w:p>
-            <w:pPr>
-              <w:pStyle w:val="20"/>
-              <w:spacing w:before="13"/>
-              <w:ind w:left="13" w:right="95"/>
-              <w:jc w:val="both"/>
-              <w:rPr>
-                <w:rFonts w:ascii="Times New Roman" w:hAnsi="Times New Roman" w:cs="Times New Roman"/>
-                <w:b/>
-                <w:sz w:val="24"/>
-                <w:szCs w:val="24"/>
-              </w:rPr>
-            </w:pPr>
-            <w:r>
-              <w:rPr>
-                <w:rFonts w:ascii="Times New Roman" w:hAnsi="Times New Roman" w:cs="Times New Roman"/>
-                <w:b/>
-                <w:sz w:val="24"/>
-                <w:szCs w:val="24"/>
-              </w:rPr>
-              <w:t>检测人：</w:t>
-            </w:r>
-          </w:p>
-        </w:tc>
-        <w:tc>
-          <w:tcPr>
-            <w:tcW w:w="2040" w:type="dxa"/>
-            <w:vAlign w:val="center"/>
-          </w:tcPr>
-          <w:p>
-            <w:pPr>
-              <w:pStyle w:val="20"/>
-              <w:spacing w:before="13"/>
-              <w:jc w:val="both"/>
-              <w:rPr>
-                <w:rFonts w:ascii="Times New Roman" w:hAnsi="Times New Roman" w:cs="Times New Roman"/>
-                <w:b/>
-                <w:sz w:val="24"/>
-                <w:szCs w:val="24"/>
-              </w:rPr>
-            </w:pPr>
-          </w:p>
-        </w:tc>
-        <w:tc>
-          <w:tcPr>
-            <w:tcW w:w="1166" w:type="dxa"/>
-            <w:vAlign w:val="center"/>
-          </w:tcPr>
-          <w:p>
-            <w:pPr>
-              <w:pStyle w:val="20"/>
-              <w:spacing w:before="13"/>
-              <w:jc w:val="both"/>
-              <w:rPr>
-                <w:rFonts w:ascii="Times New Roman" w:hAnsi="Times New Roman" w:cs="Times New Roman"/>
-                <w:b/>
-                <w:sz w:val="24"/>
-                <w:szCs w:val="24"/>
-              </w:rPr>
-            </w:pPr>
-            <w:r>
-              <w:rPr>
-                <w:rFonts w:ascii="Times New Roman" w:hAnsi="Times New Roman" w:cs="Times New Roman"/>
-                <w:b/>
-                <w:sz w:val="24"/>
-                <w:szCs w:val="24"/>
-              </w:rPr>
-              <w:t>复核人</w:t>
-            </w:r>
-            <w:r>
-              <w:rPr>
-                <w:rFonts w:ascii="Times New Roman" w:hAnsi="Times New Roman" w:cs="Times New Roman"/>
-                <w:b/>
-                <w:sz w:val="24"/>
-                <w:szCs w:val="24"/>
-                <w:lang w:eastAsia="zh-CN"/>
-              </w:rPr>
-              <w:t>：</w:t>
-            </w:r>
-          </w:p>
-        </w:tc>
-        <w:tc>
-          <w:tcPr>
-            <w:tcW w:w="2294" w:type="dxa"/>
-            <w:vAlign w:val="center"/>
-          </w:tcPr>
-          <w:p>
-            <w:pPr>
-              <w:pStyle w:val="20"/>
-              <w:spacing w:before="13"/>
-              <w:ind w:right="15"/>
-              <w:jc w:val="both"/>
-              <w:rPr>
-                <w:rFonts w:ascii="Times New Roman" w:hAnsi="Times New Roman" w:cs="Times New Roman"/>
-                <w:b/>
-                <w:sz w:val="24"/>
-                <w:szCs w:val="24"/>
-              </w:rPr>
-            </w:pPr>
-          </w:p>
-        </w:tc>
-      </w:tr>
-      <w:tr>
-        <w:tblPrEx>
-          <w:tblCellMar>
-            <w:top w:w="0" w:type="dxa"/>
-            <w:left w:w="0" w:type="dxa"/>
-            <w:bottom w:w="0" w:type="dxa"/>
-            <w:right w:w="0" w:type="dxa"/>
-          </w:tblCellMar>
-        </w:tblPrEx>
-        <w:trPr>
-          <w:trHeight w:val="457" w:hRule="exact"/>
-          <w:jc w:val="right"/>
-        </w:trPr>
-        <w:tc>
-          <w:tcPr>
-            <w:tcW w:w="1272" w:type="dxa"/>
-            <w:vAlign w:val="center"/>
-          </w:tcPr>
-          <w:p>
-            <w:pPr>
-              <w:pStyle w:val="20"/>
-              <w:spacing w:line="341" w:lineRule="exact"/>
-              <w:ind w:left="13" w:right="165"/>
-              <w:jc w:val="both"/>
-              <w:rPr>
-                <w:rFonts w:ascii="Times New Roman" w:hAnsi="Times New Roman" w:cs="Times New Roman"/>
-                <w:b/>
-                <w:sz w:val="24"/>
-                <w:szCs w:val="24"/>
-              </w:rPr>
-            </w:pPr>
-            <w:r>
-              <w:rPr>
-                <w:rFonts w:ascii="Times New Roman" w:hAnsi="Times New Roman" w:cs="Times New Roman"/>
-                <w:b/>
-                <w:sz w:val="24"/>
-                <w:szCs w:val="24"/>
-              </w:rPr>
-              <w:t>日</w:t>
-            </w:r>
-            <w:r>
-              <w:rPr>
-                <w:rFonts w:ascii="Times New Roman" w:hAnsi="Times New Roman" w:cs="Times New Roman"/>
-                <w:b/>
-                <w:sz w:val="24"/>
-                <w:szCs w:val="24"/>
-                <w:lang w:eastAsia="zh-CN"/>
-              </w:rPr>
-              <w:t xml:space="preserve">  </w:t>
-            </w:r>
-            <w:r>
-              <w:rPr>
-                <w:rFonts w:ascii="Times New Roman" w:hAnsi="Times New Roman" w:cs="Times New Roman"/>
-                <w:b/>
-                <w:sz w:val="24"/>
-                <w:szCs w:val="24"/>
-              </w:rPr>
-              <w:t>期：</w:t>
-            </w:r>
-          </w:p>
-        </w:tc>
-        <w:tc>
-          <w:tcPr>
-            <w:tcW w:w="2040" w:type="dxa"/>
-            <w:vAlign w:val="center"/>
-          </w:tcPr>
-          <w:p>
-            <w:pPr>
-              <w:pStyle w:val="20"/>
-              <w:spacing w:line="363" w:lineRule="exact"/>
-              <w:jc w:val="both"/>
-              <w:rPr>
-                <w:rFonts w:ascii="Times New Roman" w:hAnsi="Times New Roman" w:cs="Times New Roman"/>
-                <w:sz w:val="24"/>
-                <w:szCs w:val="24"/>
-              </w:rPr>
-            </w:pPr>
-            <w:r>
-              <w:rPr>
-                <w:rFonts w:ascii="Times New Roman" w:hAnsi="Times New Roman" w:cs="Times New Roman"/>
-                <w:kern w:val="2"/>
-                <w:sz w:val="24"/>
-                <w:szCs w:val="24"/>
-                <w:lang w:eastAsia="zh-CN"/>
-              </w:rPr>
-              <w:t>{{ reportdate }}</w:t>
-            </w:r>
-          </w:p>
-        </w:tc>
-        <w:tc>
-          <w:tcPr>
-            <w:tcW w:w="1166" w:type="dxa"/>
-            <w:vAlign w:val="center"/>
-          </w:tcPr>
-          <w:p>
-            <w:pPr>
-              <w:pStyle w:val="20"/>
-              <w:spacing w:line="341" w:lineRule="exact"/>
-              <w:jc w:val="both"/>
-              <w:rPr>
-                <w:rFonts w:ascii="Times New Roman" w:hAnsi="Times New Roman" w:cs="Times New Roman"/>
-                <w:b/>
-                <w:sz w:val="24"/>
-                <w:szCs w:val="24"/>
-              </w:rPr>
-            </w:pPr>
-            <w:r>
-              <w:rPr>
-                <w:rFonts w:ascii="Times New Roman" w:hAnsi="Times New Roman" w:cs="Times New Roman"/>
-                <w:b/>
-                <w:sz w:val="24"/>
-                <w:szCs w:val="24"/>
-              </w:rPr>
-              <w:t>日</w:t>
-            </w:r>
-            <w:r>
-              <w:rPr>
-                <w:rFonts w:ascii="Times New Roman" w:hAnsi="Times New Roman" w:cs="Times New Roman"/>
-                <w:b/>
-                <w:sz w:val="24"/>
-                <w:szCs w:val="24"/>
-                <w:lang w:eastAsia="zh-CN"/>
-              </w:rPr>
-              <w:t xml:space="preserve">  </w:t>
-            </w:r>
-            <w:r>
-              <w:rPr>
-                <w:rFonts w:ascii="Times New Roman" w:hAnsi="Times New Roman" w:cs="Times New Roman"/>
-                <w:b/>
-                <w:sz w:val="24"/>
-                <w:szCs w:val="24"/>
-              </w:rPr>
-              <w:t>期：</w:t>
-            </w:r>
-          </w:p>
-        </w:tc>
-        <w:tc>
-          <w:tcPr>
-            <w:tcW w:w="2294" w:type="dxa"/>
-            <w:vAlign w:val="center"/>
-          </w:tcPr>
-          <w:p>
-            <w:pPr>
-              <w:pStyle w:val="20"/>
-              <w:spacing w:line="363" w:lineRule="exact"/>
-              <w:ind w:right="15"/>
-              <w:jc w:val="both"/>
-              <w:rPr>
-                <w:rFonts w:ascii="Times New Roman" w:hAnsi="Times New Roman" w:cs="Times New Roman"/>
-                <w:sz w:val="24"/>
-                <w:szCs w:val="24"/>
-              </w:rPr>
-            </w:pPr>
-            <w:r>
-              <w:rPr>
-                <w:rFonts w:ascii="Times New Roman" w:hAnsi="Times New Roman" w:cs="Times New Roman"/>
-                <w:kern w:val="2"/>
-                <w:sz w:val="24"/>
-                <w:szCs w:val="24"/>
-                <w:lang w:eastAsia="zh-CN"/>
-              </w:rPr>
-              <w:t>{{ reportdate }}</w:t>
-            </w:r>
-          </w:p>
-        </w:tc>
-      </w:tr>
-    </w:tbl>
-    <w:p>
-      <w:pPr>
-        <w:rPr>
-          <w:rFonts w:hint="eastAsia" w:ascii="Times New Roman" w:hAnsi="Times New Roman" w:eastAsia="微软雅黑" w:cs="Times New Roman"/>
-          <w:sz w:val="24"/>
-          <w:szCs w:val="24"/>
-          <w:lang w:eastAsia="zh-CN"/>
-        </w:rPr>
-      </w:pPr>
-      <w:r>
-        <w:rPr>
-          <w:rFonts w:hint="eastAsia" w:ascii="Times New Roman" w:hAnsi="Times New Roman" w:eastAsia="微软雅黑" w:cs="Times New Roman"/>
-          <w:sz w:val="24"/>
-          <w:szCs w:val="24"/>
-          <w:lang w:eastAsia="zh-CN"/>
-        </w:rPr>
-        <w:t>{% endif %}</w:t>
-      </w:r>
     </w:p>
     <w:p>
       <w:pPr>
@@ -8552,6 +6706,8 @@
         </w:rPr>
         <w:br w:type="page"/>
       </w:r>
+      <w:bookmarkStart w:id="166" w:name="_GoBack"/>
+      <w:bookmarkEnd w:id="166"/>
     </w:p>
     <w:bookmarkEnd w:id="35"/>
     <w:bookmarkEnd w:id="36"/>
@@ -8571,9 +6727,9 @@
         </w:rPr>
       </w:pPr>
       <w:bookmarkStart w:id="44" w:name="_Toc29223"/>
-      <w:bookmarkStart w:id="45" w:name="_Toc31425"/>
-      <w:bookmarkStart w:id="46" w:name="_Toc3938"/>
-      <w:bookmarkStart w:id="47" w:name="_Toc149832729"/>
+      <w:bookmarkStart w:id="45" w:name="_Toc149832729"/>
+      <w:bookmarkStart w:id="46" w:name="_Toc31425"/>
+      <w:bookmarkStart w:id="47" w:name="_Toc3938"/>
       <w:r>
         <w:rPr>
           <w:rFonts w:hint="eastAsia"/>
@@ -10404,14 +8560,14 @@
       </w:pPr>
       <w:bookmarkStart w:id="50" w:name="_Toc9088"/>
       <w:bookmarkStart w:id="51" w:name="_Toc6338"/>
-      <w:bookmarkStart w:id="52" w:name="_Toc107825552"/>
-      <w:bookmarkStart w:id="53" w:name="_Toc27379"/>
+      <w:bookmarkStart w:id="52" w:name="_Toc18062_WPSOffice_Level2"/>
+      <w:bookmarkStart w:id="53" w:name="_Toc32551"/>
       <w:bookmarkStart w:id="54" w:name="_Toc15063"/>
-      <w:bookmarkStart w:id="55" w:name="_Toc18062_WPSOffice_Level2"/>
-      <w:bookmarkStart w:id="56" w:name="_Toc32551"/>
+      <w:bookmarkStart w:id="55" w:name="_Toc27379"/>
+      <w:bookmarkStart w:id="56" w:name="_Toc23375"/>
       <w:bookmarkStart w:id="57" w:name="_Toc5728"/>
       <w:bookmarkStart w:id="58" w:name="_Toc11015_WPSOffice_Level2"/>
-      <w:bookmarkStart w:id="59" w:name="_Toc23375"/>
+      <w:bookmarkStart w:id="59" w:name="_Toc107825552"/>
       <w:r>
         <w:rPr>
           <w:rFonts w:ascii="Times New Roman" w:hAnsi="Times New Roman"/>
@@ -10666,12 +8822,6 @@
             <w:insideH w:val="single" w:color="A4A4A4" w:sz="4" w:space="0"/>
             <w:insideV w:val="single" w:color="A4A4A4" w:sz="4" w:space="0"/>
           </w:tblBorders>
-          <w:tblCellMar>
-            <w:top w:w="0" w:type="dxa"/>
-            <w:left w:w="0" w:type="dxa"/>
-            <w:bottom w:w="0" w:type="dxa"/>
-            <w:right w:w="0" w:type="dxa"/>
-          </w:tblCellMar>
         </w:tblPrEx>
         <w:trPr>
           <w:trHeight w:val="510" w:hRule="atLeast"/>
@@ -15359,19 +13509,19 @@
         </w:rPr>
         <w:br w:type="page"/>
       </w:r>
-      <w:bookmarkStart w:id="60" w:name="_Toc30669"/>
-      <w:bookmarkStart w:id="61" w:name="_Toc149832733"/>
-      <w:bookmarkStart w:id="62" w:name="_Toc149826009"/>
-      <w:bookmarkStart w:id="63" w:name="_Toc22117"/>
-      <w:bookmarkStart w:id="64" w:name="_Toc23846_WPSOffice_Level1"/>
-      <w:bookmarkStart w:id="65" w:name="_Toc29372"/>
-      <w:bookmarkStart w:id="66" w:name="_Toc4331_WPSOffice_Level1"/>
-      <w:bookmarkStart w:id="67" w:name="_Toc32443_WPSOffice_Level1"/>
-      <w:bookmarkStart w:id="68" w:name="_Toc180"/>
-      <w:bookmarkStart w:id="69" w:name="_Toc23903"/>
-      <w:bookmarkStart w:id="70" w:name="_Toc107825555"/>
-      <w:bookmarkStart w:id="71" w:name="_Toc25727"/>
-      <w:bookmarkStart w:id="72" w:name="_Toc24960"/>
+      <w:bookmarkStart w:id="60" w:name="_Toc149832733"/>
+      <w:bookmarkStart w:id="61" w:name="_Toc22117"/>
+      <w:bookmarkStart w:id="62" w:name="_Toc30669"/>
+      <w:bookmarkStart w:id="63" w:name="_Toc149826009"/>
+      <w:bookmarkStart w:id="64" w:name="_Toc24960"/>
+      <w:bookmarkStart w:id="65" w:name="_Toc107825555"/>
+      <w:bookmarkStart w:id="66" w:name="_Toc32443_WPSOffice_Level1"/>
+      <w:bookmarkStart w:id="67" w:name="_Toc25727"/>
+      <w:bookmarkStart w:id="68" w:name="_Toc23903"/>
+      <w:bookmarkStart w:id="69" w:name="_Toc23846_WPSOffice_Level1"/>
+      <w:bookmarkStart w:id="70" w:name="_Toc180"/>
+      <w:bookmarkStart w:id="71" w:name="_Toc4331_WPSOffice_Level1"/>
+      <w:bookmarkStart w:id="72" w:name="_Toc29372"/>
       <w:r>
         <w:rPr>
           <w:rFonts w:hint="default" w:ascii="Times New Roman" w:hAnsi="Times New Roman" w:eastAsia="微软雅黑" w:cs="Times New Roman"/>
@@ -15992,8 +14142,8 @@
       </w:pPr>
       <w:bookmarkStart w:id="74" w:name="_Toc149832735"/>
       <w:bookmarkStart w:id="75" w:name="_Toc8496"/>
-      <w:bookmarkStart w:id="76" w:name="_Toc149826011"/>
-      <w:bookmarkStart w:id="77" w:name="_Toc19989"/>
+      <w:bookmarkStart w:id="76" w:name="_Toc19989"/>
+      <w:bookmarkStart w:id="77" w:name="_Toc149826011"/>
       <w:bookmarkStart w:id="78" w:name="_Toc16158"/>
       <w:r>
         <w:rPr>
@@ -18430,12 +16580,6 @@
             <w:insideH w:val="single" w:color="62B541" w:sz="4" w:space="0"/>
             <w:insideV w:val="single" w:color="62B541" w:sz="4" w:space="0"/>
           </w:tblBorders>
-          <w:tblCellMar>
-            <w:top w:w="0" w:type="dxa"/>
-            <w:left w:w="0" w:type="dxa"/>
-            <w:bottom w:w="0" w:type="dxa"/>
-            <w:right w:w="0" w:type="dxa"/>
-          </w:tblCellMar>
         </w:tblPrEx>
         <w:trPr>
           <w:trHeight w:val="625" w:hRule="atLeast"/>
@@ -19227,7 +17371,6 @@
             <w:insideH w:val="dotted" w:color="A5A5A5" w:sz="4" w:space="0"/>
             <w:insideV w:val="dotted" w:color="A5A5A5" w:sz="4" w:space="0"/>
           </w:tblBorders>
-          <w:shd w:val="clear" w:color="auto" w:fill="auto"/>
           <w:tblCellMar>
             <w:top w:w="0" w:type="dxa"/>
             <w:left w:w="108" w:type="dxa"/>
@@ -19374,7 +17517,6 @@
             <w:insideH w:val="dotted" w:color="A5A5A5" w:sz="4" w:space="0"/>
             <w:insideV w:val="dotted" w:color="A5A5A5" w:sz="4" w:space="0"/>
           </w:tblBorders>
-          <w:shd w:val="clear" w:color="auto" w:fill="auto"/>
           <w:tblCellMar>
             <w:top w:w="0" w:type="dxa"/>
             <w:left w:w="108" w:type="dxa"/>
@@ -19865,7 +18007,6 @@
             <w:insideH w:val="dotted" w:color="A5A5A5" w:sz="4" w:space="0"/>
             <w:insideV w:val="dotted" w:color="A5A5A5" w:sz="4" w:space="0"/>
           </w:tblBorders>
-          <w:shd w:val="clear" w:color="auto" w:fill="auto"/>
           <w:tblCellMar>
             <w:top w:w="0" w:type="dxa"/>
             <w:left w:w="108" w:type="dxa"/>
@@ -20773,16 +18914,16 @@
       <w:bookmarkStart w:id="83" w:name="_Toc32302"/>
       <w:bookmarkStart w:id="84" w:name="_Toc23822"/>
       <w:bookmarkStart w:id="85" w:name="_Toc8516"/>
-      <w:bookmarkStart w:id="86" w:name="_Toc149826013"/>
-      <w:bookmarkStart w:id="87" w:name="_Toc149832737"/>
+      <w:bookmarkStart w:id="86" w:name="_Toc149832737"/>
+      <w:bookmarkStart w:id="87" w:name="_Toc149826013"/>
       <w:bookmarkStart w:id="88" w:name="_Toc6997"/>
-      <w:bookmarkStart w:id="89" w:name="_Toc21764_WPSOffice_Level1"/>
-      <w:bookmarkStart w:id="90" w:name="_Toc11294"/>
-      <w:bookmarkStart w:id="91" w:name="_Toc107825561"/>
-      <w:bookmarkStart w:id="92" w:name="_Toc27302"/>
-      <w:bookmarkStart w:id="93" w:name="_Toc13196_WPSOffice_Level1"/>
+      <w:bookmarkStart w:id="89" w:name="_Toc27302"/>
+      <w:bookmarkStart w:id="90" w:name="_Toc28240"/>
+      <w:bookmarkStart w:id="91" w:name="_Toc21764_WPSOffice_Level1"/>
+      <w:bookmarkStart w:id="92" w:name="_Toc11294"/>
+      <w:bookmarkStart w:id="93" w:name="_Toc107825561"/>
       <w:bookmarkStart w:id="94" w:name="_Toc1707_WPSOffice_Level1"/>
-      <w:bookmarkStart w:id="95" w:name="_Toc28240"/>
+      <w:bookmarkStart w:id="95" w:name="_Toc13196_WPSOffice_Level1"/>
       <w:bookmarkStart w:id="96" w:name="_Toc13698"/>
       <w:bookmarkStart w:id="97" w:name="_Toc16835"/>
       <w:r>
@@ -29928,20 +28069,20 @@
           <w:lang w:eastAsia="zh-CN"/>
         </w:rPr>
       </w:pPr>
-      <w:bookmarkStart w:id="100" w:name="_Toc8676"/>
-      <w:bookmarkStart w:id="101" w:name="_Toc14255_WPSOffice_Level1"/>
-      <w:bookmarkStart w:id="102" w:name="_Toc4882"/>
-      <w:bookmarkStart w:id="103" w:name="_Toc24085_WPSOffice_Level1"/>
-      <w:bookmarkStart w:id="104" w:name="_Toc15840_WPSOffice_Level1"/>
+      <w:bookmarkStart w:id="100" w:name="_Toc15840_WPSOffice_Level1"/>
+      <w:bookmarkStart w:id="101" w:name="_Toc32150"/>
+      <w:bookmarkStart w:id="102" w:name="_Toc8676"/>
+      <w:bookmarkStart w:id="103" w:name="_Toc14255_WPSOffice_Level1"/>
+      <w:bookmarkStart w:id="104" w:name="_Toc4882"/>
       <w:bookmarkStart w:id="105" w:name="_Toc27230"/>
       <w:bookmarkStart w:id="106" w:name="_Toc3674"/>
-      <w:bookmarkStart w:id="107" w:name="_Toc32150"/>
-      <w:bookmarkStart w:id="108" w:name="_Toc28605"/>
-      <w:bookmarkStart w:id="109" w:name="_Toc9066"/>
+      <w:bookmarkStart w:id="107" w:name="_Toc9066"/>
+      <w:bookmarkStart w:id="108" w:name="_Toc24085_WPSOffice_Level1"/>
+      <w:bookmarkStart w:id="109" w:name="_Toc28605"/>
       <w:bookmarkStart w:id="110" w:name="_Toc23688"/>
       <w:bookmarkStart w:id="111" w:name="_Toc28810_WPSOffice_Level1"/>
-      <w:bookmarkStart w:id="112" w:name="_Toc11193_WPSOffice_Level1"/>
-      <w:bookmarkStart w:id="113" w:name="_Toc11896_WPSOffice_Level1"/>
+      <w:bookmarkStart w:id="112" w:name="_Toc11896_WPSOffice_Level1"/>
+      <w:bookmarkStart w:id="113" w:name="_Toc11193_WPSOffice_Level1"/>
       <w:r>
         <w:rPr>
           <w:rFonts w:hint="eastAsia" w:ascii="Times New Roman" w:hAnsi="Times New Roman"/>
@@ -32173,11 +30314,11 @@
           <w:lang w:eastAsia="zh-CN"/>
         </w:rPr>
       </w:pPr>
-      <w:bookmarkStart w:id="114" w:name="_Hlk33190413"/>
-      <w:bookmarkStart w:id="115" w:name="_Toc31843"/>
-      <w:bookmarkStart w:id="116" w:name="_Toc107330130"/>
-      <w:bookmarkStart w:id="117" w:name="_Toc4303"/>
-      <w:bookmarkStart w:id="118" w:name="_Toc24780"/>
+      <w:bookmarkStart w:id="114" w:name="_Toc31843"/>
+      <w:bookmarkStart w:id="115" w:name="_Toc24780"/>
+      <w:bookmarkStart w:id="116" w:name="_Toc4303"/>
+      <w:bookmarkStart w:id="117" w:name="_Hlk33190413"/>
+      <w:bookmarkStart w:id="118" w:name="_Toc107330130"/>
       <w:r>
         <w:rPr>
           <w:rFonts w:hint="eastAsia" w:ascii="Times New Roman" w:hAnsi="Times New Roman" w:eastAsia="微软雅黑" w:cs="Times New Roman"/>
@@ -32681,10 +30822,10 @@
         </w:rPr>
       </w:pPr>
       <w:bookmarkStart w:id="119" w:name="_Toc107825567"/>
-      <w:bookmarkStart w:id="120" w:name="_Toc28435"/>
-      <w:bookmarkStart w:id="121" w:name="_Toc4640"/>
-      <w:bookmarkStart w:id="122" w:name="_Toc771"/>
-      <w:bookmarkStart w:id="123" w:name="_Toc31498"/>
+      <w:bookmarkStart w:id="120" w:name="_Toc4640"/>
+      <w:bookmarkStart w:id="121" w:name="_Toc771"/>
+      <w:bookmarkStart w:id="122" w:name="_Toc31498"/>
+      <w:bookmarkStart w:id="123" w:name="_Toc28435"/>
       <w:r>
         <w:rPr>
           <w:rFonts w:hint="eastAsia" w:ascii="Times New Roman" w:hAnsi="Times New Roman"/>
@@ -32784,18 +30925,18 @@
                 </w14:textFill>
               </w:rPr>
             </w:pPr>
-            <w:bookmarkStart w:id="124" w:name="_Toc13557_WPSOffice_Level1"/>
-            <w:bookmarkStart w:id="125" w:name="_Toc14645_WPSOffice_Level1"/>
-            <w:bookmarkStart w:id="126" w:name="_Toc107825568"/>
-            <w:bookmarkStart w:id="127" w:name="_Toc32730"/>
-            <w:bookmarkStart w:id="128" w:name="_Toc11823"/>
-            <w:bookmarkStart w:id="129" w:name="_Toc15690"/>
-            <w:bookmarkStart w:id="130" w:name="_Toc25415_WPSOffice_Level1"/>
-            <w:bookmarkStart w:id="131" w:name="_Toc22381"/>
-            <w:bookmarkStart w:id="132" w:name="_Toc28454_WPSOffice_Level1"/>
-            <w:bookmarkStart w:id="133" w:name="_Toc26985_WPSOffice_Level1"/>
-            <w:bookmarkStart w:id="134" w:name="_Toc5476"/>
-            <w:bookmarkStart w:id="135" w:name="_Toc20170_WPSOffice_Level1"/>
+            <w:bookmarkStart w:id="124" w:name="_Toc15690"/>
+            <w:bookmarkStart w:id="125" w:name="_Toc25415_WPSOffice_Level1"/>
+            <w:bookmarkStart w:id="126" w:name="_Toc22381"/>
+            <w:bookmarkStart w:id="127" w:name="_Toc13557_WPSOffice_Level1"/>
+            <w:bookmarkStart w:id="128" w:name="_Toc107825568"/>
+            <w:bookmarkStart w:id="129" w:name="_Toc11823"/>
+            <w:bookmarkStart w:id="130" w:name="_Toc14645_WPSOffice_Level1"/>
+            <w:bookmarkStart w:id="131" w:name="_Toc32730"/>
+            <w:bookmarkStart w:id="132" w:name="_Toc26985_WPSOffice_Level1"/>
+            <w:bookmarkStart w:id="133" w:name="_Toc20170_WPSOffice_Level1"/>
+            <w:bookmarkStart w:id="134" w:name="_Toc28454_WPSOffice_Level1"/>
+            <w:bookmarkStart w:id="135" w:name="_Toc5476"/>
             <w:r>
               <w:rPr>
                 <w:rFonts w:hint="default" w:ascii="Times New Roman" w:hAnsi="Times New Roman" w:eastAsia="微软雅黑" w:cs="Times New Roman"/>
@@ -33395,17 +31536,17 @@
           <w:lang w:eastAsia="zh-CN"/>
         </w:rPr>
       </w:pPr>
-      <w:bookmarkStart w:id="136" w:name="_Toc19099"/>
-      <w:bookmarkStart w:id="137" w:name="_Toc16368_WPSOffice_Level1"/>
-      <w:bookmarkStart w:id="138" w:name="_Toc11722"/>
-      <w:bookmarkStart w:id="139" w:name="_Toc28910_WPSOffice_Level1"/>
-      <w:bookmarkStart w:id="140" w:name="_Toc14772"/>
-      <w:bookmarkStart w:id="141" w:name="_Toc10119"/>
-      <w:bookmarkStart w:id="142" w:name="_Toc5711"/>
-      <w:bookmarkStart w:id="143" w:name="_Toc22484_WPSOffice_Level1"/>
-      <w:bookmarkStart w:id="144" w:name="_Toc7549"/>
-      <w:bookmarkStart w:id="145" w:name="_Toc107825569"/>
-      <w:bookmarkStart w:id="146" w:name="_Toc29696"/>
+      <w:bookmarkStart w:id="136" w:name="_Toc16368_WPSOffice_Level1"/>
+      <w:bookmarkStart w:id="137" w:name="_Toc107825569"/>
+      <w:bookmarkStart w:id="138" w:name="_Toc28910_WPSOffice_Level1"/>
+      <w:bookmarkStart w:id="139" w:name="_Toc11722"/>
+      <w:bookmarkStart w:id="140" w:name="_Toc29696"/>
+      <w:bookmarkStart w:id="141" w:name="_Toc19099"/>
+      <w:bookmarkStart w:id="142" w:name="_Toc10119"/>
+      <w:bookmarkStart w:id="143" w:name="_Toc7549"/>
+      <w:bookmarkStart w:id="144" w:name="_Toc5711"/>
+      <w:bookmarkStart w:id="145" w:name="_Toc22484_WPSOffice_Level1"/>
+      <w:bookmarkStart w:id="146" w:name="_Toc14772"/>
       <w:r>
         <w:rPr>
           <w:rFonts w:hint="eastAsia" w:ascii="Times New Roman" w:hAnsi="Times New Roman"/>
@@ -33871,8 +32012,8 @@
           <w:lang w:eastAsia="zh-CN"/>
         </w:rPr>
       </w:pPr>
-      <w:bookmarkStart w:id="147" w:name="_Toc107825570"/>
-      <w:bookmarkStart w:id="148" w:name="_Toc27034"/>
+      <w:bookmarkStart w:id="147" w:name="_Toc27034"/>
+      <w:bookmarkStart w:id="148" w:name="_Toc107825570"/>
       <w:bookmarkStart w:id="149" w:name="_Toc8911"/>
       <w:r>
         <w:rPr>
@@ -33963,8 +32104,8 @@
       </w:pPr>
       <w:bookmarkStart w:id="150" w:name="_Toc15114"/>
       <w:bookmarkStart w:id="151" w:name="_Toc14626"/>
-      <w:bookmarkStart w:id="152" w:name="_Toc3409"/>
-      <w:bookmarkStart w:id="153" w:name="_Toc12972"/>
+      <w:bookmarkStart w:id="152" w:name="_Toc12972"/>
+      <w:bookmarkStart w:id="153" w:name="_Toc3409"/>
       <w:r>
         <w:rPr>
           <w:rFonts w:hint="eastAsia"/>
@@ -34211,20 +32352,18 @@
           <w:lang w:eastAsia="zh-CN"/>
         </w:rPr>
       </w:pPr>
-      <w:bookmarkStart w:id="154" w:name="_Toc107825571"/>
-      <w:bookmarkStart w:id="155" w:name="_Toc21361"/>
-      <w:bookmarkStart w:id="156" w:name="_Toc30837"/>
-      <w:bookmarkStart w:id="157" w:name="_Toc16927"/>
-      <w:bookmarkStart w:id="158" w:name="_Toc9662"/>
-      <w:bookmarkStart w:id="159" w:name="_Toc8838"/>
+      <w:bookmarkStart w:id="154" w:name="_Toc21361"/>
+      <w:bookmarkStart w:id="155" w:name="_Toc16927"/>
+      <w:bookmarkStart w:id="156" w:name="_Toc9662"/>
+      <w:bookmarkStart w:id="157" w:name="_Toc8838"/>
+      <w:bookmarkStart w:id="158" w:name="_Toc30837"/>
+      <w:bookmarkStart w:id="159" w:name="_Toc107825571"/>
       <w:bookmarkStart w:id="160" w:name="_Toc22623"/>
       <w:bookmarkStart w:id="161" w:name="_Toc17792_WPSOffice_Level2"/>
       <w:bookmarkStart w:id="162" w:name="_Toc13275"/>
       <w:bookmarkStart w:id="163" w:name="_Toc19584_WPSOffice_Level1"/>
       <w:bookmarkStart w:id="164" w:name="_Toc14611_WPSOffice_Level1"/>
       <w:bookmarkStart w:id="165" w:name="_Toc22162_WPSOffice_Level1"/>
-      <w:bookmarkStart w:id="166" w:name="_GoBack"/>
-      <w:bookmarkEnd w:id="166"/>
       <w:r>
         <w:rPr>
           <w:rFonts w:hint="eastAsia" w:ascii="Times New Roman" w:hAnsi="Times New Roman"/>

--- a/WebContent/docx/肺癌49报告-苏州市立医院-本部&北区.docx
+++ b/WebContent/docx/肺癌49报告-苏州市立医院-本部&北区.docx
@@ -3264,13 +3264,13 @@
       </w:pPr>
       <w:bookmarkStart w:id="2" w:name="_Toc24178_WPSOffice_Level1"/>
       <w:bookmarkStart w:id="3" w:name="_Toc21669"/>
-      <w:bookmarkStart w:id="4" w:name="_Toc13806"/>
-      <w:bookmarkStart w:id="5" w:name="_Toc21009_WPSOffice_Level1"/>
-      <w:bookmarkStart w:id="6" w:name="_Toc17837"/>
-      <w:bookmarkStart w:id="7" w:name="_Toc30143_WPSOffice_Level1"/>
-      <w:bookmarkStart w:id="8" w:name="_Toc3619"/>
-      <w:bookmarkStart w:id="9" w:name="_Toc14123"/>
-      <w:bookmarkStart w:id="10" w:name="_Toc23629"/>
+      <w:bookmarkStart w:id="4" w:name="_Toc30143_WPSOffice_Level1"/>
+      <w:bookmarkStart w:id="5" w:name="_Toc14123"/>
+      <w:bookmarkStart w:id="6" w:name="_Toc23629"/>
+      <w:bookmarkStart w:id="7" w:name="_Toc3619"/>
+      <w:bookmarkStart w:id="8" w:name="_Toc17837"/>
+      <w:bookmarkStart w:id="9" w:name="_Toc13806"/>
+      <w:bookmarkStart w:id="10" w:name="_Toc21009_WPSOffice_Level1"/>
       <w:bookmarkStart w:id="11" w:name="_Toc107825547"/>
       <w:r>
         <w:rPr>
@@ -4148,15 +4148,15 @@
           </w14:shadow>
         </w:rPr>
       </w:pPr>
-      <w:bookmarkStart w:id="12" w:name="_Toc29272"/>
-      <w:bookmarkStart w:id="13" w:name="_Toc17451"/>
-      <w:bookmarkStart w:id="14" w:name="_Toc13210"/>
+      <w:bookmarkStart w:id="12" w:name="_Toc107825548"/>
+      <w:bookmarkStart w:id="13" w:name="_Toc18062_WPSOffice_Level1"/>
+      <w:bookmarkStart w:id="14" w:name="_Toc17451"/>
       <w:bookmarkStart w:id="15" w:name="_Toc1775"/>
-      <w:bookmarkStart w:id="16" w:name="_Toc107825548"/>
-      <w:bookmarkStart w:id="17" w:name="_Toc11015_WPSOffice_Level1"/>
-      <w:bookmarkStart w:id="18" w:name="_Toc7021_WPSOffice_Level1"/>
-      <w:bookmarkStart w:id="19" w:name="_Toc18062_WPSOffice_Level1"/>
-      <w:bookmarkStart w:id="20" w:name="_Toc26731"/>
+      <w:bookmarkStart w:id="16" w:name="_Toc7021_WPSOffice_Level1"/>
+      <w:bookmarkStart w:id="17" w:name="_Toc29272"/>
+      <w:bookmarkStart w:id="18" w:name="_Toc13210"/>
+      <w:bookmarkStart w:id="19" w:name="_Toc26731"/>
+      <w:bookmarkStart w:id="20" w:name="_Toc11015_WPSOffice_Level1"/>
       <w:bookmarkStart w:id="21" w:name="_Toc3823"/>
       <w:r>
         <w:rPr>
@@ -4403,12 +4403,12 @@
         </w:rPr>
       </w:pPr>
       <w:bookmarkStart w:id="23" w:name="_Toc6221_WPSOffice_Level1"/>
-      <w:bookmarkStart w:id="24" w:name="_Toc12582"/>
-      <w:bookmarkStart w:id="25" w:name="_Toc23369_WPSOffice_Level1"/>
+      <w:bookmarkStart w:id="24" w:name="_Toc23369_WPSOffice_Level1"/>
+      <w:bookmarkStart w:id="25" w:name="_Toc18058"/>
       <w:bookmarkStart w:id="26" w:name="_Toc16576"/>
-      <w:bookmarkStart w:id="27" w:name="_Toc25920"/>
-      <w:bookmarkStart w:id="28" w:name="_Toc107825549"/>
-      <w:bookmarkStart w:id="29" w:name="_Toc18058"/>
+      <w:bookmarkStart w:id="27" w:name="_Toc12582"/>
+      <w:bookmarkStart w:id="28" w:name="_Toc25920"/>
+      <w:bookmarkStart w:id="29" w:name="_Toc107825549"/>
       <w:bookmarkStart w:id="30" w:name="_Toc14855"/>
       <w:bookmarkStart w:id="31" w:name="_Toc23690"/>
       <w:r>
@@ -4487,8 +4487,8 @@
         </w:rPr>
       </w:pPr>
       <w:bookmarkStart w:id="32" w:name="_Toc28333"/>
-      <w:bookmarkStart w:id="33" w:name="_Toc149837254"/>
-      <w:bookmarkStart w:id="34" w:name="_Toc20741"/>
+      <w:bookmarkStart w:id="33" w:name="_Toc20741"/>
+      <w:bookmarkStart w:id="34" w:name="_Toc149837254"/>
       <w:r>
         <w:rPr>
           <w:rFonts w:hint="eastAsia"/>
@@ -5406,13 +5406,13 @@
       </w:pPr>
       <w:bookmarkStart w:id="35" w:name="_Toc21059"/>
       <w:bookmarkStart w:id="36" w:name="_Toc14270"/>
-      <w:bookmarkStart w:id="37" w:name="_Toc19898_WPSOffice_Level1"/>
-      <w:bookmarkStart w:id="38" w:name="_Toc20136_WPSOffice_Level1"/>
-      <w:bookmarkStart w:id="39" w:name="_Toc2866"/>
-      <w:bookmarkStart w:id="40" w:name="_Toc2781"/>
-      <w:bookmarkStart w:id="41" w:name="_Toc24235"/>
-      <w:bookmarkStart w:id="42" w:name="_Toc22132"/>
-      <w:bookmarkStart w:id="43" w:name="_Toc107825550"/>
+      <w:bookmarkStart w:id="37" w:name="_Toc2781"/>
+      <w:bookmarkStart w:id="38" w:name="_Toc2866"/>
+      <w:bookmarkStart w:id="39" w:name="_Toc19898_WPSOffice_Level1"/>
+      <w:bookmarkStart w:id="40" w:name="_Toc24235"/>
+      <w:bookmarkStart w:id="41" w:name="_Toc20136_WPSOffice_Level1"/>
+      <w:bookmarkStart w:id="42" w:name="_Toc107825550"/>
+      <w:bookmarkStart w:id="43" w:name="_Toc22132"/>
       <w:r>
         <w:rPr>
           <w:rFonts w:hint="eastAsia" w:ascii="微软雅黑" w:hAnsi="微软雅黑" w:eastAsia="微软雅黑" w:cs="微软雅黑"/>
@@ -5807,7 +5807,7 @@
                 </mc:Choice>
                 <mc:Fallback>
                   <w:pict>
-                    <v:group id="_x0000_s1026" o:spid="_x0000_s1026" o:spt="203" style="position:absolute;left:0pt;margin-left:0.6pt;margin-top:-37.8pt;height:113.6pt;width:240.8pt;z-index:251661312;mso-width-relative:page;mso-height-relative:page;" coordorigin="19211,18842" coordsize="4816,2272" o:gfxdata="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">
+                    <v:group id="_x0000_s1026" o:spid="_x0000_s1026" o:spt="203" style="position:absolute;left:0pt;margin-left:0.6pt;margin-top:-37.8pt;height:113.6pt;width:240.8pt;z-index:251661312;mso-width-relative:page;mso-height-relative:page;" coordorigin="19211,18842" coordsize="4816,2272" o:gfxdata="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">
                       <o:lock v:ext="edit" aspectratio="f"/>
                       <v:group id="组合 6" o:spid="_x0000_s1026" o:spt="203" style="position:absolute;left:19211;top:18842;height:2273;width:4816;" coordorigin="19199,18902" coordsize="4816,2273" o:gfxdata="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">
                         <o:lock v:ext="edit" aspectratio="f"/>
@@ -6706,8 +6706,6 @@
         </w:rPr>
         <w:br w:type="page"/>
       </w:r>
-      <w:bookmarkStart w:id="166" w:name="_GoBack"/>
-      <w:bookmarkEnd w:id="166"/>
     </w:p>
     <w:bookmarkEnd w:id="35"/>
     <w:bookmarkEnd w:id="36"/>
@@ -8559,15 +8557,15 @@
         </w:rPr>
       </w:pPr>
       <w:bookmarkStart w:id="50" w:name="_Toc9088"/>
-      <w:bookmarkStart w:id="51" w:name="_Toc6338"/>
-      <w:bookmarkStart w:id="52" w:name="_Toc18062_WPSOffice_Level2"/>
-      <w:bookmarkStart w:id="53" w:name="_Toc32551"/>
-      <w:bookmarkStart w:id="54" w:name="_Toc15063"/>
-      <w:bookmarkStart w:id="55" w:name="_Toc27379"/>
-      <w:bookmarkStart w:id="56" w:name="_Toc23375"/>
-      <w:bookmarkStart w:id="57" w:name="_Toc5728"/>
-      <w:bookmarkStart w:id="58" w:name="_Toc11015_WPSOffice_Level2"/>
-      <w:bookmarkStart w:id="59" w:name="_Toc107825552"/>
+      <w:bookmarkStart w:id="51" w:name="_Toc32551"/>
+      <w:bookmarkStart w:id="52" w:name="_Toc15063"/>
+      <w:bookmarkStart w:id="53" w:name="_Toc27379"/>
+      <w:bookmarkStart w:id="54" w:name="_Toc5728"/>
+      <w:bookmarkStart w:id="55" w:name="_Toc107825552"/>
+      <w:bookmarkStart w:id="56" w:name="_Toc11015_WPSOffice_Level2"/>
+      <w:bookmarkStart w:id="57" w:name="_Toc23375"/>
+      <w:bookmarkStart w:id="58" w:name="_Toc18062_WPSOffice_Level2"/>
+      <w:bookmarkStart w:id="59" w:name="_Toc6338"/>
       <w:r>
         <w:rPr>
           <w:rFonts w:ascii="Times New Roman" w:hAnsi="Times New Roman"/>
@@ -8822,6 +8820,12 @@
             <w:insideH w:val="single" w:color="A4A4A4" w:sz="4" w:space="0"/>
             <w:insideV w:val="single" w:color="A4A4A4" w:sz="4" w:space="0"/>
           </w:tblBorders>
+          <w:tblCellMar>
+            <w:top w:w="0" w:type="dxa"/>
+            <w:left w:w="0" w:type="dxa"/>
+            <w:bottom w:w="0" w:type="dxa"/>
+            <w:right w:w="0" w:type="dxa"/>
+          </w:tblCellMar>
         </w:tblPrEx>
         <w:trPr>
           <w:trHeight w:val="510" w:hRule="atLeast"/>
@@ -8907,18 +8911,34 @@
             </w:pPr>
             <w:r>
               <w:rPr>
-                <w:rFonts w:ascii="Times New Roman" w:hAnsi="Times New Roman" w:eastAsia="微软雅黑" w:cs="Times New Roman"/>
+                <w:rFonts w:hint="eastAsia" w:ascii="Times New Roman" w:hAnsi="Times New Roman" w:eastAsia="微软雅黑" w:cs="Times New Roman"/>
                 <w:b/>
                 <w:color w:val="FFFFFF" w:themeColor="background1"/>
                 <w:sz w:val="21"/>
                 <w:szCs w:val="21"/>
+                <w:lang w:val="en-US" w:eastAsia="zh-CN"/>
                 <w14:textFill>
                   <w14:solidFill>
                     <w14:schemeClr w14:val="bg1"/>
                   </w14:solidFill>
                 </w14:textFill>
               </w:rPr>
-              <w:t>突变基因</w:t>
+              <w:t>检测</w:t>
+            </w:r>
+            <w:r>
+              <w:rPr>
+                <w:rFonts w:ascii="Times New Roman" w:hAnsi="Times New Roman" w:eastAsia="微软雅黑" w:cs="Times New Roman"/>
+                <w:b/>
+                <w:color w:val="FFFFFF" w:themeColor="background1"/>
+                <w:sz w:val="21"/>
+                <w:szCs w:val="21"/>
+                <w14:textFill>
+                  <w14:solidFill>
+                    <w14:schemeClr w14:val="bg1"/>
+                  </w14:solidFill>
+                </w14:textFill>
+              </w:rPr>
+              <w:t>基因</w:t>
             </w:r>
           </w:p>
         </w:tc>
@@ -11308,7 +11328,7 @@
         </w:tc>
         <w:tc>
           <w:tcPr>
-            <w:tcW w:w="535" w:type="pct"/>
+            <w:tcW w:w="1077" w:type="dxa"/>
             <w:tcBorders>
               <w:top w:val="nil"/>
               <w:left w:val="single" w:color="A4A4A4" w:themeColor="background1" w:themeShade="A5" w:sz="4" w:space="0"/>
@@ -11320,7 +11340,7 @@
           </w:tcPr>
           <w:p>
             <w:pPr>
-              <w:ind w:left="162" w:right="163"/>
+              <w:ind w:left="162" w:leftChars="0" w:right="163" w:rightChars="0"/>
               <w:jc w:val="center"/>
               <w:rPr>
                 <w:rFonts w:ascii="Times New Roman" w:hAnsi="Times New Roman" w:eastAsia="微软雅黑" w:cs="Times New Roman"/>
@@ -11332,19 +11352,39 @@
             </w:pPr>
             <w:r>
               <w:rPr>
-                <w:rFonts w:hint="eastAsia" w:ascii="Times New Roman" w:hAnsi="Times New Roman" w:eastAsia="微软雅黑" w:cs="Times New Roman"/>
+                <w:rFonts w:hint="default" w:ascii="Times New Roman" w:hAnsi="Times New Roman" w:eastAsia="微软雅黑" w:cs="Times New Roman"/>
                 <w:b/>
                 <w:sz w:val="21"/>
                 <w:szCs w:val="21"/>
                 <w:lang w:eastAsia="zh-CN"/>
               </w:rPr>
-              <w:t>{{ tip.comutation }}</w:t>
+              <w:t>{{ tip.comutation</w:t>
+            </w:r>
+            <w:r>
+              <w:rPr>
+                <w:rFonts w:hint="eastAsia" w:ascii="Times New Roman" w:hAnsi="Times New Roman" w:eastAsia="微软雅黑" w:cs="Times New Roman"/>
+                <w:b/>
+                <w:sz w:val="21"/>
+                <w:szCs w:val="21"/>
+                <w:lang w:val="en-US" w:eastAsia="zh-CN"/>
+              </w:rPr>
+              <w:t>1</w:t>
+            </w:r>
+            <w:r>
+              <w:rPr>
+                <w:rFonts w:hint="default" w:ascii="Times New Roman" w:hAnsi="Times New Roman" w:eastAsia="微软雅黑" w:cs="Times New Roman"/>
+                <w:b/>
+                <w:sz w:val="21"/>
+                <w:szCs w:val="21"/>
+                <w:lang w:eastAsia="zh-CN"/>
+              </w:rPr>
+              <w:t xml:space="preserve"> }}</w:t>
             </w:r>
           </w:p>
         </w:tc>
         <w:tc>
           <w:tcPr>
-            <w:tcW w:w="759" w:type="pct"/>
+            <w:tcW w:w="1529" w:type="dxa"/>
             <w:tcBorders>
               <w:top w:val="nil"/>
               <w:left w:val="single" w:color="A4A4A4" w:themeColor="background1" w:themeShade="A5" w:sz="4" w:space="0"/>
@@ -11357,7 +11397,7 @@
           <w:p>
             <w:pPr>
               <w:spacing w:before="2"/>
-              <w:ind w:left="116" w:right="116"/>
+              <w:ind w:left="116" w:leftChars="0" w:right="116" w:rightChars="0"/>
               <w:jc w:val="center"/>
               <w:rPr>
                 <w:rFonts w:ascii="Times New Roman" w:hAnsi="Times New Roman" w:eastAsia="微软雅黑" w:cs="Times New Roman"/>
@@ -11368,12 +11408,12 @@
             </w:pPr>
             <w:r>
               <w:rPr>
-                <w:rFonts w:hint="eastAsia" w:ascii="Times New Roman" w:hAnsi="Times New Roman" w:eastAsia="微软雅黑" w:cs="Times New Roman"/>
-                <w:sz w:val="21"/>
-                <w:szCs w:val="21"/>
-                <w:lang w:val="en-US" w:eastAsia="zh-CN"/>
-              </w:rPr>
-              <w:t>-</w:t>
+                <w:rFonts w:hint="default" w:ascii="Times New Roman" w:hAnsi="Times New Roman" w:eastAsia="微软雅黑" w:cs="Times New Roman"/>
+                <w:sz w:val="21"/>
+                <w:szCs w:val="21"/>
+                <w:lang w:eastAsia="zh-CN"/>
+              </w:rPr>
+              <w:t>{{ tip.comutation }}</w:t>
             </w:r>
           </w:p>
         </w:tc>
@@ -13510,17 +13550,17 @@
         <w:br w:type="page"/>
       </w:r>
       <w:bookmarkStart w:id="60" w:name="_Toc149832733"/>
-      <w:bookmarkStart w:id="61" w:name="_Toc22117"/>
-      <w:bookmarkStart w:id="62" w:name="_Toc30669"/>
-      <w:bookmarkStart w:id="63" w:name="_Toc149826009"/>
-      <w:bookmarkStart w:id="64" w:name="_Toc24960"/>
+      <w:bookmarkStart w:id="61" w:name="_Toc149826009"/>
+      <w:bookmarkStart w:id="62" w:name="_Toc22117"/>
+      <w:bookmarkStart w:id="63" w:name="_Toc30669"/>
+      <w:bookmarkStart w:id="64" w:name="_Toc180"/>
       <w:bookmarkStart w:id="65" w:name="_Toc107825555"/>
-      <w:bookmarkStart w:id="66" w:name="_Toc32443_WPSOffice_Level1"/>
+      <w:bookmarkStart w:id="66" w:name="_Toc4331_WPSOffice_Level1"/>
       <w:bookmarkStart w:id="67" w:name="_Toc25727"/>
-      <w:bookmarkStart w:id="68" w:name="_Toc23903"/>
-      <w:bookmarkStart w:id="69" w:name="_Toc23846_WPSOffice_Level1"/>
-      <w:bookmarkStart w:id="70" w:name="_Toc180"/>
-      <w:bookmarkStart w:id="71" w:name="_Toc4331_WPSOffice_Level1"/>
+      <w:bookmarkStart w:id="68" w:name="_Toc23846_WPSOffice_Level1"/>
+      <w:bookmarkStart w:id="69" w:name="_Toc32443_WPSOffice_Level1"/>
+      <w:bookmarkStart w:id="70" w:name="_Toc24960"/>
+      <w:bookmarkStart w:id="71" w:name="_Toc23903"/>
       <w:bookmarkStart w:id="72" w:name="_Toc29372"/>
       <w:r>
         <w:rPr>
@@ -14141,10 +14181,10 @@
         </w:rPr>
       </w:pPr>
       <w:bookmarkStart w:id="74" w:name="_Toc149832735"/>
-      <w:bookmarkStart w:id="75" w:name="_Toc8496"/>
-      <w:bookmarkStart w:id="76" w:name="_Toc19989"/>
-      <w:bookmarkStart w:id="77" w:name="_Toc149826011"/>
-      <w:bookmarkStart w:id="78" w:name="_Toc16158"/>
+      <w:bookmarkStart w:id="75" w:name="_Toc16158"/>
+      <w:bookmarkStart w:id="76" w:name="_Toc149826011"/>
+      <w:bookmarkStart w:id="77" w:name="_Toc8496"/>
+      <w:bookmarkStart w:id="78" w:name="_Toc19989"/>
       <w:r>
         <w:rPr>
           <w:rFonts w:hint="eastAsia"/>
@@ -16580,6 +16620,12 @@
             <w:insideH w:val="single" w:color="62B541" w:sz="4" w:space="0"/>
             <w:insideV w:val="single" w:color="62B541" w:sz="4" w:space="0"/>
           </w:tblBorders>
+          <w:tblCellMar>
+            <w:top w:w="0" w:type="dxa"/>
+            <w:left w:w="0" w:type="dxa"/>
+            <w:bottom w:w="0" w:type="dxa"/>
+            <w:right w:w="0" w:type="dxa"/>
+          </w:tblCellMar>
         </w:tblPrEx>
         <w:trPr>
           <w:trHeight w:val="625" w:hRule="atLeast"/>
@@ -17456,7 +17502,6 @@
             <w:insideH w:val="dotted" w:color="A5A5A5" w:sz="4" w:space="0"/>
             <w:insideV w:val="dotted" w:color="A5A5A5" w:sz="4" w:space="0"/>
           </w:tblBorders>
-          <w:shd w:val="clear" w:color="auto" w:fill="auto"/>
           <w:tblCellMar>
             <w:top w:w="0" w:type="dxa"/>
             <w:left w:w="108" w:type="dxa"/>
@@ -18660,7 +18705,6 @@
             <w:insideH w:val="dotted" w:color="A5A5A5" w:sz="4" w:space="0"/>
             <w:insideV w:val="dotted" w:color="A5A5A5" w:sz="4" w:space="0"/>
           </w:tblBorders>
-          <w:shd w:val="clear" w:color="auto" w:fill="auto"/>
           <w:tblCellMar>
             <w:top w:w="0" w:type="dxa"/>
             <w:left w:w="108" w:type="dxa"/>
@@ -18868,8 +18912,8 @@
           </w14:shadow>
         </w:rPr>
       </w:pPr>
-      <w:bookmarkStart w:id="81" w:name="_Toc10358"/>
-      <w:bookmarkStart w:id="82" w:name="_Toc26883"/>
+      <w:bookmarkStart w:id="81" w:name="_Toc26883"/>
+      <w:bookmarkStart w:id="82" w:name="_Toc10358"/>
       <w:r>
         <w:rPr>
           <w:rFonts w:ascii="Times New Roman" w:hAnsi="Times New Roman"/>
@@ -18913,18 +18957,18 @@
       </w:pPr>
       <w:bookmarkStart w:id="83" w:name="_Toc32302"/>
       <w:bookmarkStart w:id="84" w:name="_Toc23822"/>
-      <w:bookmarkStart w:id="85" w:name="_Toc8516"/>
+      <w:bookmarkStart w:id="85" w:name="_Toc149826013"/>
       <w:bookmarkStart w:id="86" w:name="_Toc149832737"/>
-      <w:bookmarkStart w:id="87" w:name="_Toc149826013"/>
+      <w:bookmarkStart w:id="87" w:name="_Toc8516"/>
       <w:bookmarkStart w:id="88" w:name="_Toc6997"/>
-      <w:bookmarkStart w:id="89" w:name="_Toc27302"/>
-      <w:bookmarkStart w:id="90" w:name="_Toc28240"/>
+      <w:bookmarkStart w:id="89" w:name="_Toc13698"/>
+      <w:bookmarkStart w:id="90" w:name="_Toc11294"/>
       <w:bookmarkStart w:id="91" w:name="_Toc21764_WPSOffice_Level1"/>
-      <w:bookmarkStart w:id="92" w:name="_Toc11294"/>
+      <w:bookmarkStart w:id="92" w:name="_Toc27302"/>
       <w:bookmarkStart w:id="93" w:name="_Toc107825561"/>
       <w:bookmarkStart w:id="94" w:name="_Toc1707_WPSOffice_Level1"/>
       <w:bookmarkStart w:id="95" w:name="_Toc13196_WPSOffice_Level1"/>
-      <w:bookmarkStart w:id="96" w:name="_Toc13698"/>
+      <w:bookmarkStart w:id="96" w:name="_Toc28240"/>
       <w:bookmarkStart w:id="97" w:name="_Toc16835"/>
       <w:r>
         <w:rPr>
@@ -23677,7 +23721,29 @@
           <w:szCs w:val="24"/>
           <w:lang w:eastAsia="zh-CN"/>
         </w:rPr>
-        <w:t>{{ tdd.comutation }}</w:t>
+        <w:t>{{ tdd.comutation</w:t>
+      </w:r>
+      <w:r>
+        <w:rPr>
+          <w:rFonts w:hint="eastAsia" w:ascii="Times New Roman" w:hAnsi="Times New Roman" w:eastAsia="微软雅黑" w:cs="Times New Roman"/>
+          <w:b/>
+          <w:sz w:val="24"/>
+          <w:szCs w:val="24"/>
+          <w:lang w:val="en-US" w:eastAsia="zh-CN"/>
+        </w:rPr>
+        <w:t>1</w:t>
+      </w:r>
+      <w:bookmarkStart w:id="166" w:name="_GoBack"/>
+      <w:bookmarkEnd w:id="166"/>
+      <w:r>
+        <w:rPr>
+          <w:rFonts w:hint="eastAsia" w:ascii="Times New Roman" w:hAnsi="Times New Roman" w:eastAsia="微软雅黑" w:cs="Times New Roman"/>
+          <w:b/>
+          <w:sz w:val="24"/>
+          <w:szCs w:val="24"/>
+          <w:lang w:eastAsia="zh-CN"/>
+        </w:rPr>
+        <w:t xml:space="preserve"> }}</w:t>
       </w:r>
     </w:p>
     <w:tbl>
@@ -23809,9 +23875,9 @@
                 <w:bCs/>
                 <w:sz w:val="18"/>
                 <w:szCs w:val="18"/>
-                <w:lang w:eastAsia="zh-CN"/>
-              </w:rPr>
-              <w:t>-</w:t>
+                <w:lang w:val="en-US" w:eastAsia="zh-CN"/>
+              </w:rPr>
+              <w:t>{{tdd.comutation}}</w:t>
             </w:r>
           </w:p>
         </w:tc>
@@ -28069,20 +28135,20 @@
           <w:lang w:eastAsia="zh-CN"/>
         </w:rPr>
       </w:pPr>
-      <w:bookmarkStart w:id="100" w:name="_Toc15840_WPSOffice_Level1"/>
-      <w:bookmarkStart w:id="101" w:name="_Toc32150"/>
-      <w:bookmarkStart w:id="102" w:name="_Toc8676"/>
-      <w:bookmarkStart w:id="103" w:name="_Toc14255_WPSOffice_Level1"/>
-      <w:bookmarkStart w:id="104" w:name="_Toc4882"/>
-      <w:bookmarkStart w:id="105" w:name="_Toc27230"/>
-      <w:bookmarkStart w:id="106" w:name="_Toc3674"/>
-      <w:bookmarkStart w:id="107" w:name="_Toc9066"/>
-      <w:bookmarkStart w:id="108" w:name="_Toc24085_WPSOffice_Level1"/>
-      <w:bookmarkStart w:id="109" w:name="_Toc28605"/>
+      <w:bookmarkStart w:id="100" w:name="_Toc32150"/>
+      <w:bookmarkStart w:id="101" w:name="_Toc8676"/>
+      <w:bookmarkStart w:id="102" w:name="_Toc14255_WPSOffice_Level1"/>
+      <w:bookmarkStart w:id="103" w:name="_Toc27230"/>
+      <w:bookmarkStart w:id="104" w:name="_Toc3674"/>
+      <w:bookmarkStart w:id="105" w:name="_Toc24085_WPSOffice_Level1"/>
+      <w:bookmarkStart w:id="106" w:name="_Toc28605"/>
+      <w:bookmarkStart w:id="107" w:name="_Toc15840_WPSOffice_Level1"/>
+      <w:bookmarkStart w:id="108" w:name="_Toc4882"/>
+      <w:bookmarkStart w:id="109" w:name="_Toc9066"/>
       <w:bookmarkStart w:id="110" w:name="_Toc23688"/>
       <w:bookmarkStart w:id="111" w:name="_Toc28810_WPSOffice_Level1"/>
-      <w:bookmarkStart w:id="112" w:name="_Toc11896_WPSOffice_Level1"/>
-      <w:bookmarkStart w:id="113" w:name="_Toc11193_WPSOffice_Level1"/>
+      <w:bookmarkStart w:id="112" w:name="_Toc11193_WPSOffice_Level1"/>
+      <w:bookmarkStart w:id="113" w:name="_Toc11896_WPSOffice_Level1"/>
       <w:r>
         <w:rPr>
           <w:rFonts w:hint="eastAsia" w:ascii="Times New Roman" w:hAnsi="Times New Roman"/>
@@ -30315,8 +30381,8 @@
         </w:rPr>
       </w:pPr>
       <w:bookmarkStart w:id="114" w:name="_Toc31843"/>
-      <w:bookmarkStart w:id="115" w:name="_Toc24780"/>
-      <w:bookmarkStart w:id="116" w:name="_Toc4303"/>
+      <w:bookmarkStart w:id="115" w:name="_Toc4303"/>
+      <w:bookmarkStart w:id="116" w:name="_Toc24780"/>
       <w:bookmarkStart w:id="117" w:name="_Hlk33190413"/>
       <w:bookmarkStart w:id="118" w:name="_Toc107330130"/>
       <w:r>
@@ -30821,11 +30887,11 @@
           <w:lang w:eastAsia="zh-CN"/>
         </w:rPr>
       </w:pPr>
-      <w:bookmarkStart w:id="119" w:name="_Toc107825567"/>
+      <w:bookmarkStart w:id="119" w:name="_Toc31498"/>
       <w:bookmarkStart w:id="120" w:name="_Toc4640"/>
-      <w:bookmarkStart w:id="121" w:name="_Toc771"/>
-      <w:bookmarkStart w:id="122" w:name="_Toc31498"/>
-      <w:bookmarkStart w:id="123" w:name="_Toc28435"/>
+      <w:bookmarkStart w:id="121" w:name="_Toc28435"/>
+      <w:bookmarkStart w:id="122" w:name="_Toc107825567"/>
+      <w:bookmarkStart w:id="123" w:name="_Toc771"/>
       <w:r>
         <w:rPr>
           <w:rFonts w:hint="eastAsia" w:ascii="Times New Roman" w:hAnsi="Times New Roman"/>
@@ -30925,18 +30991,18 @@
                 </w14:textFill>
               </w:rPr>
             </w:pPr>
-            <w:bookmarkStart w:id="124" w:name="_Toc15690"/>
-            <w:bookmarkStart w:id="125" w:name="_Toc25415_WPSOffice_Level1"/>
-            <w:bookmarkStart w:id="126" w:name="_Toc22381"/>
-            <w:bookmarkStart w:id="127" w:name="_Toc13557_WPSOffice_Level1"/>
-            <w:bookmarkStart w:id="128" w:name="_Toc107825568"/>
-            <w:bookmarkStart w:id="129" w:name="_Toc11823"/>
-            <w:bookmarkStart w:id="130" w:name="_Toc14645_WPSOffice_Level1"/>
+            <w:bookmarkStart w:id="124" w:name="_Toc13557_WPSOffice_Level1"/>
+            <w:bookmarkStart w:id="125" w:name="_Toc15690"/>
+            <w:bookmarkStart w:id="126" w:name="_Toc25415_WPSOffice_Level1"/>
+            <w:bookmarkStart w:id="127" w:name="_Toc11823"/>
+            <w:bookmarkStart w:id="128" w:name="_Toc14645_WPSOffice_Level1"/>
+            <w:bookmarkStart w:id="129" w:name="_Toc107825568"/>
+            <w:bookmarkStart w:id="130" w:name="_Toc22381"/>
             <w:bookmarkStart w:id="131" w:name="_Toc32730"/>
             <w:bookmarkStart w:id="132" w:name="_Toc26985_WPSOffice_Level1"/>
-            <w:bookmarkStart w:id="133" w:name="_Toc20170_WPSOffice_Level1"/>
+            <w:bookmarkStart w:id="133" w:name="_Toc5476"/>
             <w:bookmarkStart w:id="134" w:name="_Toc28454_WPSOffice_Level1"/>
-            <w:bookmarkStart w:id="135" w:name="_Toc5476"/>
+            <w:bookmarkStart w:id="135" w:name="_Toc20170_WPSOffice_Level1"/>
             <w:r>
               <w:rPr>
                 <w:rFonts w:hint="default" w:ascii="Times New Roman" w:hAnsi="Times New Roman" w:eastAsia="微软雅黑" w:cs="Times New Roman"/>
@@ -31537,15 +31603,15 @@
         </w:rPr>
       </w:pPr>
       <w:bookmarkStart w:id="136" w:name="_Toc16368_WPSOffice_Level1"/>
-      <w:bookmarkStart w:id="137" w:name="_Toc107825569"/>
-      <w:bookmarkStart w:id="138" w:name="_Toc28910_WPSOffice_Level1"/>
-      <w:bookmarkStart w:id="139" w:name="_Toc11722"/>
-      <w:bookmarkStart w:id="140" w:name="_Toc29696"/>
-      <w:bookmarkStart w:id="141" w:name="_Toc19099"/>
-      <w:bookmarkStart w:id="142" w:name="_Toc10119"/>
+      <w:bookmarkStart w:id="137" w:name="_Toc28910_WPSOffice_Level1"/>
+      <w:bookmarkStart w:id="138" w:name="_Toc11722"/>
+      <w:bookmarkStart w:id="139" w:name="_Toc107825569"/>
+      <w:bookmarkStart w:id="140" w:name="_Toc19099"/>
+      <w:bookmarkStart w:id="141" w:name="_Toc29696"/>
+      <w:bookmarkStart w:id="142" w:name="_Toc22484_WPSOffice_Level1"/>
       <w:bookmarkStart w:id="143" w:name="_Toc7549"/>
-      <w:bookmarkStart w:id="144" w:name="_Toc5711"/>
-      <w:bookmarkStart w:id="145" w:name="_Toc22484_WPSOffice_Level1"/>
+      <w:bookmarkStart w:id="144" w:name="_Toc10119"/>
+      <w:bookmarkStart w:id="145" w:name="_Toc5711"/>
       <w:bookmarkStart w:id="146" w:name="_Toc14772"/>
       <w:r>
         <w:rPr>
@@ -32012,8 +32078,8 @@
           <w:lang w:eastAsia="zh-CN"/>
         </w:rPr>
       </w:pPr>
-      <w:bookmarkStart w:id="147" w:name="_Toc27034"/>
-      <w:bookmarkStart w:id="148" w:name="_Toc107825570"/>
+      <w:bookmarkStart w:id="147" w:name="_Toc107825570"/>
+      <w:bookmarkStart w:id="148" w:name="_Toc27034"/>
       <w:bookmarkStart w:id="149" w:name="_Toc8911"/>
       <w:r>
         <w:rPr>
@@ -32102,9 +32168,9 @@
           <w:lang w:eastAsia="zh-CN"/>
         </w:rPr>
       </w:pPr>
-      <w:bookmarkStart w:id="150" w:name="_Toc15114"/>
+      <w:bookmarkStart w:id="150" w:name="_Toc12972"/>
       <w:bookmarkStart w:id="151" w:name="_Toc14626"/>
-      <w:bookmarkStart w:id="152" w:name="_Toc12972"/>
+      <w:bookmarkStart w:id="152" w:name="_Toc15114"/>
       <w:bookmarkStart w:id="153" w:name="_Toc3409"/>
       <w:r>
         <w:rPr>
@@ -32354,16 +32420,16 @@
       </w:pPr>
       <w:bookmarkStart w:id="154" w:name="_Toc21361"/>
       <w:bookmarkStart w:id="155" w:name="_Toc16927"/>
-      <w:bookmarkStart w:id="156" w:name="_Toc9662"/>
-      <w:bookmarkStart w:id="157" w:name="_Toc8838"/>
-      <w:bookmarkStart w:id="158" w:name="_Toc30837"/>
+      <w:bookmarkStart w:id="156" w:name="_Toc30837"/>
+      <w:bookmarkStart w:id="157" w:name="_Toc9662"/>
+      <w:bookmarkStart w:id="158" w:name="_Toc8838"/>
       <w:bookmarkStart w:id="159" w:name="_Toc107825571"/>
-      <w:bookmarkStart w:id="160" w:name="_Toc22623"/>
-      <w:bookmarkStart w:id="161" w:name="_Toc17792_WPSOffice_Level2"/>
-      <w:bookmarkStart w:id="162" w:name="_Toc13275"/>
-      <w:bookmarkStart w:id="163" w:name="_Toc19584_WPSOffice_Level1"/>
-      <w:bookmarkStart w:id="164" w:name="_Toc14611_WPSOffice_Level1"/>
-      <w:bookmarkStart w:id="165" w:name="_Toc22162_WPSOffice_Level1"/>
+      <w:bookmarkStart w:id="160" w:name="_Toc19584_WPSOffice_Level1"/>
+      <w:bookmarkStart w:id="161" w:name="_Toc22623"/>
+      <w:bookmarkStart w:id="162" w:name="_Toc14611_WPSOffice_Level1"/>
+      <w:bookmarkStart w:id="163" w:name="_Toc17792_WPSOffice_Level2"/>
+      <w:bookmarkStart w:id="164" w:name="_Toc22162_WPSOffice_Level1"/>
+      <w:bookmarkStart w:id="165" w:name="_Toc13275"/>
       <w:r>
         <w:rPr>
           <w:rFonts w:hint="eastAsia" w:ascii="Times New Roman" w:hAnsi="Times New Roman"/>

--- a/WebContent/docx/肺癌49报告-苏州市立医院-本部&北区.docx
+++ b/WebContent/docx/肺癌49报告-苏州市立医院-本部&北区.docx
@@ -3262,14 +3262,14 @@
           </w14:shadow>
         </w:rPr>
       </w:pPr>
-      <w:bookmarkStart w:id="2" w:name="_Toc24178_WPSOffice_Level1"/>
-      <w:bookmarkStart w:id="3" w:name="_Toc21669"/>
-      <w:bookmarkStart w:id="4" w:name="_Toc30143_WPSOffice_Level1"/>
+      <w:bookmarkStart w:id="2" w:name="_Toc30143_WPSOffice_Level1"/>
+      <w:bookmarkStart w:id="3" w:name="_Toc3619"/>
+      <w:bookmarkStart w:id="4" w:name="_Toc17837"/>
       <w:bookmarkStart w:id="5" w:name="_Toc14123"/>
       <w:bookmarkStart w:id="6" w:name="_Toc23629"/>
-      <w:bookmarkStart w:id="7" w:name="_Toc3619"/>
-      <w:bookmarkStart w:id="8" w:name="_Toc17837"/>
-      <w:bookmarkStart w:id="9" w:name="_Toc13806"/>
+      <w:bookmarkStart w:id="7" w:name="_Toc13806"/>
+      <w:bookmarkStart w:id="8" w:name="_Toc21669"/>
+      <w:bookmarkStart w:id="9" w:name="_Toc24178_WPSOffice_Level1"/>
       <w:bookmarkStart w:id="10" w:name="_Toc21009_WPSOffice_Level1"/>
       <w:bookmarkStart w:id="11" w:name="_Toc107825547"/>
       <w:r>
@@ -4150,12 +4150,12 @@
       </w:pPr>
       <w:bookmarkStart w:id="12" w:name="_Toc107825548"/>
       <w:bookmarkStart w:id="13" w:name="_Toc18062_WPSOffice_Level1"/>
-      <w:bookmarkStart w:id="14" w:name="_Toc17451"/>
+      <w:bookmarkStart w:id="14" w:name="_Toc13210"/>
       <w:bookmarkStart w:id="15" w:name="_Toc1775"/>
-      <w:bookmarkStart w:id="16" w:name="_Toc7021_WPSOffice_Level1"/>
-      <w:bookmarkStart w:id="17" w:name="_Toc29272"/>
-      <w:bookmarkStart w:id="18" w:name="_Toc13210"/>
-      <w:bookmarkStart w:id="19" w:name="_Toc26731"/>
+      <w:bookmarkStart w:id="16" w:name="_Toc17451"/>
+      <w:bookmarkStart w:id="17" w:name="_Toc26731"/>
+      <w:bookmarkStart w:id="18" w:name="_Toc7021_WPSOffice_Level1"/>
+      <w:bookmarkStart w:id="19" w:name="_Toc29272"/>
       <w:bookmarkStart w:id="20" w:name="_Toc11015_WPSOffice_Level1"/>
       <w:bookmarkStart w:id="21" w:name="_Toc3823"/>
       <w:r>
@@ -4402,15 +4402,15 @@
           </w14:shadow>
         </w:rPr>
       </w:pPr>
-      <w:bookmarkStart w:id="23" w:name="_Toc6221_WPSOffice_Level1"/>
-      <w:bookmarkStart w:id="24" w:name="_Toc23369_WPSOffice_Level1"/>
-      <w:bookmarkStart w:id="25" w:name="_Toc18058"/>
-      <w:bookmarkStart w:id="26" w:name="_Toc16576"/>
-      <w:bookmarkStart w:id="27" w:name="_Toc12582"/>
-      <w:bookmarkStart w:id="28" w:name="_Toc25920"/>
-      <w:bookmarkStart w:id="29" w:name="_Toc107825549"/>
-      <w:bookmarkStart w:id="30" w:name="_Toc14855"/>
-      <w:bookmarkStart w:id="31" w:name="_Toc23690"/>
+      <w:bookmarkStart w:id="23" w:name="_Toc12582"/>
+      <w:bookmarkStart w:id="24" w:name="_Toc25920"/>
+      <w:bookmarkStart w:id="25" w:name="_Toc107825549"/>
+      <w:bookmarkStart w:id="26" w:name="_Toc6221_WPSOffice_Level1"/>
+      <w:bookmarkStart w:id="27" w:name="_Toc23369_WPSOffice_Level1"/>
+      <w:bookmarkStart w:id="28" w:name="_Toc18058"/>
+      <w:bookmarkStart w:id="29" w:name="_Toc16576"/>
+      <w:bookmarkStart w:id="30" w:name="_Toc23690"/>
+      <w:bookmarkStart w:id="31" w:name="_Toc14855"/>
       <w:r>
         <w:rPr>
           <w:rStyle w:val="37"/>
@@ -4486,8 +4486,8 @@
           <w:lang w:eastAsia="zh-CN" w:bidi="ar"/>
         </w:rPr>
       </w:pPr>
-      <w:bookmarkStart w:id="32" w:name="_Toc28333"/>
-      <w:bookmarkStart w:id="33" w:name="_Toc20741"/>
+      <w:bookmarkStart w:id="32" w:name="_Toc20741"/>
+      <w:bookmarkStart w:id="33" w:name="_Toc28333"/>
       <w:bookmarkStart w:id="34" w:name="_Toc149837254"/>
       <w:r>
         <w:rPr>
@@ -5406,13 +5406,13 @@
       </w:pPr>
       <w:bookmarkStart w:id="35" w:name="_Toc21059"/>
       <w:bookmarkStart w:id="36" w:name="_Toc14270"/>
-      <w:bookmarkStart w:id="37" w:name="_Toc2781"/>
-      <w:bookmarkStart w:id="38" w:name="_Toc2866"/>
+      <w:bookmarkStart w:id="37" w:name="_Toc20136_WPSOffice_Level1"/>
+      <w:bookmarkStart w:id="38" w:name="_Toc24235"/>
       <w:bookmarkStart w:id="39" w:name="_Toc19898_WPSOffice_Level1"/>
-      <w:bookmarkStart w:id="40" w:name="_Toc24235"/>
-      <w:bookmarkStart w:id="41" w:name="_Toc20136_WPSOffice_Level1"/>
-      <w:bookmarkStart w:id="42" w:name="_Toc107825550"/>
-      <w:bookmarkStart w:id="43" w:name="_Toc22132"/>
+      <w:bookmarkStart w:id="40" w:name="_Toc107825550"/>
+      <w:bookmarkStart w:id="41" w:name="_Toc2781"/>
+      <w:bookmarkStart w:id="42" w:name="_Toc22132"/>
+      <w:bookmarkStart w:id="43" w:name="_Toc2866"/>
       <w:r>
         <w:rPr>
           <w:rFonts w:hint="eastAsia" w:ascii="微软雅黑" w:hAnsi="微软雅黑" w:eastAsia="微软雅黑" w:cs="微软雅黑"/>
@@ -5553,13 +5553,6 @@
         </w:rPr>
         <w:t xml:space="preserve"> %}</w:t>
       </w:r>
-    </w:p>
-    <w:p>
-      <w:pPr>
-        <w:rPr>
-          <w:lang w:eastAsia="zh-CN"/>
-        </w:rPr>
-      </w:pPr>
     </w:p>
     <w:p>
       <w:pPr>
@@ -5597,7 +5590,7 @@
           </w:tblCellMar>
         </w:tblPrEx>
         <w:trPr>
-          <w:trHeight w:val="441" w:hRule="exact"/>
+          <w:trHeight w:val="680" w:hRule="exact"/>
           <w:jc w:val="right"/>
         </w:trPr>
         <w:tc>
@@ -5648,192 +5641,12 @@
             </w:pPr>
             <w:r>
               <w:rPr>
-                <w:sz w:val="22"/>
-              </w:rPr>
-              <mc:AlternateContent>
-                <mc:Choice Requires="wpg">
-                  <w:drawing>
-                    <wp:anchor distT="0" distB="0" distL="114300" distR="114300" simplePos="0" relativeHeight="251661312" behindDoc="0" locked="0" layoutInCell="1" allowOverlap="1">
-                      <wp:simplePos x="0" y="0"/>
-                      <wp:positionH relativeFrom="column">
-                        <wp:posOffset>7620</wp:posOffset>
-                      </wp:positionH>
-                      <wp:positionV relativeFrom="paragraph">
-                        <wp:posOffset>-480060</wp:posOffset>
-                      </wp:positionV>
-                      <wp:extent cx="3058160" cy="1442720"/>
-                      <wp:effectExtent l="0" t="0" r="0" b="0"/>
-                      <wp:wrapNone/>
-                      <wp:docPr id="9" name="组合 9"/>
-                      <wp:cNvGraphicFramePr/>
-                      <a:graphic xmlns:a="http://schemas.openxmlformats.org/drawingml/2006/main">
-                        <a:graphicData uri="http://schemas.microsoft.com/office/word/2010/wordprocessingGroup">
-                          <wpg:wgp>
-                            <wpg:cNvGrpSpPr/>
-                            <wpg:grpSpPr>
-                              <a:xfrm>
-                                <a:off x="0" y="0"/>
-                                <a:ext cx="3058160" cy="1442720"/>
-                                <a:chOff x="19211" y="18842"/>
-                                <a:chExt cx="4816" cy="2272"/>
-                              </a:xfrm>
-                            </wpg:grpSpPr>
-                            <wpg:grpSp>
-                              <wpg:cNvPr id="10" name="组合 6"/>
-                              <wpg:cNvGrpSpPr/>
-                              <wpg:grpSpPr>
-                                <a:xfrm>
-                                  <a:off x="19211" y="18842"/>
-                                  <a:ext cx="4816" cy="2273"/>
-                                  <a:chOff x="19199" y="18902"/>
-                                  <a:chExt cx="4816" cy="2273"/>
-                                </a:xfrm>
-                              </wpg:grpSpPr>
-                              <pic:pic xmlns:pic="http://schemas.openxmlformats.org/drawingml/2006/picture">
-                                <pic:nvPicPr>
-                                  <pic:cNvPr id="16" name="图片 6" descr="蔡冬雪"/>
-                                  <pic:cNvPicPr>
-                                    <a:picLocks noChangeAspect="1"/>
-                                  </pic:cNvPicPr>
-                                </pic:nvPicPr>
-                                <pic:blipFill>
-                                  <a:blip r:embed="rId8">
-                                    <a:clrChange>
-                                      <a:clrFrom>
-                                        <a:srgbClr val="FFFFFF">
-                                          <a:alpha val="100000"/>
-                                        </a:srgbClr>
-                                      </a:clrFrom>
-                                      <a:clrTo>
-                                        <a:srgbClr val="FFFFFF">
-                                          <a:alpha val="100000"/>
-                                          <a:alpha val="0"/>
-                                        </a:srgbClr>
-                                      </a:clrTo>
-                                    </a:clrChange>
-                                  </a:blip>
-                                  <a:srcRect l="18656" t="33322" r="18897" b="26699"/>
-                                  <a:stretch>
-                                    <a:fillRect/>
-                                  </a:stretch>
-                                </pic:blipFill>
-                                <pic:spPr>
-                                  <a:xfrm>
-                                    <a:off x="19199" y="19551"/>
-                                    <a:ext cx="1261" cy="566"/>
-                                  </a:xfrm>
-                                  <a:prstGeom prst="rect">
-                                    <a:avLst/>
-                                  </a:prstGeom>
-                                </pic:spPr>
-                              </pic:pic>
-                              <pic:pic xmlns:pic="http://schemas.openxmlformats.org/drawingml/2006/picture">
-                                <pic:nvPicPr>
-                                  <pic:cNvPr id="21" name="图片 25"/>
-                                  <pic:cNvPicPr>
-                                    <a:picLocks noChangeAspect="1" noChangeArrowheads="1"/>
-                                  </pic:cNvPicPr>
-                                </pic:nvPicPr>
-                                <pic:blipFill>
-                                  <a:blip r:embed="rId9">
-                                    <a:extLst>
-                                      <a:ext uri="{28A0092B-C50C-407E-A947-70E740481C1C}">
-                                        <a14:useLocalDpi xmlns:a14="http://schemas.microsoft.com/office/drawing/2010/main" val="0"/>
-                                      </a:ext>
-                                    </a:extLst>
-                                  </a:blip>
-                                  <a:srcRect/>
-                                  <a:stretch>
-                                    <a:fillRect/>
-                                  </a:stretch>
-                                </pic:blipFill>
-                                <pic:spPr>
-                                  <a:xfrm>
-                                    <a:off x="21742" y="18902"/>
-                                    <a:ext cx="2273" cy="2273"/>
-                                  </a:xfrm>
-                                  <a:prstGeom prst="rect">
-                                    <a:avLst/>
-                                  </a:prstGeom>
-                                  <a:noFill/>
-                                  <a:ln>
-                                    <a:noFill/>
-                                  </a:ln>
-                                </pic:spPr>
-                              </pic:pic>
-                            </wpg:grpSp>
-                            <pic:pic xmlns:pic="http://schemas.openxmlformats.org/drawingml/2006/picture">
-                              <pic:nvPicPr>
-                                <pic:cNvPr id="4" name="图片 4" descr="王建丽"/>
-                                <pic:cNvPicPr>
-                                  <a:picLocks noChangeAspect="1"/>
-                                </pic:cNvPicPr>
-                              </pic:nvPicPr>
-                              <pic:blipFill>
-                                <a:blip r:embed="rId10">
-                                  <a:clrChange>
-                                    <a:clrFrom>
-                                      <a:srgbClr val="FFFFFF">
-                                        <a:alpha val="100000"/>
-                                      </a:srgbClr>
-                                    </a:clrFrom>
-                                    <a:clrTo>
-                                      <a:srgbClr val="FFFFFF">
-                                        <a:alpha val="100000"/>
-                                        <a:alpha val="0"/>
-                                      </a:srgbClr>
-                                    </a:clrTo>
-                                  </a:clrChange>
-                                </a:blip>
-                                <a:stretch>
-                                  <a:fillRect/>
-                                </a:stretch>
-                              </pic:blipFill>
-                              <pic:spPr>
-                                <a:xfrm>
-                                  <a:off x="22261" y="19395"/>
-                                  <a:ext cx="1258" cy="713"/>
-                                </a:xfrm>
-                                <a:prstGeom prst="rect">
-                                  <a:avLst/>
-                                </a:prstGeom>
-                              </pic:spPr>
-                            </pic:pic>
-                          </wpg:wgp>
-                        </a:graphicData>
-                      </a:graphic>
-                    </wp:anchor>
-                  </w:drawing>
-                </mc:Choice>
-                <mc:Fallback>
-                  <w:pict>
-                    <v:group id="_x0000_s1026" o:spid="_x0000_s1026" o:spt="203" style="position:absolute;left:0pt;margin-left:0.6pt;margin-top:-37.8pt;height:113.6pt;width:240.8pt;z-index:251661312;mso-width-relative:page;mso-height-relative:page;" coordorigin="19211,18842" coordsize="4816,2272" o:gfxdata="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">
-                      <o:lock v:ext="edit" aspectratio="f"/>
-                      <v:group id="组合 6" o:spid="_x0000_s1026" o:spt="203" style="position:absolute;left:19211;top:18842;height:2273;width:4816;" coordorigin="19199,18902" coordsize="4816,2273" o:gfxdata="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">
-                        <o:lock v:ext="edit" aspectratio="f"/>
-                        <v:shape id="图片 6" o:spid="_x0000_s1026" o:spt="75" alt="蔡冬雪" type="#_x0000_t75" style="position:absolute;left:19199;top:19551;height:566;width:1261;" filled="f" o:preferrelative="t" stroked="f" coordsize="21600,21600" o:gfxdata="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">
-                          <v:fill on="f" focussize="0,0"/>
-                          <v:stroke on="f"/>
-                          <v:imagedata r:id="rId8" cropleft="12226f" croptop="21838f" cropright="12384f" cropbottom="17497f" chromakey="#FFFFFF" o:title=""/>
-                          <o:lock v:ext="edit" aspectratio="t"/>
-                        </v:shape>
-                        <v:shape id="图片 25" o:spid="_x0000_s1026" o:spt="75" type="#_x0000_t75" style="position:absolute;left:21742;top:18902;height:2273;width:2273;" filled="f" o:preferrelative="t" stroked="f" coordsize="21600,21600" o:gfxdata="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">
-                          <v:fill on="f" focussize="0,0"/>
-                          <v:stroke on="f"/>
-                          <v:imagedata r:id="rId9" o:title=""/>
-                          <o:lock v:ext="edit" aspectratio="t"/>
-                        </v:shape>
-                      </v:group>
-                      <v:shape id="_x0000_s1026" o:spid="_x0000_s1026" o:spt="75" alt="王建丽" type="#_x0000_t75" style="position:absolute;left:22261;top:19395;height:713;width:1258;" filled="f" o:preferrelative="t" stroked="f" coordsize="21600,21600" o:gfxdata="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">
-                        <v:fill on="f" focussize="0,0"/>
-                        <v:stroke on="f"/>
-                        <v:imagedata r:id="rId10" chromakey="#FFFFFF" o:title=""/>
-                        <o:lock v:ext="edit" aspectratio="t"/>
-                      </v:shape>
-                    </v:group>
-                  </w:pict>
-                </mc:Fallback>
-              </mc:AlternateContent>
+                <w:rFonts w:hint="eastAsia" w:ascii="Times New Roman" w:hAnsi="Times New Roman" w:cs="Times New Roman"/>
+                <w:b/>
+                <w:sz w:val="24"/>
+                <w:szCs w:val="24"/>
+              </w:rPr>
+              <w:t>{{"ty_tianjin1"|sign(64,28)}}</w:t>
             </w:r>
           </w:p>
         </w:tc>
@@ -5893,6 +5706,76 @@
                 <w:szCs w:val="24"/>
               </w:rPr>
             </w:pPr>
+            <w:r>
+              <w:rPr>
+                <w:rFonts w:hint="eastAsia" w:ascii="Times New Roman" w:hAnsi="Times New Roman" w:cs="Times New Roman"/>
+                <w:b/>
+                <w:sz w:val="24"/>
+                <w:szCs w:val="24"/>
+              </w:rPr>
+              <w:t>{{"ty_tianjin2"|sign(59,34)}}</w:t>
+            </w:r>
+            <w:r>
+              <w:rPr>
+                <w:sz w:val="18"/>
+              </w:rPr>
+              <w:drawing>
+                <wp:anchor distT="0" distB="0" distL="114300" distR="114300" simplePos="0" relativeHeight="251661312" behindDoc="0" locked="0" layoutInCell="1" allowOverlap="1">
+                  <wp:simplePos x="0" y="0"/>
+                  <wp:positionH relativeFrom="column">
+                    <wp:posOffset>-398145</wp:posOffset>
+                  </wp:positionH>
+                  <wp:positionV relativeFrom="paragraph">
+                    <wp:posOffset>-311785</wp:posOffset>
+                  </wp:positionV>
+                  <wp:extent cx="1443355" cy="1443355"/>
+                  <wp:effectExtent l="0" t="0" r="4445" b="4445"/>
+                  <wp:wrapNone/>
+                  <wp:docPr id="21" name="图片 25"/>
+                  <wp:cNvGraphicFramePr>
+                    <a:graphicFrameLocks xmlns:a="http://schemas.openxmlformats.org/drawingml/2006/main" noChangeAspect="1"/>
+                  </wp:cNvGraphicFramePr>
+                  <a:graphic xmlns:a="http://schemas.openxmlformats.org/drawingml/2006/main">
+                    <a:graphicData uri="http://schemas.openxmlformats.org/drawingml/2006/picture">
+                      <pic:pic xmlns:pic="http://schemas.openxmlformats.org/drawingml/2006/picture">
+                        <pic:nvPicPr>
+                          <pic:cNvPr id="21" name="图片 25"/>
+                          <pic:cNvPicPr>
+                            <a:picLocks noChangeAspect="1" noChangeArrowheads="1"/>
+                          </pic:cNvPicPr>
+                        </pic:nvPicPr>
+                        <pic:blipFill>
+                          <a:blip r:embed="rId8">
+                            <a:extLst>
+                              <a:ext uri="{28A0092B-C50C-407E-A947-70E740481C1C}">
+                                <a14:useLocalDpi xmlns:a14="http://schemas.microsoft.com/office/drawing/2010/main" val="0"/>
+                              </a:ext>
+                            </a:extLst>
+                          </a:blip>
+                          <a:srcRect/>
+                          <a:stretch>
+                            <a:fillRect/>
+                          </a:stretch>
+                        </pic:blipFill>
+                        <pic:spPr>
+                          <a:xfrm>
+                            <a:off x="0" y="0"/>
+                            <a:ext cx="1443355" cy="1443355"/>
+                          </a:xfrm>
+                          <a:prstGeom prst="rect">
+                            <a:avLst/>
+                          </a:prstGeom>
+                          <a:noFill/>
+                          <a:ln>
+                            <a:noFill/>
+                          </a:ln>
+                        </pic:spPr>
+                      </pic:pic>
+                    </a:graphicData>
+                  </a:graphic>
+                </wp:anchor>
+              </w:drawing>
+            </w:r>
           </w:p>
         </w:tc>
       </w:tr>
@@ -6164,7 +6047,7 @@
           </w:tblCellMar>
         </w:tblPrEx>
         <w:trPr>
-          <w:trHeight w:val="441" w:hRule="exact"/>
+          <w:trHeight w:val="680" w:hRule="exact"/>
           <w:jc w:val="right"/>
         </w:trPr>
         <w:tc>
@@ -6215,196 +6098,12 @@
             </w:pPr>
             <w:r>
               <w:rPr>
-                <w:sz w:val="22"/>
-              </w:rPr>
-              <mc:AlternateContent>
-                <mc:Choice Requires="wpg">
-                  <w:drawing>
-                    <wp:anchor distT="0" distB="0" distL="114300" distR="114300" simplePos="0" relativeHeight="251662336" behindDoc="0" locked="0" layoutInCell="1" allowOverlap="1">
-                      <wp:simplePos x="0" y="0"/>
-                      <wp:positionH relativeFrom="column">
-                        <wp:posOffset>0</wp:posOffset>
-                      </wp:positionH>
-                      <wp:positionV relativeFrom="paragraph">
-                        <wp:posOffset>-370840</wp:posOffset>
-                      </wp:positionV>
-                      <wp:extent cx="3134360" cy="1443355"/>
-                      <wp:effectExtent l="0" t="0" r="0" b="0"/>
-                      <wp:wrapNone/>
-                      <wp:docPr id="14" name="组合 14"/>
-                      <wp:cNvGraphicFramePr/>
-                      <a:graphic xmlns:a="http://schemas.openxmlformats.org/drawingml/2006/main">
-                        <a:graphicData uri="http://schemas.microsoft.com/office/word/2010/wordprocessingGroup">
-                          <wpg:wgp>
-                            <wpg:cNvGrpSpPr/>
-                            <wpg:grpSpPr>
-                              <a:xfrm>
-                                <a:off x="0" y="0"/>
-                                <a:ext cx="3134360" cy="1443355"/>
-                                <a:chOff x="19199" y="20810"/>
-                                <a:chExt cx="4936" cy="2273"/>
-                              </a:xfrm>
-                            </wpg:grpSpPr>
-                            <wpg:grpSp>
-                              <wpg:cNvPr id="15" name="组合 23"/>
-                              <wpg:cNvGrpSpPr/>
-                              <wpg:grpSpPr>
-                                <a:xfrm>
-                                  <a:off x="19199" y="20810"/>
-                                  <a:ext cx="4936" cy="2273"/>
-                                  <a:chOff x="19199" y="20810"/>
-                                  <a:chExt cx="4936" cy="2273"/>
-                                </a:xfrm>
-                              </wpg:grpSpPr>
-                              <pic:pic xmlns:pic="http://schemas.openxmlformats.org/drawingml/2006/picture">
-                                <pic:nvPicPr>
-                                  <pic:cNvPr id="12" name="图片 1"/>
-                                  <pic:cNvPicPr>
-                                    <a:picLocks noChangeAspect="1"/>
-                                  </pic:cNvPicPr>
-                                </pic:nvPicPr>
-                                <pic:blipFill>
-                                  <a:blip r:embed="rId11">
-                                    <a:clrChange>
-                                      <a:clrFrom>
-                                        <a:srgbClr val="FFFFFF">
-                                          <a:alpha val="100000"/>
-                                        </a:srgbClr>
-                                      </a:clrFrom>
-                                      <a:clrTo>
-                                        <a:srgbClr val="FFFFFF">
-                                          <a:alpha val="100000"/>
-                                          <a:alpha val="0"/>
-                                        </a:srgbClr>
-                                      </a:clrTo>
-                                    </a:clrChange>
-                                  </a:blip>
-                                  <a:srcRect l="10922" t="11667"/>
-                                  <a:stretch>
-                                    <a:fillRect/>
-                                  </a:stretch>
-                                </pic:blipFill>
-                                <pic:spPr>
-                                  <a:xfrm>
-                                    <a:off x="19199" y="21203"/>
-                                    <a:ext cx="1672" cy="901"/>
-                                  </a:xfrm>
-                                  <a:prstGeom prst="rect">
-                                    <a:avLst/>
-                                  </a:prstGeom>
-                                  <a:noFill/>
-                                  <a:ln>
-                                    <a:noFill/>
-                                  </a:ln>
-                                </pic:spPr>
-                              </pic:pic>
-                              <pic:pic xmlns:pic="http://schemas.openxmlformats.org/drawingml/2006/picture">
-                                <pic:nvPicPr>
-                                  <pic:cNvPr id="18" name="图片 25"/>
-                                  <pic:cNvPicPr>
-                                    <a:picLocks noChangeAspect="1" noChangeArrowheads="1"/>
-                                  </pic:cNvPicPr>
-                                </pic:nvPicPr>
-                                <pic:blipFill>
-                                  <a:blip r:embed="rId9">
-                                    <a:extLst>
-                                      <a:ext uri="{28A0092B-C50C-407E-A947-70E740481C1C}">
-                                        <a14:useLocalDpi xmlns:a14="http://schemas.microsoft.com/office/drawing/2010/main" val="0"/>
-                                      </a:ext>
-                                    </a:extLst>
-                                  </a:blip>
-                                  <a:srcRect/>
-                                  <a:stretch>
-                                    <a:fillRect/>
-                                  </a:stretch>
-                                </pic:blipFill>
-                                <pic:spPr>
-                                  <a:xfrm>
-                                    <a:off x="21862" y="20810"/>
-                                    <a:ext cx="2273" cy="2273"/>
-                                  </a:xfrm>
-                                  <a:prstGeom prst="rect">
-                                    <a:avLst/>
-                                  </a:prstGeom>
-                                  <a:noFill/>
-                                  <a:ln>
-                                    <a:noFill/>
-                                  </a:ln>
-                                </pic:spPr>
-                              </pic:pic>
-                            </wpg:grpSp>
-                            <pic:pic xmlns:pic="http://schemas.openxmlformats.org/drawingml/2006/picture">
-                              <pic:nvPicPr>
-                                <pic:cNvPr id="11" name="图片 11" descr="王建丽"/>
-                                <pic:cNvPicPr>
-                                  <a:picLocks noChangeAspect="1"/>
-                                </pic:cNvPicPr>
-                              </pic:nvPicPr>
-                              <pic:blipFill>
-                                <a:blip r:embed="rId10">
-                                  <a:clrChange>
-                                    <a:clrFrom>
-                                      <a:srgbClr val="FFFFFF">
-                                        <a:alpha val="100000"/>
-                                      </a:srgbClr>
-                                    </a:clrFrom>
-                                    <a:clrTo>
-                                      <a:srgbClr val="FFFFFF">
-                                        <a:alpha val="100000"/>
-                                        <a:alpha val="0"/>
-                                      </a:srgbClr>
-                                    </a:clrTo>
-                                  </a:clrChange>
-                                </a:blip>
-                                <a:stretch>
-                                  <a:fillRect/>
-                                </a:stretch>
-                              </pic:blipFill>
-                              <pic:spPr>
-                                <a:xfrm>
-                                  <a:off x="22321" y="21215"/>
-                                  <a:ext cx="1488" cy="842"/>
-                                </a:xfrm>
-                                <a:prstGeom prst="rect">
-                                  <a:avLst/>
-                                </a:prstGeom>
-                              </pic:spPr>
-                            </pic:pic>
-                          </wpg:wgp>
-                        </a:graphicData>
-                      </a:graphic>
-                    </wp:anchor>
-                  </w:drawing>
-                </mc:Choice>
-                <mc:Fallback>
-                  <w:pict>
-                    <v:group id="_x0000_s1026" o:spid="_x0000_s1026" o:spt="203" style="position:absolute;left:0pt;margin-left:0pt;margin-top:-29.2pt;height:113.65pt;width:246.8pt;z-index:251662336;mso-width-relative:page;mso-height-relative:page;" coordorigin="19199,20810" coordsize="4936,2273" o:gfxdata="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">
-                      <o:lock v:ext="edit" aspectratio="f"/>
-                      <v:group id="组合 23" o:spid="_x0000_s1026" o:spt="203" style="position:absolute;left:19199;top:20810;height:2273;width:4936;" coordorigin="19199,20810" coordsize="4936,2273" o:gfxdata="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">
-                        <o:lock v:ext="edit" aspectratio="f"/>
-                        <v:shape id="图片 1" o:spid="_x0000_s1026" o:spt="75" type="#_x0000_t75" style="position:absolute;left:19199;top:21203;height:901;width:1672;" filled="f" o:preferrelative="t" stroked="f" coordsize="21600,21600" o:gfxdata="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">
-                          <v:fill on="f" focussize="0,0"/>
-                          <v:stroke on="f"/>
-                          <v:imagedata r:id="rId11" cropleft="7158f" croptop="7646f" chromakey="#FFFFFF" o:title=""/>
-                          <o:lock v:ext="edit" aspectratio="t"/>
-                        </v:shape>
-                        <v:shape id="图片 25" o:spid="_x0000_s1026" o:spt="75" type="#_x0000_t75" style="position:absolute;left:21862;top:20810;height:2273;width:2273;" filled="f" o:preferrelative="t" stroked="f" coordsize="21600,21600" o:gfxdata="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">
-                          <v:fill on="f" focussize="0,0"/>
-                          <v:stroke on="f"/>
-                          <v:imagedata r:id="rId9" o:title=""/>
-                          <o:lock v:ext="edit" aspectratio="t"/>
-                        </v:shape>
-                      </v:group>
-                      <v:shape id="_x0000_s1026" o:spid="_x0000_s1026" o:spt="75" alt="王建丽" type="#_x0000_t75" style="position:absolute;left:22321;top:21215;height:842;width:1488;" filled="f" o:preferrelative="t" stroked="f" coordsize="21600,21600" o:gfxdata="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">
-                        <v:fill on="f" focussize="0,0"/>
-                        <v:stroke on="f"/>
-                        <v:imagedata r:id="rId10" chromakey="#FFFFFF" o:title=""/>
-                        <o:lock v:ext="edit" aspectratio="t"/>
-                      </v:shape>
-                    </v:group>
-                  </w:pict>
-                </mc:Fallback>
-              </mc:AlternateContent>
+                <w:rFonts w:hint="eastAsia" w:ascii="Times New Roman" w:hAnsi="Times New Roman" w:cs="Times New Roman"/>
+                <w:b/>
+                <w:sz w:val="24"/>
+                <w:szCs w:val="24"/>
+              </w:rPr>
+              <w:t>{{"ty_guangzhou1"|sign(62,34)}}</w:t>
             </w:r>
           </w:p>
         </w:tc>
@@ -6464,6 +6163,76 @@
                 <w:szCs w:val="24"/>
               </w:rPr>
             </w:pPr>
+            <w:r>
+              <w:rPr>
+                <w:rFonts w:hint="eastAsia" w:ascii="Times New Roman" w:hAnsi="Times New Roman" w:cs="Times New Roman"/>
+                <w:b/>
+                <w:sz w:val="24"/>
+                <w:szCs w:val="24"/>
+              </w:rPr>
+              <w:t>{{"ty_guangzhou2"|sign(59,34)}}</w:t>
+            </w:r>
+            <w:r>
+              <w:rPr>
+                <w:sz w:val="24"/>
+              </w:rPr>
+              <w:drawing>
+                <wp:anchor distT="0" distB="0" distL="114300" distR="114300" simplePos="0" relativeHeight="251662336" behindDoc="0" locked="0" layoutInCell="1" allowOverlap="1">
+                  <wp:simplePos x="0" y="0"/>
+                  <wp:positionH relativeFrom="column">
+                    <wp:posOffset>-375285</wp:posOffset>
+                  </wp:positionH>
+                  <wp:positionV relativeFrom="paragraph">
+                    <wp:posOffset>-391795</wp:posOffset>
+                  </wp:positionV>
+                  <wp:extent cx="1443355" cy="1443355"/>
+                  <wp:effectExtent l="0" t="0" r="4445" b="4445"/>
+                  <wp:wrapNone/>
+                  <wp:docPr id="1" name="图片 25"/>
+                  <wp:cNvGraphicFramePr>
+                    <a:graphicFrameLocks xmlns:a="http://schemas.openxmlformats.org/drawingml/2006/main" noChangeAspect="1"/>
+                  </wp:cNvGraphicFramePr>
+                  <a:graphic xmlns:a="http://schemas.openxmlformats.org/drawingml/2006/main">
+                    <a:graphicData uri="http://schemas.openxmlformats.org/drawingml/2006/picture">
+                      <pic:pic xmlns:pic="http://schemas.openxmlformats.org/drawingml/2006/picture">
+                        <pic:nvPicPr>
+                          <pic:cNvPr id="1" name="图片 25"/>
+                          <pic:cNvPicPr>
+                            <a:picLocks noChangeAspect="1" noChangeArrowheads="1"/>
+                          </pic:cNvPicPr>
+                        </pic:nvPicPr>
+                        <pic:blipFill>
+                          <a:blip r:embed="rId8">
+                            <a:extLst>
+                              <a:ext uri="{28A0092B-C50C-407E-A947-70E740481C1C}">
+                                <a14:useLocalDpi xmlns:a14="http://schemas.microsoft.com/office/drawing/2010/main" val="0"/>
+                              </a:ext>
+                            </a:extLst>
+                          </a:blip>
+                          <a:srcRect/>
+                          <a:stretch>
+                            <a:fillRect/>
+                          </a:stretch>
+                        </pic:blipFill>
+                        <pic:spPr>
+                          <a:xfrm>
+                            <a:off x="0" y="0"/>
+                            <a:ext cx="1443355" cy="1443355"/>
+                          </a:xfrm>
+                          <a:prstGeom prst="rect">
+                            <a:avLst/>
+                          </a:prstGeom>
+                          <a:noFill/>
+                          <a:ln>
+                            <a:noFill/>
+                          </a:ln>
+                        </pic:spPr>
+                      </pic:pic>
+                    </a:graphicData>
+                  </a:graphic>
+                </wp:anchor>
+              </w:drawing>
+            </w:r>
           </w:p>
         </w:tc>
       </w:tr>
@@ -6725,9 +6494,9 @@
         </w:rPr>
       </w:pPr>
       <w:bookmarkStart w:id="44" w:name="_Toc29223"/>
-      <w:bookmarkStart w:id="45" w:name="_Toc149832729"/>
+      <w:bookmarkStart w:id="45" w:name="_Toc3938"/>
       <w:bookmarkStart w:id="46" w:name="_Toc31425"/>
-      <w:bookmarkStart w:id="47" w:name="_Toc3938"/>
+      <w:bookmarkStart w:id="47" w:name="_Toc149832729"/>
       <w:r>
         <w:rPr>
           <w:rFonts w:hint="eastAsia"/>
@@ -6956,8 +6725,7 @@
       </w:tblPr>
       <w:tblGrid>
         <w:gridCol w:w="2004"/>
-        <w:gridCol w:w="1859"/>
-        <w:gridCol w:w="3953"/>
+        <w:gridCol w:w="5812"/>
         <w:gridCol w:w="2043"/>
       </w:tblGrid>
       <w:tr>
@@ -6982,7 +6750,7 @@
         </w:trPr>
         <w:tc>
           <w:tcPr>
-            <w:tcW w:w="2017" w:type="dxa"/>
+            <w:tcW w:w="2004" w:type="dxa"/>
             <w:tcBorders>
               <w:top w:val="nil"/>
               <w:bottom w:val="nil"/>
@@ -7021,7 +6789,7 @@
         </w:tc>
         <w:tc>
           <w:tcPr>
-            <w:tcW w:w="1871" w:type="dxa"/>
+            <w:tcW w:w="5812" w:type="dxa"/>
             <w:tcBorders>
               <w:top w:val="nil"/>
               <w:left w:val="single" w:color="FFFFFF" w:sz="18" w:space="0"/>
@@ -7055,53 +6823,13 @@
                 <w:szCs w:val="21"/>
                 <w:lang w:eastAsia="zh-CN" w:bidi="ar"/>
               </w:rPr>
-              <w:t>变异类型</w:t>
+              <w:t>检测结果</w:t>
             </w:r>
           </w:p>
         </w:tc>
         <w:tc>
           <w:tcPr>
-            <w:tcW w:w="3981" w:type="dxa"/>
-            <w:tcBorders>
-              <w:top w:val="nil"/>
-              <w:left w:val="single" w:color="FFFFFF" w:sz="18" w:space="0"/>
-              <w:bottom w:val="nil"/>
-              <w:right w:val="single" w:color="FFFFFF" w:sz="18" w:space="0"/>
-            </w:tcBorders>
-            <w:shd w:val="clear" w:color="auto" w:fill="61BB41"/>
-            <w:vAlign w:val="center"/>
-          </w:tcPr>
-          <w:p>
-            <w:pPr>
-              <w:widowControl/>
-              <w:jc w:val="center"/>
-              <w:textAlignment w:val="center"/>
-              <w:rPr>
-                <w:rFonts w:ascii="微软雅黑" w:hAnsi="微软雅黑" w:eastAsia="微软雅黑" w:cs="微软雅黑"/>
-                <w:b/>
-                <w:bCs/>
-                <w:color w:val="FFFFFF"/>
-                <w:sz w:val="21"/>
-                <w:szCs w:val="21"/>
-              </w:rPr>
-            </w:pPr>
-            <w:r>
-              <w:rPr>
-                <w:rFonts w:hint="eastAsia" w:ascii="微软雅黑" w:hAnsi="微软雅黑" w:eastAsia="微软雅黑" w:cs="微软雅黑"/>
-                <w:b/>
-                <w:bCs/>
-                <w:color w:val="FFFFFF"/>
-                <w:sz w:val="21"/>
-                <w:szCs w:val="21"/>
-                <w:lang w:eastAsia="zh-CN" w:bidi="ar"/>
-              </w:rPr>
-              <w:t>检测结果</w:t>
-            </w:r>
-          </w:p>
-        </w:tc>
-        <w:tc>
-          <w:tcPr>
-            <w:tcW w:w="2056" w:type="dxa"/>
+            <w:tcW w:w="2043" w:type="dxa"/>
             <w:tcBorders>
               <w:top w:val="nil"/>
               <w:left w:val="single" w:color="FFFFFF" w:sz="18" w:space="0"/>
@@ -7161,8 +6889,8 @@
         </w:trPr>
         <w:tc>
           <w:tcPr>
-            <w:tcW w:w="9925" w:type="dxa"/>
-            <w:gridSpan w:val="4"/>
+            <w:tcW w:w="9859" w:type="dxa"/>
+            <w:gridSpan w:val="3"/>
             <w:tcBorders>
               <w:top w:val="nil"/>
               <w:bottom w:val="single" w:color="A4A4A4" w:sz="4" w:space="0"/>
@@ -7215,7 +6943,7 @@
         </w:trPr>
         <w:tc>
           <w:tcPr>
-            <w:tcW w:w="2017" w:type="dxa"/>
+            <w:tcW w:w="2004" w:type="dxa"/>
             <w:tcBorders>
               <w:top w:val="single" w:color="A4A4A4" w:sz="4" w:space="0"/>
             </w:tcBorders>
@@ -7246,7 +6974,7 @@
         </w:tc>
         <w:tc>
           <w:tcPr>
-            <w:tcW w:w="1871" w:type="dxa"/>
+            <w:tcW w:w="5812" w:type="dxa"/>
             <w:tcBorders>
               <w:top w:val="single" w:color="A4A4A4" w:sz="4" w:space="0"/>
             </w:tcBorders>
@@ -7256,7 +6984,60 @@
           </w:tcPr>
           <w:p>
             <w:pPr>
+              <w:widowControl/>
               <w:jc w:val="center"/>
+              <w:textAlignment w:val="center"/>
+              <w:rPr>
+                <w:rFonts w:ascii="Times New Roman" w:hAnsi="Times New Roman" w:eastAsia="微软雅黑" w:cs="Times New Roman"/>
+                <w:sz w:val="21"/>
+                <w:szCs w:val="21"/>
+                <w:lang w:eastAsia="zh-CN"/>
+              </w:rPr>
+            </w:pPr>
+            <w:r>
+              <w:rPr>
+                <w:rFonts w:hint="eastAsia" w:ascii="Times New Roman" w:hAnsi="Times New Roman" w:eastAsia="微软雅黑" w:cs="Times New Roman"/>
+                <w:sz w:val="21"/>
+                <w:szCs w:val="21"/>
+                <w:lang w:eastAsia="zh-CN"/>
+              </w:rPr>
+              <w:t>{% if it.ori_variantList == [] %}未检测到与用药相关突变{%else%}{% for i in it.ori_variantList %}{%if loop.last%}</w:t>
+            </w:r>
+            <w:r>
+              <w:rPr>
+                <w:rFonts w:hint="eastAsia" w:ascii="Times New Roman" w:hAnsi="Times New Roman" w:eastAsia="微软雅黑" w:cs="Times New Roman"/>
+                <w:color w:val="FF0000"/>
+                <w:sz w:val="21"/>
+                <w:szCs w:val="21"/>
+                <w:lang w:eastAsia="zh-CN"/>
+              </w:rPr>
+              <w:t>{{ i }}</w:t>
+            </w:r>
+            <w:r>
+              <w:rPr>
+                <w:rFonts w:hint="eastAsia" w:ascii="Times New Roman" w:hAnsi="Times New Roman" w:eastAsia="微软雅黑" w:cs="Times New Roman"/>
+                <w:sz w:val="21"/>
+                <w:szCs w:val="21"/>
+                <w:lang w:eastAsia="zh-CN"/>
+              </w:rPr>
+              <w:t>{%else%}</w:t>
+            </w:r>
+            <w:r>
+              <w:rPr>
+                <w:rFonts w:hint="eastAsia" w:ascii="Times New Roman" w:hAnsi="Times New Roman" w:eastAsia="微软雅黑" w:cs="Times New Roman"/>
+                <w:color w:val="FF0000"/>
+                <w:sz w:val="21"/>
+                <w:szCs w:val="21"/>
+                <w:lang w:eastAsia="zh-CN"/>
+              </w:rPr>
+              <w:t>{{ i }}</w:t>
+            </w:r>
+          </w:p>
+          <w:p>
+            <w:pPr>
+              <w:widowControl/>
+              <w:jc w:val="center"/>
+              <w:textAlignment w:val="center"/>
               <w:rPr>
                 <w:rFonts w:ascii="微软雅黑" w:hAnsi="微软雅黑" w:eastAsia="微软雅黑" w:cs="微软雅黑"/>
                 <w:color w:val="000000"/>
@@ -7271,96 +7052,13 @@
                 <w:szCs w:val="21"/>
                 <w:lang w:eastAsia="zh-CN"/>
               </w:rPr>
-              <w:t>{{ it.info }}</w:t>
+              <w:t>{%endif%}{% endfor%}{%endif%}</w:t>
             </w:r>
           </w:p>
         </w:tc>
         <w:tc>
           <w:tcPr>
-            <w:tcW w:w="3981" w:type="dxa"/>
-            <w:tcBorders>
-              <w:top w:val="single" w:color="A4A4A4" w:sz="4" w:space="0"/>
-            </w:tcBorders>
-            <w:shd w:val="clear" w:color="auto" w:fill="auto"/>
-            <w:vAlign w:val="center"/>
-          </w:tcPr>
-          <w:p>
-            <w:pPr>
-              <w:widowControl/>
-              <w:jc w:val="center"/>
-              <w:textAlignment w:val="center"/>
-              <w:rPr>
-                <w:rFonts w:ascii="Times New Roman" w:hAnsi="Times New Roman" w:eastAsia="微软雅黑" w:cs="Times New Roman"/>
-                <w:sz w:val="21"/>
-                <w:szCs w:val="21"/>
-                <w:lang w:eastAsia="zh-CN"/>
-              </w:rPr>
-            </w:pPr>
-            <w:r>
-              <w:rPr>
-                <w:rFonts w:hint="eastAsia" w:ascii="Times New Roman" w:hAnsi="Times New Roman" w:eastAsia="微软雅黑" w:cs="Times New Roman"/>
-                <w:sz w:val="21"/>
-                <w:szCs w:val="21"/>
-                <w:lang w:eastAsia="zh-CN"/>
-              </w:rPr>
-              <w:t>{% if it.ori_variantList == [] %}未检测到与用药相关突变{%else%}{% for i in it.ori_variantList %}{%if loop.last%}</w:t>
-            </w:r>
-            <w:r>
-              <w:rPr>
-                <w:rFonts w:hint="eastAsia" w:ascii="Times New Roman" w:hAnsi="Times New Roman" w:eastAsia="微软雅黑" w:cs="Times New Roman"/>
-                <w:color w:val="FF0000"/>
-                <w:sz w:val="21"/>
-                <w:szCs w:val="21"/>
-                <w:lang w:eastAsia="zh-CN"/>
-              </w:rPr>
-              <w:t>{{ i }}</w:t>
-            </w:r>
-            <w:r>
-              <w:rPr>
-                <w:rFonts w:hint="eastAsia" w:ascii="Times New Roman" w:hAnsi="Times New Roman" w:eastAsia="微软雅黑" w:cs="Times New Roman"/>
-                <w:sz w:val="21"/>
-                <w:szCs w:val="21"/>
-                <w:lang w:eastAsia="zh-CN"/>
-              </w:rPr>
-              <w:t>{%else%}</w:t>
-            </w:r>
-            <w:r>
-              <w:rPr>
-                <w:rFonts w:hint="eastAsia" w:ascii="Times New Roman" w:hAnsi="Times New Roman" w:eastAsia="微软雅黑" w:cs="Times New Roman"/>
-                <w:color w:val="FF0000"/>
-                <w:sz w:val="21"/>
-                <w:szCs w:val="21"/>
-                <w:lang w:eastAsia="zh-CN"/>
-              </w:rPr>
-              <w:t>{{ i }}</w:t>
-            </w:r>
-          </w:p>
-          <w:p>
-            <w:pPr>
-              <w:widowControl/>
-              <w:jc w:val="center"/>
-              <w:textAlignment w:val="center"/>
-              <w:rPr>
-                <w:rFonts w:ascii="微软雅黑" w:hAnsi="微软雅黑" w:eastAsia="微软雅黑" w:cs="微软雅黑"/>
-                <w:color w:val="000000"/>
-                <w:sz w:val="21"/>
-                <w:szCs w:val="21"/>
-              </w:rPr>
-            </w:pPr>
-            <w:r>
-              <w:rPr>
-                <w:rFonts w:hint="eastAsia" w:ascii="Times New Roman" w:hAnsi="Times New Roman" w:eastAsia="微软雅黑" w:cs="Times New Roman"/>
-                <w:sz w:val="21"/>
-                <w:szCs w:val="21"/>
-                <w:lang w:eastAsia="zh-CN"/>
-              </w:rPr>
-              <w:t>{%endif%}{% endfor%}{%endif%}</w:t>
-            </w:r>
-          </w:p>
-        </w:tc>
-        <w:tc>
-          <w:tcPr>
-            <w:tcW w:w="2056" w:type="dxa"/>
+            <w:tcW w:w="2043" w:type="dxa"/>
             <w:tcBorders>
               <w:top w:val="single" w:color="A4A4A4" w:sz="4" w:space="0"/>
             </w:tcBorders>
@@ -7462,8 +7160,8 @@
         </w:trPr>
         <w:tc>
           <w:tcPr>
-            <w:tcW w:w="9925" w:type="dxa"/>
-            <w:gridSpan w:val="4"/>
+            <w:tcW w:w="9859" w:type="dxa"/>
+            <w:gridSpan w:val="3"/>
             <w:shd w:val="clear" w:color="auto" w:fill="auto"/>
             <w:noWrap/>
             <w:vAlign w:val="center"/>
@@ -7533,8 +7231,7 @@
       </w:tblPr>
       <w:tblGrid>
         <w:gridCol w:w="2004"/>
-        <w:gridCol w:w="1859"/>
-        <w:gridCol w:w="2656"/>
+        <w:gridCol w:w="4515"/>
         <w:gridCol w:w="3340"/>
       </w:tblGrid>
       <w:tr>
@@ -7559,7 +7256,7 @@
         </w:trPr>
         <w:tc>
           <w:tcPr>
-            <w:tcW w:w="2017" w:type="dxa"/>
+            <w:tcW w:w="2004" w:type="dxa"/>
             <w:tcBorders>
               <w:top w:val="nil"/>
               <w:bottom w:val="nil"/>
@@ -7598,7 +7295,7 @@
         </w:tc>
         <w:tc>
           <w:tcPr>
-            <w:tcW w:w="1871" w:type="dxa"/>
+            <w:tcW w:w="4515" w:type="dxa"/>
             <w:tcBorders>
               <w:top w:val="nil"/>
               <w:left w:val="single" w:color="FFFFFF" w:sz="18" w:space="0"/>
@@ -7632,53 +7329,13 @@
                 <w:szCs w:val="21"/>
                 <w:lang w:eastAsia="zh-CN" w:bidi="ar"/>
               </w:rPr>
-              <w:t>变异类型</w:t>
+              <w:t>检测结果</w:t>
             </w:r>
           </w:p>
         </w:tc>
         <w:tc>
           <w:tcPr>
-            <w:tcW w:w="2674" w:type="dxa"/>
-            <w:tcBorders>
-              <w:top w:val="nil"/>
-              <w:left w:val="single" w:color="FFFFFF" w:sz="18" w:space="0"/>
-              <w:bottom w:val="nil"/>
-              <w:right w:val="single" w:color="FFFFFF" w:sz="18" w:space="0"/>
-            </w:tcBorders>
-            <w:shd w:val="clear" w:color="auto" w:fill="61BB41"/>
-            <w:vAlign w:val="center"/>
-          </w:tcPr>
-          <w:p>
-            <w:pPr>
-              <w:widowControl/>
-              <w:jc w:val="center"/>
-              <w:textAlignment w:val="center"/>
-              <w:rPr>
-                <w:rFonts w:ascii="微软雅黑" w:hAnsi="微软雅黑" w:eastAsia="微软雅黑" w:cs="微软雅黑"/>
-                <w:b/>
-                <w:bCs/>
-                <w:color w:val="FFFFFF"/>
-                <w:sz w:val="21"/>
-                <w:szCs w:val="21"/>
-              </w:rPr>
-            </w:pPr>
-            <w:r>
-              <w:rPr>
-                <w:rFonts w:hint="eastAsia" w:ascii="微软雅黑" w:hAnsi="微软雅黑" w:eastAsia="微软雅黑" w:cs="微软雅黑"/>
-                <w:b/>
-                <w:bCs/>
-                <w:color w:val="FFFFFF"/>
-                <w:sz w:val="21"/>
-                <w:szCs w:val="21"/>
-                <w:lang w:eastAsia="zh-CN" w:bidi="ar"/>
-              </w:rPr>
-              <w:t>检测结果</w:t>
-            </w:r>
-          </w:p>
-        </w:tc>
-        <w:tc>
-          <w:tcPr>
-            <w:tcW w:w="3363" w:type="dxa"/>
+            <w:tcW w:w="3340" w:type="dxa"/>
             <w:tcBorders>
               <w:top w:val="nil"/>
               <w:left w:val="single" w:color="FFFFFF" w:sz="18" w:space="0"/>
@@ -7739,8 +7396,8 @@
         </w:trPr>
         <w:tc>
           <w:tcPr>
-            <w:tcW w:w="9925" w:type="dxa"/>
-            <w:gridSpan w:val="4"/>
+            <w:tcW w:w="9859" w:type="dxa"/>
+            <w:gridSpan w:val="3"/>
             <w:tcBorders>
               <w:top w:val="nil"/>
               <w:bottom w:val="single" w:color="A4A4A4" w:sz="4" w:space="0"/>
@@ -7793,7 +7450,7 @@
         </w:trPr>
         <w:tc>
           <w:tcPr>
-            <w:tcW w:w="2017" w:type="dxa"/>
+            <w:tcW w:w="2004" w:type="dxa"/>
             <w:tcBorders>
               <w:top w:val="single" w:color="A4A4A4" w:sz="4" w:space="0"/>
             </w:tcBorders>
@@ -7824,7 +7481,7 @@
         </w:tc>
         <w:tc>
           <w:tcPr>
-            <w:tcW w:w="1871" w:type="dxa"/>
+            <w:tcW w:w="4515" w:type="dxa"/>
             <w:tcBorders>
               <w:top w:val="single" w:color="A4A4A4" w:sz="4" w:space="0"/>
             </w:tcBorders>
@@ -7834,7 +7491,60 @@
           </w:tcPr>
           <w:p>
             <w:pPr>
+              <w:widowControl/>
               <w:jc w:val="center"/>
+              <w:textAlignment w:val="center"/>
+              <w:rPr>
+                <w:rFonts w:ascii="Times New Roman" w:hAnsi="Times New Roman" w:eastAsia="微软雅黑" w:cs="Times New Roman"/>
+                <w:sz w:val="21"/>
+                <w:szCs w:val="21"/>
+                <w:lang w:eastAsia="zh-CN"/>
+              </w:rPr>
+            </w:pPr>
+            <w:r>
+              <w:rPr>
+                <w:rFonts w:hint="eastAsia" w:ascii="Times New Roman" w:hAnsi="Times New Roman" w:eastAsia="微软雅黑" w:cs="Times New Roman"/>
+                <w:sz w:val="21"/>
+                <w:szCs w:val="21"/>
+                <w:lang w:eastAsia="zh-CN"/>
+              </w:rPr>
+              <w:t>{% if it.ori_variantList == [] %}未检测到与用药相关突变{%else%}{% for i in it.ori_variantList %}{%if loop.last%}</w:t>
+            </w:r>
+            <w:r>
+              <w:rPr>
+                <w:rFonts w:hint="eastAsia" w:ascii="Times New Roman" w:hAnsi="Times New Roman" w:eastAsia="微软雅黑" w:cs="Times New Roman"/>
+                <w:color w:val="FF0000"/>
+                <w:sz w:val="21"/>
+                <w:szCs w:val="21"/>
+                <w:lang w:eastAsia="zh-CN"/>
+              </w:rPr>
+              <w:t>{{ i }}</w:t>
+            </w:r>
+            <w:r>
+              <w:rPr>
+                <w:rFonts w:hint="eastAsia" w:ascii="Times New Roman" w:hAnsi="Times New Roman" w:eastAsia="微软雅黑" w:cs="Times New Roman"/>
+                <w:sz w:val="21"/>
+                <w:szCs w:val="21"/>
+                <w:lang w:eastAsia="zh-CN"/>
+              </w:rPr>
+              <w:t>{%else%}</w:t>
+            </w:r>
+            <w:r>
+              <w:rPr>
+                <w:rFonts w:hint="eastAsia" w:ascii="Times New Roman" w:hAnsi="Times New Roman" w:eastAsia="微软雅黑" w:cs="Times New Roman"/>
+                <w:color w:val="FF0000"/>
+                <w:sz w:val="21"/>
+                <w:szCs w:val="21"/>
+                <w:lang w:eastAsia="zh-CN"/>
+              </w:rPr>
+              <w:t>{{ i }}</w:t>
+            </w:r>
+          </w:p>
+          <w:p>
+            <w:pPr>
+              <w:widowControl/>
+              <w:jc w:val="center"/>
+              <w:textAlignment w:val="center"/>
               <w:rPr>
                 <w:rFonts w:ascii="微软雅黑" w:hAnsi="微软雅黑" w:eastAsia="微软雅黑" w:cs="微软雅黑"/>
                 <w:color w:val="000000"/>
@@ -7849,96 +7559,13 @@
                 <w:szCs w:val="21"/>
                 <w:lang w:eastAsia="zh-CN"/>
               </w:rPr>
-              <w:t>{{ it.info }}</w:t>
+              <w:t>{%endif%}{% endfor%}{%endif%}</w:t>
             </w:r>
           </w:p>
         </w:tc>
         <w:tc>
           <w:tcPr>
-            <w:tcW w:w="2674" w:type="dxa"/>
-            <w:tcBorders>
-              <w:top w:val="single" w:color="A4A4A4" w:sz="4" w:space="0"/>
-            </w:tcBorders>
-            <w:shd w:val="clear" w:color="auto" w:fill="auto"/>
-            <w:vAlign w:val="center"/>
-          </w:tcPr>
-          <w:p>
-            <w:pPr>
-              <w:widowControl/>
-              <w:jc w:val="center"/>
-              <w:textAlignment w:val="center"/>
-              <w:rPr>
-                <w:rFonts w:ascii="Times New Roman" w:hAnsi="Times New Roman" w:eastAsia="微软雅黑" w:cs="Times New Roman"/>
-                <w:sz w:val="21"/>
-                <w:szCs w:val="21"/>
-                <w:lang w:eastAsia="zh-CN"/>
-              </w:rPr>
-            </w:pPr>
-            <w:r>
-              <w:rPr>
-                <w:rFonts w:hint="eastAsia" w:ascii="Times New Roman" w:hAnsi="Times New Roman" w:eastAsia="微软雅黑" w:cs="Times New Roman"/>
-                <w:sz w:val="21"/>
-                <w:szCs w:val="21"/>
-                <w:lang w:eastAsia="zh-CN"/>
-              </w:rPr>
-              <w:t>{% if it.ori_variantList == [] %}未检测到与用药相关突变{%else%}{% for i in it.ori_variantList %}{%if loop.last%}</w:t>
-            </w:r>
-            <w:r>
-              <w:rPr>
-                <w:rFonts w:hint="eastAsia" w:ascii="Times New Roman" w:hAnsi="Times New Roman" w:eastAsia="微软雅黑" w:cs="Times New Roman"/>
-                <w:color w:val="FF0000"/>
-                <w:sz w:val="21"/>
-                <w:szCs w:val="21"/>
-                <w:lang w:eastAsia="zh-CN"/>
-              </w:rPr>
-              <w:t>{{ i }}</w:t>
-            </w:r>
-            <w:r>
-              <w:rPr>
-                <w:rFonts w:hint="eastAsia" w:ascii="Times New Roman" w:hAnsi="Times New Roman" w:eastAsia="微软雅黑" w:cs="Times New Roman"/>
-                <w:sz w:val="21"/>
-                <w:szCs w:val="21"/>
-                <w:lang w:eastAsia="zh-CN"/>
-              </w:rPr>
-              <w:t>{%else%}</w:t>
-            </w:r>
-            <w:r>
-              <w:rPr>
-                <w:rFonts w:hint="eastAsia" w:ascii="Times New Roman" w:hAnsi="Times New Roman" w:eastAsia="微软雅黑" w:cs="Times New Roman"/>
-                <w:color w:val="FF0000"/>
-                <w:sz w:val="21"/>
-                <w:szCs w:val="21"/>
-                <w:lang w:eastAsia="zh-CN"/>
-              </w:rPr>
-              <w:t>{{ i }}</w:t>
-            </w:r>
-          </w:p>
-          <w:p>
-            <w:pPr>
-              <w:widowControl/>
-              <w:jc w:val="center"/>
-              <w:textAlignment w:val="center"/>
-              <w:rPr>
-                <w:rFonts w:ascii="微软雅黑" w:hAnsi="微软雅黑" w:eastAsia="微软雅黑" w:cs="微软雅黑"/>
-                <w:color w:val="000000"/>
-                <w:sz w:val="21"/>
-                <w:szCs w:val="21"/>
-              </w:rPr>
-            </w:pPr>
-            <w:r>
-              <w:rPr>
-                <w:rFonts w:hint="eastAsia" w:ascii="Times New Roman" w:hAnsi="Times New Roman" w:eastAsia="微软雅黑" w:cs="Times New Roman"/>
-                <w:sz w:val="21"/>
-                <w:szCs w:val="21"/>
-                <w:lang w:eastAsia="zh-CN"/>
-              </w:rPr>
-              <w:t>{%endif%}{% endfor%}{%endif%}</w:t>
-            </w:r>
-          </w:p>
-        </w:tc>
-        <w:tc>
-          <w:tcPr>
-            <w:tcW w:w="3363" w:type="dxa"/>
+            <w:tcW w:w="3340" w:type="dxa"/>
             <w:tcBorders>
               <w:top w:val="single" w:color="A4A4A4" w:sz="4" w:space="0"/>
             </w:tcBorders>
@@ -8040,8 +7667,8 @@
         </w:trPr>
         <w:tc>
           <w:tcPr>
-            <w:tcW w:w="9925" w:type="dxa"/>
-            <w:gridSpan w:val="4"/>
+            <w:tcW w:w="9859" w:type="dxa"/>
+            <w:gridSpan w:val="3"/>
             <w:shd w:val="clear" w:color="auto" w:fill="auto"/>
             <w:noWrap/>
             <w:vAlign w:val="center"/>
@@ -8380,43 +8007,6 @@
           <w:lang w:eastAsia="zh-CN"/>
         </w:rPr>
         <w:t>变异详情，可查看基因变异检测结果及解析。</w:t>
-      </w:r>
-    </w:p>
-    <w:p>
-      <w:pPr>
-        <w:keepNext w:val="0"/>
-        <w:keepLines w:val="0"/>
-        <w:pageBreakBefore w:val="0"/>
-        <w:widowControl w:val="0"/>
-        <w:numPr>
-          <w:ilvl w:val="0"/>
-          <w:numId w:val="7"/>
-        </w:numPr>
-        <w:kinsoku/>
-        <w:wordWrap/>
-        <w:overflowPunct/>
-        <w:topLinePunct w:val="0"/>
-        <w:autoSpaceDE/>
-        <w:autoSpaceDN/>
-        <w:bidi w:val="0"/>
-        <w:adjustRightInd/>
-        <w:snapToGrid/>
-        <w:spacing w:line="216" w:lineRule="auto"/>
-        <w:ind w:left="425" w:hanging="425"/>
-        <w:textAlignment w:val="auto"/>
-        <w:rPr>
-          <w:rFonts w:ascii="Times New Roman" w:hAnsi="Times New Roman" w:eastAsia="微软雅黑" w:cs="Times New Roman"/>
-          <w:sz w:val="18"/>
-          <w:lang w:eastAsia="zh-CN"/>
-        </w:rPr>
-      </w:pPr>
-      <w:r>
-        <w:rPr>
-          <w:rFonts w:hint="eastAsia" w:ascii="Times New Roman" w:hAnsi="Times New Roman" w:eastAsia="微软雅黑" w:cs="Times New Roman"/>
-          <w:sz w:val="18"/>
-          <w:lang w:eastAsia="zh-CN"/>
-        </w:rPr>
-        <w:t>以上基因的检测范围涵盖但不限于上表中列出的变异类型。</w:t>
       </w:r>
     </w:p>
     <w:p>
@@ -8556,16 +8146,16 @@
           <w:sz w:val="30"/>
         </w:rPr>
       </w:pPr>
-      <w:bookmarkStart w:id="50" w:name="_Toc9088"/>
-      <w:bookmarkStart w:id="51" w:name="_Toc32551"/>
-      <w:bookmarkStart w:id="52" w:name="_Toc15063"/>
-      <w:bookmarkStart w:id="53" w:name="_Toc27379"/>
-      <w:bookmarkStart w:id="54" w:name="_Toc5728"/>
-      <w:bookmarkStart w:id="55" w:name="_Toc107825552"/>
-      <w:bookmarkStart w:id="56" w:name="_Toc11015_WPSOffice_Level2"/>
-      <w:bookmarkStart w:id="57" w:name="_Toc23375"/>
-      <w:bookmarkStart w:id="58" w:name="_Toc18062_WPSOffice_Level2"/>
-      <w:bookmarkStart w:id="59" w:name="_Toc6338"/>
+      <w:bookmarkStart w:id="50" w:name="_Toc107825552"/>
+      <w:bookmarkStart w:id="51" w:name="_Toc23375"/>
+      <w:bookmarkStart w:id="52" w:name="_Toc6338"/>
+      <w:bookmarkStart w:id="53" w:name="_Toc18062_WPSOffice_Level2"/>
+      <w:bookmarkStart w:id="54" w:name="_Toc9088"/>
+      <w:bookmarkStart w:id="55" w:name="_Toc15063"/>
+      <w:bookmarkStart w:id="56" w:name="_Toc32551"/>
+      <w:bookmarkStart w:id="57" w:name="_Toc5728"/>
+      <w:bookmarkStart w:id="58" w:name="_Toc11015_WPSOffice_Level2"/>
+      <w:bookmarkStart w:id="59" w:name="_Toc27379"/>
       <w:r>
         <w:rPr>
           <w:rFonts w:ascii="Times New Roman" w:hAnsi="Times New Roman"/>
@@ -13549,19 +13139,19 @@
         </w:rPr>
         <w:br w:type="page"/>
       </w:r>
-      <w:bookmarkStart w:id="60" w:name="_Toc149832733"/>
+      <w:bookmarkStart w:id="60" w:name="_Toc22117"/>
       <w:bookmarkStart w:id="61" w:name="_Toc149826009"/>
-      <w:bookmarkStart w:id="62" w:name="_Toc22117"/>
-      <w:bookmarkStart w:id="63" w:name="_Toc30669"/>
-      <w:bookmarkStart w:id="64" w:name="_Toc180"/>
+      <w:bookmarkStart w:id="62" w:name="_Toc30669"/>
+      <w:bookmarkStart w:id="63" w:name="_Toc149832733"/>
+      <w:bookmarkStart w:id="64" w:name="_Toc29372"/>
       <w:bookmarkStart w:id="65" w:name="_Toc107825555"/>
-      <w:bookmarkStart w:id="66" w:name="_Toc4331_WPSOffice_Level1"/>
-      <w:bookmarkStart w:id="67" w:name="_Toc25727"/>
-      <w:bookmarkStart w:id="68" w:name="_Toc23846_WPSOffice_Level1"/>
-      <w:bookmarkStart w:id="69" w:name="_Toc32443_WPSOffice_Level1"/>
-      <w:bookmarkStart w:id="70" w:name="_Toc24960"/>
-      <w:bookmarkStart w:id="71" w:name="_Toc23903"/>
-      <w:bookmarkStart w:id="72" w:name="_Toc29372"/>
+      <w:bookmarkStart w:id="66" w:name="_Toc32443_WPSOffice_Level1"/>
+      <w:bookmarkStart w:id="67" w:name="_Toc4331_WPSOffice_Level1"/>
+      <w:bookmarkStart w:id="68" w:name="_Toc25727"/>
+      <w:bookmarkStart w:id="69" w:name="_Toc180"/>
+      <w:bookmarkStart w:id="70" w:name="_Toc23903"/>
+      <w:bookmarkStart w:id="71" w:name="_Toc23846_WPSOffice_Level1"/>
+      <w:bookmarkStart w:id="72" w:name="_Toc24960"/>
       <w:r>
         <w:rPr>
           <w:rFonts w:hint="default" w:ascii="Times New Roman" w:hAnsi="Times New Roman" w:eastAsia="微软雅黑" w:cs="Times New Roman"/>
@@ -14180,10 +13770,10 @@
           <w:lang w:eastAsia="zh-CN"/>
         </w:rPr>
       </w:pPr>
-      <w:bookmarkStart w:id="74" w:name="_Toc149832735"/>
-      <w:bookmarkStart w:id="75" w:name="_Toc16158"/>
-      <w:bookmarkStart w:id="76" w:name="_Toc149826011"/>
-      <w:bookmarkStart w:id="77" w:name="_Toc8496"/>
+      <w:bookmarkStart w:id="74" w:name="_Toc16158"/>
+      <w:bookmarkStart w:id="75" w:name="_Toc149832735"/>
+      <w:bookmarkStart w:id="76" w:name="_Toc8496"/>
+      <w:bookmarkStart w:id="77" w:name="_Toc149826011"/>
       <w:bookmarkStart w:id="78" w:name="_Toc19989"/>
       <w:r>
         <w:rPr>
@@ -15383,14 +14973,6 @@
       </w:tblGrid>
       <w:tr>
         <w:tblPrEx>
-          <w:tblBorders>
-            <w:top w:val="none" w:color="auto" w:sz="0" w:space="0"/>
-            <w:left w:val="none" w:color="auto" w:sz="0" w:space="0"/>
-            <w:bottom w:val="none" w:color="auto" w:sz="0" w:space="0"/>
-            <w:right w:val="none" w:color="auto" w:sz="0" w:space="0"/>
-            <w:insideH w:val="none" w:color="auto" w:sz="0" w:space="0"/>
-            <w:insideV w:val="none" w:color="auto" w:sz="0" w:space="0"/>
-          </w:tblBorders>
           <w:tblCellMar>
             <w:top w:w="0" w:type="dxa"/>
             <w:left w:w="113" w:type="dxa"/>
@@ -17417,12 +16999,7 @@
             <w:insideH w:val="dotted" w:color="A5A5A5" w:sz="4" w:space="0"/>
             <w:insideV w:val="dotted" w:color="A5A5A5" w:sz="4" w:space="0"/>
           </w:tblBorders>
-          <w:tblCellMar>
-            <w:top w:w="0" w:type="dxa"/>
-            <w:left w:w="108" w:type="dxa"/>
-            <w:bottom w:w="0" w:type="dxa"/>
-            <w:right w:w="108" w:type="dxa"/>
-          </w:tblCellMar>
+          <w:shd w:val="clear" w:color="auto" w:fill="auto"/>
         </w:tblPrEx>
         <w:trPr>
           <w:trHeight w:val="465" w:hRule="atLeast"/>
@@ -17562,6 +17139,7 @@
             <w:insideH w:val="dotted" w:color="A5A5A5" w:sz="4" w:space="0"/>
             <w:insideV w:val="dotted" w:color="A5A5A5" w:sz="4" w:space="0"/>
           </w:tblBorders>
+          <w:shd w:val="clear" w:color="auto" w:fill="auto"/>
           <w:tblCellMar>
             <w:top w:w="0" w:type="dxa"/>
             <w:left w:w="108" w:type="dxa"/>
@@ -18768,6 +18346,7 @@
             <w:insideH w:val="dotted" w:color="A5A5A5" w:sz="4" w:space="0"/>
             <w:insideV w:val="dotted" w:color="A5A5A5" w:sz="4" w:space="0"/>
           </w:tblBorders>
+          <w:shd w:val="clear" w:color="auto" w:fill="auto"/>
           <w:tblCellMar>
             <w:top w:w="0" w:type="dxa"/>
             <w:left w:w="108" w:type="dxa"/>
@@ -18912,8 +18491,8 @@
           </w14:shadow>
         </w:rPr>
       </w:pPr>
-      <w:bookmarkStart w:id="81" w:name="_Toc26883"/>
-      <w:bookmarkStart w:id="82" w:name="_Toc10358"/>
+      <w:bookmarkStart w:id="81" w:name="_Toc10358"/>
+      <w:bookmarkStart w:id="82" w:name="_Toc26883"/>
       <w:r>
         <w:rPr>
           <w:rFonts w:ascii="Times New Roman" w:hAnsi="Times New Roman"/>
@@ -18957,18 +18536,18 @@
       </w:pPr>
       <w:bookmarkStart w:id="83" w:name="_Toc32302"/>
       <w:bookmarkStart w:id="84" w:name="_Toc23822"/>
-      <w:bookmarkStart w:id="85" w:name="_Toc149826013"/>
-      <w:bookmarkStart w:id="86" w:name="_Toc149832737"/>
-      <w:bookmarkStart w:id="87" w:name="_Toc8516"/>
-      <w:bookmarkStart w:id="88" w:name="_Toc6997"/>
-      <w:bookmarkStart w:id="89" w:name="_Toc13698"/>
-      <w:bookmarkStart w:id="90" w:name="_Toc11294"/>
+      <w:bookmarkStart w:id="85" w:name="_Toc8516"/>
+      <w:bookmarkStart w:id="86" w:name="_Toc149826013"/>
+      <w:bookmarkStart w:id="87" w:name="_Toc6997"/>
+      <w:bookmarkStart w:id="88" w:name="_Toc149832737"/>
+      <w:bookmarkStart w:id="89" w:name="_Toc107825561"/>
+      <w:bookmarkStart w:id="90" w:name="_Toc13196_WPSOffice_Level1"/>
       <w:bookmarkStart w:id="91" w:name="_Toc21764_WPSOffice_Level1"/>
-      <w:bookmarkStart w:id="92" w:name="_Toc27302"/>
-      <w:bookmarkStart w:id="93" w:name="_Toc107825561"/>
-      <w:bookmarkStart w:id="94" w:name="_Toc1707_WPSOffice_Level1"/>
-      <w:bookmarkStart w:id="95" w:name="_Toc13196_WPSOffice_Level1"/>
-      <w:bookmarkStart w:id="96" w:name="_Toc28240"/>
+      <w:bookmarkStart w:id="92" w:name="_Toc28240"/>
+      <w:bookmarkStart w:id="93" w:name="_Toc27302"/>
+      <w:bookmarkStart w:id="94" w:name="_Toc13698"/>
+      <w:bookmarkStart w:id="95" w:name="_Toc11294"/>
+      <w:bookmarkStart w:id="96" w:name="_Toc1707_WPSOffice_Level1"/>
       <w:bookmarkStart w:id="97" w:name="_Toc16835"/>
       <w:r>
         <w:rPr>
@@ -23733,8 +23312,6 @@
         </w:rPr>
         <w:t>1</w:t>
       </w:r>
-      <w:bookmarkStart w:id="166" w:name="_GoBack"/>
-      <w:bookmarkEnd w:id="166"/>
       <w:r>
         <w:rPr>
           <w:rFonts w:hint="eastAsia" w:ascii="Times New Roman" w:hAnsi="Times New Roman" w:eastAsia="微软雅黑" w:cs="Times New Roman"/>
@@ -28072,8 +27649,8 @@
           </w14:shadow>
         </w:rPr>
       </w:pPr>
-      <w:bookmarkStart w:id="98" w:name="_Toc12199"/>
-      <w:bookmarkStart w:id="99" w:name="_Toc30055"/>
+      <w:bookmarkStart w:id="98" w:name="_Toc30055"/>
+      <w:bookmarkStart w:id="99" w:name="_Toc12199"/>
       <w:r>
         <w:rPr>
           <w:rStyle w:val="37"/>
@@ -28135,20 +27712,20 @@
           <w:lang w:eastAsia="zh-CN"/>
         </w:rPr>
       </w:pPr>
-      <w:bookmarkStart w:id="100" w:name="_Toc32150"/>
-      <w:bookmarkStart w:id="101" w:name="_Toc8676"/>
-      <w:bookmarkStart w:id="102" w:name="_Toc14255_WPSOffice_Level1"/>
-      <w:bookmarkStart w:id="103" w:name="_Toc27230"/>
-      <w:bookmarkStart w:id="104" w:name="_Toc3674"/>
-      <w:bookmarkStart w:id="105" w:name="_Toc24085_WPSOffice_Level1"/>
-      <w:bookmarkStart w:id="106" w:name="_Toc28605"/>
-      <w:bookmarkStart w:id="107" w:name="_Toc15840_WPSOffice_Level1"/>
-      <w:bookmarkStart w:id="108" w:name="_Toc4882"/>
-      <w:bookmarkStart w:id="109" w:name="_Toc9066"/>
-      <w:bookmarkStart w:id="110" w:name="_Toc23688"/>
-      <w:bookmarkStart w:id="111" w:name="_Toc28810_WPSOffice_Level1"/>
-      <w:bookmarkStart w:id="112" w:name="_Toc11193_WPSOffice_Level1"/>
-      <w:bookmarkStart w:id="113" w:name="_Toc11896_WPSOffice_Level1"/>
+      <w:bookmarkStart w:id="100" w:name="_Toc9066"/>
+      <w:bookmarkStart w:id="101" w:name="_Toc24085_WPSOffice_Level1"/>
+      <w:bookmarkStart w:id="102" w:name="_Toc28605"/>
+      <w:bookmarkStart w:id="103" w:name="_Toc8676"/>
+      <w:bookmarkStart w:id="104" w:name="_Toc32150"/>
+      <w:bookmarkStart w:id="105" w:name="_Toc15840_WPSOffice_Level1"/>
+      <w:bookmarkStart w:id="106" w:name="_Toc4882"/>
+      <w:bookmarkStart w:id="107" w:name="_Toc27230"/>
+      <w:bookmarkStart w:id="108" w:name="_Toc3674"/>
+      <w:bookmarkStart w:id="109" w:name="_Toc14255_WPSOffice_Level1"/>
+      <w:bookmarkStart w:id="110" w:name="_Toc11896_WPSOffice_Level1"/>
+      <w:bookmarkStart w:id="111" w:name="_Toc11193_WPSOffice_Level1"/>
+      <w:bookmarkStart w:id="112" w:name="_Toc28810_WPSOffice_Level1"/>
+      <w:bookmarkStart w:id="113" w:name="_Toc23688"/>
       <w:r>
         <w:rPr>
           <w:rFonts w:hint="eastAsia" w:ascii="Times New Roman" w:hAnsi="Times New Roman"/>
@@ -28509,6 +28086,7 @@
                 <w:lang w:eastAsia="zh-CN"/>
               </w:rPr>
             </w:pPr>
+            <w:bookmarkStart w:id="161" w:name="_GoBack" w:colFirst="3" w:colLast="3"/>
             <w:r>
               <w:rPr>
                 <w:rFonts w:ascii="Times New Roman" w:hAnsi="Times New Roman" w:eastAsia="微软雅黑" w:cs="Times New Roman"/>
@@ -28631,22 +28209,9 @@
           </w:tcPr>
           <w:p>
             <w:pPr>
-              <w:keepNext w:val="0"/>
-              <w:keepLines w:val="0"/>
-              <w:pageBreakBefore w:val="0"/>
-              <w:widowControl w:val="0"/>
-              <w:kinsoku/>
-              <w:wordWrap/>
-              <w:overflowPunct/>
-              <w:topLinePunct w:val="0"/>
-              <w:autoSpaceDE/>
-              <w:autoSpaceDN/>
-              <w:bidi w:val="0"/>
-              <w:adjustRightInd/>
-              <w:snapToGrid/>
-              <w:ind w:left="119"/>
+              <w:autoSpaceDE w:val="0"/>
+              <w:ind w:left="110" w:leftChars="50"/>
               <w:jc w:val="center"/>
-              <w:textAlignment w:val="auto"/>
               <w:rPr>
                 <w:rFonts w:ascii="Times New Roman" w:hAnsi="Times New Roman" w:eastAsia="微软雅黑" w:cs="Times New Roman"/>
                 <w:bCs/>
@@ -28656,20 +28221,30 @@
             </w:pPr>
             <w:r>
               <w:rPr>
-                <w:rFonts w:hint="eastAsia" w:ascii="Times New Roman" w:hAnsi="Times New Roman" w:eastAsia="微软雅黑" w:cs="Times New Roman"/>
-                <w:bCs/>
-                <w:sz w:val="21"/>
-                <w:lang w:eastAsia="zh-CN"/>
-              </w:rPr>
-              <w:t>≥10</w:t>
-            </w:r>
-            <w:r>
-              <w:rPr>
-                <w:rFonts w:ascii="Times New Roman" w:hAnsi="Times New Roman" w:eastAsia="微软雅黑" w:cs="Times New Roman"/>
-                <w:bCs/>
-                <w:sz w:val="21"/>
-              </w:rPr>
-              <w:t>%</w:t>
+                <w:rFonts w:hint="eastAsia" w:ascii="微软雅黑" w:hAnsi="微软雅黑" w:eastAsia="微软雅黑" w:cs="微软雅黑"/>
+                <w:sz w:val="21"/>
+                <w:szCs w:val="21"/>
+                <w:lang w:eastAsia="zh-CN" w:bidi="ar"/>
+              </w:rPr>
+              <w:t>≥</w:t>
+            </w:r>
+            <w:r>
+              <w:rPr>
+                <w:rFonts w:hint="eastAsia" w:ascii="Times New Roman" w:hAnsi="Times New Roman" w:eastAsia="微软雅黑" w:cs="Times New Roman"/>
+                <w:sz w:val="21"/>
+                <w:szCs w:val="21"/>
+                <w:lang w:eastAsia="zh-CN" w:bidi="ar"/>
+              </w:rPr>
+              <w:t>1</w:t>
+            </w:r>
+            <w:r>
+              <w:rPr>
+                <w:rFonts w:ascii="Times New Roman" w:hAnsi="Times New Roman" w:eastAsia="微软雅黑" w:cs="Times New Roman"/>
+                <w:sz w:val="21"/>
+                <w:szCs w:val="21"/>
+                <w:lang w:eastAsia="zh-CN" w:bidi="ar"/>
+              </w:rPr>
+              <w:t>0%</w:t>
             </w:r>
           </w:p>
         </w:tc>
@@ -28864,22 +28439,7 @@
           </w:tcPr>
           <w:p>
             <w:pPr>
-              <w:keepNext w:val="0"/>
-              <w:keepLines w:val="0"/>
-              <w:pageBreakBefore w:val="0"/>
-              <w:widowControl w:val="0"/>
-              <w:kinsoku/>
-              <w:wordWrap/>
-              <w:overflowPunct/>
-              <w:topLinePunct w:val="0"/>
-              <w:autoSpaceDE/>
-              <w:autoSpaceDN/>
-              <w:bidi w:val="0"/>
-              <w:adjustRightInd/>
-              <w:snapToGrid/>
-              <w:ind w:left="119"/>
               <w:jc w:val="center"/>
-              <w:textAlignment w:val="auto"/>
               <w:rPr>
                 <w:rFonts w:ascii="Times New Roman" w:hAnsi="Times New Roman" w:eastAsia="微软雅黑" w:cs="Times New Roman"/>
                 <w:bCs/>
@@ -28922,12 +28482,21 @@
             </w:r>
             <w:r>
               <w:rPr>
+                <w:rFonts w:hint="eastAsia" w:ascii="Times New Roman" w:hAnsi="Times New Roman" w:eastAsia="微软雅黑" w:cs="Times New Roman"/>
+                <w:sz w:val="21"/>
+                <w:szCs w:val="21"/>
+                <w:lang w:val="en-US" w:eastAsia="zh-CN" w:bidi="ar"/>
+              </w:rPr>
+              <w:t>5</w:t>
+            </w:r>
+            <w:r>
+              <w:rPr>
                 <w:rFonts w:ascii="Times New Roman" w:hAnsi="Times New Roman" w:eastAsia="微软雅黑" w:cs="Times New Roman"/>
                 <w:sz w:val="21"/>
                 <w:szCs w:val="21"/>
                 <w:lang w:eastAsia="zh-CN" w:bidi="ar"/>
               </w:rPr>
-              <w:t>100</w:t>
+              <w:t>0</w:t>
             </w:r>
             <w:r>
               <w:rPr>
@@ -28951,9 +28520,9 @@
                 <w:rFonts w:hint="eastAsia" w:ascii="Times New Roman" w:hAnsi="Times New Roman" w:eastAsia="微软雅黑" w:cs="Times New Roman"/>
                 <w:sz w:val="21"/>
                 <w:szCs w:val="21"/>
-                <w:lang w:eastAsia="zh-CN" w:bidi="ar"/>
-              </w:rPr>
-              <w:t>2</w:t>
+                <w:lang w:val="en-US" w:eastAsia="zh-CN" w:bidi="ar"/>
+              </w:rPr>
+              <w:t>1</w:t>
             </w:r>
             <w:r>
               <w:rPr>
@@ -29134,22 +28703,9 @@
           </w:tcPr>
           <w:p>
             <w:pPr>
-              <w:keepNext w:val="0"/>
-              <w:keepLines w:val="0"/>
-              <w:pageBreakBefore w:val="0"/>
-              <w:widowControl w:val="0"/>
-              <w:kinsoku/>
-              <w:wordWrap/>
-              <w:overflowPunct/>
-              <w:topLinePunct w:val="0"/>
-              <w:autoSpaceDE/>
-              <w:autoSpaceDN/>
-              <w:bidi w:val="0"/>
-              <w:adjustRightInd/>
-              <w:snapToGrid/>
-              <w:ind w:left="119"/>
+              <w:autoSpaceDE w:val="0"/>
+              <w:ind w:left="110" w:leftChars="50"/>
               <w:jc w:val="center"/>
-              <w:textAlignment w:val="auto"/>
               <w:rPr>
                 <w:rFonts w:ascii="Times New Roman" w:hAnsi="Times New Roman" w:eastAsia="微软雅黑" w:cs="Times New Roman"/>
                 <w:bCs/>
@@ -29160,28 +28716,20 @@
             <w:r>
               <w:rPr>
                 <w:rFonts w:hint="eastAsia" w:ascii="Times New Roman" w:hAnsi="Times New Roman" w:eastAsia="微软雅黑" w:cs="Times New Roman"/>
-                <w:bCs/>
-                <w:sz w:val="21"/>
-                <w:lang w:eastAsia="zh-CN"/>
-              </w:rPr>
-              <w:t>A</w:t>
-            </w:r>
-            <w:r>
-              <w:rPr>
-                <w:rFonts w:ascii="Times New Roman" w:hAnsi="Times New Roman" w:eastAsia="微软雅黑" w:cs="Times New Roman"/>
-                <w:bCs/>
-                <w:sz w:val="21"/>
-                <w:lang w:eastAsia="zh-CN"/>
-              </w:rPr>
-              <w:t>/B/</w:t>
-            </w:r>
-            <w:r>
-              <w:rPr>
-                <w:rFonts w:hint="eastAsia" w:ascii="Times New Roman" w:hAnsi="Times New Roman" w:eastAsia="微软雅黑" w:cs="Times New Roman"/>
-                <w:bCs/>
-                <w:sz w:val="21"/>
-              </w:rPr>
-              <w:t>C级</w:t>
+                <w:sz w:val="21"/>
+                <w:szCs w:val="21"/>
+                <w:lang w:val="en-US" w:eastAsia="zh-CN" w:bidi="ar"/>
+              </w:rPr>
+              <w:t>1-2</w:t>
+            </w:r>
+            <w:r>
+              <w:rPr>
+                <w:rFonts w:hint="eastAsia" w:ascii="微软雅黑" w:hAnsi="微软雅黑" w:eastAsia="微软雅黑" w:cs="微软雅黑"/>
+                <w:sz w:val="21"/>
+                <w:szCs w:val="21"/>
+                <w:lang w:eastAsia="zh-CN" w:bidi="ar"/>
+              </w:rPr>
+              <w:t>级</w:t>
             </w:r>
           </w:p>
         </w:tc>
@@ -29355,22 +28903,9 @@
           </w:tcPr>
           <w:p>
             <w:pPr>
-              <w:keepNext w:val="0"/>
-              <w:keepLines w:val="0"/>
-              <w:pageBreakBefore w:val="0"/>
-              <w:widowControl w:val="0"/>
-              <w:kinsoku/>
-              <w:wordWrap/>
-              <w:overflowPunct/>
-              <w:topLinePunct w:val="0"/>
-              <w:autoSpaceDE/>
-              <w:autoSpaceDN/>
-              <w:bidi w:val="0"/>
-              <w:adjustRightInd/>
-              <w:snapToGrid/>
-              <w:ind w:left="119"/>
+              <w:autoSpaceDE w:val="0"/>
+              <w:ind w:left="110" w:leftChars="50"/>
               <w:jc w:val="center"/>
-              <w:textAlignment w:val="auto"/>
               <w:rPr>
                 <w:rFonts w:ascii="Times New Roman" w:hAnsi="Times New Roman" w:eastAsia="微软雅黑" w:cs="Times New Roman"/>
                 <w:bCs/>
@@ -29388,16 +28923,26 @@
             </w:r>
             <w:r>
               <w:rPr>
+                <w:rFonts w:hint="eastAsia" w:ascii="Times New Roman" w:hAnsi="Times New Roman" w:eastAsia="微软雅黑" w:cs="Times New Roman"/>
+                <w:sz w:val="21"/>
+                <w:szCs w:val="21"/>
+                <w:lang w:val="en-US" w:eastAsia="zh-CN" w:bidi="ar"/>
+              </w:rPr>
+              <w:t>32</w:t>
+            </w:r>
+            <w:r>
+              <w:rPr>
                 <w:rFonts w:ascii="Times New Roman" w:hAnsi="Times New Roman" w:eastAsia="微软雅黑" w:cs="Times New Roman"/>
                 <w:sz w:val="21"/>
                 <w:szCs w:val="21"/>
                 <w:lang w:eastAsia="zh-CN" w:bidi="ar"/>
               </w:rPr>
-              <w:t>500</w:t>
+              <w:t>0</w:t>
             </w:r>
           </w:p>
         </w:tc>
       </w:tr>
+      <w:bookmarkEnd w:id="161"/>
       <w:tr>
         <w:tblPrEx>
           <w:tblBorders>
@@ -30375,23 +29920,18 @@
           <w:numId w:val="9"/>
         </w:numPr>
         <w:rPr>
+          <w:rFonts w:ascii="Times New Roman" w:hAnsi="Times New Roman" w:eastAsia="微软雅黑" w:cs="Times New Roman"/>
+          <w:sz w:val="18"/>
+          <w:lang w:eastAsia="zh-CN"/>
+        </w:rPr>
+      </w:pPr>
+      <w:r>
+        <w:rPr>
           <w:rFonts w:hint="eastAsia" w:ascii="Times New Roman" w:hAnsi="Times New Roman" w:eastAsia="微软雅黑" w:cs="Times New Roman"/>
           <w:sz w:val="18"/>
           <w:lang w:eastAsia="zh-CN"/>
         </w:rPr>
-      </w:pPr>
-      <w:bookmarkStart w:id="114" w:name="_Toc31843"/>
-      <w:bookmarkStart w:id="115" w:name="_Toc4303"/>
-      <w:bookmarkStart w:id="116" w:name="_Toc24780"/>
-      <w:bookmarkStart w:id="117" w:name="_Hlk33190413"/>
-      <w:bookmarkStart w:id="118" w:name="_Toc107330130"/>
-      <w:r>
-        <w:rPr>
-          <w:rFonts w:hint="eastAsia" w:ascii="Times New Roman" w:hAnsi="Times New Roman" w:eastAsia="微软雅黑" w:cs="Times New Roman"/>
-          <w:sz w:val="18"/>
-          <w:lang w:eastAsia="zh-CN"/>
-        </w:rPr>
-        <w:t>肿瘤细胞含量：送检样本经HE染色评估的肿瘤细胞含量。如送检样本不满足病理评估所需条件，则不进行此项评估。血浆cfDNA样本不做此项评估。</w:t>
+        <w:t>肿瘤细胞含量：送检样本经HE染色评估的肿瘤细胞含量。如送检样本不满足病理评估所需条件，则不进行此项评估。{% if summaryOfRresults.type == “blood” %}血浆cfDNA样本不做此项评估。{% endif %}</w:t>
       </w:r>
     </w:p>
     <w:p>
@@ -30401,7 +29941,7 @@
           <w:numId w:val="9"/>
         </w:numPr>
         <w:rPr>
-          <w:rFonts w:hint="eastAsia" w:ascii="Times New Roman" w:hAnsi="Times New Roman" w:eastAsia="微软雅黑" w:cs="Times New Roman"/>
+          <w:rFonts w:ascii="Times New Roman" w:hAnsi="Times New Roman" w:eastAsia="微软雅黑" w:cs="Times New Roman"/>
           <w:sz w:val="18"/>
           <w:lang w:eastAsia="zh-CN"/>
         </w:rPr>
@@ -30422,283 +29962,18 @@
           <w:numId w:val="9"/>
         </w:numPr>
         <w:rPr>
+          <w:rFonts w:ascii="Times New Roman" w:hAnsi="Times New Roman" w:eastAsia="微软雅黑" w:cs="Times New Roman"/>
+          <w:sz w:val="18"/>
+          <w:lang w:eastAsia="zh-CN"/>
+        </w:rPr>
+      </w:pPr>
+      <w:r>
+        <w:rPr>
           <w:rFonts w:hint="eastAsia" w:ascii="Times New Roman" w:hAnsi="Times New Roman" w:eastAsia="微软雅黑" w:cs="Times New Roman"/>
           <w:sz w:val="18"/>
           <w:lang w:eastAsia="zh-CN"/>
         </w:rPr>
-      </w:pPr>
-      <w:r>
-        <w:rPr>
-          <w:rFonts w:hint="eastAsia" w:ascii="Times New Roman" w:hAnsi="Times New Roman" w:eastAsia="微软雅黑" w:cs="Times New Roman"/>
-          <w:sz w:val="18"/>
-          <w:lang w:eastAsia="zh-CN"/>
-        </w:rPr>
-        <w:t>DNA降解程度：cfDNA样本不适用于此项评估。</w:t>
-      </w:r>
-    </w:p>
-    <w:p>
-      <w:pPr>
-        <w:numPr>
-          <w:ilvl w:val="0"/>
-          <w:numId w:val="10"/>
-        </w:numPr>
-        <w:spacing w:line="270" w:lineRule="exact"/>
-        <w:ind w:left="613" w:leftChars="150" w:hanging="283"/>
-        <w:rPr>
-          <w:rFonts w:ascii="Times New Roman" w:hAnsi="Times New Roman" w:eastAsia="微软雅黑" w:cs="Times New Roman"/>
-          <w:bCs/>
-          <w:sz w:val="18"/>
-          <w:szCs w:val="18"/>
-          <w:lang w:eastAsia="zh-CN"/>
-        </w:rPr>
-      </w:pPr>
-      <w:r>
-        <w:rPr>
-          <w:rFonts w:ascii="Times New Roman" w:hAnsi="Times New Roman" w:eastAsia="微软雅黑" w:cs="Times New Roman"/>
-          <w:bCs/>
-          <w:sz w:val="18"/>
-          <w:szCs w:val="18"/>
-          <w:lang w:eastAsia="zh-CN"/>
-        </w:rPr>
-        <w:t>A级：有主带，或降解均匀且降解区域主要集中在5000bp以上</w:t>
-      </w:r>
-      <w:r>
-        <w:rPr>
-          <w:rFonts w:hint="eastAsia" w:ascii="Times New Roman" w:hAnsi="Times New Roman" w:eastAsia="微软雅黑" w:cs="Times New Roman"/>
-          <w:bCs/>
-          <w:sz w:val="18"/>
-          <w:szCs w:val="18"/>
-          <w:lang w:eastAsia="zh-CN"/>
-        </w:rPr>
-        <w:t>；</w:t>
-      </w:r>
-    </w:p>
-    <w:p>
-      <w:pPr>
-        <w:numPr>
-          <w:ilvl w:val="0"/>
-          <w:numId w:val="10"/>
-        </w:numPr>
-        <w:spacing w:line="270" w:lineRule="exact"/>
-        <w:ind w:left="613" w:leftChars="150" w:hanging="283"/>
-        <w:rPr>
-          <w:rFonts w:ascii="Times New Roman" w:hAnsi="Times New Roman" w:eastAsia="微软雅黑" w:cs="Times New Roman"/>
-          <w:bCs/>
-          <w:sz w:val="18"/>
-          <w:szCs w:val="18"/>
-          <w:lang w:eastAsia="zh-CN"/>
-        </w:rPr>
-      </w:pPr>
-      <w:r>
-        <w:rPr>
-          <w:rFonts w:ascii="Times New Roman" w:hAnsi="Times New Roman" w:eastAsia="微软雅黑" w:cs="Times New Roman"/>
-          <w:bCs/>
-          <w:sz w:val="18"/>
-          <w:szCs w:val="18"/>
-          <w:lang w:eastAsia="zh-CN"/>
-        </w:rPr>
-        <w:t>B级：无主带，降解均匀且降解区域主要集中在1500-5000bp之间</w:t>
-      </w:r>
-      <w:r>
-        <w:rPr>
-          <w:rFonts w:hint="eastAsia" w:ascii="Times New Roman" w:hAnsi="Times New Roman" w:eastAsia="微软雅黑" w:cs="Times New Roman"/>
-          <w:bCs/>
-          <w:sz w:val="18"/>
-          <w:szCs w:val="18"/>
-          <w:lang w:eastAsia="zh-CN"/>
-        </w:rPr>
-        <w:t>；</w:t>
-      </w:r>
-    </w:p>
-    <w:p>
-      <w:pPr>
-        <w:numPr>
-          <w:ilvl w:val="0"/>
-          <w:numId w:val="10"/>
-        </w:numPr>
-        <w:spacing w:line="270" w:lineRule="exact"/>
-        <w:ind w:left="613" w:leftChars="150" w:hanging="283"/>
-        <w:rPr>
-          <w:rFonts w:ascii="Times New Roman" w:hAnsi="Times New Roman" w:eastAsia="微软雅黑" w:cs="Times New Roman"/>
-          <w:bCs/>
-          <w:sz w:val="18"/>
-          <w:szCs w:val="18"/>
-          <w:lang w:eastAsia="zh-CN"/>
-        </w:rPr>
-      </w:pPr>
-      <w:r>
-        <w:rPr>
-          <w:rFonts w:ascii="Times New Roman" w:hAnsi="Times New Roman" w:eastAsia="微软雅黑" w:cs="Times New Roman"/>
-          <w:bCs/>
-          <w:sz w:val="18"/>
-          <w:szCs w:val="18"/>
-          <w:lang w:eastAsia="zh-CN"/>
-        </w:rPr>
-        <w:t>C级：无主带，降解均匀且降解区域主要集中在500-1500bp之间</w:t>
-      </w:r>
-      <w:r>
-        <w:rPr>
-          <w:rFonts w:hint="eastAsia" w:ascii="Times New Roman" w:hAnsi="Times New Roman" w:eastAsia="微软雅黑" w:cs="Times New Roman"/>
-          <w:bCs/>
-          <w:sz w:val="18"/>
-          <w:szCs w:val="18"/>
-          <w:lang w:eastAsia="zh-CN"/>
-        </w:rPr>
-        <w:t>；</w:t>
-      </w:r>
-    </w:p>
-    <w:p>
-      <w:pPr>
-        <w:numPr>
-          <w:ilvl w:val="0"/>
-          <w:numId w:val="10"/>
-        </w:numPr>
-        <w:spacing w:line="270" w:lineRule="exact"/>
-        <w:ind w:left="613" w:leftChars="150" w:hanging="283"/>
-        <w:rPr>
-          <w:rFonts w:ascii="Times New Roman" w:hAnsi="Times New Roman" w:eastAsia="微软雅黑" w:cs="Times New Roman"/>
-          <w:bCs/>
-          <w:sz w:val="18"/>
-          <w:szCs w:val="18"/>
-          <w:lang w:eastAsia="zh-CN"/>
-        </w:rPr>
-      </w:pPr>
-      <w:r>
-        <w:rPr>
-          <w:rFonts w:ascii="Times New Roman" w:hAnsi="Times New Roman" w:eastAsia="微软雅黑" w:cs="Times New Roman"/>
-          <w:bCs/>
-          <w:spacing w:val="3"/>
-          <w:sz w:val="18"/>
-          <w:szCs w:val="18"/>
-          <w:lang w:eastAsia="zh-CN"/>
-        </w:rPr>
-        <w:t>D级</w:t>
-      </w:r>
-      <w:r>
-        <w:rPr>
-          <w:rFonts w:ascii="Times New Roman" w:hAnsi="Times New Roman" w:eastAsia="微软雅黑" w:cs="Times New Roman"/>
-          <w:bCs/>
-          <w:sz w:val="18"/>
-          <w:szCs w:val="18"/>
-          <w:lang w:eastAsia="zh-CN"/>
-        </w:rPr>
-        <w:t>（</w:t>
-      </w:r>
-      <w:r>
-        <w:rPr>
-          <w:rFonts w:ascii="Times New Roman" w:hAnsi="Times New Roman" w:eastAsia="微软雅黑" w:cs="Times New Roman"/>
-          <w:bCs/>
-          <w:spacing w:val="1"/>
-          <w:sz w:val="18"/>
-          <w:szCs w:val="18"/>
-          <w:lang w:eastAsia="zh-CN"/>
-        </w:rPr>
-        <w:t>不合格</w:t>
-      </w:r>
-      <w:r>
-        <w:rPr>
-          <w:rFonts w:ascii="Times New Roman" w:hAnsi="Times New Roman" w:eastAsia="微软雅黑" w:cs="Times New Roman"/>
-          <w:bCs/>
-          <w:spacing w:val="-90"/>
-          <w:sz w:val="18"/>
-          <w:szCs w:val="18"/>
-          <w:lang w:eastAsia="zh-CN"/>
-        </w:rPr>
-        <w:t>）</w:t>
-      </w:r>
-      <w:r>
-        <w:rPr>
-          <w:rFonts w:ascii="Times New Roman" w:hAnsi="Times New Roman" w:eastAsia="微软雅黑" w:cs="Times New Roman"/>
-          <w:bCs/>
-          <w:sz w:val="18"/>
-          <w:szCs w:val="18"/>
-          <w:lang w:eastAsia="zh-CN"/>
-        </w:rPr>
-        <w:t>）：无主带，降解均匀且降解区域主要集中在500-1500bp</w:t>
-      </w:r>
-      <w:r>
-        <w:rPr>
-          <w:rFonts w:ascii="Times New Roman" w:hAnsi="Times New Roman" w:eastAsia="微软雅黑" w:cs="Times New Roman"/>
-          <w:bCs/>
-          <w:spacing w:val="-1"/>
-          <w:sz w:val="18"/>
-          <w:szCs w:val="18"/>
-          <w:lang w:eastAsia="zh-CN"/>
-        </w:rPr>
-        <w:t>之间，但总量介于</w:t>
-      </w:r>
-      <w:r>
-        <w:rPr>
-          <w:rFonts w:ascii="Times New Roman" w:hAnsi="Times New Roman" w:eastAsia="微软雅黑" w:cs="Times New Roman"/>
-          <w:bCs/>
-          <w:sz w:val="18"/>
-          <w:szCs w:val="18"/>
-          <w:lang w:eastAsia="zh-CN"/>
-        </w:rPr>
-        <w:t>100ng</w:t>
-      </w:r>
-      <w:r>
-        <w:rPr>
-          <w:rFonts w:ascii="Times New Roman" w:hAnsi="Times New Roman" w:eastAsia="微软雅黑" w:cs="Times New Roman"/>
-          <w:bCs/>
-          <w:spacing w:val="-3"/>
-          <w:sz w:val="18"/>
-          <w:szCs w:val="18"/>
-          <w:lang w:eastAsia="zh-CN"/>
-        </w:rPr>
-        <w:t>到</w:t>
-      </w:r>
-      <w:r>
-        <w:rPr>
-          <w:rFonts w:ascii="Times New Roman" w:hAnsi="Times New Roman" w:eastAsia="微软雅黑" w:cs="Times New Roman"/>
-          <w:bCs/>
-          <w:sz w:val="18"/>
-          <w:szCs w:val="18"/>
-          <w:lang w:eastAsia="zh-CN"/>
-        </w:rPr>
-        <w:t>300ng之间；或降解区</w:t>
-      </w:r>
-      <w:r>
-        <w:rPr>
-          <w:rFonts w:ascii="Times New Roman" w:hAnsi="Times New Roman" w:eastAsia="微软雅黑" w:cs="Times New Roman"/>
-          <w:bCs/>
-          <w:spacing w:val="-2"/>
-          <w:sz w:val="18"/>
-          <w:szCs w:val="18"/>
-          <w:lang w:eastAsia="zh-CN"/>
-        </w:rPr>
-        <w:t>域弥散在</w:t>
-      </w:r>
-      <w:r>
-        <w:rPr>
-          <w:rFonts w:ascii="Times New Roman" w:hAnsi="Times New Roman" w:eastAsia="微软雅黑" w:cs="Times New Roman"/>
-          <w:bCs/>
-          <w:sz w:val="18"/>
-          <w:szCs w:val="18"/>
-          <w:lang w:eastAsia="zh-CN"/>
-        </w:rPr>
-        <w:t>150-1000bp</w:t>
-      </w:r>
-      <w:r>
-        <w:rPr>
-          <w:rFonts w:ascii="Times New Roman" w:hAnsi="Times New Roman" w:eastAsia="微软雅黑" w:cs="Times New Roman"/>
-          <w:bCs/>
-          <w:spacing w:val="-2"/>
-          <w:sz w:val="18"/>
-          <w:szCs w:val="18"/>
-          <w:lang w:eastAsia="zh-CN"/>
-        </w:rPr>
-        <w:t>，或集中在</w:t>
-      </w:r>
-      <w:r>
-        <w:rPr>
-          <w:rFonts w:ascii="Times New Roman" w:hAnsi="Times New Roman" w:eastAsia="微软雅黑" w:cs="Times New Roman"/>
-          <w:bCs/>
-          <w:sz w:val="18"/>
-          <w:szCs w:val="18"/>
-          <w:lang w:eastAsia="zh-CN"/>
-        </w:rPr>
-        <w:t>500bp以下。</w:t>
+        <w:t>DNA降解程度：1-2级别样本质量较好，3级不能满足检测要求{% if summaryOfRresults.type == “blood” %}；cfDNA样本不适用于此项评估{% endif %}。</w:t>
       </w:r>
     </w:p>
     <w:p>
@@ -30813,32 +30088,17 @@
           <w:numId w:val="9"/>
         </w:numPr>
         <w:rPr>
+          <w:lang w:eastAsia="zh-CN"/>
+        </w:rPr>
+      </w:pPr>
+      <w:r>
+        <w:rPr>
           <w:rFonts w:hint="eastAsia" w:ascii="Times New Roman" w:hAnsi="Times New Roman" w:eastAsia="微软雅黑" w:cs="Times New Roman"/>
           <w:sz w:val="18"/>
           <w:lang w:eastAsia="zh-CN"/>
         </w:rPr>
-      </w:pPr>
-      <w:r>
-        <w:rPr>
-          <w:rFonts w:hint="eastAsia" w:ascii="Times New Roman" w:hAnsi="Times New Roman" w:eastAsia="微软雅黑" w:cs="Times New Roman"/>
-          <w:sz w:val="18"/>
-          <w:lang w:eastAsia="zh-CN"/>
-        </w:rPr>
         <w:t>总体质量评估：根据 DNA 平均测序深度进行评估，分为“合格”、“警戒“、”不合格”三个等级。总体质量评估为“警戒“或者“不合格”时，均会影响检测的准确性和敏感性。</w:t>
       </w:r>
-    </w:p>
-    <w:bookmarkEnd w:id="114"/>
-    <w:bookmarkEnd w:id="115"/>
-    <w:bookmarkEnd w:id="116"/>
-    <w:bookmarkEnd w:id="117"/>
-    <w:bookmarkEnd w:id="118"/>
-    <w:p>
-      <w:pPr>
-        <w:jc w:val="center"/>
-        <w:rPr>
-          <w:lang w:eastAsia="zh-CN"/>
-        </w:rPr>
-      </w:pPr>
     </w:p>
     <w:p>
       <w:pPr>
@@ -30887,11 +30147,11 @@
           <w:lang w:eastAsia="zh-CN"/>
         </w:rPr>
       </w:pPr>
-      <w:bookmarkStart w:id="119" w:name="_Toc31498"/>
-      <w:bookmarkStart w:id="120" w:name="_Toc4640"/>
-      <w:bookmarkStart w:id="121" w:name="_Toc28435"/>
-      <w:bookmarkStart w:id="122" w:name="_Toc107825567"/>
-      <w:bookmarkStart w:id="123" w:name="_Toc771"/>
+      <w:bookmarkStart w:id="114" w:name="_Toc31498"/>
+      <w:bookmarkStart w:id="115" w:name="_Toc107825567"/>
+      <w:bookmarkStart w:id="116" w:name="_Toc28435"/>
+      <w:bookmarkStart w:id="117" w:name="_Toc771"/>
+      <w:bookmarkStart w:id="118" w:name="_Toc4640"/>
       <w:r>
         <w:rPr>
           <w:rFonts w:hint="eastAsia" w:ascii="Times New Roman" w:hAnsi="Times New Roman"/>
@@ -30905,11 +30165,11 @@
       <w:bookmarkEnd w:id="111"/>
       <w:bookmarkEnd w:id="112"/>
       <w:bookmarkEnd w:id="113"/>
-      <w:bookmarkEnd w:id="119"/>
-      <w:bookmarkEnd w:id="120"/>
-      <w:bookmarkEnd w:id="121"/>
-      <w:bookmarkEnd w:id="122"/>
-      <w:bookmarkEnd w:id="123"/>
+      <w:bookmarkEnd w:id="114"/>
+      <w:bookmarkEnd w:id="115"/>
+      <w:bookmarkEnd w:id="116"/>
+      <w:bookmarkEnd w:id="117"/>
+      <w:bookmarkEnd w:id="118"/>
     </w:p>
     <w:bookmarkEnd w:id="21"/>
     <w:tbl>
@@ -30991,18 +30251,18 @@
                 </w14:textFill>
               </w:rPr>
             </w:pPr>
-            <w:bookmarkStart w:id="124" w:name="_Toc13557_WPSOffice_Level1"/>
-            <w:bookmarkStart w:id="125" w:name="_Toc15690"/>
-            <w:bookmarkStart w:id="126" w:name="_Toc25415_WPSOffice_Level1"/>
-            <w:bookmarkStart w:id="127" w:name="_Toc11823"/>
-            <w:bookmarkStart w:id="128" w:name="_Toc14645_WPSOffice_Level1"/>
-            <w:bookmarkStart w:id="129" w:name="_Toc107825568"/>
-            <w:bookmarkStart w:id="130" w:name="_Toc22381"/>
-            <w:bookmarkStart w:id="131" w:name="_Toc32730"/>
-            <w:bookmarkStart w:id="132" w:name="_Toc26985_WPSOffice_Level1"/>
-            <w:bookmarkStart w:id="133" w:name="_Toc5476"/>
-            <w:bookmarkStart w:id="134" w:name="_Toc28454_WPSOffice_Level1"/>
-            <w:bookmarkStart w:id="135" w:name="_Toc20170_WPSOffice_Level1"/>
+            <w:bookmarkStart w:id="119" w:name="_Toc32730"/>
+            <w:bookmarkStart w:id="120" w:name="_Toc14645_WPSOffice_Level1"/>
+            <w:bookmarkStart w:id="121" w:name="_Toc25415_WPSOffice_Level1"/>
+            <w:bookmarkStart w:id="122" w:name="_Toc13557_WPSOffice_Level1"/>
+            <w:bookmarkStart w:id="123" w:name="_Toc11823"/>
+            <w:bookmarkStart w:id="124" w:name="_Toc15690"/>
+            <w:bookmarkStart w:id="125" w:name="_Toc107825568"/>
+            <w:bookmarkStart w:id="126" w:name="_Toc22381"/>
+            <w:bookmarkStart w:id="127" w:name="_Toc28454_WPSOffice_Level1"/>
+            <w:bookmarkStart w:id="128" w:name="_Toc5476"/>
+            <w:bookmarkStart w:id="129" w:name="_Toc20170_WPSOffice_Level1"/>
+            <w:bookmarkStart w:id="130" w:name="_Toc26985_WPSOffice_Level1"/>
             <w:r>
               <w:rPr>
                 <w:rFonts w:hint="default" w:ascii="Times New Roman" w:hAnsi="Times New Roman" w:eastAsia="微软雅黑" w:cs="Times New Roman"/>
@@ -31562,14 +30822,14 @@
         <w:br w:type="page"/>
       </w:r>
     </w:p>
+    <w:bookmarkEnd w:id="119"/>
+    <w:bookmarkEnd w:id="120"/>
+    <w:bookmarkEnd w:id="121"/>
+    <w:bookmarkEnd w:id="122"/>
+    <w:bookmarkEnd w:id="123"/>
     <w:bookmarkEnd w:id="124"/>
     <w:bookmarkEnd w:id="125"/>
     <w:bookmarkEnd w:id="126"/>
-    <w:bookmarkEnd w:id="127"/>
-    <w:bookmarkEnd w:id="128"/>
-    <w:bookmarkEnd w:id="129"/>
-    <w:bookmarkEnd w:id="130"/>
-    <w:bookmarkEnd w:id="131"/>
     <w:p>
       <w:pPr>
         <w:pStyle w:val="3"/>
@@ -31602,17 +30862,17 @@
           <w:lang w:eastAsia="zh-CN"/>
         </w:rPr>
       </w:pPr>
-      <w:bookmarkStart w:id="136" w:name="_Toc16368_WPSOffice_Level1"/>
-      <w:bookmarkStart w:id="137" w:name="_Toc28910_WPSOffice_Level1"/>
-      <w:bookmarkStart w:id="138" w:name="_Toc11722"/>
-      <w:bookmarkStart w:id="139" w:name="_Toc107825569"/>
-      <w:bookmarkStart w:id="140" w:name="_Toc19099"/>
-      <w:bookmarkStart w:id="141" w:name="_Toc29696"/>
-      <w:bookmarkStart w:id="142" w:name="_Toc22484_WPSOffice_Level1"/>
-      <w:bookmarkStart w:id="143" w:name="_Toc7549"/>
-      <w:bookmarkStart w:id="144" w:name="_Toc10119"/>
-      <w:bookmarkStart w:id="145" w:name="_Toc5711"/>
-      <w:bookmarkStart w:id="146" w:name="_Toc14772"/>
+      <w:bookmarkStart w:id="131" w:name="_Toc29696"/>
+      <w:bookmarkStart w:id="132" w:name="_Toc107825569"/>
+      <w:bookmarkStart w:id="133" w:name="_Toc7549"/>
+      <w:bookmarkStart w:id="134" w:name="_Toc28910_WPSOffice_Level1"/>
+      <w:bookmarkStart w:id="135" w:name="_Toc19099"/>
+      <w:bookmarkStart w:id="136" w:name="_Toc5711"/>
+      <w:bookmarkStart w:id="137" w:name="_Toc14772"/>
+      <w:bookmarkStart w:id="138" w:name="_Toc10119"/>
+      <w:bookmarkStart w:id="139" w:name="_Toc22484_WPSOffice_Level1"/>
+      <w:bookmarkStart w:id="140" w:name="_Toc16368_WPSOffice_Level1"/>
+      <w:bookmarkStart w:id="141" w:name="_Toc11722"/>
       <w:r>
         <w:rPr>
           <w:rFonts w:hint="eastAsia" w:ascii="Times New Roman" w:hAnsi="Times New Roman"/>
@@ -31622,17 +30882,17 @@
         </w:rPr>
         <w:t>检测基因列表</w:t>
       </w:r>
+      <w:bookmarkEnd w:id="131"/>
+      <w:bookmarkEnd w:id="132"/>
+      <w:bookmarkEnd w:id="133"/>
+      <w:bookmarkEnd w:id="134"/>
+      <w:bookmarkEnd w:id="135"/>
       <w:bookmarkEnd w:id="136"/>
       <w:bookmarkEnd w:id="137"/>
       <w:bookmarkEnd w:id="138"/>
       <w:bookmarkEnd w:id="139"/>
       <w:bookmarkEnd w:id="140"/>
       <w:bookmarkEnd w:id="141"/>
-      <w:bookmarkEnd w:id="142"/>
-      <w:bookmarkEnd w:id="143"/>
-      <w:bookmarkEnd w:id="144"/>
-      <w:bookmarkEnd w:id="145"/>
-      <w:bookmarkEnd w:id="146"/>
     </w:p>
     <w:tbl>
       <w:tblPr>
@@ -32078,9 +31338,9 @@
           <w:lang w:eastAsia="zh-CN"/>
         </w:rPr>
       </w:pPr>
-      <w:bookmarkStart w:id="147" w:name="_Toc107825570"/>
-      <w:bookmarkStart w:id="148" w:name="_Toc27034"/>
-      <w:bookmarkStart w:id="149" w:name="_Toc8911"/>
+      <w:bookmarkStart w:id="142" w:name="_Toc107825570"/>
+      <w:bookmarkStart w:id="143" w:name="_Toc27034"/>
+      <w:bookmarkStart w:id="144" w:name="_Toc8911"/>
       <w:r>
         <w:rPr>
           <w:rFonts w:ascii="Times New Roman" w:hAnsi="Times New Roman" w:eastAsia="微软雅黑" w:cs="Times New Roman"/>
@@ -32168,10 +31428,10 @@
           <w:lang w:eastAsia="zh-CN"/>
         </w:rPr>
       </w:pPr>
-      <w:bookmarkStart w:id="150" w:name="_Toc12972"/>
-      <w:bookmarkStart w:id="151" w:name="_Toc14626"/>
-      <w:bookmarkStart w:id="152" w:name="_Toc15114"/>
-      <w:bookmarkStart w:id="153" w:name="_Toc3409"/>
+      <w:bookmarkStart w:id="145" w:name="_Toc3409"/>
+      <w:bookmarkStart w:id="146" w:name="_Toc15114"/>
+      <w:bookmarkStart w:id="147" w:name="_Toc12972"/>
+      <w:bookmarkStart w:id="148" w:name="_Toc14626"/>
       <w:r>
         <w:rPr>
           <w:rFonts w:hint="eastAsia"/>
@@ -32182,10 +31442,10 @@
         </w:rPr>
         <w:t>检测方法与局限性</w:t>
       </w:r>
-      <w:bookmarkEnd w:id="150"/>
-      <w:bookmarkEnd w:id="151"/>
-      <w:bookmarkEnd w:id="152"/>
-      <w:bookmarkEnd w:id="153"/>
+      <w:bookmarkEnd w:id="145"/>
+      <w:bookmarkEnd w:id="146"/>
+      <w:bookmarkEnd w:id="147"/>
+      <w:bookmarkEnd w:id="148"/>
     </w:p>
     <w:p>
       <w:pPr>
@@ -32379,13 +31639,13 @@
         <w:br w:type="page"/>
       </w:r>
     </w:p>
-    <w:bookmarkEnd w:id="132"/>
-    <w:bookmarkEnd w:id="133"/>
-    <w:bookmarkEnd w:id="134"/>
-    <w:bookmarkEnd w:id="135"/>
-    <w:bookmarkEnd w:id="147"/>
-    <w:bookmarkEnd w:id="148"/>
-    <w:bookmarkEnd w:id="149"/>
+    <w:bookmarkEnd w:id="127"/>
+    <w:bookmarkEnd w:id="128"/>
+    <w:bookmarkEnd w:id="129"/>
+    <w:bookmarkEnd w:id="130"/>
+    <w:bookmarkEnd w:id="142"/>
+    <w:bookmarkEnd w:id="143"/>
+    <w:bookmarkEnd w:id="144"/>
     <w:p>
       <w:pPr>
         <w:pStyle w:val="3"/>
@@ -32418,18 +31678,18 @@
           <w:lang w:eastAsia="zh-CN"/>
         </w:rPr>
       </w:pPr>
-      <w:bookmarkStart w:id="154" w:name="_Toc21361"/>
-      <w:bookmarkStart w:id="155" w:name="_Toc16927"/>
-      <w:bookmarkStart w:id="156" w:name="_Toc30837"/>
-      <w:bookmarkStart w:id="157" w:name="_Toc9662"/>
-      <w:bookmarkStart w:id="158" w:name="_Toc8838"/>
-      <w:bookmarkStart w:id="159" w:name="_Toc107825571"/>
-      <w:bookmarkStart w:id="160" w:name="_Toc19584_WPSOffice_Level1"/>
-      <w:bookmarkStart w:id="161" w:name="_Toc22623"/>
-      <w:bookmarkStart w:id="162" w:name="_Toc14611_WPSOffice_Level1"/>
-      <w:bookmarkStart w:id="163" w:name="_Toc17792_WPSOffice_Level2"/>
-      <w:bookmarkStart w:id="164" w:name="_Toc22162_WPSOffice_Level1"/>
-      <w:bookmarkStart w:id="165" w:name="_Toc13275"/>
+      <w:bookmarkStart w:id="149" w:name="_Toc16927"/>
+      <w:bookmarkStart w:id="150" w:name="_Toc8838"/>
+      <w:bookmarkStart w:id="151" w:name="_Toc21361"/>
+      <w:bookmarkStart w:id="152" w:name="_Toc30837"/>
+      <w:bookmarkStart w:id="153" w:name="_Toc107825571"/>
+      <w:bookmarkStart w:id="154" w:name="_Toc9662"/>
+      <w:bookmarkStart w:id="155" w:name="_Toc13275"/>
+      <w:bookmarkStart w:id="156" w:name="_Toc14611_WPSOffice_Level1"/>
+      <w:bookmarkStart w:id="157" w:name="_Toc17792_WPSOffice_Level2"/>
+      <w:bookmarkStart w:id="158" w:name="_Toc19584_WPSOffice_Level1"/>
+      <w:bookmarkStart w:id="159" w:name="_Toc22162_WPSOffice_Level1"/>
+      <w:bookmarkStart w:id="160" w:name="_Toc22623"/>
       <w:r>
         <w:rPr>
           <w:rFonts w:hint="eastAsia" w:ascii="Times New Roman" w:hAnsi="Times New Roman"/>
@@ -32439,19 +31699,19 @@
         </w:rPr>
         <w:t>参考文献</w:t>
       </w:r>
+      <w:bookmarkEnd w:id="149"/>
+      <w:bookmarkEnd w:id="150"/>
+      <w:bookmarkEnd w:id="151"/>
+      <w:bookmarkEnd w:id="152"/>
+      <w:bookmarkEnd w:id="153"/>
       <w:bookmarkEnd w:id="154"/>
-      <w:bookmarkEnd w:id="155"/>
-      <w:bookmarkEnd w:id="156"/>
-      <w:bookmarkEnd w:id="157"/>
-      <w:bookmarkEnd w:id="158"/>
-      <w:bookmarkEnd w:id="159"/>
     </w:p>
+    <w:bookmarkEnd w:id="155"/>
+    <w:bookmarkEnd w:id="156"/>
+    <w:bookmarkEnd w:id="157"/>
+    <w:bookmarkEnd w:id="158"/>
+    <w:bookmarkEnd w:id="159"/>
     <w:bookmarkEnd w:id="160"/>
-    <w:bookmarkEnd w:id="161"/>
-    <w:bookmarkEnd w:id="162"/>
-    <w:bookmarkEnd w:id="163"/>
-    <w:bookmarkEnd w:id="164"/>
-    <w:bookmarkEnd w:id="165"/>
     <w:p>
       <w:pPr>
         <w:pStyle w:val="32"/>
@@ -36466,23 +35726,6 @@
     </w:lvl>
   </w:abstractNum>
   <w:abstractNum w:abstractNumId="6">
-    <w:nsid w:val="58AABCAB"/>
-    <w:multiLevelType w:val="singleLevel"/>
-    <w:tmpl w:val="58AABCAB"/>
-    <w:lvl w:ilvl="0" w:tentative="0">
-      <w:start w:val="1"/>
-      <w:numFmt w:val="bullet"/>
-      <w:lvlText w:val=""/>
-      <w:lvlJc w:val="left"/>
-      <w:pPr>
-        <w:ind w:left="420" w:hanging="420"/>
-      </w:pPr>
-      <w:rPr>
-        <w:rFonts w:hint="default" w:ascii="Wingdings" w:hAnsi="Wingdings"/>
-      </w:rPr>
-    </w:lvl>
-  </w:abstractNum>
-  <w:abstractNum w:abstractNumId="7">
     <w:nsid w:val="5B812BEF"/>
     <w:multiLevelType w:val="multilevel"/>
     <w:tmpl w:val="5B812BEF"/>
@@ -36600,7 +35843,7 @@
       </w:rPr>
     </w:lvl>
   </w:abstractNum>
-  <w:abstractNum w:abstractNumId="8">
+  <w:abstractNum w:abstractNumId="7">
     <w:nsid w:val="64416983"/>
     <w:multiLevelType w:val="multilevel"/>
     <w:tmpl w:val="64416983"/>
@@ -36714,10 +35957,10 @@
       </w:rPr>
     </w:lvl>
   </w:abstractNum>
-  <w:abstractNum w:abstractNumId="9">
-    <w:nsid w:val="7505B097"/>
+  <w:abstractNum w:abstractNumId="8">
+    <w:nsid w:val="70C53F05"/>
     <w:multiLevelType w:val="multilevel"/>
-    <w:tmpl w:val="7505B097"/>
+    <w:tmpl w:val="70C53F05"/>
     <w:lvl w:ilvl="0" w:tentative="0">
       <w:start w:val="1"/>
       <w:numFmt w:val="decimal"/>
@@ -36857,10 +36100,10 @@
     <w:abstractNumId w:val="5"/>
   </w:num>
   <w:num w:numId="2">
-    <w:abstractNumId w:val="8"/>
+    <w:abstractNumId w:val="7"/>
   </w:num>
   <w:num w:numId="3">
-    <w:abstractNumId w:val="7"/>
+    <w:abstractNumId w:val="6"/>
   </w:num>
   <w:num w:numId="4">
     <w:abstractNumId w:val="1"/>
@@ -36878,10 +36121,7 @@
     <w:abstractNumId w:val="3"/>
   </w:num>
   <w:num w:numId="9">
-    <w:abstractNumId w:val="9"/>
-  </w:num>
-  <w:num w:numId="10">
-    <w:abstractNumId w:val="6"/>
+    <w:abstractNumId w:val="8"/>
   </w:num>
 </w:numbering>
 </file>
